--- a/GC-Path.docx
+++ b/GC-Path.docx
@@ -641,19 +641,11 @@
         </w:rPr>
         <w:t xml:space="preserve"> </w:t>
       </w:r>
-      <w:proofErr w:type="gramStart"/>
-      <w:r>
-        <w:rPr>
-          <w:sz w:val="24"/>
-        </w:rPr>
-        <w:t>spark</w:t>
-      </w:r>
-      <w:proofErr w:type="gramEnd"/>
-      <w:r>
-        <w:rPr>
-          <w:sz w:val="24"/>
-        </w:rPr>
-        <w:t xml:space="preserve"> or</w:t>
+      <w:r>
+        <w:rPr>
+          <w:sz w:val="24"/>
+        </w:rPr>
+        <w:t>spark or</w:t>
       </w:r>
       <w:r>
         <w:rPr>
@@ -2542,14 +2534,12 @@
         </w:rPr>
         <w:t xml:space="preserve"> </w:t>
       </w:r>
-      <w:proofErr w:type="gramStart"/>
       <w:r>
         <w:rPr>
           <w:spacing w:val="-2"/>
         </w:rPr>
         <w:t>goal—is</w:t>
       </w:r>
-      <w:proofErr w:type="gramEnd"/>
       <w:r>
         <w:rPr>
           <w:spacing w:val="-19"/>
@@ -7927,14 +7917,12 @@
         </w:rPr>
         <w:t xml:space="preserve"> </w:t>
       </w:r>
-      <w:proofErr w:type="gramStart"/>
       <w:r>
         <w:rPr>
           <w:spacing w:val="-4"/>
         </w:rPr>
         <w:t>This</w:t>
       </w:r>
-      <w:proofErr w:type="gramEnd"/>
       <w:r>
         <w:rPr>
           <w:spacing w:val="-20"/>
@@ -8175,21 +8163,12 @@
         </w:rPr>
         <w:t xml:space="preserve"> </w:t>
       </w:r>
-      <w:proofErr w:type="gramStart"/>
       <w:r>
         <w:rPr>
           <w:spacing w:val="-8"/>
           <w:sz w:val="24"/>
         </w:rPr>
-        <w:t>post—</w:t>
-      </w:r>
-      <w:proofErr w:type="gramEnd"/>
-      <w:r>
-        <w:rPr>
-          <w:spacing w:val="-8"/>
-          <w:sz w:val="24"/>
-        </w:rPr>
-        <w:t>the</w:t>
+        <w:t>post—the</w:t>
       </w:r>
       <w:r>
         <w:rPr>
@@ -9463,14 +9442,12 @@
         </w:rPr>
         <w:t xml:space="preserve"> </w:t>
       </w:r>
-      <w:proofErr w:type="gramStart"/>
       <w:r>
         <w:rPr>
           <w:w w:val="85"/>
         </w:rPr>
         <w:t>For</w:t>
       </w:r>
-      <w:proofErr w:type="gramEnd"/>
       <w:r>
         <w:rPr>
           <w:spacing w:val="-1"/>
@@ -12044,7 +12021,6 @@
           <w:sz w:val="24"/>
         </w:rPr>
       </w:pPr>
-      <w:proofErr w:type="gramStart"/>
       <w:r>
         <w:rPr>
           <w:spacing w:val="-4"/>
@@ -12052,7 +12028,6 @@
         </w:rPr>
         <w:t>Yeah</w:t>
       </w:r>
-      <w:proofErr w:type="gramEnd"/>
       <w:r>
         <w:rPr>
           <w:spacing w:val="-27"/>
@@ -12667,19 +12642,11 @@
         </w:rPr>
         <w:t xml:space="preserve"> </w:t>
       </w:r>
-      <w:proofErr w:type="gramStart"/>
-      <w:r>
-        <w:rPr>
-          <w:spacing w:val="-2"/>
-        </w:rPr>
-        <w:t>position—</w:t>
-      </w:r>
-      <w:proofErr w:type="gramEnd"/>
-      <w:r>
-        <w:rPr>
-          <w:spacing w:val="-2"/>
-        </w:rPr>
-        <w:t>it</w:t>
+      <w:r>
+        <w:rPr>
+          <w:spacing w:val="-2"/>
+        </w:rPr>
+        <w:t>position—it</w:t>
       </w:r>
       <w:r>
         <w:rPr>
@@ -14728,14 +14695,12 @@
         </w:rPr>
         <w:t xml:space="preserve"> </w:t>
       </w:r>
-      <w:proofErr w:type="gramStart"/>
       <w:r>
         <w:rPr>
           <w:spacing w:val="-2"/>
         </w:rPr>
         <w:t>to</w:t>
       </w:r>
-      <w:proofErr w:type="gramEnd"/>
       <w:r>
         <w:rPr>
           <w:spacing w:val="-19"/>
@@ -17315,21 +17280,7 @@
         <w:rPr>
           <w:w w:val="90"/>
         </w:rPr>
-        <w:t xml:space="preserve">Ans: To </w:t>
-      </w:r>
-      <w:proofErr w:type="gramStart"/>
-      <w:r>
-        <w:rPr>
-          <w:w w:val="90"/>
-        </w:rPr>
-        <w:t>search</w:t>
-      </w:r>
-      <w:proofErr w:type="gramEnd"/>
-      <w:r>
-        <w:rPr>
-          <w:w w:val="90"/>
-        </w:rPr>
-        <w:t xml:space="preserve"> </w:t>
+        <w:t xml:space="preserve">Ans: To search </w:t>
       </w:r>
       <w:r>
         <w:rPr>
@@ -31293,7 +31244,56 @@
         <w:rPr>
           <w:lang w:val="en-CA"/>
         </w:rPr>
-        <w:t xml:space="preserve">. </w:t>
+        <w:t>.</w:t>
+      </w:r>
+    </w:p>
+    <w:p>
+      <w:pPr>
+        <w:pStyle w:val="BodyText"/>
+        <w:spacing w:line="280" w:lineRule="auto"/>
+        <w:ind w:left="720"/>
+        <w:rPr>
+          <w:lang w:val="en-CA"/>
+        </w:rPr>
+      </w:pPr>
+    </w:p>
+    <w:p>
+      <w:pPr>
+        <w:pStyle w:val="BodyText"/>
+        <w:spacing w:line="280" w:lineRule="auto"/>
+        <w:ind w:left="720"/>
+        <w:rPr>
+          <w:lang w:val="en-CA"/>
+        </w:rPr>
+      </w:pPr>
+      <w:r>
+        <w:rPr>
+          <w:b/>
+          <w:bCs/>
+          <w:lang w:val="en-CA"/>
+        </w:rPr>
+        <w:t xml:space="preserve">Parks Canada Jobs: </w:t>
+      </w:r>
+      <w:hyperlink r:id="rId8" w:history="1">
+        <w:r>
+          <w:rPr>
+            <w:rStyle w:val="Hyperlink"/>
+            <w:lang w:val="en-CA"/>
+          </w:rPr>
+          <w:t>https://parks.canada.ca/agence-agency/emplois-jobs</w:t>
+        </w:r>
+      </w:hyperlink>
+      <w:r>
+        <w:rPr>
+          <w:lang w:val="en-CA"/>
+        </w:rPr>
+        <w:t xml:space="preserve"> </w:t>
+      </w:r>
+      <w:r>
+        <w:rPr>
+          <w:lang w:val="en-CA"/>
+        </w:rPr>
+        <w:t xml:space="preserve"> </w:t>
       </w:r>
     </w:p>
     <w:p>
@@ -31874,7 +31874,6 @@
           <w:bCs/>
           <w:lang w:val="en-CA"/>
         </w:rPr>
-        <w:lastRenderedPageBreak/>
         <w:t>Visitor Services Officer</w:t>
       </w:r>
       <w:r>
@@ -32262,7 +32261,14 @@
               <w:rPr>
                 <w:lang w:val="en-CA"/>
               </w:rPr>
-              <w:t xml:space="preserve">LAW ENFORCEMENT &amp; COMPLIANCE (Your Core) </w:t>
+              <w:t xml:space="preserve">LAW ENFORCEMENT &amp; COMPLIANCE (Your </w:t>
+            </w:r>
+            <w:r>
+              <w:rPr>
+                <w:lang w:val="en-CA"/>
+              </w:rPr>
+              <w:lastRenderedPageBreak/>
+              <w:t xml:space="preserve">Core) </w:t>
             </w:r>
           </w:p>
         </w:tc>
@@ -32282,6 +32288,7 @@
               <w:rPr>
                 <w:lang w:val="en-CA"/>
               </w:rPr>
+              <w:lastRenderedPageBreak/>
               <w:t xml:space="preserve">FIELD OPERATIONS &amp; SAFETY (Area to Build) </w:t>
             </w:r>
           </w:p>
@@ -32336,7 +32343,6 @@
           <w:b/>
           <w:bCs/>
         </w:rPr>
-        <w:lastRenderedPageBreak/>
         <w:t>Certifications &amp; Tactical Training (High Priority)</w:t>
       </w:r>
     </w:p>
@@ -32716,18 +32722,11 @@
           <w:b/>
           <w:bCs/>
         </w:rPr>
+        <w:lastRenderedPageBreak/>
         <w:t>Public Education:</w:t>
       </w:r>
       <w:r>
-        <w:t xml:space="preserve"> Highlight how you communicate complex </w:t>
-      </w:r>
-      <w:proofErr w:type="gramStart"/>
-      <w:r>
-        <w:t>by-laws</w:t>
-      </w:r>
-      <w:proofErr w:type="gramEnd"/>
-      <w:r>
-        <w:t xml:space="preserve"> to the public in a firm yet professional manner.</w:t>
+        <w:t xml:space="preserve"> Highlight how you communicate complex by-laws to the public in a firm yet professional manner.</w:t>
       </w:r>
     </w:p>
     <w:p>
@@ -33173,13 +33172,11 @@
         <w:t>Secret Security Clearance</w:t>
       </w:r>
       <w:r>
-        <w:t xml:space="preserve"> (which includes a comprehensive background check, financial checks, and fingerprinting), plus a clean driving record (Class 5 Driver's </w:t>
-      </w:r>
-      <w:r>
-        <w:t>License</w:t>
-      </w:r>
-      <w:r>
-        <w:t>).</w:t>
+        <w:t xml:space="preserve"> (which includes a comprehensive background check, financial checks, and </w:t>
+      </w:r>
+      <w:r>
+        <w:lastRenderedPageBreak/>
+        <w:t>fingerprinting), plus a clean driving record (Class 5 Driver's License).</w:t>
       </w:r>
     </w:p>
     <w:p>
@@ -33210,7 +33207,6 @@
           <w:b/>
           <w:bCs/>
         </w:rPr>
-        <w:lastRenderedPageBreak/>
         <w:t>Medical &amp; Psychological Screening:</w:t>
       </w:r>
       <w:r>
@@ -33467,15 +33463,7 @@
               <w:spacing w:line="280" w:lineRule="auto"/>
             </w:pPr>
             <w:r>
-              <w:t xml:space="preserve">Essential </w:t>
-            </w:r>
-            <w:proofErr w:type="gramStart"/>
-            <w:r>
-              <w:t>qualification</w:t>
-            </w:r>
-            <w:proofErr w:type="gramEnd"/>
-            <w:r>
-              <w:t xml:space="preserve"> for backcountry and isolated field operations.</w:t>
+              <w:t>Essential qualification for backcountry and isolated field operations.</w:t>
             </w:r>
           </w:p>
         </w:tc>
@@ -33658,15 +33646,7 @@
               <w:spacing w:line="280" w:lineRule="auto"/>
             </w:pPr>
             <w:r>
-              <w:t xml:space="preserve">Shows readiness to integrate into multi-agency </w:t>
-            </w:r>
-            <w:proofErr w:type="gramStart"/>
-            <w:r>
-              <w:t>emergency</w:t>
-            </w:r>
-            <w:proofErr w:type="gramEnd"/>
-            <w:r>
-              <w:t xml:space="preserve"> or search-and-rescue responses.</w:t>
+              <w:t>Shows readiness to integrate into multi-agency emergency or search-and-rescue responses.</w:t>
             </w:r>
           </w:p>
         </w:tc>
@@ -33730,14 +33710,7 @@
                 <w:b/>
                 <w:bCs/>
               </w:rPr>
-              <w:t>Need</w:t>
-            </w:r>
-            <w:r>
-              <w:rPr>
-                <w:b/>
-                <w:bCs/>
-              </w:rPr>
-              <w:t>ed</w:t>
+              <w:t>Needed</w:t>
             </w:r>
             <w:r>
               <w:t xml:space="preserve"> for obtaining a PAL (Possession and Acquisition License), a major asset for armed warden roles.</w:t>
@@ -33779,7 +33752,6 @@
           <w:b/>
           <w:bCs/>
         </w:rPr>
-        <w:lastRenderedPageBreak/>
         <w:t>How to Highlight Your Current Work on Your Resume</w:t>
       </w:r>
     </w:p>
@@ -34097,7 +34069,11 @@
         <w:t>"On-Call" or standby rotation overnight</w:t>
       </w:r>
       <w:r>
-        <w:t xml:space="preserve"> to respond to urgent late-night dispatch calls or emergencies.</w:t>
+        <w:t xml:space="preserve"> to respond to urgent late-night dispatch calls or </w:t>
+      </w:r>
+      <w:r>
+        <w:lastRenderedPageBreak/>
+        <w:t>emergencies.</w:t>
       </w:r>
     </w:p>
     <w:p>
@@ -34127,7 +34103,6 @@
           <w:b/>
           <w:bCs/>
         </w:rPr>
-        <w:lastRenderedPageBreak/>
         <w:t>Visitor Safety &amp; Patrol Officers (Operational Support)</w:t>
       </w:r>
     </w:p>
@@ -34179,15 +34154,7 @@
         <w:t>Day &amp; Evening Shifts:</w:t>
       </w:r>
       <w:r>
-        <w:t xml:space="preserve"> Most routine patrols take place when visitors are </w:t>
-      </w:r>
-      <w:proofErr w:type="gramStart"/>
-      <w:r>
-        <w:t>active—</w:t>
-      </w:r>
-      <w:proofErr w:type="gramEnd"/>
-      <w:r>
-        <w:t>typically between early morning (e.g., 6:00 AM) and late evening (e.g., 10:00 PM or 11:00 PM).</w:t>
+        <w:t xml:space="preserve"> Most routine patrols take place when visitors are active—typically between early morning (e.g., 6:00 AM) and late evening (e.g., 10:00 PM or 11:00 PM).</w:t>
       </w:r>
     </w:p>
     <w:p>
@@ -34383,15 +34350,7 @@
         <w:ind w:left="720"/>
       </w:pPr>
       <w:r>
-        <w:t xml:space="preserve">If you prefer a structured schedule, winter off-seasons and administrative/investigative assignments lean much closer to standard daytime hours. However, being open to flexible hours, standby status, and evening/weekend shifts </w:t>
-      </w:r>
-      <w:proofErr w:type="gramStart"/>
-      <w:r>
-        <w:t>is</w:t>
-      </w:r>
-      <w:proofErr w:type="gramEnd"/>
-      <w:r>
-        <w:t xml:space="preserve"> a core requirement when applying for front-line field enforcement.</w:t>
+        <w:t>If you prefer a structured schedule, winter off-seasons and administrative/investigative assignments lean much closer to standard daytime hours. However, being open to flexible hours, standby status, and evening/weekend shifts is a core requirement when applying for front-line field enforcement.</w:t>
       </w:r>
     </w:p>
     <w:p>
@@ -34450,7 +34409,6 @@
         <w:ind w:left="720"/>
       </w:pPr>
       <w:r>
-        <w:lastRenderedPageBreak/>
         <w:t>Seasonal hiring is the primary gateway into Parks Canada. Because park visitor volume peaks drastically between Victoria Day (late May) and Thanksgiving (October), Parks Canada recruits thousands of seasonal employees each year to handle field operations, visitor safety, and law enforcement.</w:t>
       </w:r>
     </w:p>
@@ -34936,7 +34894,6 @@
           <w:b/>
           <w:bCs/>
         </w:rPr>
-        <w:lastRenderedPageBreak/>
         <w:t>April – May: Security Clearances, Physical Testing &amp; Training</w:t>
       </w:r>
     </w:p>
@@ -40178,6 +40135,7 @@
   <w:style w:type="character" w:default="1" w:styleId="DefaultParagraphFont">
     <w:name w:val="Default Paragraph Font"/>
     <w:uiPriority w:val="1"/>
+    <w:semiHidden/>
     <w:unhideWhenUsed/>
   </w:style>
   <w:style w:type="table" w:default="1" w:styleId="TableNormal">

--- a/GC-Path.docx
+++ b/GC-Path.docx
@@ -35226,6 +35226,1128 @@
       <w:r>
         <w:t xml:space="preserve"> Having seasonal federal law enforcement experience on your resume drastically increases your score when applying to other federal regulatory bodies, such as Fisheries and Oceans Canada (DFO), Environment Canada (ECCC), or the Canada Border Services Agency (CBSA).</w:t>
       </w:r>
+    </w:p>
+    <w:p>
+      <w:pPr>
+        <w:pStyle w:val="ListParagraph"/>
+        <w:rPr>
+          <w:lang w:val="en-CA"/>
+        </w:rPr>
+      </w:pPr>
+    </w:p>
+    <w:p>
+      <w:pPr>
+        <w:pStyle w:val="BodyText"/>
+        <w:spacing w:line="280" w:lineRule="auto"/>
+        <w:ind w:left="720"/>
+        <w:rPr>
+          <w:lang w:val="en-CA"/>
+        </w:rPr>
+      </w:pPr>
+    </w:p>
+    <w:p>
+      <w:pPr>
+        <w:pStyle w:val="BodyText"/>
+        <w:spacing w:line="280" w:lineRule="auto"/>
+        <w:ind w:left="720"/>
+        <w:rPr>
+          <w:lang w:val="en-CA"/>
+        </w:rPr>
+      </w:pPr>
+    </w:p>
+    <w:p>
+      <w:pPr>
+        <w:pStyle w:val="BodyText"/>
+        <w:spacing w:line="280" w:lineRule="auto"/>
+        <w:ind w:left="720"/>
+        <w:rPr>
+          <w:lang w:val="en-CA"/>
+        </w:rPr>
+      </w:pPr>
+    </w:p>
+    <w:p>
+      <w:pPr>
+        <w:pStyle w:val="BodyText"/>
+        <w:spacing w:line="280" w:lineRule="auto"/>
+        <w:ind w:left="720"/>
+        <w:rPr>
+          <w:lang w:val="en-CA"/>
+        </w:rPr>
+      </w:pPr>
+    </w:p>
+    <w:p>
+      <w:pPr>
+        <w:pStyle w:val="BodyText"/>
+        <w:spacing w:line="280" w:lineRule="auto"/>
+        <w:ind w:left="720"/>
+        <w:rPr>
+          <w:lang w:val="en-CA"/>
+        </w:rPr>
+      </w:pPr>
+    </w:p>
+    <w:p>
+      <w:pPr>
+        <w:pStyle w:val="BodyText"/>
+        <w:spacing w:line="280" w:lineRule="auto"/>
+        <w:ind w:left="720"/>
+        <w:rPr>
+          <w:lang w:val="en-CA"/>
+        </w:rPr>
+      </w:pPr>
+      <w:r>
+        <w:rPr>
+          <w:lang w:val="en-CA"/>
+        </w:rPr>
+        <w:lastRenderedPageBreak/>
+        <w:t xml:space="preserve">This is a completely valid and smart boundary to set. Walking away from a permanent year-round job, full municipal benefits, and year-round stability for 4-month seasonal contract carries real financial risk – especially when you are managing long-term life and family priorities. </w:t>
+      </w:r>
+    </w:p>
+    <w:p>
+      <w:pPr>
+        <w:pStyle w:val="BodyText"/>
+        <w:spacing w:line="280" w:lineRule="auto"/>
+        <w:ind w:left="720"/>
+        <w:rPr>
+          <w:lang w:val="en-CA"/>
+        </w:rPr>
+      </w:pPr>
+    </w:p>
+    <w:p>
+      <w:pPr>
+        <w:pStyle w:val="BodyText"/>
+        <w:spacing w:line="280" w:lineRule="auto"/>
+        <w:ind w:left="720"/>
+        <w:rPr>
+          <w:b/>
+          <w:bCs/>
+          <w:lang w:val="en-CA"/>
+        </w:rPr>
+      </w:pPr>
+      <w:r>
+        <w:rPr>
+          <w:lang w:val="en-CA"/>
+        </w:rPr>
+        <w:t xml:space="preserve">You do not need to settle for seasonal work to join Parks Canada. While seasonal roles ae common, Parks Canada also hires directly for the </w:t>
+      </w:r>
+      <w:r>
+        <w:rPr>
+          <w:b/>
+          <w:bCs/>
+          <w:lang w:val="en-CA"/>
+        </w:rPr>
+        <w:t>permanent year-round (indeterminate) positions.</w:t>
+      </w:r>
+    </w:p>
+    <w:p>
+      <w:pPr>
+        <w:pStyle w:val="BodyText"/>
+        <w:spacing w:line="280" w:lineRule="auto"/>
+        <w:ind w:left="720"/>
+        <w:rPr>
+          <w:b/>
+          <w:bCs/>
+          <w:lang w:val="en-CA"/>
+        </w:rPr>
+      </w:pPr>
+    </w:p>
+    <w:p>
+      <w:pPr>
+        <w:pStyle w:val="BodyText"/>
+        <w:spacing w:line="280" w:lineRule="auto"/>
+        <w:ind w:left="720"/>
+        <w:rPr>
+          <w:b/>
+          <w:bCs/>
+          <w:lang w:val="en-CA"/>
+        </w:rPr>
+      </w:pPr>
+      <w:r>
+        <w:rPr>
+          <w:b/>
+          <w:bCs/>
+          <w:lang w:val="en-CA"/>
+        </w:rPr>
+        <w:t>How to Target Year-Round Parks Canada Roles</w:t>
+      </w:r>
+    </w:p>
+    <w:p>
+      <w:pPr>
+        <w:pStyle w:val="BodyText"/>
+        <w:spacing w:line="280" w:lineRule="auto"/>
+        <w:ind w:left="720"/>
+        <w:rPr>
+          <w:b/>
+          <w:bCs/>
+          <w:lang w:val="en-CA"/>
+        </w:rPr>
+      </w:pPr>
+    </w:p>
+    <w:p>
+      <w:pPr>
+        <w:pStyle w:val="BodyText"/>
+        <w:numPr>
+          <w:ilvl w:val="1"/>
+          <w:numId w:val="11"/>
+        </w:numPr>
+        <w:spacing w:line="280" w:lineRule="auto"/>
+        <w:rPr>
+          <w:b/>
+          <w:bCs/>
+          <w:lang w:val="en-CA"/>
+        </w:rPr>
+      </w:pPr>
+      <w:r>
+        <w:rPr>
+          <w:b/>
+          <w:bCs/>
+          <w:lang w:val="en-CA"/>
+        </w:rPr>
+        <w:t>Filter Strictly for “Indeterminate”</w:t>
+      </w:r>
+    </w:p>
+    <w:p>
+      <w:pPr>
+        <w:pStyle w:val="BodyText"/>
+        <w:spacing w:line="280" w:lineRule="auto"/>
+        <w:ind w:left="1080"/>
+        <w:rPr>
+          <w:b/>
+          <w:bCs/>
+          <w:lang w:val="en-CA"/>
+        </w:rPr>
+      </w:pPr>
+    </w:p>
+    <w:p>
+      <w:pPr>
+        <w:pStyle w:val="BodyText"/>
+        <w:spacing w:line="280" w:lineRule="auto"/>
+        <w:ind w:left="1080"/>
+        <w:rPr>
+          <w:lang w:val="en-CA"/>
+        </w:rPr>
+      </w:pPr>
+      <w:r>
+        <w:rPr>
+          <w:lang w:val="en-CA"/>
+        </w:rPr>
+        <w:t xml:space="preserve">When searching the </w:t>
+      </w:r>
+      <w:r>
+        <w:rPr>
+          <w:b/>
+          <w:bCs/>
+          <w:lang w:val="en-CA"/>
+        </w:rPr>
+        <w:t xml:space="preserve">GC Jobs (canada.ca/government-jobs), </w:t>
+      </w:r>
+      <w:r>
+        <w:rPr>
+          <w:lang w:val="en-CA"/>
+        </w:rPr>
+        <w:t xml:space="preserve">look at the </w:t>
+      </w:r>
+      <w:r>
+        <w:rPr>
+          <w:b/>
+          <w:bCs/>
+          <w:lang w:val="en-CA"/>
+        </w:rPr>
+        <w:t xml:space="preserve">Tenure / Employment Status </w:t>
+      </w:r>
+      <w:r>
+        <w:rPr>
+          <w:lang w:val="en-CA"/>
+        </w:rPr>
+        <w:t>field on every posting:</w:t>
+      </w:r>
+    </w:p>
+    <w:p>
+      <w:pPr>
+        <w:pStyle w:val="BodyText"/>
+        <w:spacing w:line="280" w:lineRule="auto"/>
+        <w:ind w:left="1080"/>
+        <w:rPr>
+          <w:lang w:val="en-CA"/>
+        </w:rPr>
+      </w:pPr>
+    </w:p>
+    <w:p>
+      <w:pPr>
+        <w:pStyle w:val="BodyText"/>
+        <w:numPr>
+          <w:ilvl w:val="0"/>
+          <w:numId w:val="37"/>
+        </w:numPr>
+        <w:spacing w:line="280" w:lineRule="auto"/>
+        <w:rPr>
+          <w:lang w:val="en-CA"/>
+        </w:rPr>
+      </w:pPr>
+      <w:r>
+        <w:rPr>
+          <w:b/>
+          <w:bCs/>
+          <w:lang w:val="en-CA"/>
+        </w:rPr>
+        <w:t xml:space="preserve">Indeterminate: </w:t>
+      </w:r>
+      <w:r>
+        <w:rPr>
+          <w:lang w:val="en-CA"/>
+        </w:rPr>
+        <w:t>This is the official federal term for a permanent, ongoing, year-round job.</w:t>
+      </w:r>
+    </w:p>
+    <w:p>
+      <w:pPr>
+        <w:pStyle w:val="BodyText"/>
+        <w:spacing w:line="280" w:lineRule="auto"/>
+        <w:ind w:left="1800"/>
+        <w:rPr>
+          <w:b/>
+          <w:bCs/>
+          <w:lang w:val="en-CA"/>
+        </w:rPr>
+      </w:pPr>
+    </w:p>
+    <w:p>
+      <w:pPr>
+        <w:pStyle w:val="BodyText"/>
+        <w:numPr>
+          <w:ilvl w:val="0"/>
+          <w:numId w:val="37"/>
+        </w:numPr>
+        <w:spacing w:line="280" w:lineRule="auto"/>
+        <w:rPr>
+          <w:lang w:val="en-CA"/>
+        </w:rPr>
+      </w:pPr>
+      <w:r>
+        <w:rPr>
+          <w:b/>
+          <w:bCs/>
+          <w:lang w:val="en-CA"/>
+        </w:rPr>
+        <w:t xml:space="preserve">Term: </w:t>
+      </w:r>
+      <w:r>
+        <w:rPr>
+          <w:lang w:val="en-CA"/>
+        </w:rPr>
+        <w:t xml:space="preserve">A fixed-length contract (e.g., 12 months, 24 months). A 1-year or 2-year Term role is often worth considering because it offers full year-round pay and benefits, but </w:t>
+      </w:r>
+      <w:r>
+        <w:rPr>
+          <w:b/>
+          <w:bCs/>
+          <w:lang w:val="en-CA"/>
+        </w:rPr>
+        <w:t xml:space="preserve">Indeterminate </w:t>
+      </w:r>
+      <w:r>
+        <w:rPr>
+          <w:lang w:val="en-CA"/>
+        </w:rPr>
+        <w:t xml:space="preserve">is the ultimate goal. </w:t>
+      </w:r>
+    </w:p>
+    <w:p>
+      <w:pPr>
+        <w:pStyle w:val="ListParagraph"/>
+        <w:rPr>
+          <w:lang w:val="en-CA"/>
+        </w:rPr>
+      </w:pPr>
+    </w:p>
+    <w:p>
+      <w:pPr>
+        <w:pStyle w:val="BodyText"/>
+        <w:numPr>
+          <w:ilvl w:val="0"/>
+          <w:numId w:val="37"/>
+        </w:numPr>
+        <w:spacing w:line="280" w:lineRule="auto"/>
+        <w:rPr>
+          <w:lang w:val="en-CA"/>
+        </w:rPr>
+      </w:pPr>
+      <w:r>
+        <w:rPr>
+          <w:b/>
+          <w:bCs/>
+          <w:lang w:val="en-CA"/>
+        </w:rPr>
+        <w:t xml:space="preserve">Specified Period / Seasonal: </w:t>
+      </w:r>
+      <w:r>
+        <w:rPr>
+          <w:lang w:val="en-CA"/>
+        </w:rPr>
+        <w:t xml:space="preserve">Avoid these postings. </w:t>
+      </w:r>
+    </w:p>
+    <w:p>
+      <w:pPr>
+        <w:pStyle w:val="ListParagraph"/>
+        <w:rPr>
+          <w:lang w:val="en-CA"/>
+        </w:rPr>
+      </w:pPr>
+    </w:p>
+    <w:p>
+      <w:pPr>
+        <w:pStyle w:val="BodyText"/>
+        <w:spacing w:line="280" w:lineRule="auto"/>
+        <w:ind w:left="1800"/>
+        <w:rPr>
+          <w:lang w:val="en-CA"/>
+        </w:rPr>
+      </w:pPr>
+    </w:p>
+    <w:p>
+      <w:pPr>
+        <w:pStyle w:val="BodyText"/>
+        <w:numPr>
+          <w:ilvl w:val="1"/>
+          <w:numId w:val="11"/>
+        </w:numPr>
+        <w:spacing w:line="280" w:lineRule="auto"/>
+        <w:rPr>
+          <w:b/>
+          <w:bCs/>
+          <w:lang w:val="en-CA"/>
+        </w:rPr>
+      </w:pPr>
+      <w:r>
+        <w:rPr>
+          <w:b/>
+          <w:bCs/>
+          <w:lang w:val="en-CA"/>
+        </w:rPr>
+        <w:t>Focus on Year-Round Parks &amp; Historic Sites</w:t>
+      </w:r>
+    </w:p>
+    <w:p>
+      <w:pPr>
+        <w:pStyle w:val="BodyText"/>
+        <w:spacing w:line="280" w:lineRule="auto"/>
+        <w:ind w:left="1080"/>
+        <w:rPr>
+          <w:b/>
+          <w:bCs/>
+          <w:lang w:val="en-CA"/>
+        </w:rPr>
+      </w:pPr>
+    </w:p>
+    <w:p>
+      <w:pPr>
+        <w:pStyle w:val="BodyText"/>
+        <w:spacing w:line="280" w:lineRule="auto"/>
+        <w:ind w:left="1080"/>
+        <w:rPr>
+          <w:lang w:val="en-CA"/>
+        </w:rPr>
+      </w:pPr>
+      <w:r>
+        <w:rPr>
+          <w:lang w:val="en-CA"/>
+        </w:rPr>
+        <w:t xml:space="preserve">Not all the Parks Canada sites close in October. Major national parks and administrative units operate year-round. </w:t>
+      </w:r>
+    </w:p>
+    <w:p>
+      <w:pPr>
+        <w:pStyle w:val="BodyText"/>
+        <w:spacing w:line="280" w:lineRule="auto"/>
+        <w:ind w:left="1080"/>
+        <w:rPr>
+          <w:lang w:val="en-CA"/>
+        </w:rPr>
+      </w:pPr>
+    </w:p>
+    <w:p>
+      <w:pPr>
+        <w:pStyle w:val="BodyText"/>
+        <w:numPr>
+          <w:ilvl w:val="0"/>
+          <w:numId w:val="38"/>
+        </w:numPr>
+        <w:spacing w:line="280" w:lineRule="auto"/>
+        <w:rPr>
+          <w:lang w:val="en-CA"/>
+        </w:rPr>
+      </w:pPr>
+      <w:r>
+        <w:rPr>
+          <w:b/>
+          <w:bCs/>
+          <w:lang w:val="en-CA"/>
+        </w:rPr>
+        <w:t xml:space="preserve">Atlantic Region Sites: </w:t>
+      </w:r>
+      <w:proofErr w:type="spellStart"/>
+      <w:r>
+        <w:rPr>
+          <w:lang w:val="en-CA"/>
+        </w:rPr>
+        <w:t>Kejimkujik</w:t>
+      </w:r>
+      <w:proofErr w:type="spellEnd"/>
+      <w:r>
+        <w:rPr>
+          <w:lang w:val="en-CA"/>
+        </w:rPr>
+        <w:t xml:space="preserve"> National Park, Cape Breton Highlands National Park, Fundy National Park, and Citadel Hill (Halifax) maintain the year-round operational, law enforcement, and resource conservation staff. </w:t>
+      </w:r>
+    </w:p>
+    <w:p>
+      <w:pPr>
+        <w:pStyle w:val="BodyText"/>
+        <w:spacing w:line="280" w:lineRule="auto"/>
+        <w:ind w:left="1800"/>
+        <w:rPr>
+          <w:b/>
+          <w:bCs/>
+          <w:lang w:val="en-CA"/>
+        </w:rPr>
+      </w:pPr>
+    </w:p>
+    <w:p>
+      <w:pPr>
+        <w:pStyle w:val="BodyText"/>
+        <w:numPr>
+          <w:ilvl w:val="0"/>
+          <w:numId w:val="38"/>
+        </w:numPr>
+        <w:spacing w:line="280" w:lineRule="auto"/>
+        <w:rPr>
+          <w:lang w:val="en-CA"/>
+        </w:rPr>
+      </w:pPr>
+      <w:r>
+        <w:rPr>
+          <w:b/>
+          <w:bCs/>
+          <w:lang w:val="en-CA"/>
+        </w:rPr>
+        <w:t xml:space="preserve">Field Units &amp; Regional Offices: </w:t>
+      </w:r>
+      <w:r>
+        <w:rPr>
+          <w:lang w:val="en-CA"/>
+        </w:rPr>
+        <w:t xml:space="preserve">Main administrative and operational headquarters (such as the Atlantic Service Centre in Halifax) employ year-round officers, compliance analysts, and operational coordinators. </w:t>
+      </w:r>
+    </w:p>
+    <w:p>
+      <w:pPr>
+        <w:pStyle w:val="ListParagraph"/>
+        <w:rPr>
+          <w:lang w:val="en-CA"/>
+        </w:rPr>
+      </w:pPr>
+    </w:p>
+    <w:p>
+      <w:pPr>
+        <w:pStyle w:val="BodyText"/>
+        <w:spacing w:line="280" w:lineRule="auto"/>
+        <w:ind w:left="1800"/>
+        <w:rPr>
+          <w:lang w:val="en-CA"/>
+        </w:rPr>
+      </w:pPr>
+    </w:p>
+    <w:p>
+      <w:pPr>
+        <w:pStyle w:val="BodyText"/>
+        <w:numPr>
+          <w:ilvl w:val="1"/>
+          <w:numId w:val="11"/>
+        </w:numPr>
+        <w:spacing w:line="280" w:lineRule="auto"/>
+        <w:rPr>
+          <w:b/>
+          <w:bCs/>
+          <w:lang w:val="en-CA"/>
+        </w:rPr>
+      </w:pPr>
+      <w:r>
+        <w:rPr>
+          <w:b/>
+          <w:bCs/>
+          <w:lang w:val="en-CA"/>
+        </w:rPr>
+        <w:lastRenderedPageBreak/>
+        <w:t>Classification Streams for Year-Round Roles</w:t>
+      </w:r>
+    </w:p>
+    <w:p>
+      <w:pPr>
+        <w:pStyle w:val="BodyText"/>
+        <w:spacing w:line="280" w:lineRule="auto"/>
+        <w:ind w:left="1440"/>
+        <w:rPr>
+          <w:b/>
+          <w:bCs/>
+          <w:lang w:val="en-CA"/>
+        </w:rPr>
+      </w:pPr>
+    </w:p>
+    <w:tbl>
+      <w:tblPr>
+        <w:tblStyle w:val="TableGrid"/>
+        <w:tblW w:w="0" w:type="auto"/>
+        <w:tblInd w:w="1440" w:type="dxa"/>
+        <w:tblLook w:val="04A0" w:firstRow="1" w:lastRow="0" w:firstColumn="1" w:lastColumn="0" w:noHBand="0" w:noVBand="1"/>
+      </w:tblPr>
+      <w:tblGrid>
+        <w:gridCol w:w="2801"/>
+        <w:gridCol w:w="2587"/>
+        <w:gridCol w:w="2748"/>
+      </w:tblGrid>
+      <w:tr>
+        <w:tc>
+          <w:tcPr>
+            <w:tcW w:w="3192" w:type="dxa"/>
+          </w:tcPr>
+          <w:p>
+            <w:pPr>
+              <w:pStyle w:val="BodyText"/>
+              <w:spacing w:line="280" w:lineRule="auto"/>
+              <w:rPr>
+                <w:b/>
+                <w:bCs/>
+                <w:lang w:val="en-CA"/>
+              </w:rPr>
+            </w:pPr>
+            <w:r>
+              <w:rPr>
+                <w:b/>
+                <w:bCs/>
+                <w:lang w:val="en-CA"/>
+              </w:rPr>
+              <w:t xml:space="preserve">Classification </w:t>
+            </w:r>
+          </w:p>
+        </w:tc>
+        <w:tc>
+          <w:tcPr>
+            <w:tcW w:w="3192" w:type="dxa"/>
+          </w:tcPr>
+          <w:p>
+            <w:pPr>
+              <w:pStyle w:val="BodyText"/>
+              <w:spacing w:line="280" w:lineRule="auto"/>
+              <w:rPr>
+                <w:b/>
+                <w:bCs/>
+                <w:lang w:val="en-CA"/>
+              </w:rPr>
+            </w:pPr>
+            <w:r>
+              <w:rPr>
+                <w:b/>
+                <w:bCs/>
+                <w:lang w:val="en-CA"/>
+              </w:rPr>
+              <w:t xml:space="preserve">Typical Job Titles </w:t>
+            </w:r>
+          </w:p>
+        </w:tc>
+        <w:tc>
+          <w:tcPr>
+            <w:tcW w:w="3192" w:type="dxa"/>
+          </w:tcPr>
+          <w:p>
+            <w:pPr>
+              <w:pStyle w:val="BodyText"/>
+              <w:spacing w:line="280" w:lineRule="auto"/>
+              <w:rPr>
+                <w:b/>
+                <w:bCs/>
+                <w:lang w:val="en-CA"/>
+              </w:rPr>
+            </w:pPr>
+            <w:r>
+              <w:rPr>
+                <w:b/>
+                <w:bCs/>
+                <w:lang w:val="en-CA"/>
+              </w:rPr>
+              <w:t>Operational Reality</w:t>
+            </w:r>
+          </w:p>
+        </w:tc>
+      </w:tr>
+      <w:tr>
+        <w:tc>
+          <w:tcPr>
+            <w:tcW w:w="3192" w:type="dxa"/>
+          </w:tcPr>
+          <w:p>
+            <w:pPr>
+              <w:pStyle w:val="BodyText"/>
+              <w:spacing w:line="280" w:lineRule="auto"/>
+              <w:rPr>
+                <w:b/>
+                <w:bCs/>
+                <w:lang w:val="en-CA"/>
+              </w:rPr>
+            </w:pPr>
+            <w:r>
+              <w:rPr>
+                <w:b/>
+                <w:bCs/>
+                <w:lang w:val="en-CA"/>
+              </w:rPr>
+              <w:t>GT-03/GT-04</w:t>
+            </w:r>
+          </w:p>
+        </w:tc>
+        <w:tc>
+          <w:tcPr>
+            <w:tcW w:w="3192" w:type="dxa"/>
+          </w:tcPr>
+          <w:p>
+            <w:pPr>
+              <w:pStyle w:val="BodyText"/>
+              <w:spacing w:line="280" w:lineRule="auto"/>
+              <w:rPr>
+                <w:b/>
+                <w:bCs/>
+                <w:lang w:val="en-CA"/>
+              </w:rPr>
+            </w:pPr>
+          </w:p>
+        </w:tc>
+        <w:tc>
+          <w:tcPr>
+            <w:tcW w:w="3192" w:type="dxa"/>
+          </w:tcPr>
+          <w:p>
+            <w:pPr>
+              <w:pStyle w:val="BodyText"/>
+              <w:spacing w:line="280" w:lineRule="auto"/>
+              <w:rPr>
+                <w:b/>
+                <w:bCs/>
+                <w:lang w:val="en-CA"/>
+              </w:rPr>
+            </w:pPr>
+          </w:p>
+        </w:tc>
+      </w:tr>
+    </w:tbl>
+    <w:p>
+      <w:pPr>
+        <w:pStyle w:val="BodyText"/>
+        <w:spacing w:line="280" w:lineRule="auto"/>
+        <w:rPr>
+          <w:b/>
+          <w:bCs/>
+          <w:lang w:val="en-CA"/>
+        </w:rPr>
+      </w:pPr>
+    </w:p>
+    <w:p>
+      <w:pPr>
+        <w:pStyle w:val="BodyText"/>
+        <w:spacing w:line="280" w:lineRule="auto"/>
+        <w:rPr>
+          <w:b/>
+          <w:bCs/>
+          <w:lang w:val="en-CA"/>
+        </w:rPr>
+      </w:pPr>
+      <w:r>
+        <w:rPr>
+          <w:b/>
+          <w:bCs/>
+          <w:lang w:val="en-CA"/>
+        </w:rPr>
+        <w:tab/>
+      </w:r>
+      <w:r>
+        <w:rPr>
+          <w:b/>
+          <w:bCs/>
+          <w:lang w:val="en-CA"/>
+        </w:rPr>
+        <w:tab/>
+      </w:r>
+    </w:p>
+    <w:p>
+      <w:pPr>
+        <w:pStyle w:val="BodyText"/>
+        <w:spacing w:line="280" w:lineRule="auto"/>
+      </w:pPr>
+      <w:r>
+        <w:rPr>
+          <w:b/>
+          <w:bCs/>
+          <w:lang w:val="en-CA"/>
+        </w:rPr>
+        <w:tab/>
+        <w:t xml:space="preserve">        </w:t>
+      </w:r>
+      <w:r>
+        <w:rPr>
+          <w:i/>
+          <w:iCs/>
+        </w:rPr>
+        <w:t>(General Technical)</w:t>
+      </w:r>
+      <w:r>
+        <w:t xml:space="preserve"> | Park Warden, Resource Conservation Officer, Public Safety Officer | Front-line enforcement, wildlife management, and safety operations. Many positions are permanent year-round, particularly in larger parks.</w:t>
+      </w:r>
+    </w:p>
+    <w:p>
+      <w:pPr>
+        <w:pStyle w:val="BodyText"/>
+        <w:spacing w:line="280" w:lineRule="auto"/>
+        <w:rPr>
+          <w:b/>
+          <w:bCs/>
+        </w:rPr>
+      </w:pPr>
+    </w:p>
+    <w:p>
+      <w:pPr>
+        <w:pStyle w:val="BodyText"/>
+        <w:spacing w:line="280" w:lineRule="auto"/>
+        <w:rPr>
+          <w:lang w:val="en-CA"/>
+        </w:rPr>
+      </w:pPr>
+      <w:r>
+        <w:rPr>
+          <w:b/>
+          <w:bCs/>
+          <w:lang w:val="en-CA"/>
+        </w:rPr>
+        <w:t>PM-03 / PM-04</w:t>
+      </w:r>
+    </w:p>
+    <w:p>
+      <w:pPr>
+        <w:pStyle w:val="BodyText"/>
+        <w:spacing w:line="280" w:lineRule="auto"/>
+        <w:rPr>
+          <w:lang w:val="en-CA"/>
+        </w:rPr>
+      </w:pPr>
+      <w:r>
+        <w:rPr>
+          <w:lang w:val="en-CA"/>
+        </w:rPr>
+        <w:br/>
+      </w:r>
+    </w:p>
+    <w:p>
+      <w:pPr>
+        <w:pStyle w:val="BodyText"/>
+        <w:spacing w:line="280" w:lineRule="auto"/>
+        <w:rPr>
+          <w:lang w:val="en-CA"/>
+        </w:rPr>
+      </w:pPr>
+      <w:r>
+        <w:rPr>
+          <w:i/>
+          <w:iCs/>
+          <w:lang w:val="en-CA"/>
+        </w:rPr>
+        <w:t>(Program Administration)</w:t>
+      </w:r>
+      <w:r>
+        <w:rPr>
+          <w:lang w:val="en-CA"/>
+        </w:rPr>
+        <w:t xml:space="preserve"> | Operations Coordinator, Visitor Experience Team Leader, Compliance Analyst | Administrative, policy, and operational support roles based out of regional offices. These are predominantly permanent 9-to-5, year-round positions.</w:t>
+      </w:r>
+    </w:p>
+    <w:p>
+      <w:pPr>
+        <w:pStyle w:val="BodyText"/>
+        <w:spacing w:line="280" w:lineRule="auto"/>
+        <w:rPr>
+          <w:lang w:val="en-CA"/>
+        </w:rPr>
+      </w:pPr>
+    </w:p>
+    <w:p>
+      <w:pPr>
+        <w:pStyle w:val="BodyText"/>
+        <w:spacing w:line="280" w:lineRule="auto"/>
+        <w:rPr>
+          <w:lang w:val="en-CA"/>
+        </w:rPr>
+      </w:pPr>
+      <w:r>
+        <w:rPr>
+          <w:b/>
+          <w:bCs/>
+          <w:lang w:val="en-CA"/>
+        </w:rPr>
+        <w:t>EG-03 / EG-04</w:t>
+      </w:r>
+    </w:p>
+    <w:p>
+      <w:pPr>
+        <w:pStyle w:val="BodyText"/>
+        <w:spacing w:line="280" w:lineRule="auto"/>
+        <w:rPr>
+          <w:lang w:val="en-CA"/>
+        </w:rPr>
+      </w:pPr>
+      <w:r>
+        <w:rPr>
+          <w:lang w:val="en-CA"/>
+        </w:rPr>
+        <w:br/>
+      </w:r>
+    </w:p>
+    <w:p>
+      <w:pPr>
+        <w:pStyle w:val="BodyText"/>
+        <w:spacing w:line="280" w:lineRule="auto"/>
+        <w:rPr>
+          <w:lang w:val="en-CA"/>
+        </w:rPr>
+      </w:pPr>
+      <w:r>
+        <w:rPr>
+          <w:i/>
+          <w:iCs/>
+          <w:lang w:val="en-CA"/>
+        </w:rPr>
+        <w:t>(Engineering &amp; Scientific Support)</w:t>
+      </w:r>
+      <w:r>
+        <w:rPr>
+          <w:lang w:val="en-CA"/>
+        </w:rPr>
+        <w:t xml:space="preserve"> | Resource Conservation Specialist, Environmental Impact Officer | Field and office work monitoring ecosystem health, wildlife tracking, and environmental compliance.</w:t>
+      </w:r>
+    </w:p>
+    <w:p>
+      <w:pPr>
+        <w:pStyle w:val="BodyText"/>
+        <w:spacing w:line="280" w:lineRule="auto"/>
+        <w:rPr>
+          <w:lang w:val="en-CA"/>
+        </w:rPr>
+      </w:pPr>
+    </w:p>
+    <w:p>
+      <w:pPr>
+        <w:pStyle w:val="BodyText"/>
+        <w:spacing w:line="280" w:lineRule="auto"/>
+        <w:rPr>
+          <w:b/>
+          <w:bCs/>
+        </w:rPr>
+      </w:pPr>
+      <w:r>
+        <w:rPr>
+          <w:b/>
+          <w:bCs/>
+        </w:rPr>
+        <w:t>The Smart Career Strategy</w:t>
+      </w:r>
+    </w:p>
+    <w:p>
+      <w:pPr>
+        <w:pStyle w:val="BodyText"/>
+        <w:spacing w:line="280" w:lineRule="auto"/>
+        <w:rPr>
+          <w:b/>
+          <w:bCs/>
+        </w:rPr>
+      </w:pPr>
+    </w:p>
+    <w:p>
+      <w:pPr>
+        <w:pStyle w:val="BodyText"/>
+        <w:spacing w:line="280" w:lineRule="auto"/>
+        <w:rPr>
+          <w:b/>
+          <w:bCs/>
+        </w:rPr>
+      </w:pPr>
+      <w:r>
+        <w:t xml:space="preserve">Since you already have a stable permanent job, </w:t>
+      </w:r>
+      <w:r>
+        <w:rPr>
+          <w:b/>
+          <w:bCs/>
+        </w:rPr>
+        <w:t>you hold all the leverage:</w:t>
+      </w:r>
+    </w:p>
+    <w:p>
+      <w:pPr>
+        <w:pStyle w:val="BodyText"/>
+        <w:spacing w:line="280" w:lineRule="auto"/>
+        <w:rPr>
+          <w:b/>
+          <w:bCs/>
+        </w:rPr>
+      </w:pPr>
+    </w:p>
+    <w:p>
+      <w:pPr>
+        <w:pStyle w:val="BodyText"/>
+        <w:numPr>
+          <w:ilvl w:val="0"/>
+          <w:numId w:val="39"/>
+        </w:numPr>
+        <w:spacing w:line="280" w:lineRule="auto"/>
+        <w:rPr>
+          <w:b/>
+          <w:bCs/>
+        </w:rPr>
+      </w:pPr>
+      <w:r>
+        <w:rPr>
+          <w:b/>
+          <w:bCs/>
+        </w:rPr>
+        <w:t xml:space="preserve">Keep your municipal role as your financial foundation: </w:t>
+      </w:r>
+      <w:r>
+        <w:t>Enjoy the stability, 9-to-5 schedule, and steady paycheck while you build you</w:t>
+      </w:r>
+      <w:r>
+        <w:t>r</w:t>
+      </w:r>
+      <w:r>
+        <w:t xml:space="preserve"> skills locally. </w:t>
+      </w:r>
+    </w:p>
+    <w:p>
+      <w:pPr>
+        <w:pStyle w:val="BodyText"/>
+        <w:spacing w:line="280" w:lineRule="auto"/>
+        <w:ind w:left="720"/>
+        <w:rPr>
+          <w:b/>
+          <w:bCs/>
+        </w:rPr>
+      </w:pPr>
+    </w:p>
+    <w:p>
+      <w:pPr>
+        <w:pStyle w:val="BodyText"/>
+        <w:numPr>
+          <w:ilvl w:val="0"/>
+          <w:numId w:val="39"/>
+        </w:numPr>
+        <w:spacing w:line="280" w:lineRule="auto"/>
+        <w:rPr>
+          <w:b/>
+          <w:bCs/>
+        </w:rPr>
+      </w:pPr>
+      <w:r>
+        <w:rPr>
+          <w:b/>
+          <w:bCs/>
+        </w:rPr>
+        <w:t xml:space="preserve">Apply exclusively to Indeterminate (Permanent) or 1+ Year Term postings: </w:t>
+      </w:r>
+      <w:r>
+        <w:t xml:space="preserve">Do not compromise on the seasonal work. Only submit the applications for the federal roles that offer the year-round stability. </w:t>
+      </w:r>
+    </w:p>
+    <w:p>
+      <w:pPr>
+        <w:pStyle w:val="ListParagraph"/>
+        <w:rPr>
+          <w:b/>
+          <w:bCs/>
+        </w:rPr>
+      </w:pPr>
+    </w:p>
+    <w:p>
+      <w:pPr>
+        <w:pStyle w:val="BodyText"/>
+        <w:numPr>
+          <w:ilvl w:val="0"/>
+          <w:numId w:val="39"/>
+        </w:numPr>
+        <w:spacing w:line="280" w:lineRule="auto"/>
+        <w:rPr>
+          <w:b/>
+          <w:bCs/>
+        </w:rPr>
+      </w:pPr>
+      <w:r>
+        <w:rPr>
+          <w:b/>
+          <w:bCs/>
+        </w:rPr>
+        <w:t xml:space="preserve">Use the long recruitment timeline to your advantage: </w:t>
+      </w:r>
+      <w:r>
+        <w:t xml:space="preserve">Since the federal competitions take 6 to 12 months from application to job offer, you can comfortably run through the selection processes in the background while continuing your daily work in Antigonish. </w:t>
+      </w:r>
+    </w:p>
+    <w:p>
+      <w:pPr>
+        <w:pStyle w:val="ListParagraph"/>
+        <w:rPr>
+          <w:b/>
+          <w:bCs/>
+        </w:rPr>
+      </w:pPr>
+    </w:p>
+    <w:p>
+      <w:pPr>
+        <w:pStyle w:val="BodyText"/>
+        <w:spacing w:line="280" w:lineRule="auto"/>
+        <w:ind w:left="720"/>
+        <w:rPr>
+          <w:b/>
+          <w:bCs/>
+        </w:rPr>
+      </w:pPr>
+    </w:p>
+    <w:p>
+      <w:pPr>
+        <w:pStyle w:val="ListParagraph"/>
+        <w:rPr>
+          <w:b/>
+          <w:bCs/>
+        </w:rPr>
+      </w:pPr>
+    </w:p>
+    <w:p>
+      <w:pPr>
+        <w:pStyle w:val="BodyText"/>
+        <w:numPr>
+          <w:ilvl w:val="0"/>
+          <w:numId w:val="2"/>
+        </w:numPr>
+        <w:spacing w:line="280" w:lineRule="auto"/>
+        <w:rPr>
+          <w:b/>
+          <w:bCs/>
+        </w:rPr>
+      </w:pPr>
+      <w:r>
+        <w:t xml:space="preserve">This approach gives you the best of both worlds: zero risk to your current income with a direct path toward a permanent, year-round federal career. </w:t>
+      </w:r>
+    </w:p>
+    <w:p>
+      <w:pPr>
+        <w:pStyle w:val="BodyText"/>
+        <w:spacing w:line="280" w:lineRule="auto"/>
+        <w:rPr>
+          <w:lang w:val="en-CA"/>
+        </w:rPr>
+      </w:pPr>
     </w:p>
     <w:p>
       <w:pPr>
@@ -35508,574 +36630,15 @@
     </w:lvl>
   </w:abstractNum>
   <w:abstractNum w:abstractNumId="2" w15:restartNumberingAfterBreak="0">
-    <w:nsid w:val="072C5C08"/>
+    <w:nsid w:val="05693630"/>
     <w:multiLevelType w:val="hybridMultilevel"/>
-    <w:tmpl w:val="F5E61024"/>
-    <w:lvl w:ilvl="0" w:tplc="8C88CB36">
-      <w:start w:val="1"/>
-      <w:numFmt w:val="lowerRoman"/>
-      <w:lvlText w:val="%1)"/>
-      <w:lvlJc w:val="left"/>
-      <w:pPr>
-        <w:ind w:left="1080" w:hanging="720"/>
-      </w:pPr>
-      <w:rPr>
-        <w:rFonts w:ascii="Tahoma" w:eastAsia="Tahoma" w:hAnsi="Tahoma" w:cs="Tahoma" w:hint="default"/>
-        <w:b/>
-        <w:bCs/>
-        <w:i w:val="0"/>
-        <w:iCs w:val="0"/>
-        <w:spacing w:val="0"/>
-        <w:w w:val="64"/>
-        <w:sz w:val="24"/>
-        <w:szCs w:val="24"/>
-        <w:lang w:val="en-US" w:eastAsia="en-US" w:bidi="ar-SA"/>
-      </w:rPr>
-    </w:lvl>
-    <w:lvl w:ilvl="1" w:tplc="62526994">
+    <w:tmpl w:val="65F6F684"/>
+    <w:lvl w:ilvl="0" w:tplc="62526994">
       <w:numFmt w:val="bullet"/>
       <w:lvlText w:val=""/>
       <w:lvlJc w:val="left"/>
       <w:pPr>
-        <w:ind w:left="1800" w:hanging="360"/>
-      </w:pPr>
-      <w:rPr>
-        <w:rFonts w:ascii="Wingdings" w:eastAsia="Wingdings" w:hAnsi="Wingdings" w:cs="Wingdings" w:hint="default"/>
-        <w:b w:val="0"/>
-        <w:bCs w:val="0"/>
-        <w:i w:val="0"/>
-        <w:iCs w:val="0"/>
-        <w:spacing w:val="0"/>
-        <w:w w:val="99"/>
-        <w:sz w:val="24"/>
-        <w:szCs w:val="24"/>
-        <w:lang w:val="en-US" w:eastAsia="en-US" w:bidi="ar-SA"/>
-      </w:rPr>
-    </w:lvl>
-    <w:lvl w:ilvl="2" w:tplc="B6161868">
-      <w:numFmt w:val="bullet"/>
-      <w:lvlText w:val="•"/>
-      <w:lvlJc w:val="left"/>
-      <w:pPr>
-        <w:ind w:left="2640" w:hanging="360"/>
-      </w:pPr>
-      <w:rPr>
-        <w:rFonts w:hint="default"/>
-        <w:lang w:val="en-US" w:eastAsia="en-US" w:bidi="ar-SA"/>
-      </w:rPr>
-    </w:lvl>
-    <w:lvl w:ilvl="3" w:tplc="D7EAC380">
-      <w:numFmt w:val="bullet"/>
-      <w:lvlText w:val="•"/>
-      <w:lvlJc w:val="left"/>
-      <w:pPr>
-        <w:ind w:left="3480" w:hanging="360"/>
-      </w:pPr>
-      <w:rPr>
-        <w:rFonts w:hint="default"/>
-        <w:lang w:val="en-US" w:eastAsia="en-US" w:bidi="ar-SA"/>
-      </w:rPr>
-    </w:lvl>
-    <w:lvl w:ilvl="4" w:tplc="B798D3B8">
-      <w:numFmt w:val="bullet"/>
-      <w:lvlText w:val="•"/>
-      <w:lvlJc w:val="left"/>
-      <w:pPr>
-        <w:ind w:left="4320" w:hanging="360"/>
-      </w:pPr>
-      <w:rPr>
-        <w:rFonts w:hint="default"/>
-        <w:lang w:val="en-US" w:eastAsia="en-US" w:bidi="ar-SA"/>
-      </w:rPr>
-    </w:lvl>
-    <w:lvl w:ilvl="5" w:tplc="F8E28B2E">
-      <w:numFmt w:val="bullet"/>
-      <w:lvlText w:val="•"/>
-      <w:lvlJc w:val="left"/>
-      <w:pPr>
-        <w:ind w:left="5160" w:hanging="360"/>
-      </w:pPr>
-      <w:rPr>
-        <w:rFonts w:hint="default"/>
-        <w:lang w:val="en-US" w:eastAsia="en-US" w:bidi="ar-SA"/>
-      </w:rPr>
-    </w:lvl>
-    <w:lvl w:ilvl="6" w:tplc="0B60E54E">
-      <w:numFmt w:val="bullet"/>
-      <w:lvlText w:val="•"/>
-      <w:lvlJc w:val="left"/>
-      <w:pPr>
-        <w:ind w:left="6000" w:hanging="360"/>
-      </w:pPr>
-      <w:rPr>
-        <w:rFonts w:hint="default"/>
-        <w:lang w:val="en-US" w:eastAsia="en-US" w:bidi="ar-SA"/>
-      </w:rPr>
-    </w:lvl>
-    <w:lvl w:ilvl="7" w:tplc="A1EEBB34">
-      <w:numFmt w:val="bullet"/>
-      <w:lvlText w:val="•"/>
-      <w:lvlJc w:val="left"/>
-      <w:pPr>
-        <w:ind w:left="6840" w:hanging="360"/>
-      </w:pPr>
-      <w:rPr>
-        <w:rFonts w:hint="default"/>
-        <w:lang w:val="en-US" w:eastAsia="en-US" w:bidi="ar-SA"/>
-      </w:rPr>
-    </w:lvl>
-    <w:lvl w:ilvl="8" w:tplc="65F498AE">
-      <w:numFmt w:val="bullet"/>
-      <w:lvlText w:val="•"/>
-      <w:lvlJc w:val="left"/>
-      <w:pPr>
-        <w:ind w:left="7680" w:hanging="360"/>
-      </w:pPr>
-      <w:rPr>
-        <w:rFonts w:hint="default"/>
-        <w:lang w:val="en-US" w:eastAsia="en-US" w:bidi="ar-SA"/>
-      </w:rPr>
-    </w:lvl>
-  </w:abstractNum>
-  <w:abstractNum w:abstractNumId="3" w15:restartNumberingAfterBreak="0">
-    <w:nsid w:val="10664524"/>
-    <w:multiLevelType w:val="hybridMultilevel"/>
-    <w:tmpl w:val="2E6AF222"/>
-    <w:lvl w:ilvl="0" w:tplc="1009000F">
-      <w:start w:val="1"/>
-      <w:numFmt w:val="decimal"/>
-      <w:lvlText w:val="%1."/>
-      <w:lvlJc w:val="left"/>
-      <w:pPr>
         <w:ind w:left="720" w:hanging="360"/>
-      </w:pPr>
-      <w:rPr>
-        <w:rFonts w:hint="default"/>
-      </w:rPr>
-    </w:lvl>
-    <w:lvl w:ilvl="1" w:tplc="10090019" w:tentative="1">
-      <w:start w:val="1"/>
-      <w:numFmt w:val="lowerLetter"/>
-      <w:lvlText w:val="%2."/>
-      <w:lvlJc w:val="left"/>
-      <w:pPr>
-        <w:ind w:left="1440" w:hanging="360"/>
-      </w:pPr>
-    </w:lvl>
-    <w:lvl w:ilvl="2" w:tplc="1009001B" w:tentative="1">
-      <w:start w:val="1"/>
-      <w:numFmt w:val="lowerRoman"/>
-      <w:lvlText w:val="%3."/>
-      <w:lvlJc w:val="right"/>
-      <w:pPr>
-        <w:ind w:left="2160" w:hanging="180"/>
-      </w:pPr>
-    </w:lvl>
-    <w:lvl w:ilvl="3" w:tplc="1009000F" w:tentative="1">
-      <w:start w:val="1"/>
-      <w:numFmt w:val="decimal"/>
-      <w:lvlText w:val="%4."/>
-      <w:lvlJc w:val="left"/>
-      <w:pPr>
-        <w:ind w:left="2880" w:hanging="360"/>
-      </w:pPr>
-    </w:lvl>
-    <w:lvl w:ilvl="4" w:tplc="10090019" w:tentative="1">
-      <w:start w:val="1"/>
-      <w:numFmt w:val="lowerLetter"/>
-      <w:lvlText w:val="%5."/>
-      <w:lvlJc w:val="left"/>
-      <w:pPr>
-        <w:ind w:left="3600" w:hanging="360"/>
-      </w:pPr>
-    </w:lvl>
-    <w:lvl w:ilvl="5" w:tplc="1009001B" w:tentative="1">
-      <w:start w:val="1"/>
-      <w:numFmt w:val="lowerRoman"/>
-      <w:lvlText w:val="%6."/>
-      <w:lvlJc w:val="right"/>
-      <w:pPr>
-        <w:ind w:left="4320" w:hanging="180"/>
-      </w:pPr>
-    </w:lvl>
-    <w:lvl w:ilvl="6" w:tplc="1009000F" w:tentative="1">
-      <w:start w:val="1"/>
-      <w:numFmt w:val="decimal"/>
-      <w:lvlText w:val="%7."/>
-      <w:lvlJc w:val="left"/>
-      <w:pPr>
-        <w:ind w:left="5040" w:hanging="360"/>
-      </w:pPr>
-    </w:lvl>
-    <w:lvl w:ilvl="7" w:tplc="10090019" w:tentative="1">
-      <w:start w:val="1"/>
-      <w:numFmt w:val="lowerLetter"/>
-      <w:lvlText w:val="%8."/>
-      <w:lvlJc w:val="left"/>
-      <w:pPr>
-        <w:ind w:left="5760" w:hanging="360"/>
-      </w:pPr>
-    </w:lvl>
-    <w:lvl w:ilvl="8" w:tplc="1009001B" w:tentative="1">
-      <w:start w:val="1"/>
-      <w:numFmt w:val="lowerRoman"/>
-      <w:lvlText w:val="%9."/>
-      <w:lvlJc w:val="right"/>
-      <w:pPr>
-        <w:ind w:left="6480" w:hanging="180"/>
-      </w:pPr>
-    </w:lvl>
-  </w:abstractNum>
-  <w:abstractNum w:abstractNumId="4" w15:restartNumberingAfterBreak="0">
-    <w:nsid w:val="11DD0676"/>
-    <w:multiLevelType w:val="hybridMultilevel"/>
-    <w:tmpl w:val="89BA3632"/>
-    <w:lvl w:ilvl="0" w:tplc="1009000F">
-      <w:start w:val="1"/>
-      <w:numFmt w:val="decimal"/>
-      <w:lvlText w:val="%1."/>
-      <w:lvlJc w:val="left"/>
-      <w:pPr>
-        <w:ind w:left="720" w:hanging="360"/>
-      </w:pPr>
-      <w:rPr>
-        <w:rFonts w:hint="default"/>
-      </w:rPr>
-    </w:lvl>
-    <w:lvl w:ilvl="1" w:tplc="10090019" w:tentative="1">
-      <w:start w:val="1"/>
-      <w:numFmt w:val="lowerLetter"/>
-      <w:lvlText w:val="%2."/>
-      <w:lvlJc w:val="left"/>
-      <w:pPr>
-        <w:ind w:left="1440" w:hanging="360"/>
-      </w:pPr>
-    </w:lvl>
-    <w:lvl w:ilvl="2" w:tplc="1009001B" w:tentative="1">
-      <w:start w:val="1"/>
-      <w:numFmt w:val="lowerRoman"/>
-      <w:lvlText w:val="%3."/>
-      <w:lvlJc w:val="right"/>
-      <w:pPr>
-        <w:ind w:left="2160" w:hanging="180"/>
-      </w:pPr>
-    </w:lvl>
-    <w:lvl w:ilvl="3" w:tplc="1009000F" w:tentative="1">
-      <w:start w:val="1"/>
-      <w:numFmt w:val="decimal"/>
-      <w:lvlText w:val="%4."/>
-      <w:lvlJc w:val="left"/>
-      <w:pPr>
-        <w:ind w:left="2880" w:hanging="360"/>
-      </w:pPr>
-    </w:lvl>
-    <w:lvl w:ilvl="4" w:tplc="10090019" w:tentative="1">
-      <w:start w:val="1"/>
-      <w:numFmt w:val="lowerLetter"/>
-      <w:lvlText w:val="%5."/>
-      <w:lvlJc w:val="left"/>
-      <w:pPr>
-        <w:ind w:left="3600" w:hanging="360"/>
-      </w:pPr>
-    </w:lvl>
-    <w:lvl w:ilvl="5" w:tplc="1009001B" w:tentative="1">
-      <w:start w:val="1"/>
-      <w:numFmt w:val="lowerRoman"/>
-      <w:lvlText w:val="%6."/>
-      <w:lvlJc w:val="right"/>
-      <w:pPr>
-        <w:ind w:left="4320" w:hanging="180"/>
-      </w:pPr>
-    </w:lvl>
-    <w:lvl w:ilvl="6" w:tplc="1009000F" w:tentative="1">
-      <w:start w:val="1"/>
-      <w:numFmt w:val="decimal"/>
-      <w:lvlText w:val="%7."/>
-      <w:lvlJc w:val="left"/>
-      <w:pPr>
-        <w:ind w:left="5040" w:hanging="360"/>
-      </w:pPr>
-    </w:lvl>
-    <w:lvl w:ilvl="7" w:tplc="10090019" w:tentative="1">
-      <w:start w:val="1"/>
-      <w:numFmt w:val="lowerLetter"/>
-      <w:lvlText w:val="%8."/>
-      <w:lvlJc w:val="left"/>
-      <w:pPr>
-        <w:ind w:left="5760" w:hanging="360"/>
-      </w:pPr>
-    </w:lvl>
-    <w:lvl w:ilvl="8" w:tplc="1009001B" w:tentative="1">
-      <w:start w:val="1"/>
-      <w:numFmt w:val="lowerRoman"/>
-      <w:lvlText w:val="%9."/>
-      <w:lvlJc w:val="right"/>
-      <w:pPr>
-        <w:ind w:left="6480" w:hanging="180"/>
-      </w:pPr>
-    </w:lvl>
-  </w:abstractNum>
-  <w:abstractNum w:abstractNumId="5" w15:restartNumberingAfterBreak="0">
-    <w:nsid w:val="15533B24"/>
-    <w:multiLevelType w:val="hybridMultilevel"/>
-    <w:tmpl w:val="47DE6E7C"/>
-    <w:lvl w:ilvl="0" w:tplc="FFCE0D62">
-      <w:numFmt w:val="bullet"/>
-      <w:lvlText w:val="-"/>
-      <w:lvlJc w:val="left"/>
-      <w:pPr>
-        <w:ind w:left="720" w:hanging="360"/>
-      </w:pPr>
-      <w:rPr>
-        <w:rFonts w:ascii="Tahoma" w:eastAsia="Tahoma" w:hAnsi="Tahoma" w:cs="Tahoma" w:hint="default"/>
-        <w:b w:val="0"/>
-        <w:bCs w:val="0"/>
-        <w:i w:val="0"/>
-        <w:iCs w:val="0"/>
-        <w:spacing w:val="0"/>
-        <w:w w:val="93"/>
-        <w:sz w:val="24"/>
-        <w:szCs w:val="24"/>
-        <w:lang w:val="en-US" w:eastAsia="en-US" w:bidi="ar-SA"/>
-      </w:rPr>
-    </w:lvl>
-    <w:lvl w:ilvl="1" w:tplc="A516D3A6">
-      <w:numFmt w:val="bullet"/>
-      <w:lvlText w:val="•"/>
-      <w:lvlJc w:val="left"/>
-      <w:pPr>
-        <w:ind w:left="1584" w:hanging="360"/>
-      </w:pPr>
-      <w:rPr>
-        <w:rFonts w:hint="default"/>
-        <w:lang w:val="en-US" w:eastAsia="en-US" w:bidi="ar-SA"/>
-      </w:rPr>
-    </w:lvl>
-    <w:lvl w:ilvl="2" w:tplc="47B0B1AA">
-      <w:numFmt w:val="bullet"/>
-      <w:lvlText w:val="•"/>
-      <w:lvlJc w:val="left"/>
-      <w:pPr>
-        <w:ind w:left="2448" w:hanging="360"/>
-      </w:pPr>
-      <w:rPr>
-        <w:rFonts w:hint="default"/>
-        <w:lang w:val="en-US" w:eastAsia="en-US" w:bidi="ar-SA"/>
-      </w:rPr>
-    </w:lvl>
-    <w:lvl w:ilvl="3" w:tplc="445CE224">
-      <w:numFmt w:val="bullet"/>
-      <w:lvlText w:val="•"/>
-      <w:lvlJc w:val="left"/>
-      <w:pPr>
-        <w:ind w:left="3312" w:hanging="360"/>
-      </w:pPr>
-      <w:rPr>
-        <w:rFonts w:hint="default"/>
-        <w:lang w:val="en-US" w:eastAsia="en-US" w:bidi="ar-SA"/>
-      </w:rPr>
-    </w:lvl>
-    <w:lvl w:ilvl="4" w:tplc="15748A68">
-      <w:numFmt w:val="bullet"/>
-      <w:lvlText w:val="•"/>
-      <w:lvlJc w:val="left"/>
-      <w:pPr>
-        <w:ind w:left="4176" w:hanging="360"/>
-      </w:pPr>
-      <w:rPr>
-        <w:rFonts w:hint="default"/>
-        <w:lang w:val="en-US" w:eastAsia="en-US" w:bidi="ar-SA"/>
-      </w:rPr>
-    </w:lvl>
-    <w:lvl w:ilvl="5" w:tplc="420ADE18">
-      <w:numFmt w:val="bullet"/>
-      <w:lvlText w:val="•"/>
-      <w:lvlJc w:val="left"/>
-      <w:pPr>
-        <w:ind w:left="5040" w:hanging="360"/>
-      </w:pPr>
-      <w:rPr>
-        <w:rFonts w:hint="default"/>
-        <w:lang w:val="en-US" w:eastAsia="en-US" w:bidi="ar-SA"/>
-      </w:rPr>
-    </w:lvl>
-    <w:lvl w:ilvl="6" w:tplc="C354E042">
-      <w:numFmt w:val="bullet"/>
-      <w:lvlText w:val="•"/>
-      <w:lvlJc w:val="left"/>
-      <w:pPr>
-        <w:ind w:left="5904" w:hanging="360"/>
-      </w:pPr>
-      <w:rPr>
-        <w:rFonts w:hint="default"/>
-        <w:lang w:val="en-US" w:eastAsia="en-US" w:bidi="ar-SA"/>
-      </w:rPr>
-    </w:lvl>
-    <w:lvl w:ilvl="7" w:tplc="E16EEABC">
-      <w:numFmt w:val="bullet"/>
-      <w:lvlText w:val="•"/>
-      <w:lvlJc w:val="left"/>
-      <w:pPr>
-        <w:ind w:left="6768" w:hanging="360"/>
-      </w:pPr>
-      <w:rPr>
-        <w:rFonts w:hint="default"/>
-        <w:lang w:val="en-US" w:eastAsia="en-US" w:bidi="ar-SA"/>
-      </w:rPr>
-    </w:lvl>
-    <w:lvl w:ilvl="8" w:tplc="EBBE5FA4">
-      <w:numFmt w:val="bullet"/>
-      <w:lvlText w:val="•"/>
-      <w:lvlJc w:val="left"/>
-      <w:pPr>
-        <w:ind w:left="7632" w:hanging="360"/>
-      </w:pPr>
-      <w:rPr>
-        <w:rFonts w:hint="default"/>
-        <w:lang w:val="en-US" w:eastAsia="en-US" w:bidi="ar-SA"/>
-      </w:rPr>
-    </w:lvl>
-  </w:abstractNum>
-  <w:abstractNum w:abstractNumId="6" w15:restartNumberingAfterBreak="0">
-    <w:nsid w:val="1B1A6BD5"/>
-    <w:multiLevelType w:val="hybridMultilevel"/>
-    <w:tmpl w:val="15D6F6BC"/>
-    <w:lvl w:ilvl="0" w:tplc="40C8C75E">
-      <w:start w:val="1"/>
-      <w:numFmt w:val="decimal"/>
-      <w:lvlText w:val="%1."/>
-      <w:lvlJc w:val="left"/>
-      <w:pPr>
-        <w:ind w:left="720" w:hanging="360"/>
-      </w:pPr>
-      <w:rPr>
-        <w:rFonts w:ascii="Tahoma" w:eastAsia="Tahoma" w:hAnsi="Tahoma" w:cs="Tahoma" w:hint="default"/>
-        <w:b/>
-        <w:bCs/>
-        <w:i w:val="0"/>
-        <w:iCs w:val="0"/>
-        <w:spacing w:val="-1"/>
-        <w:w w:val="83"/>
-        <w:sz w:val="24"/>
-        <w:szCs w:val="24"/>
-        <w:lang w:val="en-US" w:eastAsia="en-US" w:bidi="ar-SA"/>
-      </w:rPr>
-    </w:lvl>
-    <w:lvl w:ilvl="1" w:tplc="F4561F88">
-      <w:numFmt w:val="bullet"/>
-      <w:lvlText w:val="-"/>
-      <w:lvlJc w:val="left"/>
-      <w:pPr>
-        <w:ind w:left="720" w:hanging="360"/>
-      </w:pPr>
-      <w:rPr>
-        <w:rFonts w:ascii="Tahoma" w:eastAsia="Tahoma" w:hAnsi="Tahoma" w:cs="Tahoma" w:hint="default"/>
-        <w:b w:val="0"/>
-        <w:bCs w:val="0"/>
-        <w:i w:val="0"/>
-        <w:iCs w:val="0"/>
-        <w:spacing w:val="0"/>
-        <w:w w:val="93"/>
-        <w:sz w:val="24"/>
-        <w:szCs w:val="24"/>
-        <w:lang w:val="en-US" w:eastAsia="en-US" w:bidi="ar-SA"/>
-      </w:rPr>
-    </w:lvl>
-    <w:lvl w:ilvl="2" w:tplc="177C5A7C">
-      <w:numFmt w:val="bullet"/>
-      <w:lvlText w:val="•"/>
-      <w:lvlJc w:val="left"/>
-      <w:pPr>
-        <w:ind w:left="2448" w:hanging="360"/>
-      </w:pPr>
-      <w:rPr>
-        <w:rFonts w:hint="default"/>
-        <w:lang w:val="en-US" w:eastAsia="en-US" w:bidi="ar-SA"/>
-      </w:rPr>
-    </w:lvl>
-    <w:lvl w:ilvl="3" w:tplc="E042055E">
-      <w:numFmt w:val="bullet"/>
-      <w:lvlText w:val="•"/>
-      <w:lvlJc w:val="left"/>
-      <w:pPr>
-        <w:ind w:left="3312" w:hanging="360"/>
-      </w:pPr>
-      <w:rPr>
-        <w:rFonts w:hint="default"/>
-        <w:lang w:val="en-US" w:eastAsia="en-US" w:bidi="ar-SA"/>
-      </w:rPr>
-    </w:lvl>
-    <w:lvl w:ilvl="4" w:tplc="43D48026">
-      <w:numFmt w:val="bullet"/>
-      <w:lvlText w:val="•"/>
-      <w:lvlJc w:val="left"/>
-      <w:pPr>
-        <w:ind w:left="4176" w:hanging="360"/>
-      </w:pPr>
-      <w:rPr>
-        <w:rFonts w:hint="default"/>
-        <w:lang w:val="en-US" w:eastAsia="en-US" w:bidi="ar-SA"/>
-      </w:rPr>
-    </w:lvl>
-    <w:lvl w:ilvl="5" w:tplc="BD3E90B2">
-      <w:numFmt w:val="bullet"/>
-      <w:lvlText w:val="•"/>
-      <w:lvlJc w:val="left"/>
-      <w:pPr>
-        <w:ind w:left="5040" w:hanging="360"/>
-      </w:pPr>
-      <w:rPr>
-        <w:rFonts w:hint="default"/>
-        <w:lang w:val="en-US" w:eastAsia="en-US" w:bidi="ar-SA"/>
-      </w:rPr>
-    </w:lvl>
-    <w:lvl w:ilvl="6" w:tplc="88DE124A">
-      <w:numFmt w:val="bullet"/>
-      <w:lvlText w:val="•"/>
-      <w:lvlJc w:val="left"/>
-      <w:pPr>
-        <w:ind w:left="5904" w:hanging="360"/>
-      </w:pPr>
-      <w:rPr>
-        <w:rFonts w:hint="default"/>
-        <w:lang w:val="en-US" w:eastAsia="en-US" w:bidi="ar-SA"/>
-      </w:rPr>
-    </w:lvl>
-    <w:lvl w:ilvl="7" w:tplc="21B4793E">
-      <w:numFmt w:val="bullet"/>
-      <w:lvlText w:val="•"/>
-      <w:lvlJc w:val="left"/>
-      <w:pPr>
-        <w:ind w:left="6768" w:hanging="360"/>
-      </w:pPr>
-      <w:rPr>
-        <w:rFonts w:hint="default"/>
-        <w:lang w:val="en-US" w:eastAsia="en-US" w:bidi="ar-SA"/>
-      </w:rPr>
-    </w:lvl>
-    <w:lvl w:ilvl="8" w:tplc="B6382A1E">
-      <w:numFmt w:val="bullet"/>
-      <w:lvlText w:val="•"/>
-      <w:lvlJc w:val="left"/>
-      <w:pPr>
-        <w:ind w:left="7632" w:hanging="360"/>
-      </w:pPr>
-      <w:rPr>
-        <w:rFonts w:hint="default"/>
-        <w:lang w:val="en-US" w:eastAsia="en-US" w:bidi="ar-SA"/>
-      </w:rPr>
-    </w:lvl>
-  </w:abstractNum>
-  <w:abstractNum w:abstractNumId="7" w15:restartNumberingAfterBreak="0">
-    <w:nsid w:val="1C163504"/>
-    <w:multiLevelType w:val="hybridMultilevel"/>
-    <w:tmpl w:val="3BA8FDA6"/>
-    <w:lvl w:ilvl="0" w:tplc="50AC6C0C">
-      <w:numFmt w:val="bullet"/>
-      <w:lvlText w:val=""/>
-      <w:lvlJc w:val="left"/>
-      <w:pPr>
-        <w:ind w:left="1440" w:hanging="360"/>
       </w:pPr>
       <w:rPr>
         <w:rFonts w:ascii="Wingdings" w:eastAsia="Wingdings" w:hAnsi="Wingdings" w:cs="Wingdings" w:hint="default"/>
@@ -36096,7 +36659,7 @@
       <w:lvlText w:val="o"/>
       <w:lvlJc w:val="left"/>
       <w:pPr>
-        <w:ind w:left="2160" w:hanging="360"/>
+        <w:ind w:left="1440" w:hanging="360"/>
       </w:pPr>
       <w:rPr>
         <w:rFonts w:ascii="Courier New" w:hAnsi="Courier New" w:cs="Courier New" w:hint="default"/>
@@ -36108,7 +36671,7 @@
       <w:lvlText w:val=""/>
       <w:lvlJc w:val="left"/>
       <w:pPr>
-        <w:ind w:left="2880" w:hanging="360"/>
+        <w:ind w:left="2160" w:hanging="360"/>
       </w:pPr>
       <w:rPr>
         <w:rFonts w:ascii="Wingdings" w:hAnsi="Wingdings" w:hint="default"/>
@@ -36120,7 +36683,7 @@
       <w:lvlText w:val=""/>
       <w:lvlJc w:val="left"/>
       <w:pPr>
-        <w:ind w:left="3600" w:hanging="360"/>
+        <w:ind w:left="2880" w:hanging="360"/>
       </w:pPr>
       <w:rPr>
         <w:rFonts w:ascii="Symbol" w:hAnsi="Symbol" w:hint="default"/>
@@ -36132,7 +36695,7 @@
       <w:lvlText w:val="o"/>
       <w:lvlJc w:val="left"/>
       <w:pPr>
-        <w:ind w:left="4320" w:hanging="360"/>
+        <w:ind w:left="3600" w:hanging="360"/>
       </w:pPr>
       <w:rPr>
         <w:rFonts w:ascii="Courier New" w:hAnsi="Courier New" w:cs="Courier New" w:hint="default"/>
@@ -36144,7 +36707,7 @@
       <w:lvlText w:val=""/>
       <w:lvlJc w:val="left"/>
       <w:pPr>
-        <w:ind w:left="5040" w:hanging="360"/>
+        <w:ind w:left="4320" w:hanging="360"/>
       </w:pPr>
       <w:rPr>
         <w:rFonts w:ascii="Wingdings" w:hAnsi="Wingdings" w:hint="default"/>
@@ -36156,7 +36719,7 @@
       <w:lvlText w:val=""/>
       <w:lvlJc w:val="left"/>
       <w:pPr>
-        <w:ind w:left="5760" w:hanging="360"/>
+        <w:ind w:left="5040" w:hanging="360"/>
       </w:pPr>
       <w:rPr>
         <w:rFonts w:ascii="Symbol" w:hAnsi="Symbol" w:hint="default"/>
@@ -36168,7 +36731,7 @@
       <w:lvlText w:val="o"/>
       <w:lvlJc w:val="left"/>
       <w:pPr>
-        <w:ind w:left="6480" w:hanging="360"/>
+        <w:ind w:left="5760" w:hanging="360"/>
       </w:pPr>
       <w:rPr>
         <w:rFonts w:ascii="Courier New" w:hAnsi="Courier New" w:cs="Courier New" w:hint="default"/>
@@ -36180,23 +36743,582 @@
       <w:lvlText w:val=""/>
       <w:lvlJc w:val="left"/>
       <w:pPr>
-        <w:ind w:left="7200" w:hanging="360"/>
+        <w:ind w:left="6480" w:hanging="360"/>
       </w:pPr>
       <w:rPr>
         <w:rFonts w:ascii="Wingdings" w:hAnsi="Wingdings" w:hint="default"/>
       </w:rPr>
     </w:lvl>
   </w:abstractNum>
+  <w:abstractNum w:abstractNumId="3" w15:restartNumberingAfterBreak="0">
+    <w:nsid w:val="072C5C08"/>
+    <w:multiLevelType w:val="hybridMultilevel"/>
+    <w:tmpl w:val="F5E61024"/>
+    <w:lvl w:ilvl="0" w:tplc="8C88CB36">
+      <w:start w:val="1"/>
+      <w:numFmt w:val="lowerRoman"/>
+      <w:lvlText w:val="%1)"/>
+      <w:lvlJc w:val="left"/>
+      <w:pPr>
+        <w:ind w:left="1080" w:hanging="720"/>
+      </w:pPr>
+      <w:rPr>
+        <w:rFonts w:ascii="Tahoma" w:eastAsia="Tahoma" w:hAnsi="Tahoma" w:cs="Tahoma" w:hint="default"/>
+        <w:b/>
+        <w:bCs/>
+        <w:i w:val="0"/>
+        <w:iCs w:val="0"/>
+        <w:spacing w:val="0"/>
+        <w:w w:val="64"/>
+        <w:sz w:val="24"/>
+        <w:szCs w:val="24"/>
+        <w:lang w:val="en-US" w:eastAsia="en-US" w:bidi="ar-SA"/>
+      </w:rPr>
+    </w:lvl>
+    <w:lvl w:ilvl="1" w:tplc="62526994">
+      <w:numFmt w:val="bullet"/>
+      <w:lvlText w:val=""/>
+      <w:lvlJc w:val="left"/>
+      <w:pPr>
+        <w:ind w:left="1800" w:hanging="360"/>
+      </w:pPr>
+      <w:rPr>
+        <w:rFonts w:ascii="Wingdings" w:eastAsia="Wingdings" w:hAnsi="Wingdings" w:cs="Wingdings" w:hint="default"/>
+        <w:b w:val="0"/>
+        <w:bCs w:val="0"/>
+        <w:i w:val="0"/>
+        <w:iCs w:val="0"/>
+        <w:spacing w:val="0"/>
+        <w:w w:val="99"/>
+        <w:sz w:val="24"/>
+        <w:szCs w:val="24"/>
+        <w:lang w:val="en-US" w:eastAsia="en-US" w:bidi="ar-SA"/>
+      </w:rPr>
+    </w:lvl>
+    <w:lvl w:ilvl="2" w:tplc="B6161868">
+      <w:numFmt w:val="bullet"/>
+      <w:lvlText w:val="•"/>
+      <w:lvlJc w:val="left"/>
+      <w:pPr>
+        <w:ind w:left="2640" w:hanging="360"/>
+      </w:pPr>
+      <w:rPr>
+        <w:rFonts w:hint="default"/>
+        <w:lang w:val="en-US" w:eastAsia="en-US" w:bidi="ar-SA"/>
+      </w:rPr>
+    </w:lvl>
+    <w:lvl w:ilvl="3" w:tplc="D7EAC380">
+      <w:numFmt w:val="bullet"/>
+      <w:lvlText w:val="•"/>
+      <w:lvlJc w:val="left"/>
+      <w:pPr>
+        <w:ind w:left="3480" w:hanging="360"/>
+      </w:pPr>
+      <w:rPr>
+        <w:rFonts w:hint="default"/>
+        <w:lang w:val="en-US" w:eastAsia="en-US" w:bidi="ar-SA"/>
+      </w:rPr>
+    </w:lvl>
+    <w:lvl w:ilvl="4" w:tplc="B798D3B8">
+      <w:numFmt w:val="bullet"/>
+      <w:lvlText w:val="•"/>
+      <w:lvlJc w:val="left"/>
+      <w:pPr>
+        <w:ind w:left="4320" w:hanging="360"/>
+      </w:pPr>
+      <w:rPr>
+        <w:rFonts w:hint="default"/>
+        <w:lang w:val="en-US" w:eastAsia="en-US" w:bidi="ar-SA"/>
+      </w:rPr>
+    </w:lvl>
+    <w:lvl w:ilvl="5" w:tplc="F8E28B2E">
+      <w:numFmt w:val="bullet"/>
+      <w:lvlText w:val="•"/>
+      <w:lvlJc w:val="left"/>
+      <w:pPr>
+        <w:ind w:left="5160" w:hanging="360"/>
+      </w:pPr>
+      <w:rPr>
+        <w:rFonts w:hint="default"/>
+        <w:lang w:val="en-US" w:eastAsia="en-US" w:bidi="ar-SA"/>
+      </w:rPr>
+    </w:lvl>
+    <w:lvl w:ilvl="6" w:tplc="0B60E54E">
+      <w:numFmt w:val="bullet"/>
+      <w:lvlText w:val="•"/>
+      <w:lvlJc w:val="left"/>
+      <w:pPr>
+        <w:ind w:left="6000" w:hanging="360"/>
+      </w:pPr>
+      <w:rPr>
+        <w:rFonts w:hint="default"/>
+        <w:lang w:val="en-US" w:eastAsia="en-US" w:bidi="ar-SA"/>
+      </w:rPr>
+    </w:lvl>
+    <w:lvl w:ilvl="7" w:tplc="A1EEBB34">
+      <w:numFmt w:val="bullet"/>
+      <w:lvlText w:val="•"/>
+      <w:lvlJc w:val="left"/>
+      <w:pPr>
+        <w:ind w:left="6840" w:hanging="360"/>
+      </w:pPr>
+      <w:rPr>
+        <w:rFonts w:hint="default"/>
+        <w:lang w:val="en-US" w:eastAsia="en-US" w:bidi="ar-SA"/>
+      </w:rPr>
+    </w:lvl>
+    <w:lvl w:ilvl="8" w:tplc="65F498AE">
+      <w:numFmt w:val="bullet"/>
+      <w:lvlText w:val="•"/>
+      <w:lvlJc w:val="left"/>
+      <w:pPr>
+        <w:ind w:left="7680" w:hanging="360"/>
+      </w:pPr>
+      <w:rPr>
+        <w:rFonts w:hint="default"/>
+        <w:lang w:val="en-US" w:eastAsia="en-US" w:bidi="ar-SA"/>
+      </w:rPr>
+    </w:lvl>
+  </w:abstractNum>
+  <w:abstractNum w:abstractNumId="4" w15:restartNumberingAfterBreak="0">
+    <w:nsid w:val="10664524"/>
+    <w:multiLevelType w:val="hybridMultilevel"/>
+    <w:tmpl w:val="2E6AF222"/>
+    <w:lvl w:ilvl="0" w:tplc="1009000F">
+      <w:start w:val="1"/>
+      <w:numFmt w:val="decimal"/>
+      <w:lvlText w:val="%1."/>
+      <w:lvlJc w:val="left"/>
+      <w:pPr>
+        <w:ind w:left="720" w:hanging="360"/>
+      </w:pPr>
+      <w:rPr>
+        <w:rFonts w:hint="default"/>
+      </w:rPr>
+    </w:lvl>
+    <w:lvl w:ilvl="1" w:tplc="10090019" w:tentative="1">
+      <w:start w:val="1"/>
+      <w:numFmt w:val="lowerLetter"/>
+      <w:lvlText w:val="%2."/>
+      <w:lvlJc w:val="left"/>
+      <w:pPr>
+        <w:ind w:left="1440" w:hanging="360"/>
+      </w:pPr>
+    </w:lvl>
+    <w:lvl w:ilvl="2" w:tplc="1009001B" w:tentative="1">
+      <w:start w:val="1"/>
+      <w:numFmt w:val="lowerRoman"/>
+      <w:lvlText w:val="%3."/>
+      <w:lvlJc w:val="right"/>
+      <w:pPr>
+        <w:ind w:left="2160" w:hanging="180"/>
+      </w:pPr>
+    </w:lvl>
+    <w:lvl w:ilvl="3" w:tplc="1009000F" w:tentative="1">
+      <w:start w:val="1"/>
+      <w:numFmt w:val="decimal"/>
+      <w:lvlText w:val="%4."/>
+      <w:lvlJc w:val="left"/>
+      <w:pPr>
+        <w:ind w:left="2880" w:hanging="360"/>
+      </w:pPr>
+    </w:lvl>
+    <w:lvl w:ilvl="4" w:tplc="10090019" w:tentative="1">
+      <w:start w:val="1"/>
+      <w:numFmt w:val="lowerLetter"/>
+      <w:lvlText w:val="%5."/>
+      <w:lvlJc w:val="left"/>
+      <w:pPr>
+        <w:ind w:left="3600" w:hanging="360"/>
+      </w:pPr>
+    </w:lvl>
+    <w:lvl w:ilvl="5" w:tplc="1009001B" w:tentative="1">
+      <w:start w:val="1"/>
+      <w:numFmt w:val="lowerRoman"/>
+      <w:lvlText w:val="%6."/>
+      <w:lvlJc w:val="right"/>
+      <w:pPr>
+        <w:ind w:left="4320" w:hanging="180"/>
+      </w:pPr>
+    </w:lvl>
+    <w:lvl w:ilvl="6" w:tplc="1009000F" w:tentative="1">
+      <w:start w:val="1"/>
+      <w:numFmt w:val="decimal"/>
+      <w:lvlText w:val="%7."/>
+      <w:lvlJc w:val="left"/>
+      <w:pPr>
+        <w:ind w:left="5040" w:hanging="360"/>
+      </w:pPr>
+    </w:lvl>
+    <w:lvl w:ilvl="7" w:tplc="10090019" w:tentative="1">
+      <w:start w:val="1"/>
+      <w:numFmt w:val="lowerLetter"/>
+      <w:lvlText w:val="%8."/>
+      <w:lvlJc w:val="left"/>
+      <w:pPr>
+        <w:ind w:left="5760" w:hanging="360"/>
+      </w:pPr>
+    </w:lvl>
+    <w:lvl w:ilvl="8" w:tplc="1009001B" w:tentative="1">
+      <w:start w:val="1"/>
+      <w:numFmt w:val="lowerRoman"/>
+      <w:lvlText w:val="%9."/>
+      <w:lvlJc w:val="right"/>
+      <w:pPr>
+        <w:ind w:left="6480" w:hanging="180"/>
+      </w:pPr>
+    </w:lvl>
+  </w:abstractNum>
+  <w:abstractNum w:abstractNumId="5" w15:restartNumberingAfterBreak="0">
+    <w:nsid w:val="11DD0676"/>
+    <w:multiLevelType w:val="hybridMultilevel"/>
+    <w:tmpl w:val="89BA3632"/>
+    <w:lvl w:ilvl="0" w:tplc="1009000F">
+      <w:start w:val="1"/>
+      <w:numFmt w:val="decimal"/>
+      <w:lvlText w:val="%1."/>
+      <w:lvlJc w:val="left"/>
+      <w:pPr>
+        <w:ind w:left="720" w:hanging="360"/>
+      </w:pPr>
+      <w:rPr>
+        <w:rFonts w:hint="default"/>
+      </w:rPr>
+    </w:lvl>
+    <w:lvl w:ilvl="1" w:tplc="10090019" w:tentative="1">
+      <w:start w:val="1"/>
+      <w:numFmt w:val="lowerLetter"/>
+      <w:lvlText w:val="%2."/>
+      <w:lvlJc w:val="left"/>
+      <w:pPr>
+        <w:ind w:left="1440" w:hanging="360"/>
+      </w:pPr>
+    </w:lvl>
+    <w:lvl w:ilvl="2" w:tplc="1009001B" w:tentative="1">
+      <w:start w:val="1"/>
+      <w:numFmt w:val="lowerRoman"/>
+      <w:lvlText w:val="%3."/>
+      <w:lvlJc w:val="right"/>
+      <w:pPr>
+        <w:ind w:left="2160" w:hanging="180"/>
+      </w:pPr>
+    </w:lvl>
+    <w:lvl w:ilvl="3" w:tplc="1009000F" w:tentative="1">
+      <w:start w:val="1"/>
+      <w:numFmt w:val="decimal"/>
+      <w:lvlText w:val="%4."/>
+      <w:lvlJc w:val="left"/>
+      <w:pPr>
+        <w:ind w:left="2880" w:hanging="360"/>
+      </w:pPr>
+    </w:lvl>
+    <w:lvl w:ilvl="4" w:tplc="10090019" w:tentative="1">
+      <w:start w:val="1"/>
+      <w:numFmt w:val="lowerLetter"/>
+      <w:lvlText w:val="%5."/>
+      <w:lvlJc w:val="left"/>
+      <w:pPr>
+        <w:ind w:left="3600" w:hanging="360"/>
+      </w:pPr>
+    </w:lvl>
+    <w:lvl w:ilvl="5" w:tplc="1009001B" w:tentative="1">
+      <w:start w:val="1"/>
+      <w:numFmt w:val="lowerRoman"/>
+      <w:lvlText w:val="%6."/>
+      <w:lvlJc w:val="right"/>
+      <w:pPr>
+        <w:ind w:left="4320" w:hanging="180"/>
+      </w:pPr>
+    </w:lvl>
+    <w:lvl w:ilvl="6" w:tplc="1009000F" w:tentative="1">
+      <w:start w:val="1"/>
+      <w:numFmt w:val="decimal"/>
+      <w:lvlText w:val="%7."/>
+      <w:lvlJc w:val="left"/>
+      <w:pPr>
+        <w:ind w:left="5040" w:hanging="360"/>
+      </w:pPr>
+    </w:lvl>
+    <w:lvl w:ilvl="7" w:tplc="10090019" w:tentative="1">
+      <w:start w:val="1"/>
+      <w:numFmt w:val="lowerLetter"/>
+      <w:lvlText w:val="%8."/>
+      <w:lvlJc w:val="left"/>
+      <w:pPr>
+        <w:ind w:left="5760" w:hanging="360"/>
+      </w:pPr>
+    </w:lvl>
+    <w:lvl w:ilvl="8" w:tplc="1009001B" w:tentative="1">
+      <w:start w:val="1"/>
+      <w:numFmt w:val="lowerRoman"/>
+      <w:lvlText w:val="%9."/>
+      <w:lvlJc w:val="right"/>
+      <w:pPr>
+        <w:ind w:left="6480" w:hanging="180"/>
+      </w:pPr>
+    </w:lvl>
+  </w:abstractNum>
+  <w:abstractNum w:abstractNumId="6" w15:restartNumberingAfterBreak="0">
+    <w:nsid w:val="15533B24"/>
+    <w:multiLevelType w:val="hybridMultilevel"/>
+    <w:tmpl w:val="47DE6E7C"/>
+    <w:lvl w:ilvl="0" w:tplc="FFCE0D62">
+      <w:numFmt w:val="bullet"/>
+      <w:lvlText w:val="-"/>
+      <w:lvlJc w:val="left"/>
+      <w:pPr>
+        <w:ind w:left="720" w:hanging="360"/>
+      </w:pPr>
+      <w:rPr>
+        <w:rFonts w:ascii="Tahoma" w:eastAsia="Tahoma" w:hAnsi="Tahoma" w:cs="Tahoma" w:hint="default"/>
+        <w:b w:val="0"/>
+        <w:bCs w:val="0"/>
+        <w:i w:val="0"/>
+        <w:iCs w:val="0"/>
+        <w:spacing w:val="0"/>
+        <w:w w:val="93"/>
+        <w:sz w:val="24"/>
+        <w:szCs w:val="24"/>
+        <w:lang w:val="en-US" w:eastAsia="en-US" w:bidi="ar-SA"/>
+      </w:rPr>
+    </w:lvl>
+    <w:lvl w:ilvl="1" w:tplc="A516D3A6">
+      <w:numFmt w:val="bullet"/>
+      <w:lvlText w:val="•"/>
+      <w:lvlJc w:val="left"/>
+      <w:pPr>
+        <w:ind w:left="1584" w:hanging="360"/>
+      </w:pPr>
+      <w:rPr>
+        <w:rFonts w:hint="default"/>
+        <w:lang w:val="en-US" w:eastAsia="en-US" w:bidi="ar-SA"/>
+      </w:rPr>
+    </w:lvl>
+    <w:lvl w:ilvl="2" w:tplc="47B0B1AA">
+      <w:numFmt w:val="bullet"/>
+      <w:lvlText w:val="•"/>
+      <w:lvlJc w:val="left"/>
+      <w:pPr>
+        <w:ind w:left="2448" w:hanging="360"/>
+      </w:pPr>
+      <w:rPr>
+        <w:rFonts w:hint="default"/>
+        <w:lang w:val="en-US" w:eastAsia="en-US" w:bidi="ar-SA"/>
+      </w:rPr>
+    </w:lvl>
+    <w:lvl w:ilvl="3" w:tplc="445CE224">
+      <w:numFmt w:val="bullet"/>
+      <w:lvlText w:val="•"/>
+      <w:lvlJc w:val="left"/>
+      <w:pPr>
+        <w:ind w:left="3312" w:hanging="360"/>
+      </w:pPr>
+      <w:rPr>
+        <w:rFonts w:hint="default"/>
+        <w:lang w:val="en-US" w:eastAsia="en-US" w:bidi="ar-SA"/>
+      </w:rPr>
+    </w:lvl>
+    <w:lvl w:ilvl="4" w:tplc="15748A68">
+      <w:numFmt w:val="bullet"/>
+      <w:lvlText w:val="•"/>
+      <w:lvlJc w:val="left"/>
+      <w:pPr>
+        <w:ind w:left="4176" w:hanging="360"/>
+      </w:pPr>
+      <w:rPr>
+        <w:rFonts w:hint="default"/>
+        <w:lang w:val="en-US" w:eastAsia="en-US" w:bidi="ar-SA"/>
+      </w:rPr>
+    </w:lvl>
+    <w:lvl w:ilvl="5" w:tplc="420ADE18">
+      <w:numFmt w:val="bullet"/>
+      <w:lvlText w:val="•"/>
+      <w:lvlJc w:val="left"/>
+      <w:pPr>
+        <w:ind w:left="5040" w:hanging="360"/>
+      </w:pPr>
+      <w:rPr>
+        <w:rFonts w:hint="default"/>
+        <w:lang w:val="en-US" w:eastAsia="en-US" w:bidi="ar-SA"/>
+      </w:rPr>
+    </w:lvl>
+    <w:lvl w:ilvl="6" w:tplc="C354E042">
+      <w:numFmt w:val="bullet"/>
+      <w:lvlText w:val="•"/>
+      <w:lvlJc w:val="left"/>
+      <w:pPr>
+        <w:ind w:left="5904" w:hanging="360"/>
+      </w:pPr>
+      <w:rPr>
+        <w:rFonts w:hint="default"/>
+        <w:lang w:val="en-US" w:eastAsia="en-US" w:bidi="ar-SA"/>
+      </w:rPr>
+    </w:lvl>
+    <w:lvl w:ilvl="7" w:tplc="E16EEABC">
+      <w:numFmt w:val="bullet"/>
+      <w:lvlText w:val="•"/>
+      <w:lvlJc w:val="left"/>
+      <w:pPr>
+        <w:ind w:left="6768" w:hanging="360"/>
+      </w:pPr>
+      <w:rPr>
+        <w:rFonts w:hint="default"/>
+        <w:lang w:val="en-US" w:eastAsia="en-US" w:bidi="ar-SA"/>
+      </w:rPr>
+    </w:lvl>
+    <w:lvl w:ilvl="8" w:tplc="EBBE5FA4">
+      <w:numFmt w:val="bullet"/>
+      <w:lvlText w:val="•"/>
+      <w:lvlJc w:val="left"/>
+      <w:pPr>
+        <w:ind w:left="7632" w:hanging="360"/>
+      </w:pPr>
+      <w:rPr>
+        <w:rFonts w:hint="default"/>
+        <w:lang w:val="en-US" w:eastAsia="en-US" w:bidi="ar-SA"/>
+      </w:rPr>
+    </w:lvl>
+  </w:abstractNum>
+  <w:abstractNum w:abstractNumId="7" w15:restartNumberingAfterBreak="0">
+    <w:nsid w:val="1B1A6BD5"/>
+    <w:multiLevelType w:val="hybridMultilevel"/>
+    <w:tmpl w:val="15D6F6BC"/>
+    <w:lvl w:ilvl="0" w:tplc="40C8C75E">
+      <w:start w:val="1"/>
+      <w:numFmt w:val="decimal"/>
+      <w:lvlText w:val="%1."/>
+      <w:lvlJc w:val="left"/>
+      <w:pPr>
+        <w:ind w:left="720" w:hanging="360"/>
+      </w:pPr>
+      <w:rPr>
+        <w:rFonts w:ascii="Tahoma" w:eastAsia="Tahoma" w:hAnsi="Tahoma" w:cs="Tahoma" w:hint="default"/>
+        <w:b/>
+        <w:bCs/>
+        <w:i w:val="0"/>
+        <w:iCs w:val="0"/>
+        <w:spacing w:val="-1"/>
+        <w:w w:val="83"/>
+        <w:sz w:val="24"/>
+        <w:szCs w:val="24"/>
+        <w:lang w:val="en-US" w:eastAsia="en-US" w:bidi="ar-SA"/>
+      </w:rPr>
+    </w:lvl>
+    <w:lvl w:ilvl="1" w:tplc="F4561F88">
+      <w:numFmt w:val="bullet"/>
+      <w:lvlText w:val="-"/>
+      <w:lvlJc w:val="left"/>
+      <w:pPr>
+        <w:ind w:left="720" w:hanging="360"/>
+      </w:pPr>
+      <w:rPr>
+        <w:rFonts w:ascii="Tahoma" w:eastAsia="Tahoma" w:hAnsi="Tahoma" w:cs="Tahoma" w:hint="default"/>
+        <w:b w:val="0"/>
+        <w:bCs w:val="0"/>
+        <w:i w:val="0"/>
+        <w:iCs w:val="0"/>
+        <w:spacing w:val="0"/>
+        <w:w w:val="93"/>
+        <w:sz w:val="24"/>
+        <w:szCs w:val="24"/>
+        <w:lang w:val="en-US" w:eastAsia="en-US" w:bidi="ar-SA"/>
+      </w:rPr>
+    </w:lvl>
+    <w:lvl w:ilvl="2" w:tplc="177C5A7C">
+      <w:numFmt w:val="bullet"/>
+      <w:lvlText w:val="•"/>
+      <w:lvlJc w:val="left"/>
+      <w:pPr>
+        <w:ind w:left="2448" w:hanging="360"/>
+      </w:pPr>
+      <w:rPr>
+        <w:rFonts w:hint="default"/>
+        <w:lang w:val="en-US" w:eastAsia="en-US" w:bidi="ar-SA"/>
+      </w:rPr>
+    </w:lvl>
+    <w:lvl w:ilvl="3" w:tplc="E042055E">
+      <w:numFmt w:val="bullet"/>
+      <w:lvlText w:val="•"/>
+      <w:lvlJc w:val="left"/>
+      <w:pPr>
+        <w:ind w:left="3312" w:hanging="360"/>
+      </w:pPr>
+      <w:rPr>
+        <w:rFonts w:hint="default"/>
+        <w:lang w:val="en-US" w:eastAsia="en-US" w:bidi="ar-SA"/>
+      </w:rPr>
+    </w:lvl>
+    <w:lvl w:ilvl="4" w:tplc="43D48026">
+      <w:numFmt w:val="bullet"/>
+      <w:lvlText w:val="•"/>
+      <w:lvlJc w:val="left"/>
+      <w:pPr>
+        <w:ind w:left="4176" w:hanging="360"/>
+      </w:pPr>
+      <w:rPr>
+        <w:rFonts w:hint="default"/>
+        <w:lang w:val="en-US" w:eastAsia="en-US" w:bidi="ar-SA"/>
+      </w:rPr>
+    </w:lvl>
+    <w:lvl w:ilvl="5" w:tplc="BD3E90B2">
+      <w:numFmt w:val="bullet"/>
+      <w:lvlText w:val="•"/>
+      <w:lvlJc w:val="left"/>
+      <w:pPr>
+        <w:ind w:left="5040" w:hanging="360"/>
+      </w:pPr>
+      <w:rPr>
+        <w:rFonts w:hint="default"/>
+        <w:lang w:val="en-US" w:eastAsia="en-US" w:bidi="ar-SA"/>
+      </w:rPr>
+    </w:lvl>
+    <w:lvl w:ilvl="6" w:tplc="88DE124A">
+      <w:numFmt w:val="bullet"/>
+      <w:lvlText w:val="•"/>
+      <w:lvlJc w:val="left"/>
+      <w:pPr>
+        <w:ind w:left="5904" w:hanging="360"/>
+      </w:pPr>
+      <w:rPr>
+        <w:rFonts w:hint="default"/>
+        <w:lang w:val="en-US" w:eastAsia="en-US" w:bidi="ar-SA"/>
+      </w:rPr>
+    </w:lvl>
+    <w:lvl w:ilvl="7" w:tplc="21B4793E">
+      <w:numFmt w:val="bullet"/>
+      <w:lvlText w:val="•"/>
+      <w:lvlJc w:val="left"/>
+      <w:pPr>
+        <w:ind w:left="6768" w:hanging="360"/>
+      </w:pPr>
+      <w:rPr>
+        <w:rFonts w:hint="default"/>
+        <w:lang w:val="en-US" w:eastAsia="en-US" w:bidi="ar-SA"/>
+      </w:rPr>
+    </w:lvl>
+    <w:lvl w:ilvl="8" w:tplc="B6382A1E">
+      <w:numFmt w:val="bullet"/>
+      <w:lvlText w:val="•"/>
+      <w:lvlJc w:val="left"/>
+      <w:pPr>
+        <w:ind w:left="7632" w:hanging="360"/>
+      </w:pPr>
+      <w:rPr>
+        <w:rFonts w:hint="default"/>
+        <w:lang w:val="en-US" w:eastAsia="en-US" w:bidi="ar-SA"/>
+      </w:rPr>
+    </w:lvl>
+  </w:abstractNum>
   <w:abstractNum w:abstractNumId="8" w15:restartNumberingAfterBreak="0">
-    <w:nsid w:val="1C5526D8"/>
+    <w:nsid w:val="1C163504"/>
     <w:multiLevelType w:val="hybridMultilevel"/>
-    <w:tmpl w:val="5A84D6B4"/>
+    <w:tmpl w:val="3BA8FDA6"/>
     <w:lvl w:ilvl="0" w:tplc="50AC6C0C">
       <w:numFmt w:val="bullet"/>
       <w:lvlText w:val=""/>
       <w:lvlJc w:val="left"/>
       <w:pPr>
-        <w:ind w:left="720" w:hanging="360"/>
+        <w:ind w:left="1440" w:hanging="360"/>
       </w:pPr>
       <w:rPr>
         <w:rFonts w:ascii="Wingdings" w:eastAsia="Wingdings" w:hAnsi="Wingdings" w:cs="Wingdings" w:hint="default"/>
@@ -36217,7 +37339,7 @@
       <w:lvlText w:val="o"/>
       <w:lvlJc w:val="left"/>
       <w:pPr>
-        <w:ind w:left="1440" w:hanging="360"/>
+        <w:ind w:left="2160" w:hanging="360"/>
       </w:pPr>
       <w:rPr>
         <w:rFonts w:ascii="Courier New" w:hAnsi="Courier New" w:cs="Courier New" w:hint="default"/>
@@ -36229,7 +37351,7 @@
       <w:lvlText w:val=""/>
       <w:lvlJc w:val="left"/>
       <w:pPr>
-        <w:ind w:left="2160" w:hanging="360"/>
+        <w:ind w:left="2880" w:hanging="360"/>
       </w:pPr>
       <w:rPr>
         <w:rFonts w:ascii="Wingdings" w:hAnsi="Wingdings" w:hint="default"/>
@@ -36241,7 +37363,7 @@
       <w:lvlText w:val=""/>
       <w:lvlJc w:val="left"/>
       <w:pPr>
-        <w:ind w:left="2880" w:hanging="360"/>
+        <w:ind w:left="3600" w:hanging="360"/>
       </w:pPr>
       <w:rPr>
         <w:rFonts w:ascii="Symbol" w:hAnsi="Symbol" w:hint="default"/>
@@ -36253,7 +37375,7 @@
       <w:lvlText w:val="o"/>
       <w:lvlJc w:val="left"/>
       <w:pPr>
-        <w:ind w:left="3600" w:hanging="360"/>
+        <w:ind w:left="4320" w:hanging="360"/>
       </w:pPr>
       <w:rPr>
         <w:rFonts w:ascii="Courier New" w:hAnsi="Courier New" w:cs="Courier New" w:hint="default"/>
@@ -36265,7 +37387,7 @@
       <w:lvlText w:val=""/>
       <w:lvlJc w:val="left"/>
       <w:pPr>
-        <w:ind w:left="4320" w:hanging="360"/>
+        <w:ind w:left="5040" w:hanging="360"/>
       </w:pPr>
       <w:rPr>
         <w:rFonts w:ascii="Wingdings" w:hAnsi="Wingdings" w:hint="default"/>
@@ -36277,7 +37399,7 @@
       <w:lvlText w:val=""/>
       <w:lvlJc w:val="left"/>
       <w:pPr>
-        <w:ind w:left="5040" w:hanging="360"/>
+        <w:ind w:left="5760" w:hanging="360"/>
       </w:pPr>
       <w:rPr>
         <w:rFonts w:ascii="Symbol" w:hAnsi="Symbol" w:hint="default"/>
@@ -36289,7 +37411,7 @@
       <w:lvlText w:val="o"/>
       <w:lvlJc w:val="left"/>
       <w:pPr>
-        <w:ind w:left="5760" w:hanging="360"/>
+        <w:ind w:left="6480" w:hanging="360"/>
       </w:pPr>
       <w:rPr>
         <w:rFonts w:ascii="Courier New" w:hAnsi="Courier New" w:cs="Courier New" w:hint="default"/>
@@ -36301,7 +37423,7 @@
       <w:lvlText w:val=""/>
       <w:lvlJc w:val="left"/>
       <w:pPr>
-        <w:ind w:left="6480" w:hanging="360"/>
+        <w:ind w:left="7200" w:hanging="360"/>
       </w:pPr>
       <w:rPr>
         <w:rFonts w:ascii="Wingdings" w:hAnsi="Wingdings" w:hint="default"/>
@@ -36309,9 +37431,9 @@
     </w:lvl>
   </w:abstractNum>
   <w:abstractNum w:abstractNumId="9" w15:restartNumberingAfterBreak="0">
-    <w:nsid w:val="1E69485E"/>
+    <w:nsid w:val="1C5526D8"/>
     <w:multiLevelType w:val="hybridMultilevel"/>
-    <w:tmpl w:val="C4744198"/>
+    <w:tmpl w:val="5A84D6B4"/>
     <w:lvl w:ilvl="0" w:tplc="50AC6C0C">
       <w:numFmt w:val="bullet"/>
       <w:lvlText w:val=""/>
@@ -36430,156 +37552,15 @@
     </w:lvl>
   </w:abstractNum>
   <w:abstractNum w:abstractNumId="10" w15:restartNumberingAfterBreak="0">
-    <w:nsid w:val="1FA1164B"/>
-    <w:multiLevelType w:val="multilevel"/>
-    <w:tmpl w:val="34306D8A"/>
-    <w:lvl w:ilvl="0">
-      <w:start w:val="1"/>
-      <w:numFmt w:val="bullet"/>
-      <w:lvlText w:val=""/>
-      <w:lvlJc w:val="left"/>
-      <w:pPr>
-        <w:tabs>
-          <w:tab w:val="num" w:pos="720"/>
-        </w:tabs>
-        <w:ind w:left="720" w:hanging="360"/>
-      </w:pPr>
-      <w:rPr>
-        <w:rFonts w:ascii="Symbol" w:hAnsi="Symbol" w:hint="default"/>
-        <w:sz w:val="20"/>
-      </w:rPr>
-    </w:lvl>
-    <w:lvl w:ilvl="1">
-      <w:start w:val="1"/>
-      <w:numFmt w:val="decimal"/>
-      <w:lvlText w:val="%2."/>
-      <w:lvlJc w:val="left"/>
-      <w:pPr>
-        <w:ind w:left="1440" w:hanging="360"/>
-      </w:pPr>
-      <w:rPr>
-        <w:rFonts w:hint="default"/>
-      </w:rPr>
-    </w:lvl>
-    <w:lvl w:ilvl="2">
-      <w:start w:val="1"/>
-      <w:numFmt w:val="lowerRoman"/>
-      <w:lvlText w:val="%3)"/>
-      <w:lvlJc w:val="left"/>
-      <w:pPr>
-        <w:ind w:left="2520" w:hanging="720"/>
-      </w:pPr>
-      <w:rPr>
-        <w:rFonts w:hint="default"/>
-      </w:rPr>
-    </w:lvl>
-    <w:lvl w:ilvl="3" w:tentative="1">
-      <w:start w:val="1"/>
-      <w:numFmt w:val="bullet"/>
-      <w:lvlText w:val=""/>
-      <w:lvlJc w:val="left"/>
-      <w:pPr>
-        <w:tabs>
-          <w:tab w:val="num" w:pos="2880"/>
-        </w:tabs>
-        <w:ind w:left="2880" w:hanging="360"/>
-      </w:pPr>
-      <w:rPr>
-        <w:rFonts w:ascii="Wingdings" w:hAnsi="Wingdings" w:hint="default"/>
-        <w:sz w:val="20"/>
-      </w:rPr>
-    </w:lvl>
-    <w:lvl w:ilvl="4" w:tentative="1">
-      <w:start w:val="1"/>
-      <w:numFmt w:val="bullet"/>
-      <w:lvlText w:val=""/>
-      <w:lvlJc w:val="left"/>
-      <w:pPr>
-        <w:tabs>
-          <w:tab w:val="num" w:pos="3600"/>
-        </w:tabs>
-        <w:ind w:left="3600" w:hanging="360"/>
-      </w:pPr>
-      <w:rPr>
-        <w:rFonts w:ascii="Wingdings" w:hAnsi="Wingdings" w:hint="default"/>
-        <w:sz w:val="20"/>
-      </w:rPr>
-    </w:lvl>
-    <w:lvl w:ilvl="5" w:tentative="1">
-      <w:start w:val="1"/>
-      <w:numFmt w:val="bullet"/>
-      <w:lvlText w:val=""/>
-      <w:lvlJc w:val="left"/>
-      <w:pPr>
-        <w:tabs>
-          <w:tab w:val="num" w:pos="4320"/>
-        </w:tabs>
-        <w:ind w:left="4320" w:hanging="360"/>
-      </w:pPr>
-      <w:rPr>
-        <w:rFonts w:ascii="Wingdings" w:hAnsi="Wingdings" w:hint="default"/>
-        <w:sz w:val="20"/>
-      </w:rPr>
-    </w:lvl>
-    <w:lvl w:ilvl="6" w:tentative="1">
-      <w:start w:val="1"/>
-      <w:numFmt w:val="bullet"/>
-      <w:lvlText w:val=""/>
-      <w:lvlJc w:val="left"/>
-      <w:pPr>
-        <w:tabs>
-          <w:tab w:val="num" w:pos="5040"/>
-        </w:tabs>
-        <w:ind w:left="5040" w:hanging="360"/>
-      </w:pPr>
-      <w:rPr>
-        <w:rFonts w:ascii="Wingdings" w:hAnsi="Wingdings" w:hint="default"/>
-        <w:sz w:val="20"/>
-      </w:rPr>
-    </w:lvl>
-    <w:lvl w:ilvl="7" w:tentative="1">
-      <w:start w:val="1"/>
-      <w:numFmt w:val="bullet"/>
-      <w:lvlText w:val=""/>
-      <w:lvlJc w:val="left"/>
-      <w:pPr>
-        <w:tabs>
-          <w:tab w:val="num" w:pos="5760"/>
-        </w:tabs>
-        <w:ind w:left="5760" w:hanging="360"/>
-      </w:pPr>
-      <w:rPr>
-        <w:rFonts w:ascii="Wingdings" w:hAnsi="Wingdings" w:hint="default"/>
-        <w:sz w:val="20"/>
-      </w:rPr>
-    </w:lvl>
-    <w:lvl w:ilvl="8" w:tentative="1">
-      <w:start w:val="1"/>
-      <w:numFmt w:val="bullet"/>
-      <w:lvlText w:val=""/>
-      <w:lvlJc w:val="left"/>
-      <w:pPr>
-        <w:tabs>
-          <w:tab w:val="num" w:pos="6480"/>
-        </w:tabs>
-        <w:ind w:left="6480" w:hanging="360"/>
-      </w:pPr>
-      <w:rPr>
-        <w:rFonts w:ascii="Wingdings" w:hAnsi="Wingdings" w:hint="default"/>
-        <w:sz w:val="20"/>
-      </w:rPr>
-    </w:lvl>
-  </w:abstractNum>
-  <w:abstractNum w:abstractNumId="11" w15:restartNumberingAfterBreak="0">
-    <w:nsid w:val="22833AF6"/>
+    <w:nsid w:val="1E69485E"/>
     <w:multiLevelType w:val="hybridMultilevel"/>
-    <w:tmpl w:val="D04457FA"/>
+    <w:tmpl w:val="C4744198"/>
     <w:lvl w:ilvl="0" w:tplc="50AC6C0C">
       <w:numFmt w:val="bullet"/>
       <w:lvlText w:val=""/>
       <w:lvlJc w:val="left"/>
       <w:pPr>
-        <w:ind w:left="2160" w:hanging="360"/>
+        <w:ind w:left="720" w:hanging="360"/>
       </w:pPr>
       <w:rPr>
         <w:rFonts w:ascii="Wingdings" w:eastAsia="Wingdings" w:hAnsi="Wingdings" w:cs="Wingdings" w:hint="default"/>
@@ -36600,7 +37581,7 @@
       <w:lvlText w:val="o"/>
       <w:lvlJc w:val="left"/>
       <w:pPr>
-        <w:ind w:left="2880" w:hanging="360"/>
+        <w:ind w:left="1440" w:hanging="360"/>
       </w:pPr>
       <w:rPr>
         <w:rFonts w:ascii="Courier New" w:hAnsi="Courier New" w:cs="Courier New" w:hint="default"/>
@@ -36612,7 +37593,7 @@
       <w:lvlText w:val=""/>
       <w:lvlJc w:val="left"/>
       <w:pPr>
-        <w:ind w:left="3600" w:hanging="360"/>
+        <w:ind w:left="2160" w:hanging="360"/>
       </w:pPr>
       <w:rPr>
         <w:rFonts w:ascii="Wingdings" w:hAnsi="Wingdings" w:hint="default"/>
@@ -36624,7 +37605,7 @@
       <w:lvlText w:val=""/>
       <w:lvlJc w:val="left"/>
       <w:pPr>
-        <w:ind w:left="4320" w:hanging="360"/>
+        <w:ind w:left="2880" w:hanging="360"/>
       </w:pPr>
       <w:rPr>
         <w:rFonts w:ascii="Symbol" w:hAnsi="Symbol" w:hint="default"/>
@@ -36636,7 +37617,7 @@
       <w:lvlText w:val="o"/>
       <w:lvlJc w:val="left"/>
       <w:pPr>
-        <w:ind w:left="5040" w:hanging="360"/>
+        <w:ind w:left="3600" w:hanging="360"/>
       </w:pPr>
       <w:rPr>
         <w:rFonts w:ascii="Courier New" w:hAnsi="Courier New" w:cs="Courier New" w:hint="default"/>
@@ -36648,7 +37629,7 @@
       <w:lvlText w:val=""/>
       <w:lvlJc w:val="left"/>
       <w:pPr>
-        <w:ind w:left="5760" w:hanging="360"/>
+        <w:ind w:left="4320" w:hanging="360"/>
       </w:pPr>
       <w:rPr>
         <w:rFonts w:ascii="Wingdings" w:hAnsi="Wingdings" w:hint="default"/>
@@ -36660,7 +37641,7 @@
       <w:lvlText w:val=""/>
       <w:lvlJc w:val="left"/>
       <w:pPr>
-        <w:ind w:left="6480" w:hanging="360"/>
+        <w:ind w:left="5040" w:hanging="360"/>
       </w:pPr>
       <w:rPr>
         <w:rFonts w:ascii="Symbol" w:hAnsi="Symbol" w:hint="default"/>
@@ -36672,7 +37653,7 @@
       <w:lvlText w:val="o"/>
       <w:lvlJc w:val="left"/>
       <w:pPr>
-        <w:ind w:left="7200" w:hanging="360"/>
+        <w:ind w:left="5760" w:hanging="360"/>
       </w:pPr>
       <w:rPr>
         <w:rFonts w:ascii="Courier New" w:hAnsi="Courier New" w:cs="Courier New" w:hint="default"/>
@@ -36684,17 +37665,158 @@
       <w:lvlText w:val=""/>
       <w:lvlJc w:val="left"/>
       <w:pPr>
-        <w:ind w:left="7920" w:hanging="360"/>
+        <w:ind w:left="6480" w:hanging="360"/>
       </w:pPr>
       <w:rPr>
         <w:rFonts w:ascii="Wingdings" w:hAnsi="Wingdings" w:hint="default"/>
       </w:rPr>
     </w:lvl>
   </w:abstractNum>
+  <w:abstractNum w:abstractNumId="11" w15:restartNumberingAfterBreak="0">
+    <w:nsid w:val="1FA1164B"/>
+    <w:multiLevelType w:val="multilevel"/>
+    <w:tmpl w:val="34306D8A"/>
+    <w:lvl w:ilvl="0">
+      <w:start w:val="1"/>
+      <w:numFmt w:val="bullet"/>
+      <w:lvlText w:val=""/>
+      <w:lvlJc w:val="left"/>
+      <w:pPr>
+        <w:tabs>
+          <w:tab w:val="num" w:pos="720"/>
+        </w:tabs>
+        <w:ind w:left="720" w:hanging="360"/>
+      </w:pPr>
+      <w:rPr>
+        <w:rFonts w:ascii="Symbol" w:hAnsi="Symbol" w:hint="default"/>
+        <w:sz w:val="20"/>
+      </w:rPr>
+    </w:lvl>
+    <w:lvl w:ilvl="1">
+      <w:start w:val="1"/>
+      <w:numFmt w:val="decimal"/>
+      <w:lvlText w:val="%2."/>
+      <w:lvlJc w:val="left"/>
+      <w:pPr>
+        <w:ind w:left="1440" w:hanging="360"/>
+      </w:pPr>
+      <w:rPr>
+        <w:rFonts w:hint="default"/>
+      </w:rPr>
+    </w:lvl>
+    <w:lvl w:ilvl="2">
+      <w:start w:val="1"/>
+      <w:numFmt w:val="lowerRoman"/>
+      <w:lvlText w:val="%3)"/>
+      <w:lvlJc w:val="left"/>
+      <w:pPr>
+        <w:ind w:left="2520" w:hanging="720"/>
+      </w:pPr>
+      <w:rPr>
+        <w:rFonts w:hint="default"/>
+      </w:rPr>
+    </w:lvl>
+    <w:lvl w:ilvl="3" w:tentative="1">
+      <w:start w:val="1"/>
+      <w:numFmt w:val="bullet"/>
+      <w:lvlText w:val=""/>
+      <w:lvlJc w:val="left"/>
+      <w:pPr>
+        <w:tabs>
+          <w:tab w:val="num" w:pos="2880"/>
+        </w:tabs>
+        <w:ind w:left="2880" w:hanging="360"/>
+      </w:pPr>
+      <w:rPr>
+        <w:rFonts w:ascii="Wingdings" w:hAnsi="Wingdings" w:hint="default"/>
+        <w:sz w:val="20"/>
+      </w:rPr>
+    </w:lvl>
+    <w:lvl w:ilvl="4" w:tentative="1">
+      <w:start w:val="1"/>
+      <w:numFmt w:val="bullet"/>
+      <w:lvlText w:val=""/>
+      <w:lvlJc w:val="left"/>
+      <w:pPr>
+        <w:tabs>
+          <w:tab w:val="num" w:pos="3600"/>
+        </w:tabs>
+        <w:ind w:left="3600" w:hanging="360"/>
+      </w:pPr>
+      <w:rPr>
+        <w:rFonts w:ascii="Wingdings" w:hAnsi="Wingdings" w:hint="default"/>
+        <w:sz w:val="20"/>
+      </w:rPr>
+    </w:lvl>
+    <w:lvl w:ilvl="5" w:tentative="1">
+      <w:start w:val="1"/>
+      <w:numFmt w:val="bullet"/>
+      <w:lvlText w:val=""/>
+      <w:lvlJc w:val="left"/>
+      <w:pPr>
+        <w:tabs>
+          <w:tab w:val="num" w:pos="4320"/>
+        </w:tabs>
+        <w:ind w:left="4320" w:hanging="360"/>
+      </w:pPr>
+      <w:rPr>
+        <w:rFonts w:ascii="Wingdings" w:hAnsi="Wingdings" w:hint="default"/>
+        <w:sz w:val="20"/>
+      </w:rPr>
+    </w:lvl>
+    <w:lvl w:ilvl="6" w:tentative="1">
+      <w:start w:val="1"/>
+      <w:numFmt w:val="bullet"/>
+      <w:lvlText w:val=""/>
+      <w:lvlJc w:val="left"/>
+      <w:pPr>
+        <w:tabs>
+          <w:tab w:val="num" w:pos="5040"/>
+        </w:tabs>
+        <w:ind w:left="5040" w:hanging="360"/>
+      </w:pPr>
+      <w:rPr>
+        <w:rFonts w:ascii="Wingdings" w:hAnsi="Wingdings" w:hint="default"/>
+        <w:sz w:val="20"/>
+      </w:rPr>
+    </w:lvl>
+    <w:lvl w:ilvl="7" w:tentative="1">
+      <w:start w:val="1"/>
+      <w:numFmt w:val="bullet"/>
+      <w:lvlText w:val=""/>
+      <w:lvlJc w:val="left"/>
+      <w:pPr>
+        <w:tabs>
+          <w:tab w:val="num" w:pos="5760"/>
+        </w:tabs>
+        <w:ind w:left="5760" w:hanging="360"/>
+      </w:pPr>
+      <w:rPr>
+        <w:rFonts w:ascii="Wingdings" w:hAnsi="Wingdings" w:hint="default"/>
+        <w:sz w:val="20"/>
+      </w:rPr>
+    </w:lvl>
+    <w:lvl w:ilvl="8" w:tentative="1">
+      <w:start w:val="1"/>
+      <w:numFmt w:val="bullet"/>
+      <w:lvlText w:val=""/>
+      <w:lvlJc w:val="left"/>
+      <w:pPr>
+        <w:tabs>
+          <w:tab w:val="num" w:pos="6480"/>
+        </w:tabs>
+        <w:ind w:left="6480" w:hanging="360"/>
+      </w:pPr>
+      <w:rPr>
+        <w:rFonts w:ascii="Wingdings" w:hAnsi="Wingdings" w:hint="default"/>
+        <w:sz w:val="20"/>
+      </w:rPr>
+    </w:lvl>
+  </w:abstractNum>
   <w:abstractNum w:abstractNumId="12" w15:restartNumberingAfterBreak="0">
-    <w:nsid w:val="281264FF"/>
+    <w:nsid w:val="22833AF6"/>
     <w:multiLevelType w:val="hybridMultilevel"/>
-    <w:tmpl w:val="9E9C6950"/>
+    <w:tmpl w:val="D04457FA"/>
     <w:lvl w:ilvl="0" w:tplc="50AC6C0C">
       <w:numFmt w:val="bullet"/>
       <w:lvlText w:val=""/>
@@ -36813,15 +37935,15 @@
     </w:lvl>
   </w:abstractNum>
   <w:abstractNum w:abstractNumId="13" w15:restartNumberingAfterBreak="0">
-    <w:nsid w:val="297E0619"/>
+    <w:nsid w:val="281264FF"/>
     <w:multiLevelType w:val="hybridMultilevel"/>
-    <w:tmpl w:val="CE5C3C94"/>
+    <w:tmpl w:val="9E9C6950"/>
     <w:lvl w:ilvl="0" w:tplc="50AC6C0C">
       <w:numFmt w:val="bullet"/>
       <w:lvlText w:val=""/>
       <w:lvlJc w:val="left"/>
       <w:pPr>
-        <w:ind w:left="720" w:hanging="360"/>
+        <w:ind w:left="2160" w:hanging="360"/>
       </w:pPr>
       <w:rPr>
         <w:rFonts w:ascii="Wingdings" w:eastAsia="Wingdings" w:hAnsi="Wingdings" w:cs="Wingdings" w:hint="default"/>
@@ -36842,7 +37964,7 @@
       <w:lvlText w:val="o"/>
       <w:lvlJc w:val="left"/>
       <w:pPr>
-        <w:ind w:left="1440" w:hanging="360"/>
+        <w:ind w:left="2880" w:hanging="360"/>
       </w:pPr>
       <w:rPr>
         <w:rFonts w:ascii="Courier New" w:hAnsi="Courier New" w:cs="Courier New" w:hint="default"/>
@@ -36854,7 +37976,7 @@
       <w:lvlText w:val=""/>
       <w:lvlJc w:val="left"/>
       <w:pPr>
-        <w:ind w:left="2160" w:hanging="360"/>
+        <w:ind w:left="3600" w:hanging="360"/>
       </w:pPr>
       <w:rPr>
         <w:rFonts w:ascii="Wingdings" w:hAnsi="Wingdings" w:hint="default"/>
@@ -36866,7 +37988,7 @@
       <w:lvlText w:val=""/>
       <w:lvlJc w:val="left"/>
       <w:pPr>
-        <w:ind w:left="2880" w:hanging="360"/>
+        <w:ind w:left="4320" w:hanging="360"/>
       </w:pPr>
       <w:rPr>
         <w:rFonts w:ascii="Symbol" w:hAnsi="Symbol" w:hint="default"/>
@@ -36878,7 +38000,7 @@
       <w:lvlText w:val="o"/>
       <w:lvlJc w:val="left"/>
       <w:pPr>
-        <w:ind w:left="3600" w:hanging="360"/>
+        <w:ind w:left="5040" w:hanging="360"/>
       </w:pPr>
       <w:rPr>
         <w:rFonts w:ascii="Courier New" w:hAnsi="Courier New" w:cs="Courier New" w:hint="default"/>
@@ -36890,7 +38012,7 @@
       <w:lvlText w:val=""/>
       <w:lvlJc w:val="left"/>
       <w:pPr>
-        <w:ind w:left="4320" w:hanging="360"/>
+        <w:ind w:left="5760" w:hanging="360"/>
       </w:pPr>
       <w:rPr>
         <w:rFonts w:ascii="Wingdings" w:hAnsi="Wingdings" w:hint="default"/>
@@ -36902,7 +38024,7 @@
       <w:lvlText w:val=""/>
       <w:lvlJc w:val="left"/>
       <w:pPr>
-        <w:ind w:left="5040" w:hanging="360"/>
+        <w:ind w:left="6480" w:hanging="360"/>
       </w:pPr>
       <w:rPr>
         <w:rFonts w:ascii="Symbol" w:hAnsi="Symbol" w:hint="default"/>
@@ -36914,7 +38036,7 @@
       <w:lvlText w:val="o"/>
       <w:lvlJc w:val="left"/>
       <w:pPr>
-        <w:ind w:left="5760" w:hanging="360"/>
+        <w:ind w:left="7200" w:hanging="360"/>
       </w:pPr>
       <w:rPr>
         <w:rFonts w:ascii="Courier New" w:hAnsi="Courier New" w:cs="Courier New" w:hint="default"/>
@@ -36926,7 +38048,7 @@
       <w:lvlText w:val=""/>
       <w:lvlJc w:val="left"/>
       <w:pPr>
-        <w:ind w:left="6480" w:hanging="360"/>
+        <w:ind w:left="7920" w:hanging="360"/>
       </w:pPr>
       <w:rPr>
         <w:rFonts w:ascii="Wingdings" w:hAnsi="Wingdings" w:hint="default"/>
@@ -36934,9 +38056,9 @@
     </w:lvl>
   </w:abstractNum>
   <w:abstractNum w:abstractNumId="14" w15:restartNumberingAfterBreak="0">
-    <w:nsid w:val="2A216FFE"/>
+    <w:nsid w:val="297E0619"/>
     <w:multiLevelType w:val="hybridMultilevel"/>
-    <w:tmpl w:val="49A0E756"/>
+    <w:tmpl w:val="CE5C3C94"/>
     <w:lvl w:ilvl="0" w:tplc="50AC6C0C">
       <w:numFmt w:val="bullet"/>
       <w:lvlText w:val=""/>
@@ -37055,592 +38177,15 @@
     </w:lvl>
   </w:abstractNum>
   <w:abstractNum w:abstractNumId="15" w15:restartNumberingAfterBreak="0">
-    <w:nsid w:val="2A2F16A2"/>
+    <w:nsid w:val="2A216FFE"/>
     <w:multiLevelType w:val="hybridMultilevel"/>
-    <w:tmpl w:val="D6D07780"/>
-    <w:lvl w:ilvl="0" w:tplc="E8EAE362">
-      <w:start w:val="1"/>
-      <w:numFmt w:val="lowerRoman"/>
-      <w:lvlText w:val="%1)"/>
-      <w:lvlJc w:val="left"/>
-      <w:pPr>
-        <w:ind w:left="1440" w:hanging="720"/>
-      </w:pPr>
-      <w:rPr>
-        <w:rFonts w:ascii="Tahoma" w:eastAsia="Tahoma" w:hAnsi="Tahoma" w:cs="Tahoma" w:hint="default"/>
-        <w:b/>
-        <w:bCs/>
-        <w:i w:val="0"/>
-        <w:iCs w:val="0"/>
-        <w:spacing w:val="0"/>
-        <w:w w:val="64"/>
-        <w:sz w:val="24"/>
-        <w:szCs w:val="24"/>
-        <w:lang w:val="en-US" w:eastAsia="en-US" w:bidi="ar-SA"/>
-      </w:rPr>
-    </w:lvl>
-    <w:lvl w:ilvl="1" w:tplc="A7A6209C">
-      <w:numFmt w:val="bullet"/>
-      <w:lvlText w:val="•"/>
-      <w:lvlJc w:val="left"/>
-      <w:pPr>
-        <w:ind w:left="2232" w:hanging="720"/>
-      </w:pPr>
-      <w:rPr>
-        <w:rFonts w:hint="default"/>
-        <w:lang w:val="en-US" w:eastAsia="en-US" w:bidi="ar-SA"/>
-      </w:rPr>
-    </w:lvl>
-    <w:lvl w:ilvl="2" w:tplc="5D028730">
-      <w:numFmt w:val="bullet"/>
-      <w:lvlText w:val="•"/>
-      <w:lvlJc w:val="left"/>
-      <w:pPr>
-        <w:ind w:left="3024" w:hanging="720"/>
-      </w:pPr>
-      <w:rPr>
-        <w:rFonts w:hint="default"/>
-        <w:lang w:val="en-US" w:eastAsia="en-US" w:bidi="ar-SA"/>
-      </w:rPr>
-    </w:lvl>
-    <w:lvl w:ilvl="3" w:tplc="B6288A94">
-      <w:numFmt w:val="bullet"/>
-      <w:lvlText w:val="•"/>
-      <w:lvlJc w:val="left"/>
-      <w:pPr>
-        <w:ind w:left="3816" w:hanging="720"/>
-      </w:pPr>
-      <w:rPr>
-        <w:rFonts w:hint="default"/>
-        <w:lang w:val="en-US" w:eastAsia="en-US" w:bidi="ar-SA"/>
-      </w:rPr>
-    </w:lvl>
-    <w:lvl w:ilvl="4" w:tplc="E4FAD6E6">
-      <w:numFmt w:val="bullet"/>
-      <w:lvlText w:val="•"/>
-      <w:lvlJc w:val="left"/>
-      <w:pPr>
-        <w:ind w:left="4608" w:hanging="720"/>
-      </w:pPr>
-      <w:rPr>
-        <w:rFonts w:hint="default"/>
-        <w:lang w:val="en-US" w:eastAsia="en-US" w:bidi="ar-SA"/>
-      </w:rPr>
-    </w:lvl>
-    <w:lvl w:ilvl="5" w:tplc="E18A1E7E">
-      <w:numFmt w:val="bullet"/>
-      <w:lvlText w:val="•"/>
-      <w:lvlJc w:val="left"/>
-      <w:pPr>
-        <w:ind w:left="5400" w:hanging="720"/>
-      </w:pPr>
-      <w:rPr>
-        <w:rFonts w:hint="default"/>
-        <w:lang w:val="en-US" w:eastAsia="en-US" w:bidi="ar-SA"/>
-      </w:rPr>
-    </w:lvl>
-    <w:lvl w:ilvl="6" w:tplc="4ABEF118">
-      <w:numFmt w:val="bullet"/>
-      <w:lvlText w:val="•"/>
-      <w:lvlJc w:val="left"/>
-      <w:pPr>
-        <w:ind w:left="6192" w:hanging="720"/>
-      </w:pPr>
-      <w:rPr>
-        <w:rFonts w:hint="default"/>
-        <w:lang w:val="en-US" w:eastAsia="en-US" w:bidi="ar-SA"/>
-      </w:rPr>
-    </w:lvl>
-    <w:lvl w:ilvl="7" w:tplc="B2F84F4E">
-      <w:numFmt w:val="bullet"/>
-      <w:lvlText w:val="•"/>
-      <w:lvlJc w:val="left"/>
-      <w:pPr>
-        <w:ind w:left="6984" w:hanging="720"/>
-      </w:pPr>
-      <w:rPr>
-        <w:rFonts w:hint="default"/>
-        <w:lang w:val="en-US" w:eastAsia="en-US" w:bidi="ar-SA"/>
-      </w:rPr>
-    </w:lvl>
-    <w:lvl w:ilvl="8" w:tplc="EC564F94">
-      <w:numFmt w:val="bullet"/>
-      <w:lvlText w:val="•"/>
-      <w:lvlJc w:val="left"/>
-      <w:pPr>
-        <w:ind w:left="7776" w:hanging="720"/>
-      </w:pPr>
-      <w:rPr>
-        <w:rFonts w:hint="default"/>
-        <w:lang w:val="en-US" w:eastAsia="en-US" w:bidi="ar-SA"/>
-      </w:rPr>
-    </w:lvl>
-  </w:abstractNum>
-  <w:abstractNum w:abstractNumId="16" w15:restartNumberingAfterBreak="0">
-    <w:nsid w:val="36663049"/>
-    <w:multiLevelType w:val="hybridMultilevel"/>
-    <w:tmpl w:val="1F7413F6"/>
-    <w:lvl w:ilvl="0" w:tplc="26AA9BFA">
-      <w:start w:val="1"/>
-      <w:numFmt w:val="lowerRoman"/>
-      <w:lvlText w:val="%1)"/>
-      <w:lvlJc w:val="left"/>
-      <w:pPr>
-        <w:ind w:left="1080" w:hanging="720"/>
-      </w:pPr>
-      <w:rPr>
-        <w:rFonts w:ascii="Tahoma" w:eastAsia="Tahoma" w:hAnsi="Tahoma" w:cs="Tahoma" w:hint="default"/>
-        <w:b/>
-        <w:bCs/>
-        <w:i w:val="0"/>
-        <w:iCs w:val="0"/>
-        <w:spacing w:val="0"/>
-        <w:w w:val="64"/>
-        <w:sz w:val="24"/>
-        <w:szCs w:val="24"/>
-        <w:lang w:val="en-US" w:eastAsia="en-US" w:bidi="ar-SA"/>
-      </w:rPr>
-    </w:lvl>
-    <w:lvl w:ilvl="1" w:tplc="50AC6C0C">
-      <w:numFmt w:val="bullet"/>
-      <w:lvlText w:val=""/>
-      <w:lvlJc w:val="left"/>
-      <w:pPr>
-        <w:ind w:left="1800" w:hanging="360"/>
-      </w:pPr>
-      <w:rPr>
-        <w:rFonts w:ascii="Wingdings" w:eastAsia="Wingdings" w:hAnsi="Wingdings" w:cs="Wingdings" w:hint="default"/>
-        <w:b w:val="0"/>
-        <w:bCs w:val="0"/>
-        <w:i w:val="0"/>
-        <w:iCs w:val="0"/>
-        <w:spacing w:val="0"/>
-        <w:w w:val="99"/>
-        <w:sz w:val="24"/>
-        <w:szCs w:val="24"/>
-        <w:lang w:val="en-US" w:eastAsia="en-US" w:bidi="ar-SA"/>
-      </w:rPr>
-    </w:lvl>
-    <w:lvl w:ilvl="2" w:tplc="7778D79A">
-      <w:numFmt w:val="bullet"/>
-      <w:lvlText w:val="•"/>
-      <w:lvlJc w:val="left"/>
-      <w:pPr>
-        <w:ind w:left="2640" w:hanging="360"/>
-      </w:pPr>
-      <w:rPr>
-        <w:rFonts w:hint="default"/>
-        <w:lang w:val="en-US" w:eastAsia="en-US" w:bidi="ar-SA"/>
-      </w:rPr>
-    </w:lvl>
-    <w:lvl w:ilvl="3" w:tplc="C48E33AC">
-      <w:numFmt w:val="bullet"/>
-      <w:lvlText w:val="•"/>
-      <w:lvlJc w:val="left"/>
-      <w:pPr>
-        <w:ind w:left="3480" w:hanging="360"/>
-      </w:pPr>
-      <w:rPr>
-        <w:rFonts w:hint="default"/>
-        <w:lang w:val="en-US" w:eastAsia="en-US" w:bidi="ar-SA"/>
-      </w:rPr>
-    </w:lvl>
-    <w:lvl w:ilvl="4" w:tplc="BEBA9BF6">
-      <w:numFmt w:val="bullet"/>
-      <w:lvlText w:val="•"/>
-      <w:lvlJc w:val="left"/>
-      <w:pPr>
-        <w:ind w:left="4320" w:hanging="360"/>
-      </w:pPr>
-      <w:rPr>
-        <w:rFonts w:hint="default"/>
-        <w:lang w:val="en-US" w:eastAsia="en-US" w:bidi="ar-SA"/>
-      </w:rPr>
-    </w:lvl>
-    <w:lvl w:ilvl="5" w:tplc="B4583974">
-      <w:numFmt w:val="bullet"/>
-      <w:lvlText w:val="•"/>
-      <w:lvlJc w:val="left"/>
-      <w:pPr>
-        <w:ind w:left="5160" w:hanging="360"/>
-      </w:pPr>
-      <w:rPr>
-        <w:rFonts w:hint="default"/>
-        <w:lang w:val="en-US" w:eastAsia="en-US" w:bidi="ar-SA"/>
-      </w:rPr>
-    </w:lvl>
-    <w:lvl w:ilvl="6" w:tplc="77882A72">
-      <w:numFmt w:val="bullet"/>
-      <w:lvlText w:val="•"/>
-      <w:lvlJc w:val="left"/>
-      <w:pPr>
-        <w:ind w:left="6000" w:hanging="360"/>
-      </w:pPr>
-      <w:rPr>
-        <w:rFonts w:hint="default"/>
-        <w:lang w:val="en-US" w:eastAsia="en-US" w:bidi="ar-SA"/>
-      </w:rPr>
-    </w:lvl>
-    <w:lvl w:ilvl="7" w:tplc="AFCEE466">
-      <w:numFmt w:val="bullet"/>
-      <w:lvlText w:val="•"/>
-      <w:lvlJc w:val="left"/>
-      <w:pPr>
-        <w:ind w:left="6840" w:hanging="360"/>
-      </w:pPr>
-      <w:rPr>
-        <w:rFonts w:hint="default"/>
-        <w:lang w:val="en-US" w:eastAsia="en-US" w:bidi="ar-SA"/>
-      </w:rPr>
-    </w:lvl>
-    <w:lvl w:ilvl="8" w:tplc="B1D60850">
-      <w:numFmt w:val="bullet"/>
-      <w:lvlText w:val="•"/>
-      <w:lvlJc w:val="left"/>
-      <w:pPr>
-        <w:ind w:left="7680" w:hanging="360"/>
-      </w:pPr>
-      <w:rPr>
-        <w:rFonts w:hint="default"/>
-        <w:lang w:val="en-US" w:eastAsia="en-US" w:bidi="ar-SA"/>
-      </w:rPr>
-    </w:lvl>
-  </w:abstractNum>
-  <w:abstractNum w:abstractNumId="17" w15:restartNumberingAfterBreak="0">
-    <w:nsid w:val="3F92007F"/>
-    <w:multiLevelType w:val="hybridMultilevel"/>
-    <w:tmpl w:val="1208371E"/>
-    <w:lvl w:ilvl="0" w:tplc="1009000F">
-      <w:start w:val="1"/>
-      <w:numFmt w:val="decimal"/>
-      <w:lvlText w:val="%1."/>
-      <w:lvlJc w:val="left"/>
-      <w:pPr>
-        <w:ind w:left="720" w:hanging="360"/>
-      </w:pPr>
-      <w:rPr>
-        <w:rFonts w:hint="default"/>
-      </w:rPr>
-    </w:lvl>
-    <w:lvl w:ilvl="1" w:tplc="10090019" w:tentative="1">
-      <w:start w:val="1"/>
-      <w:numFmt w:val="lowerLetter"/>
-      <w:lvlText w:val="%2."/>
-      <w:lvlJc w:val="left"/>
-      <w:pPr>
-        <w:ind w:left="1440" w:hanging="360"/>
-      </w:pPr>
-    </w:lvl>
-    <w:lvl w:ilvl="2" w:tplc="1009001B" w:tentative="1">
-      <w:start w:val="1"/>
-      <w:numFmt w:val="lowerRoman"/>
-      <w:lvlText w:val="%3."/>
-      <w:lvlJc w:val="right"/>
-      <w:pPr>
-        <w:ind w:left="2160" w:hanging="180"/>
-      </w:pPr>
-    </w:lvl>
-    <w:lvl w:ilvl="3" w:tplc="1009000F" w:tentative="1">
-      <w:start w:val="1"/>
-      <w:numFmt w:val="decimal"/>
-      <w:lvlText w:val="%4."/>
-      <w:lvlJc w:val="left"/>
-      <w:pPr>
-        <w:ind w:left="2880" w:hanging="360"/>
-      </w:pPr>
-    </w:lvl>
-    <w:lvl w:ilvl="4" w:tplc="10090019" w:tentative="1">
-      <w:start w:val="1"/>
-      <w:numFmt w:val="lowerLetter"/>
-      <w:lvlText w:val="%5."/>
-      <w:lvlJc w:val="left"/>
-      <w:pPr>
-        <w:ind w:left="3600" w:hanging="360"/>
-      </w:pPr>
-    </w:lvl>
-    <w:lvl w:ilvl="5" w:tplc="1009001B" w:tentative="1">
-      <w:start w:val="1"/>
-      <w:numFmt w:val="lowerRoman"/>
-      <w:lvlText w:val="%6."/>
-      <w:lvlJc w:val="right"/>
-      <w:pPr>
-        <w:ind w:left="4320" w:hanging="180"/>
-      </w:pPr>
-    </w:lvl>
-    <w:lvl w:ilvl="6" w:tplc="1009000F" w:tentative="1">
-      <w:start w:val="1"/>
-      <w:numFmt w:val="decimal"/>
-      <w:lvlText w:val="%7."/>
-      <w:lvlJc w:val="left"/>
-      <w:pPr>
-        <w:ind w:left="5040" w:hanging="360"/>
-      </w:pPr>
-    </w:lvl>
-    <w:lvl w:ilvl="7" w:tplc="10090019" w:tentative="1">
-      <w:start w:val="1"/>
-      <w:numFmt w:val="lowerLetter"/>
-      <w:lvlText w:val="%8."/>
-      <w:lvlJc w:val="left"/>
-      <w:pPr>
-        <w:ind w:left="5760" w:hanging="360"/>
-      </w:pPr>
-    </w:lvl>
-    <w:lvl w:ilvl="8" w:tplc="1009001B" w:tentative="1">
-      <w:start w:val="1"/>
-      <w:numFmt w:val="lowerRoman"/>
-      <w:lvlText w:val="%9."/>
-      <w:lvlJc w:val="right"/>
-      <w:pPr>
-        <w:ind w:left="6480" w:hanging="180"/>
-      </w:pPr>
-    </w:lvl>
-  </w:abstractNum>
-  <w:abstractNum w:abstractNumId="18" w15:restartNumberingAfterBreak="0">
-    <w:nsid w:val="491031F2"/>
-    <w:multiLevelType w:val="hybridMultilevel"/>
-    <w:tmpl w:val="EAE28358"/>
-    <w:lvl w:ilvl="0" w:tplc="10090007">
-      <w:start w:val="1"/>
-      <w:numFmt w:val="bullet"/>
-      <w:lvlText w:val=""/>
-      <w:lvlPicBulletId w:val="0"/>
-      <w:lvlJc w:val="left"/>
-      <w:pPr>
-        <w:ind w:left="2160" w:hanging="360"/>
-      </w:pPr>
-      <w:rPr>
-        <w:rFonts w:ascii="Symbol" w:hAnsi="Symbol" w:hint="default"/>
-      </w:rPr>
-    </w:lvl>
-    <w:lvl w:ilvl="1" w:tplc="10090003" w:tentative="1">
-      <w:start w:val="1"/>
-      <w:numFmt w:val="bullet"/>
-      <w:lvlText w:val="o"/>
-      <w:lvlJc w:val="left"/>
-      <w:pPr>
-        <w:ind w:left="2880" w:hanging="360"/>
-      </w:pPr>
-      <w:rPr>
-        <w:rFonts w:ascii="Courier New" w:hAnsi="Courier New" w:cs="Courier New" w:hint="default"/>
-      </w:rPr>
-    </w:lvl>
-    <w:lvl w:ilvl="2" w:tplc="10090005" w:tentative="1">
-      <w:start w:val="1"/>
-      <w:numFmt w:val="bullet"/>
-      <w:lvlText w:val=""/>
-      <w:lvlJc w:val="left"/>
-      <w:pPr>
-        <w:ind w:left="3600" w:hanging="360"/>
-      </w:pPr>
-      <w:rPr>
-        <w:rFonts w:ascii="Wingdings" w:hAnsi="Wingdings" w:hint="default"/>
-      </w:rPr>
-    </w:lvl>
-    <w:lvl w:ilvl="3" w:tplc="10090001" w:tentative="1">
-      <w:start w:val="1"/>
-      <w:numFmt w:val="bullet"/>
-      <w:lvlText w:val=""/>
-      <w:lvlJc w:val="left"/>
-      <w:pPr>
-        <w:ind w:left="4320" w:hanging="360"/>
-      </w:pPr>
-      <w:rPr>
-        <w:rFonts w:ascii="Symbol" w:hAnsi="Symbol" w:hint="default"/>
-      </w:rPr>
-    </w:lvl>
-    <w:lvl w:ilvl="4" w:tplc="10090003" w:tentative="1">
-      <w:start w:val="1"/>
-      <w:numFmt w:val="bullet"/>
-      <w:lvlText w:val="o"/>
-      <w:lvlJc w:val="left"/>
-      <w:pPr>
-        <w:ind w:left="5040" w:hanging="360"/>
-      </w:pPr>
-      <w:rPr>
-        <w:rFonts w:ascii="Courier New" w:hAnsi="Courier New" w:cs="Courier New" w:hint="default"/>
-      </w:rPr>
-    </w:lvl>
-    <w:lvl w:ilvl="5" w:tplc="10090005" w:tentative="1">
-      <w:start w:val="1"/>
-      <w:numFmt w:val="bullet"/>
-      <w:lvlText w:val=""/>
-      <w:lvlJc w:val="left"/>
-      <w:pPr>
-        <w:ind w:left="5760" w:hanging="360"/>
-      </w:pPr>
-      <w:rPr>
-        <w:rFonts w:ascii="Wingdings" w:hAnsi="Wingdings" w:hint="default"/>
-      </w:rPr>
-    </w:lvl>
-    <w:lvl w:ilvl="6" w:tplc="10090001" w:tentative="1">
-      <w:start w:val="1"/>
-      <w:numFmt w:val="bullet"/>
-      <w:lvlText w:val=""/>
-      <w:lvlJc w:val="left"/>
-      <w:pPr>
-        <w:ind w:left="6480" w:hanging="360"/>
-      </w:pPr>
-      <w:rPr>
-        <w:rFonts w:ascii="Symbol" w:hAnsi="Symbol" w:hint="default"/>
-      </w:rPr>
-    </w:lvl>
-    <w:lvl w:ilvl="7" w:tplc="10090003" w:tentative="1">
-      <w:start w:val="1"/>
-      <w:numFmt w:val="bullet"/>
-      <w:lvlText w:val="o"/>
-      <w:lvlJc w:val="left"/>
-      <w:pPr>
-        <w:ind w:left="7200" w:hanging="360"/>
-      </w:pPr>
-      <w:rPr>
-        <w:rFonts w:ascii="Courier New" w:hAnsi="Courier New" w:cs="Courier New" w:hint="default"/>
-      </w:rPr>
-    </w:lvl>
-    <w:lvl w:ilvl="8" w:tplc="10090005" w:tentative="1">
-      <w:start w:val="1"/>
-      <w:numFmt w:val="bullet"/>
-      <w:lvlText w:val=""/>
-      <w:lvlJc w:val="left"/>
-      <w:pPr>
-        <w:ind w:left="7920" w:hanging="360"/>
-      </w:pPr>
-      <w:rPr>
-        <w:rFonts w:ascii="Wingdings" w:hAnsi="Wingdings" w:hint="default"/>
-      </w:rPr>
-    </w:lvl>
-  </w:abstractNum>
-  <w:abstractNum w:abstractNumId="19" w15:restartNumberingAfterBreak="0">
-    <w:nsid w:val="4EBB1F23"/>
-    <w:multiLevelType w:val="hybridMultilevel"/>
-    <w:tmpl w:val="388A5AA8"/>
-    <w:lvl w:ilvl="0" w:tplc="600407F8">
-      <w:start w:val="1"/>
-      <w:numFmt w:val="lowerRoman"/>
-      <w:lvlText w:val="%1)"/>
-      <w:lvlJc w:val="left"/>
-      <w:pPr>
-        <w:ind w:left="1440" w:hanging="720"/>
-      </w:pPr>
-      <w:rPr>
-        <w:rFonts w:ascii="Tahoma" w:eastAsia="Tahoma" w:hAnsi="Tahoma" w:cs="Tahoma" w:hint="default"/>
-        <w:b/>
-        <w:bCs/>
-        <w:i w:val="0"/>
-        <w:iCs w:val="0"/>
-        <w:spacing w:val="0"/>
-        <w:w w:val="64"/>
-        <w:sz w:val="24"/>
-        <w:szCs w:val="24"/>
-        <w:lang w:val="en-US" w:eastAsia="en-US" w:bidi="ar-SA"/>
-      </w:rPr>
-    </w:lvl>
-    <w:lvl w:ilvl="1" w:tplc="2B2826DE">
-      <w:numFmt w:val="bullet"/>
-      <w:lvlText w:val="•"/>
-      <w:lvlJc w:val="left"/>
-      <w:pPr>
-        <w:ind w:left="2232" w:hanging="720"/>
-      </w:pPr>
-      <w:rPr>
-        <w:rFonts w:hint="default"/>
-        <w:lang w:val="en-US" w:eastAsia="en-US" w:bidi="ar-SA"/>
-      </w:rPr>
-    </w:lvl>
-    <w:lvl w:ilvl="2" w:tplc="79FC1518">
-      <w:numFmt w:val="bullet"/>
-      <w:lvlText w:val="•"/>
-      <w:lvlJc w:val="left"/>
-      <w:pPr>
-        <w:ind w:left="3024" w:hanging="720"/>
-      </w:pPr>
-      <w:rPr>
-        <w:rFonts w:hint="default"/>
-        <w:lang w:val="en-US" w:eastAsia="en-US" w:bidi="ar-SA"/>
-      </w:rPr>
-    </w:lvl>
-    <w:lvl w:ilvl="3" w:tplc="B4E65974">
-      <w:numFmt w:val="bullet"/>
-      <w:lvlText w:val="•"/>
-      <w:lvlJc w:val="left"/>
-      <w:pPr>
-        <w:ind w:left="3816" w:hanging="720"/>
-      </w:pPr>
-      <w:rPr>
-        <w:rFonts w:hint="default"/>
-        <w:lang w:val="en-US" w:eastAsia="en-US" w:bidi="ar-SA"/>
-      </w:rPr>
-    </w:lvl>
-    <w:lvl w:ilvl="4" w:tplc="30267B40">
-      <w:numFmt w:val="bullet"/>
-      <w:lvlText w:val="•"/>
-      <w:lvlJc w:val="left"/>
-      <w:pPr>
-        <w:ind w:left="4608" w:hanging="720"/>
-      </w:pPr>
-      <w:rPr>
-        <w:rFonts w:hint="default"/>
-        <w:lang w:val="en-US" w:eastAsia="en-US" w:bidi="ar-SA"/>
-      </w:rPr>
-    </w:lvl>
-    <w:lvl w:ilvl="5" w:tplc="DDB02D52">
-      <w:numFmt w:val="bullet"/>
-      <w:lvlText w:val="•"/>
-      <w:lvlJc w:val="left"/>
-      <w:pPr>
-        <w:ind w:left="5400" w:hanging="720"/>
-      </w:pPr>
-      <w:rPr>
-        <w:rFonts w:hint="default"/>
-        <w:lang w:val="en-US" w:eastAsia="en-US" w:bidi="ar-SA"/>
-      </w:rPr>
-    </w:lvl>
-    <w:lvl w:ilvl="6" w:tplc="EFFE8280">
-      <w:numFmt w:val="bullet"/>
-      <w:lvlText w:val="•"/>
-      <w:lvlJc w:val="left"/>
-      <w:pPr>
-        <w:ind w:left="6192" w:hanging="720"/>
-      </w:pPr>
-      <w:rPr>
-        <w:rFonts w:hint="default"/>
-        <w:lang w:val="en-US" w:eastAsia="en-US" w:bidi="ar-SA"/>
-      </w:rPr>
-    </w:lvl>
-    <w:lvl w:ilvl="7" w:tplc="D696CD5E">
-      <w:numFmt w:val="bullet"/>
-      <w:lvlText w:val="•"/>
-      <w:lvlJc w:val="left"/>
-      <w:pPr>
-        <w:ind w:left="6984" w:hanging="720"/>
-      </w:pPr>
-      <w:rPr>
-        <w:rFonts w:hint="default"/>
-        <w:lang w:val="en-US" w:eastAsia="en-US" w:bidi="ar-SA"/>
-      </w:rPr>
-    </w:lvl>
-    <w:lvl w:ilvl="8" w:tplc="11D8E554">
-      <w:numFmt w:val="bullet"/>
-      <w:lvlText w:val="•"/>
-      <w:lvlJc w:val="left"/>
-      <w:pPr>
-        <w:ind w:left="7776" w:hanging="720"/>
-      </w:pPr>
-      <w:rPr>
-        <w:rFonts w:hint="default"/>
-        <w:lang w:val="en-US" w:eastAsia="en-US" w:bidi="ar-SA"/>
-      </w:rPr>
-    </w:lvl>
-  </w:abstractNum>
-  <w:abstractNum w:abstractNumId="20" w15:restartNumberingAfterBreak="0">
-    <w:nsid w:val="50405E53"/>
-    <w:multiLevelType w:val="hybridMultilevel"/>
-    <w:tmpl w:val="DDB64F68"/>
+    <w:tmpl w:val="49A0E756"/>
     <w:lvl w:ilvl="0" w:tplc="50AC6C0C">
       <w:numFmt w:val="bullet"/>
       <w:lvlText w:val=""/>
       <w:lvlJc w:val="left"/>
       <w:pPr>
-        <w:ind w:left="1440" w:hanging="360"/>
+        <w:ind w:left="720" w:hanging="360"/>
       </w:pPr>
       <w:rPr>
         <w:rFonts w:ascii="Wingdings" w:eastAsia="Wingdings" w:hAnsi="Wingdings" w:cs="Wingdings" w:hint="default"/>
@@ -37661,7 +38206,7 @@
       <w:lvlText w:val="o"/>
       <w:lvlJc w:val="left"/>
       <w:pPr>
-        <w:ind w:left="2160" w:hanging="360"/>
+        <w:ind w:left="1440" w:hanging="360"/>
       </w:pPr>
       <w:rPr>
         <w:rFonts w:ascii="Courier New" w:hAnsi="Courier New" w:cs="Courier New" w:hint="default"/>
@@ -37673,7 +38218,7 @@
       <w:lvlText w:val=""/>
       <w:lvlJc w:val="left"/>
       <w:pPr>
-        <w:ind w:left="2880" w:hanging="360"/>
+        <w:ind w:left="2160" w:hanging="360"/>
       </w:pPr>
       <w:rPr>
         <w:rFonts w:ascii="Wingdings" w:hAnsi="Wingdings" w:hint="default"/>
@@ -37685,7 +38230,7 @@
       <w:lvlText w:val=""/>
       <w:lvlJc w:val="left"/>
       <w:pPr>
-        <w:ind w:left="3600" w:hanging="360"/>
+        <w:ind w:left="2880" w:hanging="360"/>
       </w:pPr>
       <w:rPr>
         <w:rFonts w:ascii="Symbol" w:hAnsi="Symbol" w:hint="default"/>
@@ -37697,7 +38242,7 @@
       <w:lvlText w:val="o"/>
       <w:lvlJc w:val="left"/>
       <w:pPr>
-        <w:ind w:left="4320" w:hanging="360"/>
+        <w:ind w:left="3600" w:hanging="360"/>
       </w:pPr>
       <w:rPr>
         <w:rFonts w:ascii="Courier New" w:hAnsi="Courier New" w:cs="Courier New" w:hint="default"/>
@@ -37709,7 +38254,7 @@
       <w:lvlText w:val=""/>
       <w:lvlJc w:val="left"/>
       <w:pPr>
-        <w:ind w:left="5040" w:hanging="360"/>
+        <w:ind w:left="4320" w:hanging="360"/>
       </w:pPr>
       <w:rPr>
         <w:rFonts w:ascii="Wingdings" w:hAnsi="Wingdings" w:hint="default"/>
@@ -37721,7 +38266,7 @@
       <w:lvlText w:val=""/>
       <w:lvlJc w:val="left"/>
       <w:pPr>
-        <w:ind w:left="5760" w:hanging="360"/>
+        <w:ind w:left="5040" w:hanging="360"/>
       </w:pPr>
       <w:rPr>
         <w:rFonts w:ascii="Symbol" w:hAnsi="Symbol" w:hint="default"/>
@@ -37733,7 +38278,7 @@
       <w:lvlText w:val="o"/>
       <w:lvlJc w:val="left"/>
       <w:pPr>
-        <w:ind w:left="6480" w:hanging="360"/>
+        <w:ind w:left="5760" w:hanging="360"/>
       </w:pPr>
       <w:rPr>
         <w:rFonts w:ascii="Courier New" w:hAnsi="Courier New" w:cs="Courier New" w:hint="default"/>
@@ -37745,128 +38290,128 @@
       <w:lvlText w:val=""/>
       <w:lvlJc w:val="left"/>
       <w:pPr>
-        <w:ind w:left="7200" w:hanging="360"/>
+        <w:ind w:left="6480" w:hanging="360"/>
       </w:pPr>
       <w:rPr>
         <w:rFonts w:ascii="Wingdings" w:hAnsi="Wingdings" w:hint="default"/>
       </w:rPr>
     </w:lvl>
   </w:abstractNum>
-  <w:abstractNum w:abstractNumId="21" w15:restartNumberingAfterBreak="0">
-    <w:nsid w:val="51672604"/>
+  <w:abstractNum w:abstractNumId="16" w15:restartNumberingAfterBreak="0">
+    <w:nsid w:val="2A2F16A2"/>
     <w:multiLevelType w:val="hybridMultilevel"/>
-    <w:tmpl w:val="1FEE3A58"/>
-    <w:lvl w:ilvl="0" w:tplc="D3C6FFBE">
+    <w:tmpl w:val="D6D07780"/>
+    <w:lvl w:ilvl="0" w:tplc="E8EAE362">
       <w:start w:val="1"/>
       <w:numFmt w:val="lowerRoman"/>
       <w:lvlText w:val="%1)"/>
       <w:lvlJc w:val="left"/>
       <w:pPr>
-        <w:ind w:left="1080" w:hanging="720"/>
+        <w:ind w:left="1440" w:hanging="720"/>
       </w:pPr>
       <w:rPr>
         <w:rFonts w:ascii="Tahoma" w:eastAsia="Tahoma" w:hAnsi="Tahoma" w:cs="Tahoma" w:hint="default"/>
-        <w:b w:val="0"/>
-        <w:bCs w:val="0"/>
+        <w:b/>
+        <w:bCs/>
         <w:i w:val="0"/>
         <w:iCs w:val="0"/>
         <w:spacing w:val="0"/>
-        <w:w w:val="76"/>
+        <w:w w:val="64"/>
         <w:sz w:val="24"/>
         <w:szCs w:val="24"/>
         <w:lang w:val="en-US" w:eastAsia="en-US" w:bidi="ar-SA"/>
       </w:rPr>
     </w:lvl>
-    <w:lvl w:ilvl="1" w:tplc="DED67026">
+    <w:lvl w:ilvl="1" w:tplc="A7A6209C">
       <w:numFmt w:val="bullet"/>
       <w:lvlText w:val="•"/>
       <w:lvlJc w:val="left"/>
       <w:pPr>
-        <w:ind w:left="1908" w:hanging="720"/>
+        <w:ind w:left="2232" w:hanging="720"/>
       </w:pPr>
       <w:rPr>
         <w:rFonts w:hint="default"/>
         <w:lang w:val="en-US" w:eastAsia="en-US" w:bidi="ar-SA"/>
       </w:rPr>
     </w:lvl>
-    <w:lvl w:ilvl="2" w:tplc="F080F40C">
+    <w:lvl w:ilvl="2" w:tplc="5D028730">
       <w:numFmt w:val="bullet"/>
       <w:lvlText w:val="•"/>
       <w:lvlJc w:val="left"/>
       <w:pPr>
-        <w:ind w:left="2736" w:hanging="720"/>
+        <w:ind w:left="3024" w:hanging="720"/>
       </w:pPr>
       <w:rPr>
         <w:rFonts w:hint="default"/>
         <w:lang w:val="en-US" w:eastAsia="en-US" w:bidi="ar-SA"/>
       </w:rPr>
     </w:lvl>
-    <w:lvl w:ilvl="3" w:tplc="27403A0E">
+    <w:lvl w:ilvl="3" w:tplc="B6288A94">
       <w:numFmt w:val="bullet"/>
       <w:lvlText w:val="•"/>
       <w:lvlJc w:val="left"/>
       <w:pPr>
-        <w:ind w:left="3564" w:hanging="720"/>
+        <w:ind w:left="3816" w:hanging="720"/>
       </w:pPr>
       <w:rPr>
         <w:rFonts w:hint="default"/>
         <w:lang w:val="en-US" w:eastAsia="en-US" w:bidi="ar-SA"/>
       </w:rPr>
     </w:lvl>
-    <w:lvl w:ilvl="4" w:tplc="8F646E86">
+    <w:lvl w:ilvl="4" w:tplc="E4FAD6E6">
       <w:numFmt w:val="bullet"/>
       <w:lvlText w:val="•"/>
       <w:lvlJc w:val="left"/>
       <w:pPr>
-        <w:ind w:left="4392" w:hanging="720"/>
+        <w:ind w:left="4608" w:hanging="720"/>
       </w:pPr>
       <w:rPr>
         <w:rFonts w:hint="default"/>
         <w:lang w:val="en-US" w:eastAsia="en-US" w:bidi="ar-SA"/>
       </w:rPr>
     </w:lvl>
-    <w:lvl w:ilvl="5" w:tplc="91E2179A">
+    <w:lvl w:ilvl="5" w:tplc="E18A1E7E">
       <w:numFmt w:val="bullet"/>
       <w:lvlText w:val="•"/>
       <w:lvlJc w:val="left"/>
       <w:pPr>
-        <w:ind w:left="5220" w:hanging="720"/>
+        <w:ind w:left="5400" w:hanging="720"/>
       </w:pPr>
       <w:rPr>
         <w:rFonts w:hint="default"/>
         <w:lang w:val="en-US" w:eastAsia="en-US" w:bidi="ar-SA"/>
       </w:rPr>
     </w:lvl>
-    <w:lvl w:ilvl="6" w:tplc="CA6406C6">
+    <w:lvl w:ilvl="6" w:tplc="4ABEF118">
       <w:numFmt w:val="bullet"/>
       <w:lvlText w:val="•"/>
       <w:lvlJc w:val="left"/>
       <w:pPr>
-        <w:ind w:left="6048" w:hanging="720"/>
+        <w:ind w:left="6192" w:hanging="720"/>
       </w:pPr>
       <w:rPr>
         <w:rFonts w:hint="default"/>
         <w:lang w:val="en-US" w:eastAsia="en-US" w:bidi="ar-SA"/>
       </w:rPr>
     </w:lvl>
-    <w:lvl w:ilvl="7" w:tplc="55B0A73E">
+    <w:lvl w:ilvl="7" w:tplc="B2F84F4E">
       <w:numFmt w:val="bullet"/>
       <w:lvlText w:val="•"/>
       <w:lvlJc w:val="left"/>
       <w:pPr>
-        <w:ind w:left="6876" w:hanging="720"/>
+        <w:ind w:left="6984" w:hanging="720"/>
       </w:pPr>
       <w:rPr>
         <w:rFonts w:hint="default"/>
         <w:lang w:val="en-US" w:eastAsia="en-US" w:bidi="ar-SA"/>
       </w:rPr>
     </w:lvl>
-    <w:lvl w:ilvl="8" w:tplc="994435C0">
+    <w:lvl w:ilvl="8" w:tplc="EC564F94">
       <w:numFmt w:val="bullet"/>
       <w:lvlText w:val="•"/>
       <w:lvlJc w:val="left"/>
       <w:pPr>
-        <w:ind w:left="7704" w:hanging="720"/>
+        <w:ind w:left="7776" w:hanging="720"/>
       </w:pPr>
       <w:rPr>
         <w:rFonts w:hint="default"/>
@@ -37874,16 +38419,235 @@
       </w:rPr>
     </w:lvl>
   </w:abstractNum>
-  <w:abstractNum w:abstractNumId="22" w15:restartNumberingAfterBreak="0">
-    <w:nsid w:val="52676D5E"/>
+  <w:abstractNum w:abstractNumId="17" w15:restartNumberingAfterBreak="0">
+    <w:nsid w:val="36663049"/>
     <w:multiLevelType w:val="hybridMultilevel"/>
-    <w:tmpl w:val="0A8258C2"/>
-    <w:lvl w:ilvl="0" w:tplc="50AC6C0C">
+    <w:tmpl w:val="1F7413F6"/>
+    <w:lvl w:ilvl="0" w:tplc="26AA9BFA">
+      <w:start w:val="1"/>
+      <w:numFmt w:val="lowerRoman"/>
+      <w:lvlText w:val="%1)"/>
+      <w:lvlJc w:val="left"/>
+      <w:pPr>
+        <w:ind w:left="1080" w:hanging="720"/>
+      </w:pPr>
+      <w:rPr>
+        <w:rFonts w:ascii="Tahoma" w:eastAsia="Tahoma" w:hAnsi="Tahoma" w:cs="Tahoma" w:hint="default"/>
+        <w:b/>
+        <w:bCs/>
+        <w:i w:val="0"/>
+        <w:iCs w:val="0"/>
+        <w:spacing w:val="0"/>
+        <w:w w:val="64"/>
+        <w:sz w:val="24"/>
+        <w:szCs w:val="24"/>
+        <w:lang w:val="en-US" w:eastAsia="en-US" w:bidi="ar-SA"/>
+      </w:rPr>
+    </w:lvl>
+    <w:lvl w:ilvl="1" w:tplc="50AC6C0C">
       <w:numFmt w:val="bullet"/>
       <w:lvlText w:val=""/>
       <w:lvlJc w:val="left"/>
       <w:pPr>
+        <w:ind w:left="1800" w:hanging="360"/>
+      </w:pPr>
+      <w:rPr>
+        <w:rFonts w:ascii="Wingdings" w:eastAsia="Wingdings" w:hAnsi="Wingdings" w:cs="Wingdings" w:hint="default"/>
+        <w:b w:val="0"/>
+        <w:bCs w:val="0"/>
+        <w:i w:val="0"/>
+        <w:iCs w:val="0"/>
+        <w:spacing w:val="0"/>
+        <w:w w:val="99"/>
+        <w:sz w:val="24"/>
+        <w:szCs w:val="24"/>
+        <w:lang w:val="en-US" w:eastAsia="en-US" w:bidi="ar-SA"/>
+      </w:rPr>
+    </w:lvl>
+    <w:lvl w:ilvl="2" w:tplc="7778D79A">
+      <w:numFmt w:val="bullet"/>
+      <w:lvlText w:val="•"/>
+      <w:lvlJc w:val="left"/>
+      <w:pPr>
+        <w:ind w:left="2640" w:hanging="360"/>
+      </w:pPr>
+      <w:rPr>
+        <w:rFonts w:hint="default"/>
+        <w:lang w:val="en-US" w:eastAsia="en-US" w:bidi="ar-SA"/>
+      </w:rPr>
+    </w:lvl>
+    <w:lvl w:ilvl="3" w:tplc="C48E33AC">
+      <w:numFmt w:val="bullet"/>
+      <w:lvlText w:val="•"/>
+      <w:lvlJc w:val="left"/>
+      <w:pPr>
+        <w:ind w:left="3480" w:hanging="360"/>
+      </w:pPr>
+      <w:rPr>
+        <w:rFonts w:hint="default"/>
+        <w:lang w:val="en-US" w:eastAsia="en-US" w:bidi="ar-SA"/>
+      </w:rPr>
+    </w:lvl>
+    <w:lvl w:ilvl="4" w:tplc="BEBA9BF6">
+      <w:numFmt w:val="bullet"/>
+      <w:lvlText w:val="•"/>
+      <w:lvlJc w:val="left"/>
+      <w:pPr>
+        <w:ind w:left="4320" w:hanging="360"/>
+      </w:pPr>
+      <w:rPr>
+        <w:rFonts w:hint="default"/>
+        <w:lang w:val="en-US" w:eastAsia="en-US" w:bidi="ar-SA"/>
+      </w:rPr>
+    </w:lvl>
+    <w:lvl w:ilvl="5" w:tplc="B4583974">
+      <w:numFmt w:val="bullet"/>
+      <w:lvlText w:val="•"/>
+      <w:lvlJc w:val="left"/>
+      <w:pPr>
+        <w:ind w:left="5160" w:hanging="360"/>
+      </w:pPr>
+      <w:rPr>
+        <w:rFonts w:hint="default"/>
+        <w:lang w:val="en-US" w:eastAsia="en-US" w:bidi="ar-SA"/>
+      </w:rPr>
+    </w:lvl>
+    <w:lvl w:ilvl="6" w:tplc="77882A72">
+      <w:numFmt w:val="bullet"/>
+      <w:lvlText w:val="•"/>
+      <w:lvlJc w:val="left"/>
+      <w:pPr>
+        <w:ind w:left="6000" w:hanging="360"/>
+      </w:pPr>
+      <w:rPr>
+        <w:rFonts w:hint="default"/>
+        <w:lang w:val="en-US" w:eastAsia="en-US" w:bidi="ar-SA"/>
+      </w:rPr>
+    </w:lvl>
+    <w:lvl w:ilvl="7" w:tplc="AFCEE466">
+      <w:numFmt w:val="bullet"/>
+      <w:lvlText w:val="•"/>
+      <w:lvlJc w:val="left"/>
+      <w:pPr>
+        <w:ind w:left="6840" w:hanging="360"/>
+      </w:pPr>
+      <w:rPr>
+        <w:rFonts w:hint="default"/>
+        <w:lang w:val="en-US" w:eastAsia="en-US" w:bidi="ar-SA"/>
+      </w:rPr>
+    </w:lvl>
+    <w:lvl w:ilvl="8" w:tplc="B1D60850">
+      <w:numFmt w:val="bullet"/>
+      <w:lvlText w:val="•"/>
+      <w:lvlJc w:val="left"/>
+      <w:pPr>
+        <w:ind w:left="7680" w:hanging="360"/>
+      </w:pPr>
+      <w:rPr>
+        <w:rFonts w:hint="default"/>
+        <w:lang w:val="en-US" w:eastAsia="en-US" w:bidi="ar-SA"/>
+      </w:rPr>
+    </w:lvl>
+  </w:abstractNum>
+  <w:abstractNum w:abstractNumId="18" w15:restartNumberingAfterBreak="0">
+    <w:nsid w:val="3F92007F"/>
+    <w:multiLevelType w:val="hybridMultilevel"/>
+    <w:tmpl w:val="1208371E"/>
+    <w:lvl w:ilvl="0" w:tplc="1009000F">
+      <w:start w:val="1"/>
+      <w:numFmt w:val="decimal"/>
+      <w:lvlText w:val="%1."/>
+      <w:lvlJc w:val="left"/>
+      <w:pPr>
+        <w:ind w:left="720" w:hanging="360"/>
+      </w:pPr>
+      <w:rPr>
+        <w:rFonts w:hint="default"/>
+      </w:rPr>
+    </w:lvl>
+    <w:lvl w:ilvl="1" w:tplc="10090019" w:tentative="1">
+      <w:start w:val="1"/>
+      <w:numFmt w:val="lowerLetter"/>
+      <w:lvlText w:val="%2."/>
+      <w:lvlJc w:val="left"/>
+      <w:pPr>
         <w:ind w:left="1440" w:hanging="360"/>
+      </w:pPr>
+    </w:lvl>
+    <w:lvl w:ilvl="2" w:tplc="1009001B" w:tentative="1">
+      <w:start w:val="1"/>
+      <w:numFmt w:val="lowerRoman"/>
+      <w:lvlText w:val="%3."/>
+      <w:lvlJc w:val="right"/>
+      <w:pPr>
+        <w:ind w:left="2160" w:hanging="180"/>
+      </w:pPr>
+    </w:lvl>
+    <w:lvl w:ilvl="3" w:tplc="1009000F" w:tentative="1">
+      <w:start w:val="1"/>
+      <w:numFmt w:val="decimal"/>
+      <w:lvlText w:val="%4."/>
+      <w:lvlJc w:val="left"/>
+      <w:pPr>
+        <w:ind w:left="2880" w:hanging="360"/>
+      </w:pPr>
+    </w:lvl>
+    <w:lvl w:ilvl="4" w:tplc="10090019" w:tentative="1">
+      <w:start w:val="1"/>
+      <w:numFmt w:val="lowerLetter"/>
+      <w:lvlText w:val="%5."/>
+      <w:lvlJc w:val="left"/>
+      <w:pPr>
+        <w:ind w:left="3600" w:hanging="360"/>
+      </w:pPr>
+    </w:lvl>
+    <w:lvl w:ilvl="5" w:tplc="1009001B" w:tentative="1">
+      <w:start w:val="1"/>
+      <w:numFmt w:val="lowerRoman"/>
+      <w:lvlText w:val="%6."/>
+      <w:lvlJc w:val="right"/>
+      <w:pPr>
+        <w:ind w:left="4320" w:hanging="180"/>
+      </w:pPr>
+    </w:lvl>
+    <w:lvl w:ilvl="6" w:tplc="1009000F" w:tentative="1">
+      <w:start w:val="1"/>
+      <w:numFmt w:val="decimal"/>
+      <w:lvlText w:val="%7."/>
+      <w:lvlJc w:val="left"/>
+      <w:pPr>
+        <w:ind w:left="5040" w:hanging="360"/>
+      </w:pPr>
+    </w:lvl>
+    <w:lvl w:ilvl="7" w:tplc="10090019" w:tentative="1">
+      <w:start w:val="1"/>
+      <w:numFmt w:val="lowerLetter"/>
+      <w:lvlText w:val="%8."/>
+      <w:lvlJc w:val="left"/>
+      <w:pPr>
+        <w:ind w:left="5760" w:hanging="360"/>
+      </w:pPr>
+    </w:lvl>
+    <w:lvl w:ilvl="8" w:tplc="1009001B" w:tentative="1">
+      <w:start w:val="1"/>
+      <w:numFmt w:val="lowerRoman"/>
+      <w:lvlText w:val="%9."/>
+      <w:lvlJc w:val="right"/>
+      <w:pPr>
+        <w:ind w:left="6480" w:hanging="180"/>
+      </w:pPr>
+    </w:lvl>
+  </w:abstractNum>
+  <w:abstractNum w:abstractNumId="19" w15:restartNumberingAfterBreak="0">
+    <w:nsid w:val="459358C6"/>
+    <w:multiLevelType w:val="hybridMultilevel"/>
+    <w:tmpl w:val="B89833C0"/>
+    <w:lvl w:ilvl="0" w:tplc="62526994">
+      <w:numFmt w:val="bullet"/>
+      <w:lvlText w:val=""/>
+      <w:lvlJc w:val="left"/>
+      <w:pPr>
+        <w:ind w:left="1800" w:hanging="360"/>
       </w:pPr>
       <w:rPr>
         <w:rFonts w:ascii="Wingdings" w:eastAsia="Wingdings" w:hAnsi="Wingdings" w:cs="Wingdings" w:hint="default"/>
@@ -37904,7 +38668,7 @@
       <w:lvlText w:val="o"/>
       <w:lvlJc w:val="left"/>
       <w:pPr>
-        <w:ind w:left="2160" w:hanging="360"/>
+        <w:ind w:left="2520" w:hanging="360"/>
       </w:pPr>
       <w:rPr>
         <w:rFonts w:ascii="Courier New" w:hAnsi="Courier New" w:cs="Courier New" w:hint="default"/>
@@ -37916,7 +38680,7 @@
       <w:lvlText w:val=""/>
       <w:lvlJc w:val="left"/>
       <w:pPr>
-        <w:ind w:left="2880" w:hanging="360"/>
+        <w:ind w:left="3240" w:hanging="360"/>
       </w:pPr>
       <w:rPr>
         <w:rFonts w:ascii="Wingdings" w:hAnsi="Wingdings" w:hint="default"/>
@@ -37928,7 +38692,7 @@
       <w:lvlText w:val=""/>
       <w:lvlJc w:val="left"/>
       <w:pPr>
-        <w:ind w:left="3600" w:hanging="360"/>
+        <w:ind w:left="3960" w:hanging="360"/>
       </w:pPr>
       <w:rPr>
         <w:rFonts w:ascii="Symbol" w:hAnsi="Symbol" w:hint="default"/>
@@ -37940,7 +38704,7 @@
       <w:lvlText w:val="o"/>
       <w:lvlJc w:val="left"/>
       <w:pPr>
-        <w:ind w:left="4320" w:hanging="360"/>
+        <w:ind w:left="4680" w:hanging="360"/>
       </w:pPr>
       <w:rPr>
         <w:rFonts w:ascii="Courier New" w:hAnsi="Courier New" w:cs="Courier New" w:hint="default"/>
@@ -37952,7 +38716,7 @@
       <w:lvlText w:val=""/>
       <w:lvlJc w:val="left"/>
       <w:pPr>
-        <w:ind w:left="5040" w:hanging="360"/>
+        <w:ind w:left="5400" w:hanging="360"/>
       </w:pPr>
       <w:rPr>
         <w:rFonts w:ascii="Wingdings" w:hAnsi="Wingdings" w:hint="default"/>
@@ -37964,7 +38728,7 @@
       <w:lvlText w:val=""/>
       <w:lvlJc w:val="left"/>
       <w:pPr>
-        <w:ind w:left="5760" w:hanging="360"/>
+        <w:ind w:left="6120" w:hanging="360"/>
       </w:pPr>
       <w:rPr>
         <w:rFonts w:ascii="Symbol" w:hAnsi="Symbol" w:hint="default"/>
@@ -37976,7 +38740,7 @@
       <w:lvlText w:val="o"/>
       <w:lvlJc w:val="left"/>
       <w:pPr>
-        <w:ind w:left="6480" w:hanging="360"/>
+        <w:ind w:left="6840" w:hanging="360"/>
       </w:pPr>
       <w:rPr>
         <w:rFonts w:ascii="Courier New" w:hAnsi="Courier New" w:cs="Courier New" w:hint="default"/>
@@ -37988,23 +38752,259 @@
       <w:lvlText w:val=""/>
       <w:lvlJc w:val="left"/>
       <w:pPr>
-        <w:ind w:left="7200" w:hanging="360"/>
+        <w:ind w:left="7560" w:hanging="360"/>
       </w:pPr>
       <w:rPr>
         <w:rFonts w:ascii="Wingdings" w:hAnsi="Wingdings" w:hint="default"/>
       </w:rPr>
     </w:lvl>
   </w:abstractNum>
-  <w:abstractNum w:abstractNumId="23" w15:restartNumberingAfterBreak="0">
-    <w:nsid w:val="529D27A5"/>
+  <w:abstractNum w:abstractNumId="20" w15:restartNumberingAfterBreak="0">
+    <w:nsid w:val="491031F2"/>
     <w:multiLevelType w:val="hybridMultilevel"/>
-    <w:tmpl w:val="C2AE11FA"/>
+    <w:tmpl w:val="EAE28358"/>
+    <w:lvl w:ilvl="0" w:tplc="10090007">
+      <w:start w:val="1"/>
+      <w:numFmt w:val="bullet"/>
+      <w:lvlText w:val=""/>
+      <w:lvlPicBulletId w:val="0"/>
+      <w:lvlJc w:val="left"/>
+      <w:pPr>
+        <w:ind w:left="2160" w:hanging="360"/>
+      </w:pPr>
+      <w:rPr>
+        <w:rFonts w:ascii="Symbol" w:hAnsi="Symbol" w:hint="default"/>
+      </w:rPr>
+    </w:lvl>
+    <w:lvl w:ilvl="1" w:tplc="10090003" w:tentative="1">
+      <w:start w:val="1"/>
+      <w:numFmt w:val="bullet"/>
+      <w:lvlText w:val="o"/>
+      <w:lvlJc w:val="left"/>
+      <w:pPr>
+        <w:ind w:left="2880" w:hanging="360"/>
+      </w:pPr>
+      <w:rPr>
+        <w:rFonts w:ascii="Courier New" w:hAnsi="Courier New" w:cs="Courier New" w:hint="default"/>
+      </w:rPr>
+    </w:lvl>
+    <w:lvl w:ilvl="2" w:tplc="10090005" w:tentative="1">
+      <w:start w:val="1"/>
+      <w:numFmt w:val="bullet"/>
+      <w:lvlText w:val=""/>
+      <w:lvlJc w:val="left"/>
+      <w:pPr>
+        <w:ind w:left="3600" w:hanging="360"/>
+      </w:pPr>
+      <w:rPr>
+        <w:rFonts w:ascii="Wingdings" w:hAnsi="Wingdings" w:hint="default"/>
+      </w:rPr>
+    </w:lvl>
+    <w:lvl w:ilvl="3" w:tplc="10090001" w:tentative="1">
+      <w:start w:val="1"/>
+      <w:numFmt w:val="bullet"/>
+      <w:lvlText w:val=""/>
+      <w:lvlJc w:val="left"/>
+      <w:pPr>
+        <w:ind w:left="4320" w:hanging="360"/>
+      </w:pPr>
+      <w:rPr>
+        <w:rFonts w:ascii="Symbol" w:hAnsi="Symbol" w:hint="default"/>
+      </w:rPr>
+    </w:lvl>
+    <w:lvl w:ilvl="4" w:tplc="10090003" w:tentative="1">
+      <w:start w:val="1"/>
+      <w:numFmt w:val="bullet"/>
+      <w:lvlText w:val="o"/>
+      <w:lvlJc w:val="left"/>
+      <w:pPr>
+        <w:ind w:left="5040" w:hanging="360"/>
+      </w:pPr>
+      <w:rPr>
+        <w:rFonts w:ascii="Courier New" w:hAnsi="Courier New" w:cs="Courier New" w:hint="default"/>
+      </w:rPr>
+    </w:lvl>
+    <w:lvl w:ilvl="5" w:tplc="10090005" w:tentative="1">
+      <w:start w:val="1"/>
+      <w:numFmt w:val="bullet"/>
+      <w:lvlText w:val=""/>
+      <w:lvlJc w:val="left"/>
+      <w:pPr>
+        <w:ind w:left="5760" w:hanging="360"/>
+      </w:pPr>
+      <w:rPr>
+        <w:rFonts w:ascii="Wingdings" w:hAnsi="Wingdings" w:hint="default"/>
+      </w:rPr>
+    </w:lvl>
+    <w:lvl w:ilvl="6" w:tplc="10090001" w:tentative="1">
+      <w:start w:val="1"/>
+      <w:numFmt w:val="bullet"/>
+      <w:lvlText w:val=""/>
+      <w:lvlJc w:val="left"/>
+      <w:pPr>
+        <w:ind w:left="6480" w:hanging="360"/>
+      </w:pPr>
+      <w:rPr>
+        <w:rFonts w:ascii="Symbol" w:hAnsi="Symbol" w:hint="default"/>
+      </w:rPr>
+    </w:lvl>
+    <w:lvl w:ilvl="7" w:tplc="10090003" w:tentative="1">
+      <w:start w:val="1"/>
+      <w:numFmt w:val="bullet"/>
+      <w:lvlText w:val="o"/>
+      <w:lvlJc w:val="left"/>
+      <w:pPr>
+        <w:ind w:left="7200" w:hanging="360"/>
+      </w:pPr>
+      <w:rPr>
+        <w:rFonts w:ascii="Courier New" w:hAnsi="Courier New" w:cs="Courier New" w:hint="default"/>
+      </w:rPr>
+    </w:lvl>
+    <w:lvl w:ilvl="8" w:tplc="10090005" w:tentative="1">
+      <w:start w:val="1"/>
+      <w:numFmt w:val="bullet"/>
+      <w:lvlText w:val=""/>
+      <w:lvlJc w:val="left"/>
+      <w:pPr>
+        <w:ind w:left="7920" w:hanging="360"/>
+      </w:pPr>
+      <w:rPr>
+        <w:rFonts w:ascii="Wingdings" w:hAnsi="Wingdings" w:hint="default"/>
+      </w:rPr>
+    </w:lvl>
+  </w:abstractNum>
+  <w:abstractNum w:abstractNumId="21" w15:restartNumberingAfterBreak="0">
+    <w:nsid w:val="4EBB1F23"/>
+    <w:multiLevelType w:val="hybridMultilevel"/>
+    <w:tmpl w:val="388A5AA8"/>
+    <w:lvl w:ilvl="0" w:tplc="600407F8">
+      <w:start w:val="1"/>
+      <w:numFmt w:val="lowerRoman"/>
+      <w:lvlText w:val="%1)"/>
+      <w:lvlJc w:val="left"/>
+      <w:pPr>
+        <w:ind w:left="1440" w:hanging="720"/>
+      </w:pPr>
+      <w:rPr>
+        <w:rFonts w:ascii="Tahoma" w:eastAsia="Tahoma" w:hAnsi="Tahoma" w:cs="Tahoma" w:hint="default"/>
+        <w:b/>
+        <w:bCs/>
+        <w:i w:val="0"/>
+        <w:iCs w:val="0"/>
+        <w:spacing w:val="0"/>
+        <w:w w:val="64"/>
+        <w:sz w:val="24"/>
+        <w:szCs w:val="24"/>
+        <w:lang w:val="en-US" w:eastAsia="en-US" w:bidi="ar-SA"/>
+      </w:rPr>
+    </w:lvl>
+    <w:lvl w:ilvl="1" w:tplc="2B2826DE">
+      <w:numFmt w:val="bullet"/>
+      <w:lvlText w:val="•"/>
+      <w:lvlJc w:val="left"/>
+      <w:pPr>
+        <w:ind w:left="2232" w:hanging="720"/>
+      </w:pPr>
+      <w:rPr>
+        <w:rFonts w:hint="default"/>
+        <w:lang w:val="en-US" w:eastAsia="en-US" w:bidi="ar-SA"/>
+      </w:rPr>
+    </w:lvl>
+    <w:lvl w:ilvl="2" w:tplc="79FC1518">
+      <w:numFmt w:val="bullet"/>
+      <w:lvlText w:val="•"/>
+      <w:lvlJc w:val="left"/>
+      <w:pPr>
+        <w:ind w:left="3024" w:hanging="720"/>
+      </w:pPr>
+      <w:rPr>
+        <w:rFonts w:hint="default"/>
+        <w:lang w:val="en-US" w:eastAsia="en-US" w:bidi="ar-SA"/>
+      </w:rPr>
+    </w:lvl>
+    <w:lvl w:ilvl="3" w:tplc="B4E65974">
+      <w:numFmt w:val="bullet"/>
+      <w:lvlText w:val="•"/>
+      <w:lvlJc w:val="left"/>
+      <w:pPr>
+        <w:ind w:left="3816" w:hanging="720"/>
+      </w:pPr>
+      <w:rPr>
+        <w:rFonts w:hint="default"/>
+        <w:lang w:val="en-US" w:eastAsia="en-US" w:bidi="ar-SA"/>
+      </w:rPr>
+    </w:lvl>
+    <w:lvl w:ilvl="4" w:tplc="30267B40">
+      <w:numFmt w:val="bullet"/>
+      <w:lvlText w:val="•"/>
+      <w:lvlJc w:val="left"/>
+      <w:pPr>
+        <w:ind w:left="4608" w:hanging="720"/>
+      </w:pPr>
+      <w:rPr>
+        <w:rFonts w:hint="default"/>
+        <w:lang w:val="en-US" w:eastAsia="en-US" w:bidi="ar-SA"/>
+      </w:rPr>
+    </w:lvl>
+    <w:lvl w:ilvl="5" w:tplc="DDB02D52">
+      <w:numFmt w:val="bullet"/>
+      <w:lvlText w:val="•"/>
+      <w:lvlJc w:val="left"/>
+      <w:pPr>
+        <w:ind w:left="5400" w:hanging="720"/>
+      </w:pPr>
+      <w:rPr>
+        <w:rFonts w:hint="default"/>
+        <w:lang w:val="en-US" w:eastAsia="en-US" w:bidi="ar-SA"/>
+      </w:rPr>
+    </w:lvl>
+    <w:lvl w:ilvl="6" w:tplc="EFFE8280">
+      <w:numFmt w:val="bullet"/>
+      <w:lvlText w:val="•"/>
+      <w:lvlJc w:val="left"/>
+      <w:pPr>
+        <w:ind w:left="6192" w:hanging="720"/>
+      </w:pPr>
+      <w:rPr>
+        <w:rFonts w:hint="default"/>
+        <w:lang w:val="en-US" w:eastAsia="en-US" w:bidi="ar-SA"/>
+      </w:rPr>
+    </w:lvl>
+    <w:lvl w:ilvl="7" w:tplc="D696CD5E">
+      <w:numFmt w:val="bullet"/>
+      <w:lvlText w:val="•"/>
+      <w:lvlJc w:val="left"/>
+      <w:pPr>
+        <w:ind w:left="6984" w:hanging="720"/>
+      </w:pPr>
+      <w:rPr>
+        <w:rFonts w:hint="default"/>
+        <w:lang w:val="en-US" w:eastAsia="en-US" w:bidi="ar-SA"/>
+      </w:rPr>
+    </w:lvl>
+    <w:lvl w:ilvl="8" w:tplc="11D8E554">
+      <w:numFmt w:val="bullet"/>
+      <w:lvlText w:val="•"/>
+      <w:lvlJc w:val="left"/>
+      <w:pPr>
+        <w:ind w:left="7776" w:hanging="720"/>
+      </w:pPr>
+      <w:rPr>
+        <w:rFonts w:hint="default"/>
+        <w:lang w:val="en-US" w:eastAsia="en-US" w:bidi="ar-SA"/>
+      </w:rPr>
+    </w:lvl>
+  </w:abstractNum>
+  <w:abstractNum w:abstractNumId="22" w15:restartNumberingAfterBreak="0">
+    <w:nsid w:val="50405E53"/>
+    <w:multiLevelType w:val="hybridMultilevel"/>
+    <w:tmpl w:val="DDB64F68"/>
     <w:lvl w:ilvl="0" w:tplc="50AC6C0C">
       <w:numFmt w:val="bullet"/>
       <w:lvlText w:val=""/>
       <w:lvlJc w:val="left"/>
       <w:pPr>
-        <w:ind w:left="1800" w:hanging="360"/>
+        <w:ind w:left="1440" w:hanging="360"/>
       </w:pPr>
       <w:rPr>
         <w:rFonts w:ascii="Wingdings" w:eastAsia="Wingdings" w:hAnsi="Wingdings" w:cs="Wingdings" w:hint="default"/>
@@ -38025,7 +39025,7 @@
       <w:lvlText w:val="o"/>
       <w:lvlJc w:val="left"/>
       <w:pPr>
-        <w:ind w:left="2520" w:hanging="360"/>
+        <w:ind w:left="2160" w:hanging="360"/>
       </w:pPr>
       <w:rPr>
         <w:rFonts w:ascii="Courier New" w:hAnsi="Courier New" w:cs="Courier New" w:hint="default"/>
@@ -38037,7 +39037,7 @@
       <w:lvlText w:val=""/>
       <w:lvlJc w:val="left"/>
       <w:pPr>
-        <w:ind w:left="3240" w:hanging="360"/>
+        <w:ind w:left="2880" w:hanging="360"/>
       </w:pPr>
       <w:rPr>
         <w:rFonts w:ascii="Wingdings" w:hAnsi="Wingdings" w:hint="default"/>
@@ -38049,7 +39049,7 @@
       <w:lvlText w:val=""/>
       <w:lvlJc w:val="left"/>
       <w:pPr>
-        <w:ind w:left="3960" w:hanging="360"/>
+        <w:ind w:left="3600" w:hanging="360"/>
       </w:pPr>
       <w:rPr>
         <w:rFonts w:ascii="Symbol" w:hAnsi="Symbol" w:hint="default"/>
@@ -38061,7 +39061,7 @@
       <w:lvlText w:val="o"/>
       <w:lvlJc w:val="left"/>
       <w:pPr>
-        <w:ind w:left="4680" w:hanging="360"/>
+        <w:ind w:left="4320" w:hanging="360"/>
       </w:pPr>
       <w:rPr>
         <w:rFonts w:ascii="Courier New" w:hAnsi="Courier New" w:cs="Courier New" w:hint="default"/>
@@ -38073,7 +39073,7 @@
       <w:lvlText w:val=""/>
       <w:lvlJc w:val="left"/>
       <w:pPr>
-        <w:ind w:left="5400" w:hanging="360"/>
+        <w:ind w:left="5040" w:hanging="360"/>
       </w:pPr>
       <w:rPr>
         <w:rFonts w:ascii="Wingdings" w:hAnsi="Wingdings" w:hint="default"/>
@@ -38085,7 +39085,7 @@
       <w:lvlText w:val=""/>
       <w:lvlJc w:val="left"/>
       <w:pPr>
-        <w:ind w:left="6120" w:hanging="360"/>
+        <w:ind w:left="5760" w:hanging="360"/>
       </w:pPr>
       <w:rPr>
         <w:rFonts w:ascii="Symbol" w:hAnsi="Symbol" w:hint="default"/>
@@ -38097,7 +39097,7 @@
       <w:lvlText w:val="o"/>
       <w:lvlJc w:val="left"/>
       <w:pPr>
-        <w:ind w:left="6840" w:hanging="360"/>
+        <w:ind w:left="6480" w:hanging="360"/>
       </w:pPr>
       <w:rPr>
         <w:rFonts w:ascii="Courier New" w:hAnsi="Courier New" w:cs="Courier New" w:hint="default"/>
@@ -38109,17 +39109,139 @@
       <w:lvlText w:val=""/>
       <w:lvlJc w:val="left"/>
       <w:pPr>
-        <w:ind w:left="7560" w:hanging="360"/>
+        <w:ind w:left="7200" w:hanging="360"/>
       </w:pPr>
       <w:rPr>
         <w:rFonts w:ascii="Wingdings" w:hAnsi="Wingdings" w:hint="default"/>
       </w:rPr>
     </w:lvl>
   </w:abstractNum>
+  <w:abstractNum w:abstractNumId="23" w15:restartNumberingAfterBreak="0">
+    <w:nsid w:val="51672604"/>
+    <w:multiLevelType w:val="hybridMultilevel"/>
+    <w:tmpl w:val="1FEE3A58"/>
+    <w:lvl w:ilvl="0" w:tplc="D3C6FFBE">
+      <w:start w:val="1"/>
+      <w:numFmt w:val="lowerRoman"/>
+      <w:lvlText w:val="%1)"/>
+      <w:lvlJc w:val="left"/>
+      <w:pPr>
+        <w:ind w:left="1080" w:hanging="720"/>
+      </w:pPr>
+      <w:rPr>
+        <w:rFonts w:ascii="Tahoma" w:eastAsia="Tahoma" w:hAnsi="Tahoma" w:cs="Tahoma" w:hint="default"/>
+        <w:b w:val="0"/>
+        <w:bCs w:val="0"/>
+        <w:i w:val="0"/>
+        <w:iCs w:val="0"/>
+        <w:spacing w:val="0"/>
+        <w:w w:val="76"/>
+        <w:sz w:val="24"/>
+        <w:szCs w:val="24"/>
+        <w:lang w:val="en-US" w:eastAsia="en-US" w:bidi="ar-SA"/>
+      </w:rPr>
+    </w:lvl>
+    <w:lvl w:ilvl="1" w:tplc="DED67026">
+      <w:numFmt w:val="bullet"/>
+      <w:lvlText w:val="•"/>
+      <w:lvlJc w:val="left"/>
+      <w:pPr>
+        <w:ind w:left="1908" w:hanging="720"/>
+      </w:pPr>
+      <w:rPr>
+        <w:rFonts w:hint="default"/>
+        <w:lang w:val="en-US" w:eastAsia="en-US" w:bidi="ar-SA"/>
+      </w:rPr>
+    </w:lvl>
+    <w:lvl w:ilvl="2" w:tplc="F080F40C">
+      <w:numFmt w:val="bullet"/>
+      <w:lvlText w:val="•"/>
+      <w:lvlJc w:val="left"/>
+      <w:pPr>
+        <w:ind w:left="2736" w:hanging="720"/>
+      </w:pPr>
+      <w:rPr>
+        <w:rFonts w:hint="default"/>
+        <w:lang w:val="en-US" w:eastAsia="en-US" w:bidi="ar-SA"/>
+      </w:rPr>
+    </w:lvl>
+    <w:lvl w:ilvl="3" w:tplc="27403A0E">
+      <w:numFmt w:val="bullet"/>
+      <w:lvlText w:val="•"/>
+      <w:lvlJc w:val="left"/>
+      <w:pPr>
+        <w:ind w:left="3564" w:hanging="720"/>
+      </w:pPr>
+      <w:rPr>
+        <w:rFonts w:hint="default"/>
+        <w:lang w:val="en-US" w:eastAsia="en-US" w:bidi="ar-SA"/>
+      </w:rPr>
+    </w:lvl>
+    <w:lvl w:ilvl="4" w:tplc="8F646E86">
+      <w:numFmt w:val="bullet"/>
+      <w:lvlText w:val="•"/>
+      <w:lvlJc w:val="left"/>
+      <w:pPr>
+        <w:ind w:left="4392" w:hanging="720"/>
+      </w:pPr>
+      <w:rPr>
+        <w:rFonts w:hint="default"/>
+        <w:lang w:val="en-US" w:eastAsia="en-US" w:bidi="ar-SA"/>
+      </w:rPr>
+    </w:lvl>
+    <w:lvl w:ilvl="5" w:tplc="91E2179A">
+      <w:numFmt w:val="bullet"/>
+      <w:lvlText w:val="•"/>
+      <w:lvlJc w:val="left"/>
+      <w:pPr>
+        <w:ind w:left="5220" w:hanging="720"/>
+      </w:pPr>
+      <w:rPr>
+        <w:rFonts w:hint="default"/>
+        <w:lang w:val="en-US" w:eastAsia="en-US" w:bidi="ar-SA"/>
+      </w:rPr>
+    </w:lvl>
+    <w:lvl w:ilvl="6" w:tplc="CA6406C6">
+      <w:numFmt w:val="bullet"/>
+      <w:lvlText w:val="•"/>
+      <w:lvlJc w:val="left"/>
+      <w:pPr>
+        <w:ind w:left="6048" w:hanging="720"/>
+      </w:pPr>
+      <w:rPr>
+        <w:rFonts w:hint="default"/>
+        <w:lang w:val="en-US" w:eastAsia="en-US" w:bidi="ar-SA"/>
+      </w:rPr>
+    </w:lvl>
+    <w:lvl w:ilvl="7" w:tplc="55B0A73E">
+      <w:numFmt w:val="bullet"/>
+      <w:lvlText w:val="•"/>
+      <w:lvlJc w:val="left"/>
+      <w:pPr>
+        <w:ind w:left="6876" w:hanging="720"/>
+      </w:pPr>
+      <w:rPr>
+        <w:rFonts w:hint="default"/>
+        <w:lang w:val="en-US" w:eastAsia="en-US" w:bidi="ar-SA"/>
+      </w:rPr>
+    </w:lvl>
+    <w:lvl w:ilvl="8" w:tplc="994435C0">
+      <w:numFmt w:val="bullet"/>
+      <w:lvlText w:val="•"/>
+      <w:lvlJc w:val="left"/>
+      <w:pPr>
+        <w:ind w:left="7704" w:hanging="720"/>
+      </w:pPr>
+      <w:rPr>
+        <w:rFonts w:hint="default"/>
+        <w:lang w:val="en-US" w:eastAsia="en-US" w:bidi="ar-SA"/>
+      </w:rPr>
+    </w:lvl>
+  </w:abstractNum>
   <w:abstractNum w:abstractNumId="24" w15:restartNumberingAfterBreak="0">
-    <w:nsid w:val="593806BF"/>
+    <w:nsid w:val="52676D5E"/>
     <w:multiLevelType w:val="hybridMultilevel"/>
-    <w:tmpl w:val="5D38825E"/>
+    <w:tmpl w:val="0A8258C2"/>
     <w:lvl w:ilvl="0" w:tplc="50AC6C0C">
       <w:numFmt w:val="bullet"/>
       <w:lvlText w:val=""/>
@@ -38238,164 +39360,15 @@
     </w:lvl>
   </w:abstractNum>
   <w:abstractNum w:abstractNumId="25" w15:restartNumberingAfterBreak="0">
-    <w:nsid w:val="5F660480"/>
-    <w:multiLevelType w:val="multilevel"/>
-    <w:tmpl w:val="A1D01860"/>
-    <w:lvl w:ilvl="0">
-      <w:start w:val="1"/>
-      <w:numFmt w:val="bullet"/>
-      <w:lvlText w:val=""/>
-      <w:lvlJc w:val="left"/>
-      <w:pPr>
-        <w:tabs>
-          <w:tab w:val="num" w:pos="720"/>
-        </w:tabs>
-        <w:ind w:left="720" w:hanging="360"/>
-      </w:pPr>
-      <w:rPr>
-        <w:rFonts w:ascii="Symbol" w:hAnsi="Symbol" w:hint="default"/>
-        <w:sz w:val="20"/>
-      </w:rPr>
-    </w:lvl>
-    <w:lvl w:ilvl="1" w:tentative="1">
-      <w:start w:val="1"/>
-      <w:numFmt w:val="bullet"/>
-      <w:lvlText w:val="o"/>
-      <w:lvlJc w:val="left"/>
-      <w:pPr>
-        <w:tabs>
-          <w:tab w:val="num" w:pos="1440"/>
-        </w:tabs>
-        <w:ind w:left="1440" w:hanging="360"/>
-      </w:pPr>
-      <w:rPr>
-        <w:rFonts w:ascii="Courier New" w:hAnsi="Courier New" w:hint="default"/>
-        <w:sz w:val="20"/>
-      </w:rPr>
-    </w:lvl>
-    <w:lvl w:ilvl="2" w:tentative="1">
-      <w:start w:val="1"/>
-      <w:numFmt w:val="bullet"/>
-      <w:lvlText w:val=""/>
-      <w:lvlJc w:val="left"/>
-      <w:pPr>
-        <w:tabs>
-          <w:tab w:val="num" w:pos="2160"/>
-        </w:tabs>
-        <w:ind w:left="2160" w:hanging="360"/>
-      </w:pPr>
-      <w:rPr>
-        <w:rFonts w:ascii="Wingdings" w:hAnsi="Wingdings" w:hint="default"/>
-        <w:sz w:val="20"/>
-      </w:rPr>
-    </w:lvl>
-    <w:lvl w:ilvl="3" w:tentative="1">
-      <w:start w:val="1"/>
-      <w:numFmt w:val="bullet"/>
-      <w:lvlText w:val=""/>
-      <w:lvlJc w:val="left"/>
-      <w:pPr>
-        <w:tabs>
-          <w:tab w:val="num" w:pos="2880"/>
-        </w:tabs>
-        <w:ind w:left="2880" w:hanging="360"/>
-      </w:pPr>
-      <w:rPr>
-        <w:rFonts w:ascii="Wingdings" w:hAnsi="Wingdings" w:hint="default"/>
-        <w:sz w:val="20"/>
-      </w:rPr>
-    </w:lvl>
-    <w:lvl w:ilvl="4" w:tentative="1">
-      <w:start w:val="1"/>
-      <w:numFmt w:val="bullet"/>
-      <w:lvlText w:val=""/>
-      <w:lvlJc w:val="left"/>
-      <w:pPr>
-        <w:tabs>
-          <w:tab w:val="num" w:pos="3600"/>
-        </w:tabs>
-        <w:ind w:left="3600" w:hanging="360"/>
-      </w:pPr>
-      <w:rPr>
-        <w:rFonts w:ascii="Wingdings" w:hAnsi="Wingdings" w:hint="default"/>
-        <w:sz w:val="20"/>
-      </w:rPr>
-    </w:lvl>
-    <w:lvl w:ilvl="5" w:tentative="1">
-      <w:start w:val="1"/>
-      <w:numFmt w:val="bullet"/>
-      <w:lvlText w:val=""/>
-      <w:lvlJc w:val="left"/>
-      <w:pPr>
-        <w:tabs>
-          <w:tab w:val="num" w:pos="4320"/>
-        </w:tabs>
-        <w:ind w:left="4320" w:hanging="360"/>
-      </w:pPr>
-      <w:rPr>
-        <w:rFonts w:ascii="Wingdings" w:hAnsi="Wingdings" w:hint="default"/>
-        <w:sz w:val="20"/>
-      </w:rPr>
-    </w:lvl>
-    <w:lvl w:ilvl="6" w:tentative="1">
-      <w:start w:val="1"/>
-      <w:numFmt w:val="bullet"/>
-      <w:lvlText w:val=""/>
-      <w:lvlJc w:val="left"/>
-      <w:pPr>
-        <w:tabs>
-          <w:tab w:val="num" w:pos="5040"/>
-        </w:tabs>
-        <w:ind w:left="5040" w:hanging="360"/>
-      </w:pPr>
-      <w:rPr>
-        <w:rFonts w:ascii="Wingdings" w:hAnsi="Wingdings" w:hint="default"/>
-        <w:sz w:val="20"/>
-      </w:rPr>
-    </w:lvl>
-    <w:lvl w:ilvl="7" w:tentative="1">
-      <w:start w:val="1"/>
-      <w:numFmt w:val="bullet"/>
-      <w:lvlText w:val=""/>
-      <w:lvlJc w:val="left"/>
-      <w:pPr>
-        <w:tabs>
-          <w:tab w:val="num" w:pos="5760"/>
-        </w:tabs>
-        <w:ind w:left="5760" w:hanging="360"/>
-      </w:pPr>
-      <w:rPr>
-        <w:rFonts w:ascii="Wingdings" w:hAnsi="Wingdings" w:hint="default"/>
-        <w:sz w:val="20"/>
-      </w:rPr>
-    </w:lvl>
-    <w:lvl w:ilvl="8" w:tentative="1">
-      <w:start w:val="1"/>
-      <w:numFmt w:val="bullet"/>
-      <w:lvlText w:val=""/>
-      <w:lvlJc w:val="left"/>
-      <w:pPr>
-        <w:tabs>
-          <w:tab w:val="num" w:pos="6480"/>
-        </w:tabs>
-        <w:ind w:left="6480" w:hanging="360"/>
-      </w:pPr>
-      <w:rPr>
-        <w:rFonts w:ascii="Wingdings" w:hAnsi="Wingdings" w:hint="default"/>
-        <w:sz w:val="20"/>
-      </w:rPr>
-    </w:lvl>
-  </w:abstractNum>
-  <w:abstractNum w:abstractNumId="26" w15:restartNumberingAfterBreak="0">
-    <w:nsid w:val="65BD4476"/>
+    <w:nsid w:val="529D27A5"/>
     <w:multiLevelType w:val="hybridMultilevel"/>
-    <w:tmpl w:val="402AFF44"/>
+    <w:tmpl w:val="C2AE11FA"/>
     <w:lvl w:ilvl="0" w:tplc="50AC6C0C">
       <w:numFmt w:val="bullet"/>
       <w:lvlText w:val=""/>
       <w:lvlJc w:val="left"/>
       <w:pPr>
-        <w:ind w:left="1440" w:hanging="360"/>
+        <w:ind w:left="1800" w:hanging="360"/>
       </w:pPr>
       <w:rPr>
         <w:rFonts w:ascii="Wingdings" w:eastAsia="Wingdings" w:hAnsi="Wingdings" w:cs="Wingdings" w:hint="default"/>
@@ -38416,7 +39389,7 @@
       <w:lvlText w:val="o"/>
       <w:lvlJc w:val="left"/>
       <w:pPr>
-        <w:ind w:left="2160" w:hanging="360"/>
+        <w:ind w:left="2520" w:hanging="360"/>
       </w:pPr>
       <w:rPr>
         <w:rFonts w:ascii="Courier New" w:hAnsi="Courier New" w:cs="Courier New" w:hint="default"/>
@@ -38428,7 +39401,7 @@
       <w:lvlText w:val=""/>
       <w:lvlJc w:val="left"/>
       <w:pPr>
-        <w:ind w:left="2880" w:hanging="360"/>
+        <w:ind w:left="3240" w:hanging="360"/>
       </w:pPr>
       <w:rPr>
         <w:rFonts w:ascii="Wingdings" w:hAnsi="Wingdings" w:hint="default"/>
@@ -38440,7 +39413,7 @@
       <w:lvlText w:val=""/>
       <w:lvlJc w:val="left"/>
       <w:pPr>
-        <w:ind w:left="3600" w:hanging="360"/>
+        <w:ind w:left="3960" w:hanging="360"/>
       </w:pPr>
       <w:rPr>
         <w:rFonts w:ascii="Symbol" w:hAnsi="Symbol" w:hint="default"/>
@@ -38452,7 +39425,7 @@
       <w:lvlText w:val="o"/>
       <w:lvlJc w:val="left"/>
       <w:pPr>
-        <w:ind w:left="4320" w:hanging="360"/>
+        <w:ind w:left="4680" w:hanging="360"/>
       </w:pPr>
       <w:rPr>
         <w:rFonts w:ascii="Courier New" w:hAnsi="Courier New" w:cs="Courier New" w:hint="default"/>
@@ -38464,7 +39437,7 @@
       <w:lvlText w:val=""/>
       <w:lvlJc w:val="left"/>
       <w:pPr>
-        <w:ind w:left="5040" w:hanging="360"/>
+        <w:ind w:left="5400" w:hanging="360"/>
       </w:pPr>
       <w:rPr>
         <w:rFonts w:ascii="Wingdings" w:hAnsi="Wingdings" w:hint="default"/>
@@ -38476,7 +39449,7 @@
       <w:lvlText w:val=""/>
       <w:lvlJc w:val="left"/>
       <w:pPr>
-        <w:ind w:left="5760" w:hanging="360"/>
+        <w:ind w:left="6120" w:hanging="360"/>
       </w:pPr>
       <w:rPr>
         <w:rFonts w:ascii="Symbol" w:hAnsi="Symbol" w:hint="default"/>
@@ -38488,7 +39461,7 @@
       <w:lvlText w:val="o"/>
       <w:lvlJc w:val="left"/>
       <w:pPr>
-        <w:ind w:left="6480" w:hanging="360"/>
+        <w:ind w:left="6840" w:hanging="360"/>
       </w:pPr>
       <w:rPr>
         <w:rFonts w:ascii="Courier New" w:hAnsi="Courier New" w:cs="Courier New" w:hint="default"/>
@@ -38500,363 +39473,23 @@
       <w:lvlText w:val=""/>
       <w:lvlJc w:val="left"/>
       <w:pPr>
-        <w:ind w:left="7200" w:hanging="360"/>
+        <w:ind w:left="7560" w:hanging="360"/>
       </w:pPr>
       <w:rPr>
         <w:rFonts w:ascii="Wingdings" w:hAnsi="Wingdings" w:hint="default"/>
       </w:rPr>
     </w:lvl>
   </w:abstractNum>
-  <w:abstractNum w:abstractNumId="27" w15:restartNumberingAfterBreak="0">
-    <w:nsid w:val="67295142"/>
+  <w:abstractNum w:abstractNumId="26" w15:restartNumberingAfterBreak="0">
+    <w:nsid w:val="593806BF"/>
     <w:multiLevelType w:val="hybridMultilevel"/>
-    <w:tmpl w:val="1D000BCE"/>
-    <w:lvl w:ilvl="0" w:tplc="1BE4720C">
-      <w:start w:val="1"/>
-      <w:numFmt w:val="decimal"/>
-      <w:lvlText w:val="%1."/>
-      <w:lvlJc w:val="left"/>
-      <w:pPr>
-        <w:ind w:left="720" w:hanging="360"/>
-      </w:pPr>
-      <w:rPr>
-        <w:rFonts w:ascii="Tahoma" w:eastAsia="Tahoma" w:hAnsi="Tahoma" w:cs="Tahoma" w:hint="default"/>
-        <w:b w:val="0"/>
-        <w:bCs w:val="0"/>
-        <w:i w:val="0"/>
-        <w:iCs w:val="0"/>
-        <w:spacing w:val="-1"/>
-        <w:w w:val="94"/>
-        <w:sz w:val="24"/>
-        <w:szCs w:val="24"/>
-        <w:lang w:val="en-US" w:eastAsia="en-US" w:bidi="ar-SA"/>
-      </w:rPr>
-    </w:lvl>
-    <w:lvl w:ilvl="1" w:tplc="B45CA856">
-      <w:numFmt w:val="bullet"/>
-      <w:lvlText w:val="-"/>
-      <w:lvlJc w:val="left"/>
-      <w:pPr>
-        <w:ind w:left="720" w:hanging="360"/>
-      </w:pPr>
-      <w:rPr>
-        <w:rFonts w:ascii="Tahoma" w:eastAsia="Tahoma" w:hAnsi="Tahoma" w:cs="Tahoma" w:hint="default"/>
-        <w:b w:val="0"/>
-        <w:bCs w:val="0"/>
-        <w:i w:val="0"/>
-        <w:iCs w:val="0"/>
-        <w:spacing w:val="0"/>
-        <w:w w:val="93"/>
-        <w:sz w:val="24"/>
-        <w:szCs w:val="24"/>
-        <w:lang w:val="en-US" w:eastAsia="en-US" w:bidi="ar-SA"/>
-      </w:rPr>
-    </w:lvl>
-    <w:lvl w:ilvl="2" w:tplc="8948351A">
-      <w:numFmt w:val="bullet"/>
-      <w:lvlText w:val="•"/>
-      <w:lvlJc w:val="left"/>
-      <w:pPr>
-        <w:ind w:left="2448" w:hanging="360"/>
-      </w:pPr>
-      <w:rPr>
-        <w:rFonts w:hint="default"/>
-        <w:lang w:val="en-US" w:eastAsia="en-US" w:bidi="ar-SA"/>
-      </w:rPr>
-    </w:lvl>
-    <w:lvl w:ilvl="3" w:tplc="9C3AF94C">
-      <w:numFmt w:val="bullet"/>
-      <w:lvlText w:val="•"/>
-      <w:lvlJc w:val="left"/>
-      <w:pPr>
-        <w:ind w:left="3312" w:hanging="360"/>
-      </w:pPr>
-      <w:rPr>
-        <w:rFonts w:hint="default"/>
-        <w:lang w:val="en-US" w:eastAsia="en-US" w:bidi="ar-SA"/>
-      </w:rPr>
-    </w:lvl>
-    <w:lvl w:ilvl="4" w:tplc="9CD416BE">
-      <w:numFmt w:val="bullet"/>
-      <w:lvlText w:val="•"/>
-      <w:lvlJc w:val="left"/>
-      <w:pPr>
-        <w:ind w:left="4176" w:hanging="360"/>
-      </w:pPr>
-      <w:rPr>
-        <w:rFonts w:hint="default"/>
-        <w:lang w:val="en-US" w:eastAsia="en-US" w:bidi="ar-SA"/>
-      </w:rPr>
-    </w:lvl>
-    <w:lvl w:ilvl="5" w:tplc="CB80694A">
-      <w:numFmt w:val="bullet"/>
-      <w:lvlText w:val="•"/>
-      <w:lvlJc w:val="left"/>
-      <w:pPr>
-        <w:ind w:left="5040" w:hanging="360"/>
-      </w:pPr>
-      <w:rPr>
-        <w:rFonts w:hint="default"/>
-        <w:lang w:val="en-US" w:eastAsia="en-US" w:bidi="ar-SA"/>
-      </w:rPr>
-    </w:lvl>
-    <w:lvl w:ilvl="6" w:tplc="BEBA55D6">
-      <w:numFmt w:val="bullet"/>
-      <w:lvlText w:val="•"/>
-      <w:lvlJc w:val="left"/>
-      <w:pPr>
-        <w:ind w:left="5904" w:hanging="360"/>
-      </w:pPr>
-      <w:rPr>
-        <w:rFonts w:hint="default"/>
-        <w:lang w:val="en-US" w:eastAsia="en-US" w:bidi="ar-SA"/>
-      </w:rPr>
-    </w:lvl>
-    <w:lvl w:ilvl="7" w:tplc="87008AB6">
-      <w:numFmt w:val="bullet"/>
-      <w:lvlText w:val="•"/>
-      <w:lvlJc w:val="left"/>
-      <w:pPr>
-        <w:ind w:left="6768" w:hanging="360"/>
-      </w:pPr>
-      <w:rPr>
-        <w:rFonts w:hint="default"/>
-        <w:lang w:val="en-US" w:eastAsia="en-US" w:bidi="ar-SA"/>
-      </w:rPr>
-    </w:lvl>
-    <w:lvl w:ilvl="8" w:tplc="089456CA">
-      <w:numFmt w:val="bullet"/>
-      <w:lvlText w:val="•"/>
-      <w:lvlJc w:val="left"/>
-      <w:pPr>
-        <w:ind w:left="7632" w:hanging="360"/>
-      </w:pPr>
-      <w:rPr>
-        <w:rFonts w:hint="default"/>
-        <w:lang w:val="en-US" w:eastAsia="en-US" w:bidi="ar-SA"/>
-      </w:rPr>
-    </w:lvl>
-  </w:abstractNum>
-  <w:abstractNum w:abstractNumId="28" w15:restartNumberingAfterBreak="0">
-    <w:nsid w:val="67AD18D0"/>
-    <w:multiLevelType w:val="hybridMultilevel"/>
-    <w:tmpl w:val="2AA0881C"/>
-    <w:lvl w:ilvl="0" w:tplc="DA9AF9C8">
-      <w:start w:val="1"/>
-      <w:numFmt w:val="decimal"/>
-      <w:lvlText w:val="%1."/>
-      <w:lvlJc w:val="left"/>
-      <w:pPr>
-        <w:ind w:left="2160" w:hanging="360"/>
-      </w:pPr>
-      <w:rPr>
-        <w:rFonts w:hint="default"/>
-      </w:rPr>
-    </w:lvl>
-    <w:lvl w:ilvl="1" w:tplc="10090019" w:tentative="1">
-      <w:start w:val="1"/>
-      <w:numFmt w:val="lowerLetter"/>
-      <w:lvlText w:val="%2."/>
-      <w:lvlJc w:val="left"/>
-      <w:pPr>
-        <w:ind w:left="2880" w:hanging="360"/>
-      </w:pPr>
-    </w:lvl>
-    <w:lvl w:ilvl="2" w:tplc="1009001B" w:tentative="1">
-      <w:start w:val="1"/>
-      <w:numFmt w:val="lowerRoman"/>
-      <w:lvlText w:val="%3."/>
-      <w:lvlJc w:val="right"/>
-      <w:pPr>
-        <w:ind w:left="3600" w:hanging="180"/>
-      </w:pPr>
-    </w:lvl>
-    <w:lvl w:ilvl="3" w:tplc="1009000F" w:tentative="1">
-      <w:start w:val="1"/>
-      <w:numFmt w:val="decimal"/>
-      <w:lvlText w:val="%4."/>
-      <w:lvlJc w:val="left"/>
-      <w:pPr>
-        <w:ind w:left="4320" w:hanging="360"/>
-      </w:pPr>
-    </w:lvl>
-    <w:lvl w:ilvl="4" w:tplc="10090019" w:tentative="1">
-      <w:start w:val="1"/>
-      <w:numFmt w:val="lowerLetter"/>
-      <w:lvlText w:val="%5."/>
-      <w:lvlJc w:val="left"/>
-      <w:pPr>
-        <w:ind w:left="5040" w:hanging="360"/>
-      </w:pPr>
-    </w:lvl>
-    <w:lvl w:ilvl="5" w:tplc="1009001B" w:tentative="1">
-      <w:start w:val="1"/>
-      <w:numFmt w:val="lowerRoman"/>
-      <w:lvlText w:val="%6."/>
-      <w:lvlJc w:val="right"/>
-      <w:pPr>
-        <w:ind w:left="5760" w:hanging="180"/>
-      </w:pPr>
-    </w:lvl>
-    <w:lvl w:ilvl="6" w:tplc="1009000F" w:tentative="1">
-      <w:start w:val="1"/>
-      <w:numFmt w:val="decimal"/>
-      <w:lvlText w:val="%7."/>
-      <w:lvlJc w:val="left"/>
-      <w:pPr>
-        <w:ind w:left="6480" w:hanging="360"/>
-      </w:pPr>
-    </w:lvl>
-    <w:lvl w:ilvl="7" w:tplc="10090019" w:tentative="1">
-      <w:start w:val="1"/>
-      <w:numFmt w:val="lowerLetter"/>
-      <w:lvlText w:val="%8."/>
-      <w:lvlJc w:val="left"/>
-      <w:pPr>
-        <w:ind w:left="7200" w:hanging="360"/>
-      </w:pPr>
-    </w:lvl>
-    <w:lvl w:ilvl="8" w:tplc="1009001B" w:tentative="1">
-      <w:start w:val="1"/>
-      <w:numFmt w:val="lowerRoman"/>
-      <w:lvlText w:val="%9."/>
-      <w:lvlJc w:val="right"/>
-      <w:pPr>
-        <w:ind w:left="7920" w:hanging="180"/>
-      </w:pPr>
-    </w:lvl>
-  </w:abstractNum>
-  <w:abstractNum w:abstractNumId="29" w15:restartNumberingAfterBreak="0">
-    <w:nsid w:val="69037769"/>
-    <w:multiLevelType w:val="hybridMultilevel"/>
-    <w:tmpl w:val="77207F92"/>
-    <w:lvl w:ilvl="0" w:tplc="9F54C6E6">
-      <w:numFmt w:val="bullet"/>
-      <w:lvlText w:val="-"/>
-      <w:lvlJc w:val="left"/>
-      <w:pPr>
-        <w:ind w:left="720" w:hanging="360"/>
-      </w:pPr>
-      <w:rPr>
-        <w:rFonts w:ascii="Tahoma" w:eastAsia="Tahoma" w:hAnsi="Tahoma" w:cs="Tahoma" w:hint="default"/>
-        <w:b w:val="0"/>
-        <w:bCs w:val="0"/>
-        <w:i w:val="0"/>
-        <w:iCs w:val="0"/>
-        <w:spacing w:val="0"/>
-        <w:w w:val="93"/>
-        <w:sz w:val="24"/>
-        <w:szCs w:val="24"/>
-        <w:lang w:val="en-US" w:eastAsia="en-US" w:bidi="ar-SA"/>
-      </w:rPr>
-    </w:lvl>
-    <w:lvl w:ilvl="1" w:tplc="E0EA269C">
-      <w:numFmt w:val="bullet"/>
-      <w:lvlText w:val="•"/>
-      <w:lvlJc w:val="left"/>
-      <w:pPr>
-        <w:ind w:left="1584" w:hanging="360"/>
-      </w:pPr>
-      <w:rPr>
-        <w:rFonts w:hint="default"/>
-        <w:lang w:val="en-US" w:eastAsia="en-US" w:bidi="ar-SA"/>
-      </w:rPr>
-    </w:lvl>
-    <w:lvl w:ilvl="2" w:tplc="71E8336E">
-      <w:numFmt w:val="bullet"/>
-      <w:lvlText w:val="•"/>
-      <w:lvlJc w:val="left"/>
-      <w:pPr>
-        <w:ind w:left="2448" w:hanging="360"/>
-      </w:pPr>
-      <w:rPr>
-        <w:rFonts w:hint="default"/>
-        <w:lang w:val="en-US" w:eastAsia="en-US" w:bidi="ar-SA"/>
-      </w:rPr>
-    </w:lvl>
-    <w:lvl w:ilvl="3" w:tplc="4A3C4AD4">
-      <w:numFmt w:val="bullet"/>
-      <w:lvlText w:val="•"/>
-      <w:lvlJc w:val="left"/>
-      <w:pPr>
-        <w:ind w:left="3312" w:hanging="360"/>
-      </w:pPr>
-      <w:rPr>
-        <w:rFonts w:hint="default"/>
-        <w:lang w:val="en-US" w:eastAsia="en-US" w:bidi="ar-SA"/>
-      </w:rPr>
-    </w:lvl>
-    <w:lvl w:ilvl="4" w:tplc="FE70C110">
-      <w:numFmt w:val="bullet"/>
-      <w:lvlText w:val="•"/>
-      <w:lvlJc w:val="left"/>
-      <w:pPr>
-        <w:ind w:left="4176" w:hanging="360"/>
-      </w:pPr>
-      <w:rPr>
-        <w:rFonts w:hint="default"/>
-        <w:lang w:val="en-US" w:eastAsia="en-US" w:bidi="ar-SA"/>
-      </w:rPr>
-    </w:lvl>
-    <w:lvl w:ilvl="5" w:tplc="0194F646">
-      <w:numFmt w:val="bullet"/>
-      <w:lvlText w:val="•"/>
-      <w:lvlJc w:val="left"/>
-      <w:pPr>
-        <w:ind w:left="5040" w:hanging="360"/>
-      </w:pPr>
-      <w:rPr>
-        <w:rFonts w:hint="default"/>
-        <w:lang w:val="en-US" w:eastAsia="en-US" w:bidi="ar-SA"/>
-      </w:rPr>
-    </w:lvl>
-    <w:lvl w:ilvl="6" w:tplc="A582EF6C">
-      <w:numFmt w:val="bullet"/>
-      <w:lvlText w:val="•"/>
-      <w:lvlJc w:val="left"/>
-      <w:pPr>
-        <w:ind w:left="5904" w:hanging="360"/>
-      </w:pPr>
-      <w:rPr>
-        <w:rFonts w:hint="default"/>
-        <w:lang w:val="en-US" w:eastAsia="en-US" w:bidi="ar-SA"/>
-      </w:rPr>
-    </w:lvl>
-    <w:lvl w:ilvl="7" w:tplc="B2D290D4">
-      <w:numFmt w:val="bullet"/>
-      <w:lvlText w:val="•"/>
-      <w:lvlJc w:val="left"/>
-      <w:pPr>
-        <w:ind w:left="6768" w:hanging="360"/>
-      </w:pPr>
-      <w:rPr>
-        <w:rFonts w:hint="default"/>
-        <w:lang w:val="en-US" w:eastAsia="en-US" w:bidi="ar-SA"/>
-      </w:rPr>
-    </w:lvl>
-    <w:lvl w:ilvl="8" w:tplc="89947E98">
-      <w:numFmt w:val="bullet"/>
-      <w:lvlText w:val="•"/>
-      <w:lvlJc w:val="left"/>
-      <w:pPr>
-        <w:ind w:left="7632" w:hanging="360"/>
-      </w:pPr>
-      <w:rPr>
-        <w:rFonts w:hint="default"/>
-        <w:lang w:val="en-US" w:eastAsia="en-US" w:bidi="ar-SA"/>
-      </w:rPr>
-    </w:lvl>
-  </w:abstractNum>
-  <w:abstractNum w:abstractNumId="30" w15:restartNumberingAfterBreak="0">
-    <w:nsid w:val="6C802E71"/>
-    <w:multiLevelType w:val="hybridMultilevel"/>
-    <w:tmpl w:val="D726846A"/>
+    <w:tmpl w:val="5D38825E"/>
     <w:lvl w:ilvl="0" w:tplc="50AC6C0C">
       <w:numFmt w:val="bullet"/>
       <w:lvlText w:val=""/>
       <w:lvlJc w:val="left"/>
       <w:pPr>
-        <w:ind w:left="1800" w:hanging="360"/>
+        <w:ind w:left="1440" w:hanging="360"/>
       </w:pPr>
       <w:rPr>
         <w:rFonts w:ascii="Wingdings" w:eastAsia="Wingdings" w:hAnsi="Wingdings" w:cs="Wingdings" w:hint="default"/>
@@ -38877,7 +39510,7 @@
       <w:lvlText w:val="o"/>
       <w:lvlJc w:val="left"/>
       <w:pPr>
-        <w:ind w:left="2520" w:hanging="360"/>
+        <w:ind w:left="2160" w:hanging="360"/>
       </w:pPr>
       <w:rPr>
         <w:rFonts w:ascii="Courier New" w:hAnsi="Courier New" w:cs="Courier New" w:hint="default"/>
@@ -38889,7 +39522,7 @@
       <w:lvlText w:val=""/>
       <w:lvlJc w:val="left"/>
       <w:pPr>
-        <w:ind w:left="3240" w:hanging="360"/>
+        <w:ind w:left="2880" w:hanging="360"/>
       </w:pPr>
       <w:rPr>
         <w:rFonts w:ascii="Wingdings" w:hAnsi="Wingdings" w:hint="default"/>
@@ -38901,7 +39534,7 @@
       <w:lvlText w:val=""/>
       <w:lvlJc w:val="left"/>
       <w:pPr>
-        <w:ind w:left="3960" w:hanging="360"/>
+        <w:ind w:left="3600" w:hanging="360"/>
       </w:pPr>
       <w:rPr>
         <w:rFonts w:ascii="Symbol" w:hAnsi="Symbol" w:hint="default"/>
@@ -38913,7 +39546,7 @@
       <w:lvlText w:val="o"/>
       <w:lvlJc w:val="left"/>
       <w:pPr>
-        <w:ind w:left="4680" w:hanging="360"/>
+        <w:ind w:left="4320" w:hanging="360"/>
       </w:pPr>
       <w:rPr>
         <w:rFonts w:ascii="Courier New" w:hAnsi="Courier New" w:cs="Courier New" w:hint="default"/>
@@ -38925,7 +39558,7 @@
       <w:lvlText w:val=""/>
       <w:lvlJc w:val="left"/>
       <w:pPr>
-        <w:ind w:left="5400" w:hanging="360"/>
+        <w:ind w:left="5040" w:hanging="360"/>
       </w:pPr>
       <w:rPr>
         <w:rFonts w:ascii="Wingdings" w:hAnsi="Wingdings" w:hint="default"/>
@@ -38937,7 +39570,7 @@
       <w:lvlText w:val=""/>
       <w:lvlJc w:val="left"/>
       <w:pPr>
-        <w:ind w:left="6120" w:hanging="360"/>
+        <w:ind w:left="5760" w:hanging="360"/>
       </w:pPr>
       <w:rPr>
         <w:rFonts w:ascii="Symbol" w:hAnsi="Symbol" w:hint="default"/>
@@ -38949,7 +39582,7 @@
       <w:lvlText w:val="o"/>
       <w:lvlJc w:val="left"/>
       <w:pPr>
-        <w:ind w:left="6840" w:hanging="360"/>
+        <w:ind w:left="6480" w:hanging="360"/>
       </w:pPr>
       <w:rPr>
         <w:rFonts w:ascii="Courier New" w:hAnsi="Courier New" w:cs="Courier New" w:hint="default"/>
@@ -38961,23 +39594,172 @@
       <w:lvlText w:val=""/>
       <w:lvlJc w:val="left"/>
       <w:pPr>
-        <w:ind w:left="7560" w:hanging="360"/>
+        <w:ind w:left="7200" w:hanging="360"/>
       </w:pPr>
       <w:rPr>
         <w:rFonts w:ascii="Wingdings" w:hAnsi="Wingdings" w:hint="default"/>
       </w:rPr>
     </w:lvl>
   </w:abstractNum>
-  <w:abstractNum w:abstractNumId="31" w15:restartNumberingAfterBreak="0">
-    <w:nsid w:val="6F347219"/>
+  <w:abstractNum w:abstractNumId="27" w15:restartNumberingAfterBreak="0">
+    <w:nsid w:val="5F660480"/>
+    <w:multiLevelType w:val="multilevel"/>
+    <w:tmpl w:val="A1D01860"/>
+    <w:lvl w:ilvl="0">
+      <w:start w:val="1"/>
+      <w:numFmt w:val="bullet"/>
+      <w:lvlText w:val=""/>
+      <w:lvlJc w:val="left"/>
+      <w:pPr>
+        <w:tabs>
+          <w:tab w:val="num" w:pos="720"/>
+        </w:tabs>
+        <w:ind w:left="720" w:hanging="360"/>
+      </w:pPr>
+      <w:rPr>
+        <w:rFonts w:ascii="Symbol" w:hAnsi="Symbol" w:hint="default"/>
+        <w:sz w:val="20"/>
+      </w:rPr>
+    </w:lvl>
+    <w:lvl w:ilvl="1" w:tentative="1">
+      <w:start w:val="1"/>
+      <w:numFmt w:val="bullet"/>
+      <w:lvlText w:val="o"/>
+      <w:lvlJc w:val="left"/>
+      <w:pPr>
+        <w:tabs>
+          <w:tab w:val="num" w:pos="1440"/>
+        </w:tabs>
+        <w:ind w:left="1440" w:hanging="360"/>
+      </w:pPr>
+      <w:rPr>
+        <w:rFonts w:ascii="Courier New" w:hAnsi="Courier New" w:hint="default"/>
+        <w:sz w:val="20"/>
+      </w:rPr>
+    </w:lvl>
+    <w:lvl w:ilvl="2" w:tentative="1">
+      <w:start w:val="1"/>
+      <w:numFmt w:val="bullet"/>
+      <w:lvlText w:val=""/>
+      <w:lvlJc w:val="left"/>
+      <w:pPr>
+        <w:tabs>
+          <w:tab w:val="num" w:pos="2160"/>
+        </w:tabs>
+        <w:ind w:left="2160" w:hanging="360"/>
+      </w:pPr>
+      <w:rPr>
+        <w:rFonts w:ascii="Wingdings" w:hAnsi="Wingdings" w:hint="default"/>
+        <w:sz w:val="20"/>
+      </w:rPr>
+    </w:lvl>
+    <w:lvl w:ilvl="3" w:tentative="1">
+      <w:start w:val="1"/>
+      <w:numFmt w:val="bullet"/>
+      <w:lvlText w:val=""/>
+      <w:lvlJc w:val="left"/>
+      <w:pPr>
+        <w:tabs>
+          <w:tab w:val="num" w:pos="2880"/>
+        </w:tabs>
+        <w:ind w:left="2880" w:hanging="360"/>
+      </w:pPr>
+      <w:rPr>
+        <w:rFonts w:ascii="Wingdings" w:hAnsi="Wingdings" w:hint="default"/>
+        <w:sz w:val="20"/>
+      </w:rPr>
+    </w:lvl>
+    <w:lvl w:ilvl="4" w:tentative="1">
+      <w:start w:val="1"/>
+      <w:numFmt w:val="bullet"/>
+      <w:lvlText w:val=""/>
+      <w:lvlJc w:val="left"/>
+      <w:pPr>
+        <w:tabs>
+          <w:tab w:val="num" w:pos="3600"/>
+        </w:tabs>
+        <w:ind w:left="3600" w:hanging="360"/>
+      </w:pPr>
+      <w:rPr>
+        <w:rFonts w:ascii="Wingdings" w:hAnsi="Wingdings" w:hint="default"/>
+        <w:sz w:val="20"/>
+      </w:rPr>
+    </w:lvl>
+    <w:lvl w:ilvl="5" w:tentative="1">
+      <w:start w:val="1"/>
+      <w:numFmt w:val="bullet"/>
+      <w:lvlText w:val=""/>
+      <w:lvlJc w:val="left"/>
+      <w:pPr>
+        <w:tabs>
+          <w:tab w:val="num" w:pos="4320"/>
+        </w:tabs>
+        <w:ind w:left="4320" w:hanging="360"/>
+      </w:pPr>
+      <w:rPr>
+        <w:rFonts w:ascii="Wingdings" w:hAnsi="Wingdings" w:hint="default"/>
+        <w:sz w:val="20"/>
+      </w:rPr>
+    </w:lvl>
+    <w:lvl w:ilvl="6" w:tentative="1">
+      <w:start w:val="1"/>
+      <w:numFmt w:val="bullet"/>
+      <w:lvlText w:val=""/>
+      <w:lvlJc w:val="left"/>
+      <w:pPr>
+        <w:tabs>
+          <w:tab w:val="num" w:pos="5040"/>
+        </w:tabs>
+        <w:ind w:left="5040" w:hanging="360"/>
+      </w:pPr>
+      <w:rPr>
+        <w:rFonts w:ascii="Wingdings" w:hAnsi="Wingdings" w:hint="default"/>
+        <w:sz w:val="20"/>
+      </w:rPr>
+    </w:lvl>
+    <w:lvl w:ilvl="7" w:tentative="1">
+      <w:start w:val="1"/>
+      <w:numFmt w:val="bullet"/>
+      <w:lvlText w:val=""/>
+      <w:lvlJc w:val="left"/>
+      <w:pPr>
+        <w:tabs>
+          <w:tab w:val="num" w:pos="5760"/>
+        </w:tabs>
+        <w:ind w:left="5760" w:hanging="360"/>
+      </w:pPr>
+      <w:rPr>
+        <w:rFonts w:ascii="Wingdings" w:hAnsi="Wingdings" w:hint="default"/>
+        <w:sz w:val="20"/>
+      </w:rPr>
+    </w:lvl>
+    <w:lvl w:ilvl="8" w:tentative="1">
+      <w:start w:val="1"/>
+      <w:numFmt w:val="bullet"/>
+      <w:lvlText w:val=""/>
+      <w:lvlJc w:val="left"/>
+      <w:pPr>
+        <w:tabs>
+          <w:tab w:val="num" w:pos="6480"/>
+        </w:tabs>
+        <w:ind w:left="6480" w:hanging="360"/>
+      </w:pPr>
+      <w:rPr>
+        <w:rFonts w:ascii="Wingdings" w:hAnsi="Wingdings" w:hint="default"/>
+        <w:sz w:val="20"/>
+      </w:rPr>
+    </w:lvl>
+  </w:abstractNum>
+  <w:abstractNum w:abstractNumId="28" w15:restartNumberingAfterBreak="0">
+    <w:nsid w:val="65BD4476"/>
     <w:multiLevelType w:val="hybridMultilevel"/>
-    <w:tmpl w:val="EBE2F8BE"/>
+    <w:tmpl w:val="402AFF44"/>
     <w:lvl w:ilvl="0" w:tplc="50AC6C0C">
       <w:numFmt w:val="bullet"/>
       <w:lvlText w:val=""/>
       <w:lvlJc w:val="left"/>
       <w:pPr>
-        <w:ind w:left="1800" w:hanging="360"/>
+        <w:ind w:left="1440" w:hanging="360"/>
       </w:pPr>
       <w:rPr>
         <w:rFonts w:ascii="Wingdings" w:eastAsia="Wingdings" w:hAnsi="Wingdings" w:cs="Wingdings" w:hint="default"/>
@@ -38998,7 +39780,7 @@
       <w:lvlText w:val="o"/>
       <w:lvlJc w:val="left"/>
       <w:pPr>
-        <w:ind w:left="2520" w:hanging="360"/>
+        <w:ind w:left="2160" w:hanging="360"/>
       </w:pPr>
       <w:rPr>
         <w:rFonts w:ascii="Courier New" w:hAnsi="Courier New" w:cs="Courier New" w:hint="default"/>
@@ -39010,7 +39792,7 @@
       <w:lvlText w:val=""/>
       <w:lvlJc w:val="left"/>
       <w:pPr>
-        <w:ind w:left="3240" w:hanging="360"/>
+        <w:ind w:left="2880" w:hanging="360"/>
       </w:pPr>
       <w:rPr>
         <w:rFonts w:ascii="Wingdings" w:hAnsi="Wingdings" w:hint="default"/>
@@ -39022,7 +39804,7 @@
       <w:lvlText w:val=""/>
       <w:lvlJc w:val="left"/>
       <w:pPr>
-        <w:ind w:left="3960" w:hanging="360"/>
+        <w:ind w:left="3600" w:hanging="360"/>
       </w:pPr>
       <w:rPr>
         <w:rFonts w:ascii="Symbol" w:hAnsi="Symbol" w:hint="default"/>
@@ -39034,7 +39816,7 @@
       <w:lvlText w:val="o"/>
       <w:lvlJc w:val="left"/>
       <w:pPr>
-        <w:ind w:left="4680" w:hanging="360"/>
+        <w:ind w:left="4320" w:hanging="360"/>
       </w:pPr>
       <w:rPr>
         <w:rFonts w:ascii="Courier New" w:hAnsi="Courier New" w:cs="Courier New" w:hint="default"/>
@@ -39046,7 +39828,7 @@
       <w:lvlText w:val=""/>
       <w:lvlJc w:val="left"/>
       <w:pPr>
-        <w:ind w:left="5400" w:hanging="360"/>
+        <w:ind w:left="5040" w:hanging="360"/>
       </w:pPr>
       <w:rPr>
         <w:rFonts w:ascii="Wingdings" w:hAnsi="Wingdings" w:hint="default"/>
@@ -39058,7 +39840,7 @@
       <w:lvlText w:val=""/>
       <w:lvlJc w:val="left"/>
       <w:pPr>
-        <w:ind w:left="6120" w:hanging="360"/>
+        <w:ind w:left="5760" w:hanging="360"/>
       </w:pPr>
       <w:rPr>
         <w:rFonts w:ascii="Symbol" w:hAnsi="Symbol" w:hint="default"/>
@@ -39070,7 +39852,7 @@
       <w:lvlText w:val="o"/>
       <w:lvlJc w:val="left"/>
       <w:pPr>
-        <w:ind w:left="6840" w:hanging="360"/>
+        <w:ind w:left="6480" w:hanging="360"/>
       </w:pPr>
       <w:rPr>
         <w:rFonts w:ascii="Courier New" w:hAnsi="Courier New" w:cs="Courier New" w:hint="default"/>
@@ -39082,172 +39864,363 @@
       <w:lvlText w:val=""/>
       <w:lvlJc w:val="left"/>
       <w:pPr>
-        <w:ind w:left="7560" w:hanging="360"/>
+        <w:ind w:left="7200" w:hanging="360"/>
       </w:pPr>
       <w:rPr>
         <w:rFonts w:ascii="Wingdings" w:hAnsi="Wingdings" w:hint="default"/>
       </w:rPr>
     </w:lvl>
   </w:abstractNum>
-  <w:abstractNum w:abstractNumId="32" w15:restartNumberingAfterBreak="0">
-    <w:nsid w:val="716D4530"/>
-    <w:multiLevelType w:val="multilevel"/>
-    <w:tmpl w:val="EDC8CB7E"/>
-    <w:lvl w:ilvl="0">
+  <w:abstractNum w:abstractNumId="29" w15:restartNumberingAfterBreak="0">
+    <w:nsid w:val="67295142"/>
+    <w:multiLevelType w:val="hybridMultilevel"/>
+    <w:tmpl w:val="1D000BCE"/>
+    <w:lvl w:ilvl="0" w:tplc="1BE4720C">
       <w:start w:val="1"/>
-      <w:numFmt w:val="bullet"/>
-      <w:lvlText w:val=""/>
+      <w:numFmt w:val="decimal"/>
+      <w:lvlText w:val="%1."/>
       <w:lvlJc w:val="left"/>
       <w:pPr>
-        <w:tabs>
-          <w:tab w:val="num" w:pos="720"/>
-        </w:tabs>
         <w:ind w:left="720" w:hanging="360"/>
       </w:pPr>
       <w:rPr>
-        <w:rFonts w:ascii="Symbol" w:hAnsi="Symbol" w:hint="default"/>
-        <w:sz w:val="20"/>
+        <w:rFonts w:ascii="Tahoma" w:eastAsia="Tahoma" w:hAnsi="Tahoma" w:cs="Tahoma" w:hint="default"/>
+        <w:b w:val="0"/>
+        <w:bCs w:val="0"/>
+        <w:i w:val="0"/>
+        <w:iCs w:val="0"/>
+        <w:spacing w:val="-1"/>
+        <w:w w:val="94"/>
+        <w:sz w:val="24"/>
+        <w:szCs w:val="24"/>
+        <w:lang w:val="en-US" w:eastAsia="en-US" w:bidi="ar-SA"/>
       </w:rPr>
     </w:lvl>
-    <w:lvl w:ilvl="1" w:tentative="1">
-      <w:start w:val="1"/>
+    <w:lvl w:ilvl="1" w:tplc="B45CA856">
       <w:numFmt w:val="bullet"/>
-      <w:lvlText w:val="o"/>
+      <w:lvlText w:val="-"/>
       <w:lvlJc w:val="left"/>
       <w:pPr>
-        <w:tabs>
-          <w:tab w:val="num" w:pos="1440"/>
-        </w:tabs>
-        <w:ind w:left="1440" w:hanging="360"/>
+        <w:ind w:left="720" w:hanging="360"/>
       </w:pPr>
       <w:rPr>
-        <w:rFonts w:ascii="Courier New" w:hAnsi="Courier New" w:hint="default"/>
-        <w:sz w:val="20"/>
+        <w:rFonts w:ascii="Tahoma" w:eastAsia="Tahoma" w:hAnsi="Tahoma" w:cs="Tahoma" w:hint="default"/>
+        <w:b w:val="0"/>
+        <w:bCs w:val="0"/>
+        <w:i w:val="0"/>
+        <w:iCs w:val="0"/>
+        <w:spacing w:val="0"/>
+        <w:w w:val="93"/>
+        <w:sz w:val="24"/>
+        <w:szCs w:val="24"/>
+        <w:lang w:val="en-US" w:eastAsia="en-US" w:bidi="ar-SA"/>
       </w:rPr>
     </w:lvl>
-    <w:lvl w:ilvl="2" w:tentative="1">
-      <w:start w:val="1"/>
+    <w:lvl w:ilvl="2" w:tplc="8948351A">
       <w:numFmt w:val="bullet"/>
-      <w:lvlText w:val=""/>
+      <w:lvlText w:val="•"/>
       <w:lvlJc w:val="left"/>
       <w:pPr>
-        <w:tabs>
-          <w:tab w:val="num" w:pos="2160"/>
-        </w:tabs>
-        <w:ind w:left="2160" w:hanging="360"/>
+        <w:ind w:left="2448" w:hanging="360"/>
       </w:pPr>
       <w:rPr>
-        <w:rFonts w:ascii="Wingdings" w:hAnsi="Wingdings" w:hint="default"/>
-        <w:sz w:val="20"/>
+        <w:rFonts w:hint="default"/>
+        <w:lang w:val="en-US" w:eastAsia="en-US" w:bidi="ar-SA"/>
       </w:rPr>
     </w:lvl>
-    <w:lvl w:ilvl="3" w:tentative="1">
-      <w:start w:val="1"/>
+    <w:lvl w:ilvl="3" w:tplc="9C3AF94C">
       <w:numFmt w:val="bullet"/>
-      <w:lvlText w:val=""/>
+      <w:lvlText w:val="•"/>
       <w:lvlJc w:val="left"/>
       <w:pPr>
-        <w:tabs>
-          <w:tab w:val="num" w:pos="2880"/>
-        </w:tabs>
-        <w:ind w:left="2880" w:hanging="360"/>
+        <w:ind w:left="3312" w:hanging="360"/>
       </w:pPr>
       <w:rPr>
-        <w:rFonts w:ascii="Wingdings" w:hAnsi="Wingdings" w:hint="default"/>
-        <w:sz w:val="20"/>
+        <w:rFonts w:hint="default"/>
+        <w:lang w:val="en-US" w:eastAsia="en-US" w:bidi="ar-SA"/>
       </w:rPr>
     </w:lvl>
-    <w:lvl w:ilvl="4" w:tentative="1">
-      <w:start w:val="1"/>
+    <w:lvl w:ilvl="4" w:tplc="9CD416BE">
       <w:numFmt w:val="bullet"/>
-      <w:lvlText w:val=""/>
+      <w:lvlText w:val="•"/>
       <w:lvlJc w:val="left"/>
       <w:pPr>
-        <w:tabs>
-          <w:tab w:val="num" w:pos="3600"/>
-        </w:tabs>
-        <w:ind w:left="3600" w:hanging="360"/>
+        <w:ind w:left="4176" w:hanging="360"/>
       </w:pPr>
       <w:rPr>
-        <w:rFonts w:ascii="Wingdings" w:hAnsi="Wingdings" w:hint="default"/>
-        <w:sz w:val="20"/>
+        <w:rFonts w:hint="default"/>
+        <w:lang w:val="en-US" w:eastAsia="en-US" w:bidi="ar-SA"/>
       </w:rPr>
     </w:lvl>
-    <w:lvl w:ilvl="5" w:tentative="1">
-      <w:start w:val="1"/>
+    <w:lvl w:ilvl="5" w:tplc="CB80694A">
       <w:numFmt w:val="bullet"/>
-      <w:lvlText w:val=""/>
+      <w:lvlText w:val="•"/>
       <w:lvlJc w:val="left"/>
       <w:pPr>
-        <w:tabs>
-          <w:tab w:val="num" w:pos="4320"/>
-        </w:tabs>
-        <w:ind w:left="4320" w:hanging="360"/>
+        <w:ind w:left="5040" w:hanging="360"/>
       </w:pPr>
       <w:rPr>
-        <w:rFonts w:ascii="Wingdings" w:hAnsi="Wingdings" w:hint="default"/>
-        <w:sz w:val="20"/>
+        <w:rFonts w:hint="default"/>
+        <w:lang w:val="en-US" w:eastAsia="en-US" w:bidi="ar-SA"/>
       </w:rPr>
     </w:lvl>
-    <w:lvl w:ilvl="6" w:tentative="1">
-      <w:start w:val="1"/>
+    <w:lvl w:ilvl="6" w:tplc="BEBA55D6">
       <w:numFmt w:val="bullet"/>
-      <w:lvlText w:val=""/>
+      <w:lvlText w:val="•"/>
       <w:lvlJc w:val="left"/>
       <w:pPr>
-        <w:tabs>
-          <w:tab w:val="num" w:pos="5040"/>
-        </w:tabs>
-        <w:ind w:left="5040" w:hanging="360"/>
+        <w:ind w:left="5904" w:hanging="360"/>
       </w:pPr>
       <w:rPr>
-        <w:rFonts w:ascii="Wingdings" w:hAnsi="Wingdings" w:hint="default"/>
-        <w:sz w:val="20"/>
+        <w:rFonts w:hint="default"/>
+        <w:lang w:val="en-US" w:eastAsia="en-US" w:bidi="ar-SA"/>
       </w:rPr>
     </w:lvl>
-    <w:lvl w:ilvl="7" w:tentative="1">
-      <w:start w:val="1"/>
+    <w:lvl w:ilvl="7" w:tplc="87008AB6">
       <w:numFmt w:val="bullet"/>
-      <w:lvlText w:val=""/>
+      <w:lvlText w:val="•"/>
       <w:lvlJc w:val="left"/>
       <w:pPr>
-        <w:tabs>
-          <w:tab w:val="num" w:pos="5760"/>
-        </w:tabs>
-        <w:ind w:left="5760" w:hanging="360"/>
+        <w:ind w:left="6768" w:hanging="360"/>
       </w:pPr>
       <w:rPr>
-        <w:rFonts w:ascii="Wingdings" w:hAnsi="Wingdings" w:hint="default"/>
-        <w:sz w:val="20"/>
+        <w:rFonts w:hint="default"/>
+        <w:lang w:val="en-US" w:eastAsia="en-US" w:bidi="ar-SA"/>
       </w:rPr>
     </w:lvl>
-    <w:lvl w:ilvl="8" w:tentative="1">
-      <w:start w:val="1"/>
+    <w:lvl w:ilvl="8" w:tplc="089456CA">
       <w:numFmt w:val="bullet"/>
-      <w:lvlText w:val=""/>
+      <w:lvlText w:val="•"/>
       <w:lvlJc w:val="left"/>
       <w:pPr>
-        <w:tabs>
-          <w:tab w:val="num" w:pos="6480"/>
-        </w:tabs>
-        <w:ind w:left="6480" w:hanging="360"/>
+        <w:ind w:left="7632" w:hanging="360"/>
       </w:pPr>
       <w:rPr>
-        <w:rFonts w:ascii="Wingdings" w:hAnsi="Wingdings" w:hint="default"/>
-        <w:sz w:val="20"/>
+        <w:rFonts w:hint="default"/>
+        <w:lang w:val="en-US" w:eastAsia="en-US" w:bidi="ar-SA"/>
       </w:rPr>
     </w:lvl>
   </w:abstractNum>
-  <w:abstractNum w:abstractNumId="33" w15:restartNumberingAfterBreak="0">
-    <w:nsid w:val="7A2530B4"/>
+  <w:abstractNum w:abstractNumId="30" w15:restartNumberingAfterBreak="0">
+    <w:nsid w:val="67AD18D0"/>
     <w:multiLevelType w:val="hybridMultilevel"/>
-    <w:tmpl w:val="65921170"/>
-    <w:lvl w:ilvl="0" w:tplc="50AC6C0C">
+    <w:tmpl w:val="2AA0881C"/>
+    <w:lvl w:ilvl="0" w:tplc="DA9AF9C8">
+      <w:start w:val="1"/>
+      <w:numFmt w:val="decimal"/>
+      <w:lvlText w:val="%1."/>
+      <w:lvlJc w:val="left"/>
+      <w:pPr>
+        <w:ind w:left="2160" w:hanging="360"/>
+      </w:pPr>
+      <w:rPr>
+        <w:rFonts w:hint="default"/>
+      </w:rPr>
+    </w:lvl>
+    <w:lvl w:ilvl="1" w:tplc="10090019" w:tentative="1">
+      <w:start w:val="1"/>
+      <w:numFmt w:val="lowerLetter"/>
+      <w:lvlText w:val="%2."/>
+      <w:lvlJc w:val="left"/>
+      <w:pPr>
+        <w:ind w:left="2880" w:hanging="360"/>
+      </w:pPr>
+    </w:lvl>
+    <w:lvl w:ilvl="2" w:tplc="1009001B" w:tentative="1">
+      <w:start w:val="1"/>
+      <w:numFmt w:val="lowerRoman"/>
+      <w:lvlText w:val="%3."/>
+      <w:lvlJc w:val="right"/>
+      <w:pPr>
+        <w:ind w:left="3600" w:hanging="180"/>
+      </w:pPr>
+    </w:lvl>
+    <w:lvl w:ilvl="3" w:tplc="1009000F" w:tentative="1">
+      <w:start w:val="1"/>
+      <w:numFmt w:val="decimal"/>
+      <w:lvlText w:val="%4."/>
+      <w:lvlJc w:val="left"/>
+      <w:pPr>
+        <w:ind w:left="4320" w:hanging="360"/>
+      </w:pPr>
+    </w:lvl>
+    <w:lvl w:ilvl="4" w:tplc="10090019" w:tentative="1">
+      <w:start w:val="1"/>
+      <w:numFmt w:val="lowerLetter"/>
+      <w:lvlText w:val="%5."/>
+      <w:lvlJc w:val="left"/>
+      <w:pPr>
+        <w:ind w:left="5040" w:hanging="360"/>
+      </w:pPr>
+    </w:lvl>
+    <w:lvl w:ilvl="5" w:tplc="1009001B" w:tentative="1">
+      <w:start w:val="1"/>
+      <w:numFmt w:val="lowerRoman"/>
+      <w:lvlText w:val="%6."/>
+      <w:lvlJc w:val="right"/>
+      <w:pPr>
+        <w:ind w:left="5760" w:hanging="180"/>
+      </w:pPr>
+    </w:lvl>
+    <w:lvl w:ilvl="6" w:tplc="1009000F" w:tentative="1">
+      <w:start w:val="1"/>
+      <w:numFmt w:val="decimal"/>
+      <w:lvlText w:val="%7."/>
+      <w:lvlJc w:val="left"/>
+      <w:pPr>
+        <w:ind w:left="6480" w:hanging="360"/>
+      </w:pPr>
+    </w:lvl>
+    <w:lvl w:ilvl="7" w:tplc="10090019" w:tentative="1">
+      <w:start w:val="1"/>
+      <w:numFmt w:val="lowerLetter"/>
+      <w:lvlText w:val="%8."/>
+      <w:lvlJc w:val="left"/>
+      <w:pPr>
+        <w:ind w:left="7200" w:hanging="360"/>
+      </w:pPr>
+    </w:lvl>
+    <w:lvl w:ilvl="8" w:tplc="1009001B" w:tentative="1">
+      <w:start w:val="1"/>
+      <w:numFmt w:val="lowerRoman"/>
+      <w:lvlText w:val="%9."/>
+      <w:lvlJc w:val="right"/>
+      <w:pPr>
+        <w:ind w:left="7920" w:hanging="180"/>
+      </w:pPr>
+    </w:lvl>
+  </w:abstractNum>
+  <w:abstractNum w:abstractNumId="31" w15:restartNumberingAfterBreak="0">
+    <w:nsid w:val="69037769"/>
+    <w:multiLevelType w:val="hybridMultilevel"/>
+    <w:tmpl w:val="77207F92"/>
+    <w:lvl w:ilvl="0" w:tplc="9F54C6E6">
+      <w:numFmt w:val="bullet"/>
+      <w:lvlText w:val="-"/>
+      <w:lvlJc w:val="left"/>
+      <w:pPr>
+        <w:ind w:left="720" w:hanging="360"/>
+      </w:pPr>
+      <w:rPr>
+        <w:rFonts w:ascii="Tahoma" w:eastAsia="Tahoma" w:hAnsi="Tahoma" w:cs="Tahoma" w:hint="default"/>
+        <w:b w:val="0"/>
+        <w:bCs w:val="0"/>
+        <w:i w:val="0"/>
+        <w:iCs w:val="0"/>
+        <w:spacing w:val="0"/>
+        <w:w w:val="93"/>
+        <w:sz w:val="24"/>
+        <w:szCs w:val="24"/>
+        <w:lang w:val="en-US" w:eastAsia="en-US" w:bidi="ar-SA"/>
+      </w:rPr>
+    </w:lvl>
+    <w:lvl w:ilvl="1" w:tplc="E0EA269C">
+      <w:numFmt w:val="bullet"/>
+      <w:lvlText w:val="•"/>
+      <w:lvlJc w:val="left"/>
+      <w:pPr>
+        <w:ind w:left="1584" w:hanging="360"/>
+      </w:pPr>
+      <w:rPr>
+        <w:rFonts w:hint="default"/>
+        <w:lang w:val="en-US" w:eastAsia="en-US" w:bidi="ar-SA"/>
+      </w:rPr>
+    </w:lvl>
+    <w:lvl w:ilvl="2" w:tplc="71E8336E">
+      <w:numFmt w:val="bullet"/>
+      <w:lvlText w:val="•"/>
+      <w:lvlJc w:val="left"/>
+      <w:pPr>
+        <w:ind w:left="2448" w:hanging="360"/>
+      </w:pPr>
+      <w:rPr>
+        <w:rFonts w:hint="default"/>
+        <w:lang w:val="en-US" w:eastAsia="en-US" w:bidi="ar-SA"/>
+      </w:rPr>
+    </w:lvl>
+    <w:lvl w:ilvl="3" w:tplc="4A3C4AD4">
+      <w:numFmt w:val="bullet"/>
+      <w:lvlText w:val="•"/>
+      <w:lvlJc w:val="left"/>
+      <w:pPr>
+        <w:ind w:left="3312" w:hanging="360"/>
+      </w:pPr>
+      <w:rPr>
+        <w:rFonts w:hint="default"/>
+        <w:lang w:val="en-US" w:eastAsia="en-US" w:bidi="ar-SA"/>
+      </w:rPr>
+    </w:lvl>
+    <w:lvl w:ilvl="4" w:tplc="FE70C110">
+      <w:numFmt w:val="bullet"/>
+      <w:lvlText w:val="•"/>
+      <w:lvlJc w:val="left"/>
+      <w:pPr>
+        <w:ind w:left="4176" w:hanging="360"/>
+      </w:pPr>
+      <w:rPr>
+        <w:rFonts w:hint="default"/>
+        <w:lang w:val="en-US" w:eastAsia="en-US" w:bidi="ar-SA"/>
+      </w:rPr>
+    </w:lvl>
+    <w:lvl w:ilvl="5" w:tplc="0194F646">
+      <w:numFmt w:val="bullet"/>
+      <w:lvlText w:val="•"/>
+      <w:lvlJc w:val="left"/>
+      <w:pPr>
+        <w:ind w:left="5040" w:hanging="360"/>
+      </w:pPr>
+      <w:rPr>
+        <w:rFonts w:hint="default"/>
+        <w:lang w:val="en-US" w:eastAsia="en-US" w:bidi="ar-SA"/>
+      </w:rPr>
+    </w:lvl>
+    <w:lvl w:ilvl="6" w:tplc="A582EF6C">
+      <w:numFmt w:val="bullet"/>
+      <w:lvlText w:val="•"/>
+      <w:lvlJc w:val="left"/>
+      <w:pPr>
+        <w:ind w:left="5904" w:hanging="360"/>
+      </w:pPr>
+      <w:rPr>
+        <w:rFonts w:hint="default"/>
+        <w:lang w:val="en-US" w:eastAsia="en-US" w:bidi="ar-SA"/>
+      </w:rPr>
+    </w:lvl>
+    <w:lvl w:ilvl="7" w:tplc="B2D290D4">
+      <w:numFmt w:val="bullet"/>
+      <w:lvlText w:val="•"/>
+      <w:lvlJc w:val="left"/>
+      <w:pPr>
+        <w:ind w:left="6768" w:hanging="360"/>
+      </w:pPr>
+      <w:rPr>
+        <w:rFonts w:hint="default"/>
+        <w:lang w:val="en-US" w:eastAsia="en-US" w:bidi="ar-SA"/>
+      </w:rPr>
+    </w:lvl>
+    <w:lvl w:ilvl="8" w:tplc="89947E98">
+      <w:numFmt w:val="bullet"/>
+      <w:lvlText w:val="•"/>
+      <w:lvlJc w:val="left"/>
+      <w:pPr>
+        <w:ind w:left="7632" w:hanging="360"/>
+      </w:pPr>
+      <w:rPr>
+        <w:rFonts w:hint="default"/>
+        <w:lang w:val="en-US" w:eastAsia="en-US" w:bidi="ar-SA"/>
+      </w:rPr>
+    </w:lvl>
+  </w:abstractNum>
+  <w:abstractNum w:abstractNumId="32" w15:restartNumberingAfterBreak="0">
+    <w:nsid w:val="69A06907"/>
+    <w:multiLevelType w:val="hybridMultilevel"/>
+    <w:tmpl w:val="3E6AE090"/>
+    <w:lvl w:ilvl="0" w:tplc="62526994">
       <w:numFmt w:val="bullet"/>
       <w:lvlText w:val=""/>
       <w:lvlJc w:val="left"/>
       <w:pPr>
-        <w:ind w:left="2160" w:hanging="360"/>
+        <w:ind w:left="1800" w:hanging="360"/>
       </w:pPr>
       <w:rPr>
         <w:rFonts w:ascii="Wingdings" w:eastAsia="Wingdings" w:hAnsi="Wingdings" w:cs="Wingdings" w:hint="default"/>
@@ -39268,7 +40241,7 @@
       <w:lvlText w:val="o"/>
       <w:lvlJc w:val="left"/>
       <w:pPr>
-        <w:ind w:left="2880" w:hanging="360"/>
+        <w:ind w:left="2520" w:hanging="360"/>
       </w:pPr>
       <w:rPr>
         <w:rFonts w:ascii="Courier New" w:hAnsi="Courier New" w:cs="Courier New" w:hint="default"/>
@@ -39280,7 +40253,7 @@
       <w:lvlText w:val=""/>
       <w:lvlJc w:val="left"/>
       <w:pPr>
-        <w:ind w:left="3600" w:hanging="360"/>
+        <w:ind w:left="3240" w:hanging="360"/>
       </w:pPr>
       <w:rPr>
         <w:rFonts w:ascii="Wingdings" w:hAnsi="Wingdings" w:hint="default"/>
@@ -39292,7 +40265,7 @@
       <w:lvlText w:val=""/>
       <w:lvlJc w:val="left"/>
       <w:pPr>
-        <w:ind w:left="4320" w:hanging="360"/>
+        <w:ind w:left="3960" w:hanging="360"/>
       </w:pPr>
       <w:rPr>
         <w:rFonts w:ascii="Symbol" w:hAnsi="Symbol" w:hint="default"/>
@@ -39304,7 +40277,7 @@
       <w:lvlText w:val="o"/>
       <w:lvlJc w:val="left"/>
       <w:pPr>
-        <w:ind w:left="5040" w:hanging="360"/>
+        <w:ind w:left="4680" w:hanging="360"/>
       </w:pPr>
       <w:rPr>
         <w:rFonts w:ascii="Courier New" w:hAnsi="Courier New" w:cs="Courier New" w:hint="default"/>
@@ -39316,7 +40289,7 @@
       <w:lvlText w:val=""/>
       <w:lvlJc w:val="left"/>
       <w:pPr>
-        <w:ind w:left="5760" w:hanging="360"/>
+        <w:ind w:left="5400" w:hanging="360"/>
       </w:pPr>
       <w:rPr>
         <w:rFonts w:ascii="Wingdings" w:hAnsi="Wingdings" w:hint="default"/>
@@ -39328,7 +40301,7 @@
       <w:lvlText w:val=""/>
       <w:lvlJc w:val="left"/>
       <w:pPr>
-        <w:ind w:left="6480" w:hanging="360"/>
+        <w:ind w:left="6120" w:hanging="360"/>
       </w:pPr>
       <w:rPr>
         <w:rFonts w:ascii="Symbol" w:hAnsi="Symbol" w:hint="default"/>
@@ -39340,7 +40313,7 @@
       <w:lvlText w:val="o"/>
       <w:lvlJc w:val="left"/>
       <w:pPr>
-        <w:ind w:left="7200" w:hanging="360"/>
+        <w:ind w:left="6840" w:hanging="360"/>
       </w:pPr>
       <w:rPr>
         <w:rFonts w:ascii="Courier New" w:hAnsi="Courier New" w:cs="Courier New" w:hint="default"/>
@@ -39352,144 +40325,23 @@
       <w:lvlText w:val=""/>
       <w:lvlJc w:val="left"/>
       <w:pPr>
-        <w:ind w:left="7920" w:hanging="360"/>
+        <w:ind w:left="7560" w:hanging="360"/>
       </w:pPr>
       <w:rPr>
         <w:rFonts w:ascii="Wingdings" w:hAnsi="Wingdings" w:hint="default"/>
       </w:rPr>
     </w:lvl>
   </w:abstractNum>
-  <w:abstractNum w:abstractNumId="34" w15:restartNumberingAfterBreak="0">
-    <w:nsid w:val="7BC33607"/>
+  <w:abstractNum w:abstractNumId="33" w15:restartNumberingAfterBreak="0">
+    <w:nsid w:val="6C802E71"/>
     <w:multiLevelType w:val="hybridMultilevel"/>
-    <w:tmpl w:val="E8D009BC"/>
-    <w:lvl w:ilvl="0" w:tplc="C4127EB6">
-      <w:numFmt w:val="bullet"/>
-      <w:lvlText w:val="-"/>
-      <w:lvlJc w:val="left"/>
-      <w:pPr>
-        <w:ind w:left="720" w:hanging="360"/>
-      </w:pPr>
-      <w:rPr>
-        <w:rFonts w:ascii="Tahoma" w:eastAsia="Tahoma" w:hAnsi="Tahoma" w:cs="Tahoma" w:hint="default"/>
-        <w:b w:val="0"/>
-        <w:bCs w:val="0"/>
-        <w:i w:val="0"/>
-        <w:iCs w:val="0"/>
-        <w:spacing w:val="0"/>
-        <w:w w:val="93"/>
-        <w:sz w:val="24"/>
-        <w:szCs w:val="24"/>
-        <w:lang w:val="en-US" w:eastAsia="en-US" w:bidi="ar-SA"/>
-      </w:rPr>
-    </w:lvl>
-    <w:lvl w:ilvl="1" w:tplc="8F3A2D82">
-      <w:numFmt w:val="bullet"/>
-      <w:lvlText w:val="•"/>
-      <w:lvlJc w:val="left"/>
-      <w:pPr>
-        <w:ind w:left="1584" w:hanging="360"/>
-      </w:pPr>
-      <w:rPr>
-        <w:rFonts w:hint="default"/>
-        <w:lang w:val="en-US" w:eastAsia="en-US" w:bidi="ar-SA"/>
-      </w:rPr>
-    </w:lvl>
-    <w:lvl w:ilvl="2" w:tplc="255C7EEC">
-      <w:numFmt w:val="bullet"/>
-      <w:lvlText w:val="•"/>
-      <w:lvlJc w:val="left"/>
-      <w:pPr>
-        <w:ind w:left="2448" w:hanging="360"/>
-      </w:pPr>
-      <w:rPr>
-        <w:rFonts w:hint="default"/>
-        <w:lang w:val="en-US" w:eastAsia="en-US" w:bidi="ar-SA"/>
-      </w:rPr>
-    </w:lvl>
-    <w:lvl w:ilvl="3" w:tplc="9AAA034C">
-      <w:numFmt w:val="bullet"/>
-      <w:lvlText w:val="•"/>
-      <w:lvlJc w:val="left"/>
-      <w:pPr>
-        <w:ind w:left="3312" w:hanging="360"/>
-      </w:pPr>
-      <w:rPr>
-        <w:rFonts w:hint="default"/>
-        <w:lang w:val="en-US" w:eastAsia="en-US" w:bidi="ar-SA"/>
-      </w:rPr>
-    </w:lvl>
-    <w:lvl w:ilvl="4" w:tplc="CC7660DC">
-      <w:numFmt w:val="bullet"/>
-      <w:lvlText w:val="•"/>
-      <w:lvlJc w:val="left"/>
-      <w:pPr>
-        <w:ind w:left="4176" w:hanging="360"/>
-      </w:pPr>
-      <w:rPr>
-        <w:rFonts w:hint="default"/>
-        <w:lang w:val="en-US" w:eastAsia="en-US" w:bidi="ar-SA"/>
-      </w:rPr>
-    </w:lvl>
-    <w:lvl w:ilvl="5" w:tplc="45486B3E">
-      <w:numFmt w:val="bullet"/>
-      <w:lvlText w:val="•"/>
-      <w:lvlJc w:val="left"/>
-      <w:pPr>
-        <w:ind w:left="5040" w:hanging="360"/>
-      </w:pPr>
-      <w:rPr>
-        <w:rFonts w:hint="default"/>
-        <w:lang w:val="en-US" w:eastAsia="en-US" w:bidi="ar-SA"/>
-      </w:rPr>
-    </w:lvl>
-    <w:lvl w:ilvl="6" w:tplc="BF6AD732">
-      <w:numFmt w:val="bullet"/>
-      <w:lvlText w:val="•"/>
-      <w:lvlJc w:val="left"/>
-      <w:pPr>
-        <w:ind w:left="5904" w:hanging="360"/>
-      </w:pPr>
-      <w:rPr>
-        <w:rFonts w:hint="default"/>
-        <w:lang w:val="en-US" w:eastAsia="en-US" w:bidi="ar-SA"/>
-      </w:rPr>
-    </w:lvl>
-    <w:lvl w:ilvl="7" w:tplc="42424878">
-      <w:numFmt w:val="bullet"/>
-      <w:lvlText w:val="•"/>
-      <w:lvlJc w:val="left"/>
-      <w:pPr>
-        <w:ind w:left="6768" w:hanging="360"/>
-      </w:pPr>
-      <w:rPr>
-        <w:rFonts w:hint="default"/>
-        <w:lang w:val="en-US" w:eastAsia="en-US" w:bidi="ar-SA"/>
-      </w:rPr>
-    </w:lvl>
-    <w:lvl w:ilvl="8" w:tplc="8A64A096">
-      <w:numFmt w:val="bullet"/>
-      <w:lvlText w:val="•"/>
-      <w:lvlJc w:val="left"/>
-      <w:pPr>
-        <w:ind w:left="7632" w:hanging="360"/>
-      </w:pPr>
-      <w:rPr>
-        <w:rFonts w:hint="default"/>
-        <w:lang w:val="en-US" w:eastAsia="en-US" w:bidi="ar-SA"/>
-      </w:rPr>
-    </w:lvl>
-  </w:abstractNum>
-  <w:abstractNum w:abstractNumId="35" w15:restartNumberingAfterBreak="0">
-    <w:nsid w:val="7EC9456B"/>
-    <w:multiLevelType w:val="hybridMultilevel"/>
-    <w:tmpl w:val="C1FA3C04"/>
+    <w:tmpl w:val="D726846A"/>
     <w:lvl w:ilvl="0" w:tplc="50AC6C0C">
       <w:numFmt w:val="bullet"/>
       <w:lvlText w:val=""/>
       <w:lvlJc w:val="left"/>
       <w:pPr>
-        <w:ind w:left="720" w:hanging="360"/>
+        <w:ind w:left="1800" w:hanging="360"/>
       </w:pPr>
       <w:rPr>
         <w:rFonts w:ascii="Wingdings" w:eastAsia="Wingdings" w:hAnsi="Wingdings" w:cs="Wingdings" w:hint="default"/>
@@ -39510,7 +40362,7 @@
       <w:lvlText w:val="o"/>
       <w:lvlJc w:val="left"/>
       <w:pPr>
-        <w:ind w:left="1440" w:hanging="360"/>
+        <w:ind w:left="2520" w:hanging="360"/>
       </w:pPr>
       <w:rPr>
         <w:rFonts w:ascii="Courier New" w:hAnsi="Courier New" w:cs="Courier New" w:hint="default"/>
@@ -39522,7 +40374,7 @@
       <w:lvlText w:val=""/>
       <w:lvlJc w:val="left"/>
       <w:pPr>
-        <w:ind w:left="2160" w:hanging="360"/>
+        <w:ind w:left="3240" w:hanging="360"/>
       </w:pPr>
       <w:rPr>
         <w:rFonts w:ascii="Wingdings" w:hAnsi="Wingdings" w:hint="default"/>
@@ -39534,7 +40386,7 @@
       <w:lvlText w:val=""/>
       <w:lvlJc w:val="left"/>
       <w:pPr>
-        <w:ind w:left="2880" w:hanging="360"/>
+        <w:ind w:left="3960" w:hanging="360"/>
       </w:pPr>
       <w:rPr>
         <w:rFonts w:ascii="Symbol" w:hAnsi="Symbol" w:hint="default"/>
@@ -39546,7 +40398,7 @@
       <w:lvlText w:val="o"/>
       <w:lvlJc w:val="left"/>
       <w:pPr>
-        <w:ind w:left="3600" w:hanging="360"/>
+        <w:ind w:left="4680" w:hanging="360"/>
       </w:pPr>
       <w:rPr>
         <w:rFonts w:ascii="Courier New" w:hAnsi="Courier New" w:cs="Courier New" w:hint="default"/>
@@ -39558,7 +40410,7 @@
       <w:lvlText w:val=""/>
       <w:lvlJc w:val="left"/>
       <w:pPr>
-        <w:ind w:left="4320" w:hanging="360"/>
+        <w:ind w:left="5400" w:hanging="360"/>
       </w:pPr>
       <w:rPr>
         <w:rFonts w:ascii="Wingdings" w:hAnsi="Wingdings" w:hint="default"/>
@@ -39570,7 +40422,7 @@
       <w:lvlText w:val=""/>
       <w:lvlJc w:val="left"/>
       <w:pPr>
-        <w:ind w:left="5040" w:hanging="360"/>
+        <w:ind w:left="6120" w:hanging="360"/>
       </w:pPr>
       <w:rPr>
         <w:rFonts w:ascii="Symbol" w:hAnsi="Symbol" w:hint="default"/>
@@ -39582,7 +40434,7 @@
       <w:lvlText w:val="o"/>
       <w:lvlJc w:val="left"/>
       <w:pPr>
-        <w:ind w:left="5760" w:hanging="360"/>
+        <w:ind w:left="6840" w:hanging="360"/>
       </w:pPr>
       <w:rPr>
         <w:rFonts w:ascii="Courier New" w:hAnsi="Courier New" w:cs="Courier New" w:hint="default"/>
@@ -39594,6 +40446,635 @@
       <w:lvlText w:val=""/>
       <w:lvlJc w:val="left"/>
       <w:pPr>
+        <w:ind w:left="7560" w:hanging="360"/>
+      </w:pPr>
+      <w:rPr>
+        <w:rFonts w:ascii="Wingdings" w:hAnsi="Wingdings" w:hint="default"/>
+      </w:rPr>
+    </w:lvl>
+  </w:abstractNum>
+  <w:abstractNum w:abstractNumId="34" w15:restartNumberingAfterBreak="0">
+    <w:nsid w:val="6F347219"/>
+    <w:multiLevelType w:val="hybridMultilevel"/>
+    <w:tmpl w:val="EBE2F8BE"/>
+    <w:lvl w:ilvl="0" w:tplc="50AC6C0C">
+      <w:numFmt w:val="bullet"/>
+      <w:lvlText w:val=""/>
+      <w:lvlJc w:val="left"/>
+      <w:pPr>
+        <w:ind w:left="1800" w:hanging="360"/>
+      </w:pPr>
+      <w:rPr>
+        <w:rFonts w:ascii="Wingdings" w:eastAsia="Wingdings" w:hAnsi="Wingdings" w:cs="Wingdings" w:hint="default"/>
+        <w:b w:val="0"/>
+        <w:bCs w:val="0"/>
+        <w:i w:val="0"/>
+        <w:iCs w:val="0"/>
+        <w:spacing w:val="0"/>
+        <w:w w:val="99"/>
+        <w:sz w:val="24"/>
+        <w:szCs w:val="24"/>
+        <w:lang w:val="en-US" w:eastAsia="en-US" w:bidi="ar-SA"/>
+      </w:rPr>
+    </w:lvl>
+    <w:lvl w:ilvl="1" w:tplc="10090003" w:tentative="1">
+      <w:start w:val="1"/>
+      <w:numFmt w:val="bullet"/>
+      <w:lvlText w:val="o"/>
+      <w:lvlJc w:val="left"/>
+      <w:pPr>
+        <w:ind w:left="2520" w:hanging="360"/>
+      </w:pPr>
+      <w:rPr>
+        <w:rFonts w:ascii="Courier New" w:hAnsi="Courier New" w:cs="Courier New" w:hint="default"/>
+      </w:rPr>
+    </w:lvl>
+    <w:lvl w:ilvl="2" w:tplc="10090005" w:tentative="1">
+      <w:start w:val="1"/>
+      <w:numFmt w:val="bullet"/>
+      <w:lvlText w:val=""/>
+      <w:lvlJc w:val="left"/>
+      <w:pPr>
+        <w:ind w:left="3240" w:hanging="360"/>
+      </w:pPr>
+      <w:rPr>
+        <w:rFonts w:ascii="Wingdings" w:hAnsi="Wingdings" w:hint="default"/>
+      </w:rPr>
+    </w:lvl>
+    <w:lvl w:ilvl="3" w:tplc="10090001" w:tentative="1">
+      <w:start w:val="1"/>
+      <w:numFmt w:val="bullet"/>
+      <w:lvlText w:val=""/>
+      <w:lvlJc w:val="left"/>
+      <w:pPr>
+        <w:ind w:left="3960" w:hanging="360"/>
+      </w:pPr>
+      <w:rPr>
+        <w:rFonts w:ascii="Symbol" w:hAnsi="Symbol" w:hint="default"/>
+      </w:rPr>
+    </w:lvl>
+    <w:lvl w:ilvl="4" w:tplc="10090003" w:tentative="1">
+      <w:start w:val="1"/>
+      <w:numFmt w:val="bullet"/>
+      <w:lvlText w:val="o"/>
+      <w:lvlJc w:val="left"/>
+      <w:pPr>
+        <w:ind w:left="4680" w:hanging="360"/>
+      </w:pPr>
+      <w:rPr>
+        <w:rFonts w:ascii="Courier New" w:hAnsi="Courier New" w:cs="Courier New" w:hint="default"/>
+      </w:rPr>
+    </w:lvl>
+    <w:lvl w:ilvl="5" w:tplc="10090005" w:tentative="1">
+      <w:start w:val="1"/>
+      <w:numFmt w:val="bullet"/>
+      <w:lvlText w:val=""/>
+      <w:lvlJc w:val="left"/>
+      <w:pPr>
+        <w:ind w:left="5400" w:hanging="360"/>
+      </w:pPr>
+      <w:rPr>
+        <w:rFonts w:ascii="Wingdings" w:hAnsi="Wingdings" w:hint="default"/>
+      </w:rPr>
+    </w:lvl>
+    <w:lvl w:ilvl="6" w:tplc="10090001" w:tentative="1">
+      <w:start w:val="1"/>
+      <w:numFmt w:val="bullet"/>
+      <w:lvlText w:val=""/>
+      <w:lvlJc w:val="left"/>
+      <w:pPr>
+        <w:ind w:left="6120" w:hanging="360"/>
+      </w:pPr>
+      <w:rPr>
+        <w:rFonts w:ascii="Symbol" w:hAnsi="Symbol" w:hint="default"/>
+      </w:rPr>
+    </w:lvl>
+    <w:lvl w:ilvl="7" w:tplc="10090003" w:tentative="1">
+      <w:start w:val="1"/>
+      <w:numFmt w:val="bullet"/>
+      <w:lvlText w:val="o"/>
+      <w:lvlJc w:val="left"/>
+      <w:pPr>
+        <w:ind w:left="6840" w:hanging="360"/>
+      </w:pPr>
+      <w:rPr>
+        <w:rFonts w:ascii="Courier New" w:hAnsi="Courier New" w:cs="Courier New" w:hint="default"/>
+      </w:rPr>
+    </w:lvl>
+    <w:lvl w:ilvl="8" w:tplc="10090005" w:tentative="1">
+      <w:start w:val="1"/>
+      <w:numFmt w:val="bullet"/>
+      <w:lvlText w:val=""/>
+      <w:lvlJc w:val="left"/>
+      <w:pPr>
+        <w:ind w:left="7560" w:hanging="360"/>
+      </w:pPr>
+      <w:rPr>
+        <w:rFonts w:ascii="Wingdings" w:hAnsi="Wingdings" w:hint="default"/>
+      </w:rPr>
+    </w:lvl>
+  </w:abstractNum>
+  <w:abstractNum w:abstractNumId="35" w15:restartNumberingAfterBreak="0">
+    <w:nsid w:val="716D4530"/>
+    <w:multiLevelType w:val="multilevel"/>
+    <w:tmpl w:val="E668D314"/>
+    <w:lvl w:ilvl="0">
+      <w:start w:val="1"/>
+      <w:numFmt w:val="bullet"/>
+      <w:lvlText w:val=""/>
+      <w:lvlJc w:val="left"/>
+      <w:pPr>
+        <w:tabs>
+          <w:tab w:val="num" w:pos="720"/>
+        </w:tabs>
+        <w:ind w:left="720" w:hanging="360"/>
+      </w:pPr>
+      <w:rPr>
+        <w:rFonts w:ascii="Symbol" w:hAnsi="Symbol" w:hint="default"/>
+        <w:sz w:val="20"/>
+      </w:rPr>
+    </w:lvl>
+    <w:lvl w:ilvl="1">
+      <w:start w:val="1"/>
+      <w:numFmt w:val="decimal"/>
+      <w:lvlText w:val="%2."/>
+      <w:lvlJc w:val="left"/>
+      <w:pPr>
+        <w:ind w:left="1440" w:hanging="360"/>
+      </w:pPr>
+      <w:rPr>
+        <w:rFonts w:hint="default"/>
+      </w:rPr>
+    </w:lvl>
+    <w:lvl w:ilvl="2" w:tentative="1">
+      <w:start w:val="1"/>
+      <w:numFmt w:val="bullet"/>
+      <w:lvlText w:val=""/>
+      <w:lvlJc w:val="left"/>
+      <w:pPr>
+        <w:tabs>
+          <w:tab w:val="num" w:pos="2160"/>
+        </w:tabs>
+        <w:ind w:left="2160" w:hanging="360"/>
+      </w:pPr>
+      <w:rPr>
+        <w:rFonts w:ascii="Wingdings" w:hAnsi="Wingdings" w:hint="default"/>
+        <w:sz w:val="20"/>
+      </w:rPr>
+    </w:lvl>
+    <w:lvl w:ilvl="3" w:tentative="1">
+      <w:start w:val="1"/>
+      <w:numFmt w:val="bullet"/>
+      <w:lvlText w:val=""/>
+      <w:lvlJc w:val="left"/>
+      <w:pPr>
+        <w:tabs>
+          <w:tab w:val="num" w:pos="2880"/>
+        </w:tabs>
+        <w:ind w:left="2880" w:hanging="360"/>
+      </w:pPr>
+      <w:rPr>
+        <w:rFonts w:ascii="Wingdings" w:hAnsi="Wingdings" w:hint="default"/>
+        <w:sz w:val="20"/>
+      </w:rPr>
+    </w:lvl>
+    <w:lvl w:ilvl="4" w:tentative="1">
+      <w:start w:val="1"/>
+      <w:numFmt w:val="bullet"/>
+      <w:lvlText w:val=""/>
+      <w:lvlJc w:val="left"/>
+      <w:pPr>
+        <w:tabs>
+          <w:tab w:val="num" w:pos="3600"/>
+        </w:tabs>
+        <w:ind w:left="3600" w:hanging="360"/>
+      </w:pPr>
+      <w:rPr>
+        <w:rFonts w:ascii="Wingdings" w:hAnsi="Wingdings" w:hint="default"/>
+        <w:sz w:val="20"/>
+      </w:rPr>
+    </w:lvl>
+    <w:lvl w:ilvl="5" w:tentative="1">
+      <w:start w:val="1"/>
+      <w:numFmt w:val="bullet"/>
+      <w:lvlText w:val=""/>
+      <w:lvlJc w:val="left"/>
+      <w:pPr>
+        <w:tabs>
+          <w:tab w:val="num" w:pos="4320"/>
+        </w:tabs>
+        <w:ind w:left="4320" w:hanging="360"/>
+      </w:pPr>
+      <w:rPr>
+        <w:rFonts w:ascii="Wingdings" w:hAnsi="Wingdings" w:hint="default"/>
+        <w:sz w:val="20"/>
+      </w:rPr>
+    </w:lvl>
+    <w:lvl w:ilvl="6" w:tentative="1">
+      <w:start w:val="1"/>
+      <w:numFmt w:val="bullet"/>
+      <w:lvlText w:val=""/>
+      <w:lvlJc w:val="left"/>
+      <w:pPr>
+        <w:tabs>
+          <w:tab w:val="num" w:pos="5040"/>
+        </w:tabs>
+        <w:ind w:left="5040" w:hanging="360"/>
+      </w:pPr>
+      <w:rPr>
+        <w:rFonts w:ascii="Wingdings" w:hAnsi="Wingdings" w:hint="default"/>
+        <w:sz w:val="20"/>
+      </w:rPr>
+    </w:lvl>
+    <w:lvl w:ilvl="7" w:tentative="1">
+      <w:start w:val="1"/>
+      <w:numFmt w:val="bullet"/>
+      <w:lvlText w:val=""/>
+      <w:lvlJc w:val="left"/>
+      <w:pPr>
+        <w:tabs>
+          <w:tab w:val="num" w:pos="5760"/>
+        </w:tabs>
+        <w:ind w:left="5760" w:hanging="360"/>
+      </w:pPr>
+      <w:rPr>
+        <w:rFonts w:ascii="Wingdings" w:hAnsi="Wingdings" w:hint="default"/>
+        <w:sz w:val="20"/>
+      </w:rPr>
+    </w:lvl>
+    <w:lvl w:ilvl="8" w:tentative="1">
+      <w:start w:val="1"/>
+      <w:numFmt w:val="bullet"/>
+      <w:lvlText w:val=""/>
+      <w:lvlJc w:val="left"/>
+      <w:pPr>
+        <w:tabs>
+          <w:tab w:val="num" w:pos="6480"/>
+        </w:tabs>
+        <w:ind w:left="6480" w:hanging="360"/>
+      </w:pPr>
+      <w:rPr>
+        <w:rFonts w:ascii="Wingdings" w:hAnsi="Wingdings" w:hint="default"/>
+        <w:sz w:val="20"/>
+      </w:rPr>
+    </w:lvl>
+  </w:abstractNum>
+  <w:abstractNum w:abstractNumId="36" w15:restartNumberingAfterBreak="0">
+    <w:nsid w:val="7A2530B4"/>
+    <w:multiLevelType w:val="hybridMultilevel"/>
+    <w:tmpl w:val="65921170"/>
+    <w:lvl w:ilvl="0" w:tplc="50AC6C0C">
+      <w:numFmt w:val="bullet"/>
+      <w:lvlText w:val=""/>
+      <w:lvlJc w:val="left"/>
+      <w:pPr>
+        <w:ind w:left="2160" w:hanging="360"/>
+      </w:pPr>
+      <w:rPr>
+        <w:rFonts w:ascii="Wingdings" w:eastAsia="Wingdings" w:hAnsi="Wingdings" w:cs="Wingdings" w:hint="default"/>
+        <w:b w:val="0"/>
+        <w:bCs w:val="0"/>
+        <w:i w:val="0"/>
+        <w:iCs w:val="0"/>
+        <w:spacing w:val="0"/>
+        <w:w w:val="99"/>
+        <w:sz w:val="24"/>
+        <w:szCs w:val="24"/>
+        <w:lang w:val="en-US" w:eastAsia="en-US" w:bidi="ar-SA"/>
+      </w:rPr>
+    </w:lvl>
+    <w:lvl w:ilvl="1" w:tplc="10090003" w:tentative="1">
+      <w:start w:val="1"/>
+      <w:numFmt w:val="bullet"/>
+      <w:lvlText w:val="o"/>
+      <w:lvlJc w:val="left"/>
+      <w:pPr>
+        <w:ind w:left="2880" w:hanging="360"/>
+      </w:pPr>
+      <w:rPr>
+        <w:rFonts w:ascii="Courier New" w:hAnsi="Courier New" w:cs="Courier New" w:hint="default"/>
+      </w:rPr>
+    </w:lvl>
+    <w:lvl w:ilvl="2" w:tplc="10090005" w:tentative="1">
+      <w:start w:val="1"/>
+      <w:numFmt w:val="bullet"/>
+      <w:lvlText w:val=""/>
+      <w:lvlJc w:val="left"/>
+      <w:pPr>
+        <w:ind w:left="3600" w:hanging="360"/>
+      </w:pPr>
+      <w:rPr>
+        <w:rFonts w:ascii="Wingdings" w:hAnsi="Wingdings" w:hint="default"/>
+      </w:rPr>
+    </w:lvl>
+    <w:lvl w:ilvl="3" w:tplc="10090001" w:tentative="1">
+      <w:start w:val="1"/>
+      <w:numFmt w:val="bullet"/>
+      <w:lvlText w:val=""/>
+      <w:lvlJc w:val="left"/>
+      <w:pPr>
+        <w:ind w:left="4320" w:hanging="360"/>
+      </w:pPr>
+      <w:rPr>
+        <w:rFonts w:ascii="Symbol" w:hAnsi="Symbol" w:hint="default"/>
+      </w:rPr>
+    </w:lvl>
+    <w:lvl w:ilvl="4" w:tplc="10090003" w:tentative="1">
+      <w:start w:val="1"/>
+      <w:numFmt w:val="bullet"/>
+      <w:lvlText w:val="o"/>
+      <w:lvlJc w:val="left"/>
+      <w:pPr>
+        <w:ind w:left="5040" w:hanging="360"/>
+      </w:pPr>
+      <w:rPr>
+        <w:rFonts w:ascii="Courier New" w:hAnsi="Courier New" w:cs="Courier New" w:hint="default"/>
+      </w:rPr>
+    </w:lvl>
+    <w:lvl w:ilvl="5" w:tplc="10090005" w:tentative="1">
+      <w:start w:val="1"/>
+      <w:numFmt w:val="bullet"/>
+      <w:lvlText w:val=""/>
+      <w:lvlJc w:val="left"/>
+      <w:pPr>
+        <w:ind w:left="5760" w:hanging="360"/>
+      </w:pPr>
+      <w:rPr>
+        <w:rFonts w:ascii="Wingdings" w:hAnsi="Wingdings" w:hint="default"/>
+      </w:rPr>
+    </w:lvl>
+    <w:lvl w:ilvl="6" w:tplc="10090001" w:tentative="1">
+      <w:start w:val="1"/>
+      <w:numFmt w:val="bullet"/>
+      <w:lvlText w:val=""/>
+      <w:lvlJc w:val="left"/>
+      <w:pPr>
+        <w:ind w:left="6480" w:hanging="360"/>
+      </w:pPr>
+      <w:rPr>
+        <w:rFonts w:ascii="Symbol" w:hAnsi="Symbol" w:hint="default"/>
+      </w:rPr>
+    </w:lvl>
+    <w:lvl w:ilvl="7" w:tplc="10090003" w:tentative="1">
+      <w:start w:val="1"/>
+      <w:numFmt w:val="bullet"/>
+      <w:lvlText w:val="o"/>
+      <w:lvlJc w:val="left"/>
+      <w:pPr>
+        <w:ind w:left="7200" w:hanging="360"/>
+      </w:pPr>
+      <w:rPr>
+        <w:rFonts w:ascii="Courier New" w:hAnsi="Courier New" w:cs="Courier New" w:hint="default"/>
+      </w:rPr>
+    </w:lvl>
+    <w:lvl w:ilvl="8" w:tplc="10090005" w:tentative="1">
+      <w:start w:val="1"/>
+      <w:numFmt w:val="bullet"/>
+      <w:lvlText w:val=""/>
+      <w:lvlJc w:val="left"/>
+      <w:pPr>
+        <w:ind w:left="7920" w:hanging="360"/>
+      </w:pPr>
+      <w:rPr>
+        <w:rFonts w:ascii="Wingdings" w:hAnsi="Wingdings" w:hint="default"/>
+      </w:rPr>
+    </w:lvl>
+  </w:abstractNum>
+  <w:abstractNum w:abstractNumId="37" w15:restartNumberingAfterBreak="0">
+    <w:nsid w:val="7BC33607"/>
+    <w:multiLevelType w:val="hybridMultilevel"/>
+    <w:tmpl w:val="E8D009BC"/>
+    <w:lvl w:ilvl="0" w:tplc="C4127EB6">
+      <w:numFmt w:val="bullet"/>
+      <w:lvlText w:val="-"/>
+      <w:lvlJc w:val="left"/>
+      <w:pPr>
+        <w:ind w:left="720" w:hanging="360"/>
+      </w:pPr>
+      <w:rPr>
+        <w:rFonts w:ascii="Tahoma" w:eastAsia="Tahoma" w:hAnsi="Tahoma" w:cs="Tahoma" w:hint="default"/>
+        <w:b w:val="0"/>
+        <w:bCs w:val="0"/>
+        <w:i w:val="0"/>
+        <w:iCs w:val="0"/>
+        <w:spacing w:val="0"/>
+        <w:w w:val="93"/>
+        <w:sz w:val="24"/>
+        <w:szCs w:val="24"/>
+        <w:lang w:val="en-US" w:eastAsia="en-US" w:bidi="ar-SA"/>
+      </w:rPr>
+    </w:lvl>
+    <w:lvl w:ilvl="1" w:tplc="8F3A2D82">
+      <w:numFmt w:val="bullet"/>
+      <w:lvlText w:val="•"/>
+      <w:lvlJc w:val="left"/>
+      <w:pPr>
+        <w:ind w:left="1584" w:hanging="360"/>
+      </w:pPr>
+      <w:rPr>
+        <w:rFonts w:hint="default"/>
+        <w:lang w:val="en-US" w:eastAsia="en-US" w:bidi="ar-SA"/>
+      </w:rPr>
+    </w:lvl>
+    <w:lvl w:ilvl="2" w:tplc="255C7EEC">
+      <w:numFmt w:val="bullet"/>
+      <w:lvlText w:val="•"/>
+      <w:lvlJc w:val="left"/>
+      <w:pPr>
+        <w:ind w:left="2448" w:hanging="360"/>
+      </w:pPr>
+      <w:rPr>
+        <w:rFonts w:hint="default"/>
+        <w:lang w:val="en-US" w:eastAsia="en-US" w:bidi="ar-SA"/>
+      </w:rPr>
+    </w:lvl>
+    <w:lvl w:ilvl="3" w:tplc="9AAA034C">
+      <w:numFmt w:val="bullet"/>
+      <w:lvlText w:val="•"/>
+      <w:lvlJc w:val="left"/>
+      <w:pPr>
+        <w:ind w:left="3312" w:hanging="360"/>
+      </w:pPr>
+      <w:rPr>
+        <w:rFonts w:hint="default"/>
+        <w:lang w:val="en-US" w:eastAsia="en-US" w:bidi="ar-SA"/>
+      </w:rPr>
+    </w:lvl>
+    <w:lvl w:ilvl="4" w:tplc="CC7660DC">
+      <w:numFmt w:val="bullet"/>
+      <w:lvlText w:val="•"/>
+      <w:lvlJc w:val="left"/>
+      <w:pPr>
+        <w:ind w:left="4176" w:hanging="360"/>
+      </w:pPr>
+      <w:rPr>
+        <w:rFonts w:hint="default"/>
+        <w:lang w:val="en-US" w:eastAsia="en-US" w:bidi="ar-SA"/>
+      </w:rPr>
+    </w:lvl>
+    <w:lvl w:ilvl="5" w:tplc="45486B3E">
+      <w:numFmt w:val="bullet"/>
+      <w:lvlText w:val="•"/>
+      <w:lvlJc w:val="left"/>
+      <w:pPr>
+        <w:ind w:left="5040" w:hanging="360"/>
+      </w:pPr>
+      <w:rPr>
+        <w:rFonts w:hint="default"/>
+        <w:lang w:val="en-US" w:eastAsia="en-US" w:bidi="ar-SA"/>
+      </w:rPr>
+    </w:lvl>
+    <w:lvl w:ilvl="6" w:tplc="BF6AD732">
+      <w:numFmt w:val="bullet"/>
+      <w:lvlText w:val="•"/>
+      <w:lvlJc w:val="left"/>
+      <w:pPr>
+        <w:ind w:left="5904" w:hanging="360"/>
+      </w:pPr>
+      <w:rPr>
+        <w:rFonts w:hint="default"/>
+        <w:lang w:val="en-US" w:eastAsia="en-US" w:bidi="ar-SA"/>
+      </w:rPr>
+    </w:lvl>
+    <w:lvl w:ilvl="7" w:tplc="42424878">
+      <w:numFmt w:val="bullet"/>
+      <w:lvlText w:val="•"/>
+      <w:lvlJc w:val="left"/>
+      <w:pPr>
+        <w:ind w:left="6768" w:hanging="360"/>
+      </w:pPr>
+      <w:rPr>
+        <w:rFonts w:hint="default"/>
+        <w:lang w:val="en-US" w:eastAsia="en-US" w:bidi="ar-SA"/>
+      </w:rPr>
+    </w:lvl>
+    <w:lvl w:ilvl="8" w:tplc="8A64A096">
+      <w:numFmt w:val="bullet"/>
+      <w:lvlText w:val="•"/>
+      <w:lvlJc w:val="left"/>
+      <w:pPr>
+        <w:ind w:left="7632" w:hanging="360"/>
+      </w:pPr>
+      <w:rPr>
+        <w:rFonts w:hint="default"/>
+        <w:lang w:val="en-US" w:eastAsia="en-US" w:bidi="ar-SA"/>
+      </w:rPr>
+    </w:lvl>
+  </w:abstractNum>
+  <w:abstractNum w:abstractNumId="38" w15:restartNumberingAfterBreak="0">
+    <w:nsid w:val="7EC9456B"/>
+    <w:multiLevelType w:val="hybridMultilevel"/>
+    <w:tmpl w:val="C1FA3C04"/>
+    <w:lvl w:ilvl="0" w:tplc="50AC6C0C">
+      <w:numFmt w:val="bullet"/>
+      <w:lvlText w:val=""/>
+      <w:lvlJc w:val="left"/>
+      <w:pPr>
+        <w:ind w:left="720" w:hanging="360"/>
+      </w:pPr>
+      <w:rPr>
+        <w:rFonts w:ascii="Wingdings" w:eastAsia="Wingdings" w:hAnsi="Wingdings" w:cs="Wingdings" w:hint="default"/>
+        <w:b w:val="0"/>
+        <w:bCs w:val="0"/>
+        <w:i w:val="0"/>
+        <w:iCs w:val="0"/>
+        <w:spacing w:val="0"/>
+        <w:w w:val="99"/>
+        <w:sz w:val="24"/>
+        <w:szCs w:val="24"/>
+        <w:lang w:val="en-US" w:eastAsia="en-US" w:bidi="ar-SA"/>
+      </w:rPr>
+    </w:lvl>
+    <w:lvl w:ilvl="1" w:tplc="10090003" w:tentative="1">
+      <w:start w:val="1"/>
+      <w:numFmt w:val="bullet"/>
+      <w:lvlText w:val="o"/>
+      <w:lvlJc w:val="left"/>
+      <w:pPr>
+        <w:ind w:left="1440" w:hanging="360"/>
+      </w:pPr>
+      <w:rPr>
+        <w:rFonts w:ascii="Courier New" w:hAnsi="Courier New" w:cs="Courier New" w:hint="default"/>
+      </w:rPr>
+    </w:lvl>
+    <w:lvl w:ilvl="2" w:tplc="10090005" w:tentative="1">
+      <w:start w:val="1"/>
+      <w:numFmt w:val="bullet"/>
+      <w:lvlText w:val=""/>
+      <w:lvlJc w:val="left"/>
+      <w:pPr>
+        <w:ind w:left="2160" w:hanging="360"/>
+      </w:pPr>
+      <w:rPr>
+        <w:rFonts w:ascii="Wingdings" w:hAnsi="Wingdings" w:hint="default"/>
+      </w:rPr>
+    </w:lvl>
+    <w:lvl w:ilvl="3" w:tplc="10090001" w:tentative="1">
+      <w:start w:val="1"/>
+      <w:numFmt w:val="bullet"/>
+      <w:lvlText w:val=""/>
+      <w:lvlJc w:val="left"/>
+      <w:pPr>
+        <w:ind w:left="2880" w:hanging="360"/>
+      </w:pPr>
+      <w:rPr>
+        <w:rFonts w:ascii="Symbol" w:hAnsi="Symbol" w:hint="default"/>
+      </w:rPr>
+    </w:lvl>
+    <w:lvl w:ilvl="4" w:tplc="10090003" w:tentative="1">
+      <w:start w:val="1"/>
+      <w:numFmt w:val="bullet"/>
+      <w:lvlText w:val="o"/>
+      <w:lvlJc w:val="left"/>
+      <w:pPr>
+        <w:ind w:left="3600" w:hanging="360"/>
+      </w:pPr>
+      <w:rPr>
+        <w:rFonts w:ascii="Courier New" w:hAnsi="Courier New" w:cs="Courier New" w:hint="default"/>
+      </w:rPr>
+    </w:lvl>
+    <w:lvl w:ilvl="5" w:tplc="10090005" w:tentative="1">
+      <w:start w:val="1"/>
+      <w:numFmt w:val="bullet"/>
+      <w:lvlText w:val=""/>
+      <w:lvlJc w:val="left"/>
+      <w:pPr>
+        <w:ind w:left="4320" w:hanging="360"/>
+      </w:pPr>
+      <w:rPr>
+        <w:rFonts w:ascii="Wingdings" w:hAnsi="Wingdings" w:hint="default"/>
+      </w:rPr>
+    </w:lvl>
+    <w:lvl w:ilvl="6" w:tplc="10090001" w:tentative="1">
+      <w:start w:val="1"/>
+      <w:numFmt w:val="bullet"/>
+      <w:lvlText w:val=""/>
+      <w:lvlJc w:val="left"/>
+      <w:pPr>
+        <w:ind w:left="5040" w:hanging="360"/>
+      </w:pPr>
+      <w:rPr>
+        <w:rFonts w:ascii="Symbol" w:hAnsi="Symbol" w:hint="default"/>
+      </w:rPr>
+    </w:lvl>
+    <w:lvl w:ilvl="7" w:tplc="10090003" w:tentative="1">
+      <w:start w:val="1"/>
+      <w:numFmt w:val="bullet"/>
+      <w:lvlText w:val="o"/>
+      <w:lvlJc w:val="left"/>
+      <w:pPr>
+        <w:ind w:left="5760" w:hanging="360"/>
+      </w:pPr>
+      <w:rPr>
+        <w:rFonts w:ascii="Courier New" w:hAnsi="Courier New" w:cs="Courier New" w:hint="default"/>
+      </w:rPr>
+    </w:lvl>
+    <w:lvl w:ilvl="8" w:tplc="10090005" w:tentative="1">
+      <w:start w:val="1"/>
+      <w:numFmt w:val="bullet"/>
+      <w:lvlText w:val=""/>
+      <w:lvlJc w:val="left"/>
+      <w:pPr>
         <w:ind w:left="6480" w:hanging="360"/>
       </w:pPr>
       <w:rPr>
@@ -39602,85 +41083,85 @@
     </w:lvl>
   </w:abstractNum>
   <w:num w:numId="1" w16cid:durableId="523903662">
-    <w:abstractNumId w:val="19"/>
+    <w:abstractNumId w:val="21"/>
   </w:num>
   <w:num w:numId="2" w16cid:durableId="1197232903">
+    <w:abstractNumId w:val="6"/>
+  </w:num>
+  <w:num w:numId="3" w16cid:durableId="1569607542">
+    <w:abstractNumId w:val="16"/>
+  </w:num>
+  <w:num w:numId="4" w16cid:durableId="1323773071">
+    <w:abstractNumId w:val="7"/>
+  </w:num>
+  <w:num w:numId="5" w16cid:durableId="754472861">
+    <w:abstractNumId w:val="37"/>
+  </w:num>
+  <w:num w:numId="6" w16cid:durableId="1372267151">
+    <w:abstractNumId w:val="23"/>
+  </w:num>
+  <w:num w:numId="7" w16cid:durableId="1285306835">
+    <w:abstractNumId w:val="31"/>
+  </w:num>
+  <w:num w:numId="8" w16cid:durableId="1892114169">
+    <w:abstractNumId w:val="17"/>
+  </w:num>
+  <w:num w:numId="9" w16cid:durableId="1000305941">
+    <w:abstractNumId w:val="3"/>
+  </w:num>
+  <w:num w:numId="10" w16cid:durableId="452284947">
+    <w:abstractNumId w:val="29"/>
+  </w:num>
+  <w:num w:numId="11" w16cid:durableId="621499671">
+    <w:abstractNumId w:val="35"/>
+  </w:num>
+  <w:num w:numId="12" w16cid:durableId="820730571">
+    <w:abstractNumId w:val="11"/>
+  </w:num>
+  <w:num w:numId="13" w16cid:durableId="845173431">
+    <w:abstractNumId w:val="27"/>
+  </w:num>
+  <w:num w:numId="14" w16cid:durableId="1198086501">
     <w:abstractNumId w:val="5"/>
   </w:num>
-  <w:num w:numId="3" w16cid:durableId="1569607542">
-    <w:abstractNumId w:val="15"/>
+  <w:num w:numId="15" w16cid:durableId="152256414">
+    <w:abstractNumId w:val="25"/>
   </w:num>
-  <w:num w:numId="4" w16cid:durableId="1323773071">
-    <w:abstractNumId w:val="6"/>
+  <w:num w:numId="16" w16cid:durableId="1436974788">
+    <w:abstractNumId w:val="36"/>
   </w:num>
-  <w:num w:numId="5" w16cid:durableId="754472861">
+  <w:num w:numId="17" w16cid:durableId="1071149276">
     <w:abstractNumId w:val="34"/>
   </w:num>
-  <w:num w:numId="6" w16cid:durableId="1372267151">
-    <w:abstractNumId w:val="21"/>
+  <w:num w:numId="18" w16cid:durableId="1470396571">
+    <w:abstractNumId w:val="13"/>
   </w:num>
-  <w:num w:numId="7" w16cid:durableId="1285306835">
-    <w:abstractNumId w:val="29"/>
-  </w:num>
-  <w:num w:numId="8" w16cid:durableId="1892114169">
-    <w:abstractNumId w:val="16"/>
-  </w:num>
-  <w:num w:numId="9" w16cid:durableId="1000305941">
-    <w:abstractNumId w:val="2"/>
-  </w:num>
-  <w:num w:numId="10" w16cid:durableId="452284947">
-    <w:abstractNumId w:val="27"/>
-  </w:num>
-  <w:num w:numId="11" w16cid:durableId="621499671">
-    <w:abstractNumId w:val="32"/>
-  </w:num>
-  <w:num w:numId="12" w16cid:durableId="820730571">
-    <w:abstractNumId w:val="10"/>
-  </w:num>
-  <w:num w:numId="13" w16cid:durableId="845173431">
-    <w:abstractNumId w:val="25"/>
-  </w:num>
-  <w:num w:numId="14" w16cid:durableId="1198086501">
-    <w:abstractNumId w:val="4"/>
-  </w:num>
-  <w:num w:numId="15" w16cid:durableId="152256414">
-    <w:abstractNumId w:val="23"/>
-  </w:num>
-  <w:num w:numId="16" w16cid:durableId="1436974788">
+  <w:num w:numId="19" w16cid:durableId="201744749">
     <w:abstractNumId w:val="33"/>
   </w:num>
-  <w:num w:numId="17" w16cid:durableId="1071149276">
-    <w:abstractNumId w:val="31"/>
-  </w:num>
-  <w:num w:numId="18" w16cid:durableId="1470396571">
+  <w:num w:numId="20" w16cid:durableId="2074891630">
     <w:abstractNumId w:val="12"/>
   </w:num>
-  <w:num w:numId="19" w16cid:durableId="201744749">
+  <w:num w:numId="21" w16cid:durableId="1796679074">
     <w:abstractNumId w:val="30"/>
   </w:num>
-  <w:num w:numId="20" w16cid:durableId="2074891630">
-    <w:abstractNumId w:val="11"/>
-  </w:num>
-  <w:num w:numId="21" w16cid:durableId="1796679074">
-    <w:abstractNumId w:val="28"/>
-  </w:num>
   <w:num w:numId="22" w16cid:durableId="1719402651">
-    <w:abstractNumId w:val="24"/>
+    <w:abstractNumId w:val="26"/>
   </w:num>
   <w:num w:numId="23" w16cid:durableId="146364800">
+    <w:abstractNumId w:val="20"/>
+  </w:num>
+  <w:num w:numId="24" w16cid:durableId="432209952">
+    <w:abstractNumId w:val="38"/>
+  </w:num>
+  <w:num w:numId="25" w16cid:durableId="1252086599">
     <w:abstractNumId w:val="18"/>
   </w:num>
-  <w:num w:numId="24" w16cid:durableId="432209952">
-    <w:abstractNumId w:val="35"/>
-  </w:num>
-  <w:num w:numId="25" w16cid:durableId="1252086599">
-    <w:abstractNumId w:val="17"/>
-  </w:num>
   <w:num w:numId="26" w16cid:durableId="972246099">
-    <w:abstractNumId w:val="20"/>
+    <w:abstractNumId w:val="22"/>
   </w:num>
   <w:num w:numId="27" w16cid:durableId="1145001411">
-    <w:abstractNumId w:val="22"/>
+    <w:abstractNumId w:val="24"/>
   </w:num>
   <w:num w:numId="28" w16cid:durableId="281765017">
     <w:abstractNumId w:val="0"/>
@@ -39689,25 +41170,34 @@
     <w:abstractNumId w:val="1"/>
   </w:num>
   <w:num w:numId="30" w16cid:durableId="710495691">
-    <w:abstractNumId w:val="7"/>
+    <w:abstractNumId w:val="8"/>
   </w:num>
   <w:num w:numId="31" w16cid:durableId="1374233516">
-    <w:abstractNumId w:val="13"/>
+    <w:abstractNumId w:val="14"/>
   </w:num>
   <w:num w:numId="32" w16cid:durableId="305009283">
-    <w:abstractNumId w:val="26"/>
+    <w:abstractNumId w:val="28"/>
   </w:num>
   <w:num w:numId="33" w16cid:durableId="1694764823">
-    <w:abstractNumId w:val="8"/>
+    <w:abstractNumId w:val="9"/>
   </w:num>
   <w:num w:numId="34" w16cid:durableId="1301038695">
-    <w:abstractNumId w:val="9"/>
+    <w:abstractNumId w:val="10"/>
   </w:num>
   <w:num w:numId="35" w16cid:durableId="1727990885">
-    <w:abstractNumId w:val="14"/>
+    <w:abstractNumId w:val="15"/>
   </w:num>
   <w:num w:numId="36" w16cid:durableId="1209411176">
-    <w:abstractNumId w:val="3"/>
+    <w:abstractNumId w:val="4"/>
+  </w:num>
+  <w:num w:numId="37" w16cid:durableId="932201701">
+    <w:abstractNumId w:val="19"/>
+  </w:num>
+  <w:num w:numId="38" w16cid:durableId="1210259413">
+    <w:abstractNumId w:val="32"/>
+  </w:num>
+  <w:num w:numId="39" w16cid:durableId="1749765938">
+    <w:abstractNumId w:val="2"/>
   </w:num>
 </w:numbering>
 </file>
@@ -40135,7 +41625,6 @@
   <w:style w:type="character" w:default="1" w:styleId="DefaultParagraphFont">
     <w:name w:val="Default Paragraph Font"/>
     <w:uiPriority w:val="1"/>
-    <w:semiHidden/>
     <w:unhideWhenUsed/>
   </w:style>
   <w:style w:type="table" w:default="1" w:styleId="TableNormal">

--- a/GC-Path.docx
+++ b/GC-Path.docx
@@ -641,11 +641,19 @@
         </w:rPr>
         <w:t xml:space="preserve"> </w:t>
       </w:r>
-      <w:r>
-        <w:rPr>
-          <w:sz w:val="24"/>
-        </w:rPr>
-        <w:t>spark or</w:t>
+      <w:proofErr w:type="gramStart"/>
+      <w:r>
+        <w:rPr>
+          <w:sz w:val="24"/>
+        </w:rPr>
+        <w:t>spark</w:t>
+      </w:r>
+      <w:proofErr w:type="gramEnd"/>
+      <w:r>
+        <w:rPr>
+          <w:sz w:val="24"/>
+        </w:rPr>
+        <w:t xml:space="preserve"> or</w:t>
       </w:r>
       <w:r>
         <w:rPr>
@@ -2534,12 +2542,14 @@
         </w:rPr>
         <w:t xml:space="preserve"> </w:t>
       </w:r>
+      <w:proofErr w:type="gramStart"/>
       <w:r>
         <w:rPr>
           <w:spacing w:val="-2"/>
         </w:rPr>
         <w:t>goal—is</w:t>
       </w:r>
+      <w:proofErr w:type="gramEnd"/>
       <w:r>
         <w:rPr>
           <w:spacing w:val="-19"/>
@@ -7917,12 +7927,14 @@
         </w:rPr>
         <w:t xml:space="preserve"> </w:t>
       </w:r>
+      <w:proofErr w:type="gramStart"/>
       <w:r>
         <w:rPr>
           <w:spacing w:val="-4"/>
         </w:rPr>
         <w:t>This</w:t>
       </w:r>
+      <w:proofErr w:type="gramEnd"/>
       <w:r>
         <w:rPr>
           <w:spacing w:val="-20"/>
@@ -8163,12 +8175,21 @@
         </w:rPr>
         <w:t xml:space="preserve"> </w:t>
       </w:r>
+      <w:proofErr w:type="gramStart"/>
       <w:r>
         <w:rPr>
           <w:spacing w:val="-8"/>
           <w:sz w:val="24"/>
         </w:rPr>
-        <w:t>post—the</w:t>
+        <w:t>post—</w:t>
+      </w:r>
+      <w:proofErr w:type="gramEnd"/>
+      <w:r>
+        <w:rPr>
+          <w:spacing w:val="-8"/>
+          <w:sz w:val="24"/>
+        </w:rPr>
+        <w:t>the</w:t>
       </w:r>
       <w:r>
         <w:rPr>
@@ -9442,12 +9463,14 @@
         </w:rPr>
         <w:t xml:space="preserve"> </w:t>
       </w:r>
+      <w:proofErr w:type="gramStart"/>
       <w:r>
         <w:rPr>
           <w:w w:val="85"/>
         </w:rPr>
         <w:t>For</w:t>
       </w:r>
+      <w:proofErr w:type="gramEnd"/>
       <w:r>
         <w:rPr>
           <w:spacing w:val="-1"/>
@@ -12021,6 +12044,7 @@
           <w:sz w:val="24"/>
         </w:rPr>
       </w:pPr>
+      <w:proofErr w:type="gramStart"/>
       <w:r>
         <w:rPr>
           <w:spacing w:val="-4"/>
@@ -12028,6 +12052,7 @@
         </w:rPr>
         <w:t>Yeah</w:t>
       </w:r>
+      <w:proofErr w:type="gramEnd"/>
       <w:r>
         <w:rPr>
           <w:spacing w:val="-27"/>
@@ -12642,11 +12667,19 @@
         </w:rPr>
         <w:t xml:space="preserve"> </w:t>
       </w:r>
-      <w:r>
-        <w:rPr>
-          <w:spacing w:val="-2"/>
-        </w:rPr>
-        <w:t>position—it</w:t>
+      <w:proofErr w:type="gramStart"/>
+      <w:r>
+        <w:rPr>
+          <w:spacing w:val="-2"/>
+        </w:rPr>
+        <w:t>position—</w:t>
+      </w:r>
+      <w:proofErr w:type="gramEnd"/>
+      <w:r>
+        <w:rPr>
+          <w:spacing w:val="-2"/>
+        </w:rPr>
+        <w:t>it</w:t>
       </w:r>
       <w:r>
         <w:rPr>
@@ -14695,12 +14728,14 @@
         </w:rPr>
         <w:t xml:space="preserve"> </w:t>
       </w:r>
+      <w:proofErr w:type="gramStart"/>
       <w:r>
         <w:rPr>
           <w:spacing w:val="-2"/>
         </w:rPr>
         <w:t>to</w:t>
       </w:r>
+      <w:proofErr w:type="gramEnd"/>
       <w:r>
         <w:rPr>
           <w:spacing w:val="-19"/>
@@ -17280,7 +17315,21 @@
         <w:rPr>
           <w:w w:val="90"/>
         </w:rPr>
-        <w:t xml:space="preserve">Ans: To search </w:t>
+        <w:t xml:space="preserve">Ans: To </w:t>
+      </w:r>
+      <w:proofErr w:type="gramStart"/>
+      <w:r>
+        <w:rPr>
+          <w:w w:val="90"/>
+        </w:rPr>
+        <w:t>search</w:t>
+      </w:r>
+      <w:proofErr w:type="gramEnd"/>
+      <w:r>
+        <w:rPr>
+          <w:w w:val="90"/>
+        </w:rPr>
+        <w:t xml:space="preserve"> </w:t>
       </w:r>
       <w:r>
         <w:rPr>
@@ -32726,7 +32775,15 @@
         <w:t>Public Education:</w:t>
       </w:r>
       <w:r>
-        <w:t xml:space="preserve"> Highlight how you communicate complex by-laws to the public in a firm yet professional manner.</w:t>
+        <w:t xml:space="preserve"> Highlight how you communicate complex </w:t>
+      </w:r>
+      <w:proofErr w:type="gramStart"/>
+      <w:r>
+        <w:t>by-laws</w:t>
+      </w:r>
+      <w:proofErr w:type="gramEnd"/>
+      <w:r>
+        <w:t xml:space="preserve"> to the public in a firm yet professional manner.</w:t>
       </w:r>
     </w:p>
     <w:p>
@@ -33463,7 +33520,15 @@
               <w:spacing w:line="280" w:lineRule="auto"/>
             </w:pPr>
             <w:r>
-              <w:t>Essential qualification for backcountry and isolated field operations.</w:t>
+              <w:t xml:space="preserve">Essential </w:t>
+            </w:r>
+            <w:proofErr w:type="gramStart"/>
+            <w:r>
+              <w:t>qualification</w:t>
+            </w:r>
+            <w:proofErr w:type="gramEnd"/>
+            <w:r>
+              <w:t xml:space="preserve"> for backcountry and isolated field operations.</w:t>
             </w:r>
           </w:p>
         </w:tc>
@@ -33646,7 +33711,15 @@
               <w:spacing w:line="280" w:lineRule="auto"/>
             </w:pPr>
             <w:r>
-              <w:t>Shows readiness to integrate into multi-agency emergency or search-and-rescue responses.</w:t>
+              <w:t xml:space="preserve">Shows readiness to integrate into multi-agency </w:t>
+            </w:r>
+            <w:proofErr w:type="gramStart"/>
+            <w:r>
+              <w:t>emergency</w:t>
+            </w:r>
+            <w:proofErr w:type="gramEnd"/>
+            <w:r>
+              <w:t xml:space="preserve"> or search-and-rescue responses.</w:t>
             </w:r>
           </w:p>
         </w:tc>
@@ -33723,16 +33796,6 @@
       <w:pPr>
         <w:pStyle w:val="BodyText"/>
         <w:spacing w:line="280" w:lineRule="auto"/>
-        <w:ind w:left="1080"/>
-        <w:rPr>
-          <w:lang w:val="en-CA"/>
-        </w:rPr>
-      </w:pPr>
-    </w:p>
-    <w:p>
-      <w:pPr>
-        <w:pStyle w:val="BodyText"/>
-        <w:spacing w:line="280" w:lineRule="auto"/>
         <w:rPr>
           <w:lang w:val="en-CA"/>
         </w:rPr>
@@ -34069,11 +34132,7 @@
         <w:t>"On-Call" or standby rotation overnight</w:t>
       </w:r>
       <w:r>
-        <w:t xml:space="preserve"> to respond to urgent late-night dispatch calls or </w:t>
-      </w:r>
-      <w:r>
-        <w:lastRenderedPageBreak/>
-        <w:t>emergencies.</w:t>
+        <w:t xml:space="preserve"> to respond to urgent late-night dispatch calls or emergencies.</w:t>
       </w:r>
     </w:p>
     <w:p>
@@ -34154,7 +34213,15 @@
         <w:t>Day &amp; Evening Shifts:</w:t>
       </w:r>
       <w:r>
-        <w:t xml:space="preserve"> Most routine patrols take place when visitors are active—typically between early morning (e.g., 6:00 AM) and late evening (e.g., 10:00 PM or 11:00 PM).</w:t>
+        <w:t xml:space="preserve"> Most routine patrols take place when visitors are </w:t>
+      </w:r>
+      <w:proofErr w:type="gramStart"/>
+      <w:r>
+        <w:t>active—</w:t>
+      </w:r>
+      <w:proofErr w:type="gramEnd"/>
+      <w:r>
+        <w:t>typically between early morning (e.g., 6:00 AM) and late evening (e.g., 10:00 PM or 11:00 PM).</w:t>
       </w:r>
     </w:p>
     <w:p>
@@ -34350,7 +34417,15 @@
         <w:ind w:left="720"/>
       </w:pPr>
       <w:r>
-        <w:t>If you prefer a structured schedule, winter off-seasons and administrative/investigative assignments lean much closer to standard daytime hours. However, being open to flexible hours, standby status, and evening/weekend shifts is a core requirement when applying for front-line field enforcement.</w:t>
+        <w:t xml:space="preserve">If you prefer a structured schedule, winter off-seasons and administrative/investigative assignments lean much closer to standard daytime hours. However, being open to flexible hours, standby status, and evening/weekend shifts </w:t>
+      </w:r>
+      <w:proofErr w:type="gramStart"/>
+      <w:r>
+        <w:t>is</w:t>
+      </w:r>
+      <w:proofErr w:type="gramEnd"/>
+      <w:r>
+        <w:t xml:space="preserve"> a core requirement when applying for front-line field enforcement.</w:t>
       </w:r>
     </w:p>
     <w:p>
@@ -34385,7 +34460,6 @@
       <w:pPr>
         <w:pStyle w:val="BodyText"/>
         <w:spacing w:line="280" w:lineRule="auto"/>
-        <w:ind w:left="720"/>
       </w:pPr>
     </w:p>
     <w:p>
@@ -34394,22 +34468,12 @@
         <w:spacing w:line="280" w:lineRule="auto"/>
         <w:ind w:left="720"/>
       </w:pPr>
-    </w:p>
-    <w:p>
-      <w:pPr>
-        <w:pStyle w:val="BodyText"/>
-        <w:spacing w:line="280" w:lineRule="auto"/>
-        <w:ind w:left="720"/>
-      </w:pPr>
-    </w:p>
-    <w:p>
-      <w:pPr>
-        <w:pStyle w:val="BodyText"/>
-        <w:spacing w:line="280" w:lineRule="auto"/>
-        <w:ind w:left="720"/>
-      </w:pPr>
-      <w:r>
-        <w:t>Seasonal hiring is the primary gateway into Parks Canada. Because park visitor volume peaks drastically between Victoria Day (late May) and Thanksgiving (October), Parks Canada recruits thousands of seasonal employees each year to handle field operations, visitor safety, and law enforcement.</w:t>
+      <w:r>
+        <w:t xml:space="preserve">Seasonal hiring is the primary gateway into Parks Canada. Because park visitor </w:t>
+      </w:r>
+      <w:r>
+        <w:lastRenderedPageBreak/>
+        <w:t>volume peaks drastically between Victoria Day (late May) and Thanksgiving (October), Parks Canada recruits thousands of seasonal employees each year to handle field operations, visitor safety, and law enforcement.</w:t>
       </w:r>
     </w:p>
     <w:p>
@@ -34859,24 +34923,6 @@
     </w:p>
     <w:p>
       <w:pPr>
-        <w:pStyle w:val="ListParagraph"/>
-        <w:rPr>
-          <w:lang w:val="en-CA"/>
-        </w:rPr>
-      </w:pPr>
-    </w:p>
-    <w:p>
-      <w:pPr>
-        <w:pStyle w:val="BodyText"/>
-        <w:spacing w:line="280" w:lineRule="auto"/>
-        <w:ind w:left="720"/>
-        <w:rPr>
-          <w:lang w:val="en-CA"/>
-        </w:rPr>
-      </w:pPr>
-    </w:p>
-    <w:p>
-      <w:pPr>
         <w:pStyle w:val="BodyText"/>
         <w:numPr>
           <w:ilvl w:val="0"/>
@@ -34927,7 +34973,15 @@
           <w:b/>
           <w:bCs/>
         </w:rPr>
-        <w:t>Reliability or Secret Security Clearance,</w:t>
+        <w:t xml:space="preserve">Reliability or Secret Security </w:t>
+      </w:r>
+      <w:r>
+        <w:rPr>
+          <w:b/>
+          <w:bCs/>
+        </w:rPr>
+        <w:lastRenderedPageBreak/>
+        <w:t>Clearance,</w:t>
       </w:r>
       <w:r>
         <w:t xml:space="preserve"> functional medicals, and physical readiness tests (like the </w:t>
@@ -35298,7 +35352,6 @@
         <w:rPr>
           <w:lang w:val="en-CA"/>
         </w:rPr>
-        <w:lastRenderedPageBreak/>
         <w:t xml:space="preserve">This is a completely valid and smart boundary to set. Walking away from a permanent year-round job, full municipal benefits, and year-round stability for 4-month seasonal contract carries real financial risk – especially when you are managing long-term life and family priorities. </w:t>
       </w:r>
     </w:p>
@@ -35327,7 +35380,20 @@
         <w:rPr>
           <w:lang w:val="en-CA"/>
         </w:rPr>
-        <w:t xml:space="preserve">You do not need to settle for seasonal work to join Parks Canada. While seasonal roles ae common, Parks Canada also hires directly for the </w:t>
+        <w:lastRenderedPageBreak/>
+        <w:t>You do not need to settle for seasonal work to join Parks Canada. While seasonal roles a</w:t>
+      </w:r>
+      <w:r>
+        <w:rPr>
+          <w:lang w:val="en-CA"/>
+        </w:rPr>
+        <w:t>r</w:t>
+      </w:r>
+      <w:r>
+        <w:rPr>
+          <w:lang w:val="en-CA"/>
+        </w:rPr>
+        <w:t xml:space="preserve">e common, Parks Canada also hires directly for the </w:t>
       </w:r>
       <w:r>
         <w:rPr>
@@ -35548,7 +35614,21 @@
         <w:rPr>
           <w:lang w:val="en-CA"/>
         </w:rPr>
-        <w:t xml:space="preserve">is the ultimate goal. </w:t>
+        <w:t xml:space="preserve">is the </w:t>
+      </w:r>
+      <w:proofErr w:type="gramStart"/>
+      <w:r>
+        <w:rPr>
+          <w:lang w:val="en-CA"/>
+        </w:rPr>
+        <w:t>ultimate goal</w:t>
+      </w:r>
+      <w:proofErr w:type="gramEnd"/>
+      <w:r>
+        <w:rPr>
+          <w:lang w:val="en-CA"/>
+        </w:rPr>
+        <w:t xml:space="preserve">. </w:t>
       </w:r>
     </w:p>
     <w:p>
@@ -35777,7 +35857,6 @@
           <w:bCs/>
           <w:lang w:val="en-CA"/>
         </w:rPr>
-        <w:lastRenderedPageBreak/>
         <w:t>Classification Streams for Year-Round Roles</w:t>
       </w:r>
     </w:p>
@@ -35965,6 +36044,7 @@
           <w:bCs/>
           <w:lang w:val="en-CA"/>
         </w:rPr>
+        <w:lastRenderedPageBreak/>
         <w:tab/>
       </w:r>
       <w:r>
@@ -36217,7 +36297,15 @@
         <w:t xml:space="preserve">Keep your municipal role as your financial foundation: </w:t>
       </w:r>
       <w:r>
-        <w:t>Enjoy the stability, 9-to-5 schedule, and steady paycheck while you build you</w:t>
+        <w:t xml:space="preserve">Enjoy </w:t>
+      </w:r>
+      <w:proofErr w:type="gramStart"/>
+      <w:r>
+        <w:t>the stability</w:t>
+      </w:r>
+      <w:proofErr w:type="gramEnd"/>
+      <w:r>
+        <w:t>, 9-to-5 schedule, and steady paycheck while you build you</w:t>
       </w:r>
       <w:r>
         <w:t>r</w:t>
@@ -36305,18 +36393,6 @@
     </w:p>
     <w:p>
       <w:pPr>
-        <w:pStyle w:val="BodyText"/>
-        <w:spacing w:line="280" w:lineRule="auto"/>
-        <w:ind w:left="720"/>
-        <w:rPr>
-          <w:b/>
-          <w:bCs/>
-        </w:rPr>
-      </w:pPr>
-    </w:p>
-    <w:p>
-      <w:pPr>
-        <w:pStyle w:val="ListParagraph"/>
         <w:rPr>
           <w:b/>
           <w:bCs/>
@@ -36337,8 +36413,1002 @@
         </w:rPr>
       </w:pPr>
       <w:r>
-        <w:t xml:space="preserve">This approach gives you the best of both worlds: zero risk to your current income with a direct path toward a permanent, year-round federal career. </w:t>
-      </w:r>
+        <w:t>This approach gives you the best of both worlds: zero risk to your current income with a direct path toward a permanent, year-round federal career.</w:t>
+      </w:r>
+    </w:p>
+    <w:p>
+      <w:pPr>
+        <w:pStyle w:val="BodyText"/>
+        <w:spacing w:line="280" w:lineRule="auto"/>
+        <w:ind w:left="360"/>
+      </w:pPr>
+    </w:p>
+    <w:p>
+      <w:pPr>
+        <w:pStyle w:val="BodyText"/>
+        <w:spacing w:line="280" w:lineRule="auto"/>
+        <w:ind w:left="360"/>
+      </w:pPr>
+    </w:p>
+    <w:p>
+      <w:pPr>
+        <w:pStyle w:val="BodyText"/>
+        <w:spacing w:line="280" w:lineRule="auto"/>
+        <w:ind w:left="360"/>
+        <w:rPr>
+          <w:b/>
+          <w:bCs/>
+        </w:rPr>
+      </w:pPr>
+      <w:r>
+        <w:t xml:space="preserve">To ensure you only apply for permanent, year-round federal jobs while remaining in </w:t>
+      </w:r>
+      <w:r>
+        <w:lastRenderedPageBreak/>
+        <w:t xml:space="preserve">Nova Scotia, use this step-by-step setup on the </w:t>
+      </w:r>
+      <w:r>
+        <w:rPr>
+          <w:b/>
+          <w:bCs/>
+        </w:rPr>
+        <w:t>GC Jobs (canada.ca/government-jobs):</w:t>
+      </w:r>
+      <w:r>
+        <w:rPr>
+          <w:b/>
+          <w:bCs/>
+        </w:rPr>
+        <w:br/>
+      </w:r>
+      <w:r>
+        <w:rPr>
+          <w:b/>
+          <w:bCs/>
+        </w:rPr>
+        <w:br/>
+        <w:t>Step 1: Access the Search Portal &amp; Set Location</w:t>
+      </w:r>
+    </w:p>
+    <w:p>
+      <w:pPr>
+        <w:pStyle w:val="BodyText"/>
+        <w:spacing w:line="280" w:lineRule="auto"/>
+        <w:ind w:left="360"/>
+        <w:rPr>
+          <w:b/>
+          <w:bCs/>
+        </w:rPr>
+      </w:pPr>
+    </w:p>
+    <w:p>
+      <w:pPr>
+        <w:pStyle w:val="BodyText"/>
+        <w:numPr>
+          <w:ilvl w:val="0"/>
+          <w:numId w:val="40"/>
+        </w:numPr>
+        <w:spacing w:line="280" w:lineRule="auto"/>
+        <w:rPr>
+          <w:b/>
+          <w:bCs/>
+        </w:rPr>
+      </w:pPr>
+      <w:r>
+        <w:t xml:space="preserve">Go to </w:t>
+      </w:r>
+      <w:proofErr w:type="gramStart"/>
+      <w:r>
+        <w:rPr>
+          <w:b/>
+          <w:bCs/>
+        </w:rPr>
+        <w:t>canada.ca</w:t>
+      </w:r>
+      <w:proofErr w:type="gramEnd"/>
+      <w:r>
+        <w:rPr>
+          <w:b/>
+          <w:bCs/>
+        </w:rPr>
+        <w:t>/government-jobs</w:t>
+      </w:r>
+      <w:r>
+        <w:rPr>
+          <w:b/>
+          <w:bCs/>
+        </w:rPr>
+        <w:t xml:space="preserve"> </w:t>
+      </w:r>
+      <w:r>
+        <w:t>and log in to your account.</w:t>
+      </w:r>
+    </w:p>
+    <w:p>
+      <w:pPr>
+        <w:pStyle w:val="BodyText"/>
+        <w:spacing w:line="280" w:lineRule="auto"/>
+        <w:ind w:left="1152"/>
+      </w:pPr>
+    </w:p>
+    <w:p>
+      <w:pPr>
+        <w:pStyle w:val="BodyText"/>
+        <w:numPr>
+          <w:ilvl w:val="0"/>
+          <w:numId w:val="40"/>
+        </w:numPr>
+        <w:spacing w:line="280" w:lineRule="auto"/>
+        <w:rPr>
+          <w:b/>
+          <w:bCs/>
+        </w:rPr>
+      </w:pPr>
+      <w:r>
+        <w:t xml:space="preserve">Click on </w:t>
+      </w:r>
+      <w:r>
+        <w:rPr>
+          <w:b/>
+          <w:bCs/>
+        </w:rPr>
+        <w:t xml:space="preserve">Search Jobs </w:t>
+      </w:r>
+      <w:r>
+        <w:t xml:space="preserve">at the top menu. </w:t>
+      </w:r>
+    </w:p>
+    <w:p>
+      <w:pPr>
+        <w:pStyle w:val="ListParagraph"/>
+        <w:rPr>
+          <w:b/>
+          <w:bCs/>
+        </w:rPr>
+      </w:pPr>
+    </w:p>
+    <w:p>
+      <w:pPr>
+        <w:pStyle w:val="BodyText"/>
+        <w:numPr>
+          <w:ilvl w:val="0"/>
+          <w:numId w:val="40"/>
+        </w:numPr>
+        <w:spacing w:line="280" w:lineRule="auto"/>
+        <w:rPr>
+          <w:b/>
+          <w:bCs/>
+        </w:rPr>
+      </w:pPr>
+      <w:r>
+        <w:t xml:space="preserve">Under the </w:t>
+      </w:r>
+      <w:r>
+        <w:rPr>
+          <w:b/>
+          <w:bCs/>
+        </w:rPr>
+        <w:t xml:space="preserve">Location </w:t>
+      </w:r>
+      <w:r>
+        <w:t>filter on the left menu, select:</w:t>
+      </w:r>
+    </w:p>
+    <w:p>
+      <w:pPr>
+        <w:pStyle w:val="ListParagraph"/>
+        <w:rPr>
+          <w:b/>
+          <w:bCs/>
+        </w:rPr>
+      </w:pPr>
+    </w:p>
+    <w:p>
+      <w:pPr>
+        <w:pStyle w:val="BodyText"/>
+        <w:numPr>
+          <w:ilvl w:val="0"/>
+          <w:numId w:val="41"/>
+        </w:numPr>
+        <w:spacing w:line="280" w:lineRule="auto"/>
+        <w:rPr>
+          <w:b/>
+          <w:bCs/>
+        </w:rPr>
+      </w:pPr>
+      <w:r>
+        <w:rPr>
+          <w:b/>
+          <w:bCs/>
+        </w:rPr>
+        <w:t xml:space="preserve">Province / Territory: </w:t>
+      </w:r>
+      <w:r>
+        <w:t xml:space="preserve">Select </w:t>
+      </w:r>
+      <w:r>
+        <w:rPr>
+          <w:b/>
+          <w:bCs/>
+        </w:rPr>
+        <w:t>Nova Scotia.</w:t>
+      </w:r>
+    </w:p>
+    <w:p>
+      <w:pPr>
+        <w:pStyle w:val="BodyText"/>
+        <w:spacing w:line="280" w:lineRule="auto"/>
+        <w:ind w:left="1872"/>
+        <w:rPr>
+          <w:b/>
+          <w:bCs/>
+        </w:rPr>
+      </w:pPr>
+    </w:p>
+    <w:p>
+      <w:pPr>
+        <w:pStyle w:val="BodyText"/>
+        <w:numPr>
+          <w:ilvl w:val="0"/>
+          <w:numId w:val="41"/>
+        </w:numPr>
+        <w:spacing w:line="280" w:lineRule="auto"/>
+        <w:rPr>
+          <w:b/>
+          <w:bCs/>
+        </w:rPr>
+      </w:pPr>
+      <w:r>
+        <w:rPr>
+          <w:i/>
+          <w:iCs/>
+        </w:rPr>
+        <w:t xml:space="preserve">Alternative: </w:t>
+      </w:r>
+      <w:r>
+        <w:t xml:space="preserve">If you are willing to work remotely, check the box for </w:t>
+      </w:r>
+      <w:r>
+        <w:rPr>
+          <w:b/>
+          <w:bCs/>
+        </w:rPr>
+        <w:t xml:space="preserve">“Telework / Remote work eligible” </w:t>
+      </w:r>
+      <w:r>
+        <w:t xml:space="preserve">to catch the national headquarters jobs based in Ottawa that allow working from home in Nova Scotia. </w:t>
+      </w:r>
+    </w:p>
+    <w:p>
+      <w:pPr>
+        <w:pStyle w:val="ListParagraph"/>
+        <w:rPr>
+          <w:b/>
+          <w:bCs/>
+        </w:rPr>
+      </w:pPr>
+    </w:p>
+    <w:p>
+      <w:pPr>
+        <w:pStyle w:val="BodyText"/>
+        <w:spacing w:line="280" w:lineRule="auto"/>
+        <w:ind w:left="720"/>
+        <w:rPr>
+          <w:b/>
+          <w:bCs/>
+        </w:rPr>
+      </w:pPr>
+      <w:r>
+        <w:rPr>
+          <w:b/>
+          <w:bCs/>
+        </w:rPr>
+        <w:t>Step 2: Filter Exclusively for Permanent Roles (Tenure)</w:t>
+      </w:r>
+    </w:p>
+    <w:p>
+      <w:pPr>
+        <w:pStyle w:val="BodyText"/>
+        <w:spacing w:line="280" w:lineRule="auto"/>
+        <w:ind w:left="720"/>
+        <w:rPr>
+          <w:b/>
+          <w:bCs/>
+        </w:rPr>
+      </w:pPr>
+    </w:p>
+    <w:p>
+      <w:pPr>
+        <w:pStyle w:val="BodyText"/>
+        <w:numPr>
+          <w:ilvl w:val="0"/>
+          <w:numId w:val="42"/>
+        </w:numPr>
+        <w:spacing w:line="280" w:lineRule="auto"/>
+        <w:rPr>
+          <w:b/>
+          <w:bCs/>
+        </w:rPr>
+      </w:pPr>
+      <w:r>
+        <w:t xml:space="preserve">On the left sidebar under the </w:t>
+      </w:r>
+      <w:r>
+        <w:rPr>
+          <w:b/>
+          <w:bCs/>
+        </w:rPr>
+        <w:t xml:space="preserve">Refine Search, </w:t>
+      </w:r>
+      <w:r>
+        <w:t xml:space="preserve">expand the </w:t>
+      </w:r>
+      <w:r>
+        <w:rPr>
+          <w:b/>
+          <w:bCs/>
+        </w:rPr>
+        <w:t xml:space="preserve">Tenure / Type of employment </w:t>
+      </w:r>
+      <w:r>
+        <w:t xml:space="preserve">tab. </w:t>
+      </w:r>
+    </w:p>
+    <w:p>
+      <w:pPr>
+        <w:pStyle w:val="BodyText"/>
+        <w:spacing w:line="280" w:lineRule="auto"/>
+        <w:ind w:left="1440"/>
+      </w:pPr>
+    </w:p>
+    <w:p>
+      <w:pPr>
+        <w:pStyle w:val="BodyText"/>
+        <w:numPr>
+          <w:ilvl w:val="0"/>
+          <w:numId w:val="42"/>
+        </w:numPr>
+        <w:spacing w:line="280" w:lineRule="auto"/>
+        <w:rPr>
+          <w:b/>
+          <w:bCs/>
+        </w:rPr>
+      </w:pPr>
+      <w:r>
+        <w:t xml:space="preserve">Select </w:t>
+      </w:r>
+      <w:r>
+        <w:rPr>
+          <w:b/>
+          <w:bCs/>
+        </w:rPr>
+        <w:t>Indeterminate.</w:t>
+      </w:r>
+    </w:p>
+    <w:p>
+      <w:pPr>
+        <w:pStyle w:val="ListParagraph"/>
+        <w:rPr>
+          <w:b/>
+          <w:bCs/>
+        </w:rPr>
+      </w:pPr>
+    </w:p>
+    <w:p>
+      <w:pPr>
+        <w:pStyle w:val="BodyText"/>
+        <w:numPr>
+          <w:ilvl w:val="0"/>
+          <w:numId w:val="43"/>
+        </w:numPr>
+        <w:spacing w:line="280" w:lineRule="auto"/>
+        <w:rPr>
+          <w:b/>
+          <w:bCs/>
+        </w:rPr>
+      </w:pPr>
+      <w:r>
+        <w:rPr>
+          <w:i/>
+          <w:iCs/>
+        </w:rPr>
+        <w:t xml:space="preserve">Note: </w:t>
+      </w:r>
+      <w:r>
+        <w:t xml:space="preserve">In the Canadian federal public service, </w:t>
+      </w:r>
+      <w:r>
+        <w:rPr>
+          <w:b/>
+          <w:bCs/>
+        </w:rPr>
+        <w:t xml:space="preserve">Indeterminate </w:t>
+      </w:r>
+      <w:r>
+        <w:t>is the official legal term for a permanent position with no end date. Uncheck “Specified Period”, “Term”, and “Casual”.</w:t>
+      </w:r>
+    </w:p>
+    <w:p>
+      <w:pPr>
+        <w:pStyle w:val="BodyText"/>
+        <w:spacing w:line="280" w:lineRule="auto"/>
+        <w:rPr>
+          <w:b/>
+          <w:bCs/>
+        </w:rPr>
+      </w:pPr>
+    </w:p>
+    <w:p>
+      <w:pPr>
+        <w:pStyle w:val="BodyText"/>
+        <w:spacing w:line="280" w:lineRule="auto"/>
+        <w:rPr>
+          <w:b/>
+          <w:bCs/>
+        </w:rPr>
+      </w:pPr>
+    </w:p>
+    <w:p>
+      <w:pPr>
+        <w:pStyle w:val="BodyText"/>
+        <w:spacing w:line="280" w:lineRule="auto"/>
+        <w:rPr>
+          <w:b/>
+          <w:bCs/>
+        </w:rPr>
+      </w:pPr>
+    </w:p>
+    <w:p>
+      <w:pPr>
+        <w:pStyle w:val="BodyText"/>
+        <w:spacing w:line="280" w:lineRule="auto"/>
+        <w:rPr>
+          <w:b/>
+          <w:bCs/>
+        </w:rPr>
+      </w:pPr>
+    </w:p>
+    <w:p>
+      <w:pPr>
+        <w:pStyle w:val="BodyText"/>
+        <w:spacing w:line="280" w:lineRule="auto"/>
+        <w:rPr>
+          <w:b/>
+          <w:bCs/>
+        </w:rPr>
+      </w:pPr>
+    </w:p>
+    <w:p>
+      <w:pPr>
+        <w:pStyle w:val="BodyText"/>
+        <w:spacing w:line="280" w:lineRule="auto"/>
+        <w:rPr>
+          <w:b/>
+          <w:bCs/>
+        </w:rPr>
+      </w:pPr>
+    </w:p>
+    <w:p>
+      <w:pPr>
+        <w:pStyle w:val="BodyText"/>
+        <w:spacing w:line="280" w:lineRule="auto"/>
+        <w:rPr>
+          <w:b/>
+          <w:bCs/>
+        </w:rPr>
+      </w:pPr>
+    </w:p>
+    <w:p>
+      <w:pPr>
+        <w:pStyle w:val="BodyText"/>
+        <w:spacing w:line="280" w:lineRule="auto"/>
+        <w:ind w:left="720"/>
+        <w:rPr>
+          <w:b/>
+          <w:bCs/>
+        </w:rPr>
+      </w:pPr>
+    </w:p>
+    <w:p>
+      <w:pPr>
+        <w:pStyle w:val="BodyText"/>
+        <w:spacing w:line="280" w:lineRule="auto"/>
+        <w:ind w:left="720"/>
+        <w:rPr>
+          <w:b/>
+          <w:bCs/>
+        </w:rPr>
+      </w:pPr>
+      <w:r>
+        <w:rPr>
+          <w:b/>
+          <w:bCs/>
+        </w:rPr>
+        <w:t>Step 3: Input Key Classification Groups &amp; Keywords</w:t>
+      </w:r>
+    </w:p>
+    <w:p>
+      <w:pPr>
+        <w:pStyle w:val="BodyText"/>
+        <w:spacing w:line="280" w:lineRule="auto"/>
+        <w:ind w:left="720"/>
+        <w:rPr>
+          <w:b/>
+          <w:bCs/>
+        </w:rPr>
+      </w:pPr>
+    </w:p>
+    <w:p>
+      <w:pPr>
+        <w:pStyle w:val="BodyText"/>
+        <w:spacing w:line="280" w:lineRule="auto"/>
+        <w:ind w:left="720"/>
+        <w:rPr>
+          <w:b/>
+          <w:bCs/>
+        </w:rPr>
+      </w:pPr>
+      <w:r>
+        <w:t xml:space="preserve">To catch the year-round Parks Canada and the related enforcement/compliance roles in Atlantic Canada, paste these specific parameters into the </w:t>
+      </w:r>
+      <w:r>
+        <w:rPr>
+          <w:b/>
+          <w:bCs/>
+        </w:rPr>
+        <w:t>Search bar:</w:t>
+      </w:r>
+    </w:p>
+    <w:p>
+      <w:pPr>
+        <w:pStyle w:val="BodyText"/>
+        <w:spacing w:line="280" w:lineRule="auto"/>
+        <w:ind w:left="720"/>
+        <w:rPr>
+          <w:b/>
+          <w:bCs/>
+        </w:rPr>
+      </w:pPr>
+    </w:p>
+    <w:p>
+      <w:pPr>
+        <w:pStyle w:val="BodyText"/>
+        <w:numPr>
+          <w:ilvl w:val="0"/>
+          <w:numId w:val="44"/>
+        </w:numPr>
+        <w:spacing w:line="280" w:lineRule="auto"/>
+        <w:rPr>
+          <w:b/>
+          <w:bCs/>
+        </w:rPr>
+      </w:pPr>
+      <w:r>
+        <w:rPr>
+          <w:b/>
+          <w:bCs/>
+        </w:rPr>
+        <w:t>Parks Canada Enforcement &amp; Visitor Safety:</w:t>
+      </w:r>
+    </w:p>
+    <w:p>
+      <w:pPr>
+        <w:pStyle w:val="BodyText"/>
+        <w:spacing w:line="280" w:lineRule="auto"/>
+        <w:ind w:left="1080"/>
+        <w:rPr>
+          <w:b/>
+          <w:bCs/>
+        </w:rPr>
+      </w:pPr>
+    </w:p>
+    <w:p>
+      <w:pPr>
+        <w:pStyle w:val="BodyText"/>
+        <w:numPr>
+          <w:ilvl w:val="0"/>
+          <w:numId w:val="43"/>
+        </w:numPr>
+        <w:spacing w:line="280" w:lineRule="auto"/>
+        <w:rPr>
+          <w:b/>
+          <w:bCs/>
+        </w:rPr>
+      </w:pPr>
+      <w:r>
+        <w:t>Search keywords:</w:t>
+      </w:r>
+    </w:p>
+    <w:p>
+      <w:pPr>
+        <w:pStyle w:val="BodyText"/>
+        <w:spacing w:line="280" w:lineRule="auto"/>
+        <w:ind w:left="1800"/>
+      </w:pPr>
+    </w:p>
+    <w:p>
+      <w:pPr>
+        <w:pStyle w:val="BodyText"/>
+        <w:numPr>
+          <w:ilvl w:val="0"/>
+          <w:numId w:val="45"/>
+        </w:numPr>
+        <w:spacing w:line="280" w:lineRule="auto"/>
+        <w:rPr>
+          <w:b/>
+          <w:bCs/>
+        </w:rPr>
+      </w:pPr>
+      <w:r>
+        <w:t xml:space="preserve">“Parks Canada” AND (“Warden” OR “Visitor Safety” OR “Resource Conservation”) </w:t>
+      </w:r>
+    </w:p>
+    <w:p>
+      <w:pPr>
+        <w:pStyle w:val="BodyText"/>
+        <w:spacing w:line="280" w:lineRule="auto"/>
+        <w:ind w:left="2520"/>
+      </w:pPr>
+    </w:p>
+    <w:p>
+      <w:pPr>
+        <w:pStyle w:val="BodyText"/>
+        <w:numPr>
+          <w:ilvl w:val="0"/>
+          <w:numId w:val="43"/>
+        </w:numPr>
+        <w:spacing w:line="280" w:lineRule="auto"/>
+        <w:rPr>
+          <w:b/>
+          <w:bCs/>
+        </w:rPr>
+      </w:pPr>
+      <w:r>
+        <w:t xml:space="preserve">Filter Classifications: </w:t>
+      </w:r>
+      <w:r>
+        <w:rPr>
+          <w:b/>
+          <w:bCs/>
+        </w:rPr>
+        <w:t xml:space="preserve">GT-03, GT-04 </w:t>
+      </w:r>
+      <w:r>
+        <w:t xml:space="preserve">(General Technician) or </w:t>
+      </w:r>
+      <w:r>
+        <w:rPr>
+          <w:b/>
+          <w:bCs/>
+        </w:rPr>
+        <w:t xml:space="preserve">EG-03, EG-04 </w:t>
+      </w:r>
+      <w:r>
+        <w:t xml:space="preserve">(Engineering and Scientific Support). </w:t>
+      </w:r>
+    </w:p>
+    <w:p>
+      <w:pPr>
+        <w:pStyle w:val="BodyText"/>
+        <w:spacing w:line="280" w:lineRule="auto"/>
+        <w:ind w:left="2160"/>
+      </w:pPr>
+    </w:p>
+    <w:p>
+      <w:pPr>
+        <w:pStyle w:val="BodyText"/>
+        <w:numPr>
+          <w:ilvl w:val="0"/>
+          <w:numId w:val="44"/>
+        </w:numPr>
+        <w:spacing w:line="280" w:lineRule="auto"/>
+        <w:rPr>
+          <w:b/>
+          <w:bCs/>
+        </w:rPr>
+      </w:pPr>
+      <w:r>
+        <w:rPr>
+          <w:b/>
+          <w:bCs/>
+        </w:rPr>
+        <w:t>Federal Regulatory &amp; Compliance Roles (Backup Department Options in NS):</w:t>
+      </w:r>
+    </w:p>
+    <w:p>
+      <w:pPr>
+        <w:pStyle w:val="BodyText"/>
+        <w:spacing w:line="280" w:lineRule="auto"/>
+        <w:ind w:left="1440"/>
+        <w:rPr>
+          <w:b/>
+          <w:bCs/>
+        </w:rPr>
+      </w:pPr>
+    </w:p>
+    <w:p>
+      <w:pPr>
+        <w:pStyle w:val="BodyText"/>
+        <w:numPr>
+          <w:ilvl w:val="0"/>
+          <w:numId w:val="43"/>
+        </w:numPr>
+        <w:spacing w:line="280" w:lineRule="auto"/>
+        <w:rPr>
+          <w:b/>
+          <w:bCs/>
+        </w:rPr>
+      </w:pPr>
+      <w:r>
+        <w:t xml:space="preserve">Search keywords: </w:t>
+      </w:r>
+    </w:p>
+    <w:p>
+      <w:pPr>
+        <w:pStyle w:val="BodyText"/>
+        <w:spacing w:line="280" w:lineRule="auto"/>
+        <w:ind w:left="2160"/>
+      </w:pPr>
+    </w:p>
+    <w:p>
+      <w:pPr>
+        <w:pStyle w:val="BodyText"/>
+        <w:numPr>
+          <w:ilvl w:val="0"/>
+          <w:numId w:val="45"/>
+        </w:numPr>
+        <w:spacing w:line="280" w:lineRule="auto"/>
+        <w:rPr>
+          <w:b/>
+          <w:bCs/>
+        </w:rPr>
+      </w:pPr>
+      <w:r>
+        <w:t xml:space="preserve">“Enforcement” OR “Inspector” OR “Compliance” </w:t>
+      </w:r>
+    </w:p>
+    <w:p>
+      <w:pPr>
+        <w:pStyle w:val="BodyText"/>
+        <w:spacing w:line="280" w:lineRule="auto"/>
+        <w:ind w:left="2520"/>
+      </w:pPr>
+    </w:p>
+    <w:p>
+      <w:pPr>
+        <w:pStyle w:val="BodyText"/>
+        <w:numPr>
+          <w:ilvl w:val="0"/>
+          <w:numId w:val="43"/>
+        </w:numPr>
+        <w:spacing w:line="280" w:lineRule="auto"/>
+        <w:rPr>
+          <w:b/>
+          <w:bCs/>
+        </w:rPr>
+      </w:pPr>
+      <w:r>
+        <w:t xml:space="preserve">Department Options in NS: </w:t>
+      </w:r>
+      <w:r>
+        <w:rPr>
+          <w:b/>
+          <w:bCs/>
+        </w:rPr>
+        <w:t xml:space="preserve">Fisheries and Oceans Canada (DFO), Environment and Climate Change Canada (ECCC), Transport Canada. </w:t>
+      </w:r>
+    </w:p>
+    <w:p>
+      <w:pPr>
+        <w:pStyle w:val="BodyText"/>
+        <w:spacing w:line="280" w:lineRule="auto"/>
+        <w:ind w:left="2160"/>
+        <w:rPr>
+          <w:b/>
+          <w:bCs/>
+        </w:rPr>
+      </w:pPr>
+    </w:p>
+    <w:p>
+      <w:pPr>
+        <w:pStyle w:val="BodyText"/>
+        <w:numPr>
+          <w:ilvl w:val="0"/>
+          <w:numId w:val="43"/>
+        </w:numPr>
+        <w:spacing w:line="280" w:lineRule="auto"/>
+        <w:rPr>
+          <w:b/>
+          <w:bCs/>
+        </w:rPr>
+      </w:pPr>
+      <w:r>
+        <w:t xml:space="preserve">Filter Classifications: </w:t>
+      </w:r>
+      <w:r>
+        <w:rPr>
+          <w:b/>
+          <w:bCs/>
+        </w:rPr>
+        <w:t xml:space="preserve">PM-03, PM-04 </w:t>
+      </w:r>
+      <w:r>
+        <w:t xml:space="preserve">(Program Administration) or </w:t>
+      </w:r>
+      <w:r>
+        <w:rPr>
+          <w:b/>
+          <w:bCs/>
+        </w:rPr>
+        <w:t>GT-03, GT-04.</w:t>
+      </w:r>
+    </w:p>
+    <w:p>
+      <w:pPr>
+        <w:pStyle w:val="ListParagraph"/>
+        <w:rPr>
+          <w:b/>
+          <w:bCs/>
+        </w:rPr>
+      </w:pPr>
+    </w:p>
+    <w:p>
+      <w:pPr>
+        <w:pStyle w:val="BodyText"/>
+        <w:spacing w:line="280" w:lineRule="auto"/>
+        <w:ind w:left="720"/>
+        <w:rPr>
+          <w:b/>
+          <w:bCs/>
+        </w:rPr>
+      </w:pPr>
+      <w:r>
+        <w:rPr>
+          <w:b/>
+          <w:bCs/>
+        </w:rPr>
+        <w:t>Step-4: Save Search &amp; Enable Daily Email Notifications</w:t>
+      </w:r>
+    </w:p>
+    <w:p>
+      <w:pPr>
+        <w:pStyle w:val="BodyText"/>
+        <w:spacing w:line="280" w:lineRule="auto"/>
+        <w:ind w:left="720"/>
+        <w:rPr>
+          <w:b/>
+          <w:bCs/>
+        </w:rPr>
+      </w:pPr>
+    </w:p>
+    <w:p>
+      <w:pPr>
+        <w:pStyle w:val="BodyText"/>
+        <w:spacing w:line="280" w:lineRule="auto"/>
+        <w:ind w:left="720"/>
+      </w:pPr>
+      <w:r>
+        <w:t>Once you have applied these filters (Location: Nova Scotia + Tenure: Indeterminate + Department: Parks Canada Agency / DFO / ECCC):</w:t>
+      </w:r>
+      <w:r>
+        <w:br/>
+      </w:r>
+    </w:p>
+    <w:p>
+      <w:pPr>
+        <w:pStyle w:val="BodyText"/>
+        <w:numPr>
+          <w:ilvl w:val="0"/>
+          <w:numId w:val="44"/>
+        </w:numPr>
+        <w:spacing w:line="280" w:lineRule="auto"/>
+      </w:pPr>
+      <w:r>
+        <w:t xml:space="preserve">Click the button at the top of the search results labeled </w:t>
+      </w:r>
+      <w:r>
+        <w:rPr>
+          <w:b/>
+          <w:bCs/>
+        </w:rPr>
+        <w:t>“Save Search Criteria”.</w:t>
+      </w:r>
+    </w:p>
+    <w:p>
+      <w:pPr>
+        <w:pStyle w:val="BodyText"/>
+        <w:spacing w:line="280" w:lineRule="auto"/>
+        <w:ind w:left="1440"/>
+        <w:rPr>
+          <w:b/>
+          <w:bCs/>
+        </w:rPr>
+      </w:pPr>
+    </w:p>
+    <w:p>
+      <w:pPr>
+        <w:pStyle w:val="BodyText"/>
+        <w:numPr>
+          <w:ilvl w:val="0"/>
+          <w:numId w:val="44"/>
+        </w:numPr>
+        <w:spacing w:line="280" w:lineRule="auto"/>
+      </w:pPr>
+      <w:r>
+        <w:t xml:space="preserve">Name your search (e.g., </w:t>
+      </w:r>
+      <w:r>
+        <w:rPr>
+          <w:i/>
+          <w:iCs/>
+        </w:rPr>
+        <w:t>Permanent Enforcement NS</w:t>
+      </w:r>
+      <w:r>
+        <w:t xml:space="preserve">). </w:t>
+      </w:r>
+    </w:p>
+    <w:p>
+      <w:pPr>
+        <w:pStyle w:val="ListParagraph"/>
+      </w:pPr>
+    </w:p>
+    <w:p>
+      <w:pPr>
+        <w:pStyle w:val="BodyText"/>
+        <w:numPr>
+          <w:ilvl w:val="0"/>
+          <w:numId w:val="44"/>
+        </w:numPr>
+        <w:spacing w:line="280" w:lineRule="auto"/>
+      </w:pPr>
+      <w:r>
+        <w:t xml:space="preserve">Set the frequency to </w:t>
+      </w:r>
+      <w:r>
+        <w:rPr>
+          <w:b/>
+          <w:bCs/>
+        </w:rPr>
+        <w:t xml:space="preserve">Daily Email Notifications. </w:t>
+      </w:r>
+    </w:p>
+    <w:p>
+      <w:pPr>
+        <w:pStyle w:val="BodyText"/>
+        <w:spacing w:line="280" w:lineRule="auto"/>
+      </w:pPr>
+    </w:p>
+    <w:p>
+      <w:pPr>
+        <w:pStyle w:val="BodyText"/>
+        <w:spacing w:line="280" w:lineRule="auto"/>
+      </w:pPr>
+      <w:r>
+        <w:t xml:space="preserve">Whenever Parks Canada or another federal enforcement agency posts a permanent, year-round job in Nova Scotia, you will receive an automatic alert in your inbox. This allows you to stay fully focused on your current municipal job while never missing a permanent federal opportunity. </w:t>
+      </w:r>
+    </w:p>
+    <w:p>
+      <w:pPr>
+        <w:pStyle w:val="BodyText"/>
+        <w:spacing w:line="280" w:lineRule="auto"/>
+        <w:ind w:left="720"/>
+        <w:rPr>
+          <w:b/>
+          <w:bCs/>
+        </w:rPr>
+      </w:pPr>
+    </w:p>
+    <w:p>
+      <w:pPr>
+        <w:pStyle w:val="BodyText"/>
+        <w:spacing w:line="280" w:lineRule="auto"/>
+        <w:ind w:left="720"/>
+        <w:rPr>
+          <w:b/>
+          <w:bCs/>
+        </w:rPr>
+      </w:pPr>
     </w:p>
     <w:p>
       <w:pPr>
@@ -36541,6 +37611,119 @@
     </w:lvl>
   </w:abstractNum>
   <w:abstractNum w:abstractNumId="1" w15:restartNumberingAfterBreak="0">
+    <w:nsid w:val="025A58C7"/>
+    <w:multiLevelType w:val="hybridMultilevel"/>
+    <w:tmpl w:val="BAF86E0C"/>
+    <w:lvl w:ilvl="0" w:tplc="1009000B">
+      <w:start w:val="1"/>
+      <w:numFmt w:val="bullet"/>
+      <w:lvlText w:val=""/>
+      <w:lvlJc w:val="left"/>
+      <w:pPr>
+        <w:ind w:left="1440" w:hanging="360"/>
+      </w:pPr>
+      <w:rPr>
+        <w:rFonts w:ascii="Wingdings" w:hAnsi="Wingdings" w:hint="default"/>
+      </w:rPr>
+    </w:lvl>
+    <w:lvl w:ilvl="1" w:tplc="10090003" w:tentative="1">
+      <w:start w:val="1"/>
+      <w:numFmt w:val="bullet"/>
+      <w:lvlText w:val="o"/>
+      <w:lvlJc w:val="left"/>
+      <w:pPr>
+        <w:ind w:left="2160" w:hanging="360"/>
+      </w:pPr>
+      <w:rPr>
+        <w:rFonts w:ascii="Courier New" w:hAnsi="Courier New" w:cs="Courier New" w:hint="default"/>
+      </w:rPr>
+    </w:lvl>
+    <w:lvl w:ilvl="2" w:tplc="10090005" w:tentative="1">
+      <w:start w:val="1"/>
+      <w:numFmt w:val="bullet"/>
+      <w:lvlText w:val=""/>
+      <w:lvlJc w:val="left"/>
+      <w:pPr>
+        <w:ind w:left="2880" w:hanging="360"/>
+      </w:pPr>
+      <w:rPr>
+        <w:rFonts w:ascii="Wingdings" w:hAnsi="Wingdings" w:hint="default"/>
+      </w:rPr>
+    </w:lvl>
+    <w:lvl w:ilvl="3" w:tplc="10090001" w:tentative="1">
+      <w:start w:val="1"/>
+      <w:numFmt w:val="bullet"/>
+      <w:lvlText w:val=""/>
+      <w:lvlJc w:val="left"/>
+      <w:pPr>
+        <w:ind w:left="3600" w:hanging="360"/>
+      </w:pPr>
+      <w:rPr>
+        <w:rFonts w:ascii="Symbol" w:hAnsi="Symbol" w:hint="default"/>
+      </w:rPr>
+    </w:lvl>
+    <w:lvl w:ilvl="4" w:tplc="10090003" w:tentative="1">
+      <w:start w:val="1"/>
+      <w:numFmt w:val="bullet"/>
+      <w:lvlText w:val="o"/>
+      <w:lvlJc w:val="left"/>
+      <w:pPr>
+        <w:ind w:left="4320" w:hanging="360"/>
+      </w:pPr>
+      <w:rPr>
+        <w:rFonts w:ascii="Courier New" w:hAnsi="Courier New" w:cs="Courier New" w:hint="default"/>
+      </w:rPr>
+    </w:lvl>
+    <w:lvl w:ilvl="5" w:tplc="10090005" w:tentative="1">
+      <w:start w:val="1"/>
+      <w:numFmt w:val="bullet"/>
+      <w:lvlText w:val=""/>
+      <w:lvlJc w:val="left"/>
+      <w:pPr>
+        <w:ind w:left="5040" w:hanging="360"/>
+      </w:pPr>
+      <w:rPr>
+        <w:rFonts w:ascii="Wingdings" w:hAnsi="Wingdings" w:hint="default"/>
+      </w:rPr>
+    </w:lvl>
+    <w:lvl w:ilvl="6" w:tplc="10090001" w:tentative="1">
+      <w:start w:val="1"/>
+      <w:numFmt w:val="bullet"/>
+      <w:lvlText w:val=""/>
+      <w:lvlJc w:val="left"/>
+      <w:pPr>
+        <w:ind w:left="5760" w:hanging="360"/>
+      </w:pPr>
+      <w:rPr>
+        <w:rFonts w:ascii="Symbol" w:hAnsi="Symbol" w:hint="default"/>
+      </w:rPr>
+    </w:lvl>
+    <w:lvl w:ilvl="7" w:tplc="10090003" w:tentative="1">
+      <w:start w:val="1"/>
+      <w:numFmt w:val="bullet"/>
+      <w:lvlText w:val="o"/>
+      <w:lvlJc w:val="left"/>
+      <w:pPr>
+        <w:ind w:left="6480" w:hanging="360"/>
+      </w:pPr>
+      <w:rPr>
+        <w:rFonts w:ascii="Courier New" w:hAnsi="Courier New" w:cs="Courier New" w:hint="default"/>
+      </w:rPr>
+    </w:lvl>
+    <w:lvl w:ilvl="8" w:tplc="10090005" w:tentative="1">
+      <w:start w:val="1"/>
+      <w:numFmt w:val="bullet"/>
+      <w:lvlText w:val=""/>
+      <w:lvlJc w:val="left"/>
+      <w:pPr>
+        <w:ind w:left="7200" w:hanging="360"/>
+      </w:pPr>
+      <w:rPr>
+        <w:rFonts w:ascii="Wingdings" w:hAnsi="Wingdings" w:hint="default"/>
+      </w:rPr>
+    </w:lvl>
+  </w:abstractNum>
+  <w:abstractNum w:abstractNumId="2" w15:restartNumberingAfterBreak="0">
     <w:nsid w:val="036A243A"/>
     <w:multiLevelType w:val="hybridMultilevel"/>
     <w:tmpl w:val="E9E2025C"/>
@@ -36629,7 +37812,7 @@
       </w:pPr>
     </w:lvl>
   </w:abstractNum>
-  <w:abstractNum w:abstractNumId="2" w15:restartNumberingAfterBreak="0">
+  <w:abstractNum w:abstractNumId="3" w15:restartNumberingAfterBreak="0">
     <w:nsid w:val="05693630"/>
     <w:multiLevelType w:val="hybridMultilevel"/>
     <w:tmpl w:val="65F6F684"/>
@@ -36750,7 +37933,7 @@
       </w:rPr>
     </w:lvl>
   </w:abstractNum>
-  <w:abstractNum w:abstractNumId="3" w15:restartNumberingAfterBreak="0">
+  <w:abstractNum w:abstractNumId="4" w15:restartNumberingAfterBreak="0">
     <w:nsid w:val="072C5C08"/>
     <w:multiLevelType w:val="hybridMultilevel"/>
     <w:tmpl w:val="F5E61024"/>
@@ -36880,7 +38063,120 @@
       </w:rPr>
     </w:lvl>
   </w:abstractNum>
-  <w:abstractNum w:abstractNumId="4" w15:restartNumberingAfterBreak="0">
+  <w:abstractNum w:abstractNumId="5" w15:restartNumberingAfterBreak="0">
+    <w:nsid w:val="0A766F99"/>
+    <w:multiLevelType w:val="hybridMultilevel"/>
+    <w:tmpl w:val="E95E7814"/>
+    <w:lvl w:ilvl="0" w:tplc="1009000D">
+      <w:start w:val="1"/>
+      <w:numFmt w:val="bullet"/>
+      <w:lvlText w:val=""/>
+      <w:lvlJc w:val="left"/>
+      <w:pPr>
+        <w:ind w:left="2520" w:hanging="360"/>
+      </w:pPr>
+      <w:rPr>
+        <w:rFonts w:ascii="Wingdings" w:hAnsi="Wingdings" w:hint="default"/>
+      </w:rPr>
+    </w:lvl>
+    <w:lvl w:ilvl="1" w:tplc="10090003" w:tentative="1">
+      <w:start w:val="1"/>
+      <w:numFmt w:val="bullet"/>
+      <w:lvlText w:val="o"/>
+      <w:lvlJc w:val="left"/>
+      <w:pPr>
+        <w:ind w:left="3240" w:hanging="360"/>
+      </w:pPr>
+      <w:rPr>
+        <w:rFonts w:ascii="Courier New" w:hAnsi="Courier New" w:cs="Courier New" w:hint="default"/>
+      </w:rPr>
+    </w:lvl>
+    <w:lvl w:ilvl="2" w:tplc="10090005" w:tentative="1">
+      <w:start w:val="1"/>
+      <w:numFmt w:val="bullet"/>
+      <w:lvlText w:val=""/>
+      <w:lvlJc w:val="left"/>
+      <w:pPr>
+        <w:ind w:left="3960" w:hanging="360"/>
+      </w:pPr>
+      <w:rPr>
+        <w:rFonts w:ascii="Wingdings" w:hAnsi="Wingdings" w:hint="default"/>
+      </w:rPr>
+    </w:lvl>
+    <w:lvl w:ilvl="3" w:tplc="10090001" w:tentative="1">
+      <w:start w:val="1"/>
+      <w:numFmt w:val="bullet"/>
+      <w:lvlText w:val=""/>
+      <w:lvlJc w:val="left"/>
+      <w:pPr>
+        <w:ind w:left="4680" w:hanging="360"/>
+      </w:pPr>
+      <w:rPr>
+        <w:rFonts w:ascii="Symbol" w:hAnsi="Symbol" w:hint="default"/>
+      </w:rPr>
+    </w:lvl>
+    <w:lvl w:ilvl="4" w:tplc="10090003" w:tentative="1">
+      <w:start w:val="1"/>
+      <w:numFmt w:val="bullet"/>
+      <w:lvlText w:val="o"/>
+      <w:lvlJc w:val="left"/>
+      <w:pPr>
+        <w:ind w:left="5400" w:hanging="360"/>
+      </w:pPr>
+      <w:rPr>
+        <w:rFonts w:ascii="Courier New" w:hAnsi="Courier New" w:cs="Courier New" w:hint="default"/>
+      </w:rPr>
+    </w:lvl>
+    <w:lvl w:ilvl="5" w:tplc="10090005" w:tentative="1">
+      <w:start w:val="1"/>
+      <w:numFmt w:val="bullet"/>
+      <w:lvlText w:val=""/>
+      <w:lvlJc w:val="left"/>
+      <w:pPr>
+        <w:ind w:left="6120" w:hanging="360"/>
+      </w:pPr>
+      <w:rPr>
+        <w:rFonts w:ascii="Wingdings" w:hAnsi="Wingdings" w:hint="default"/>
+      </w:rPr>
+    </w:lvl>
+    <w:lvl w:ilvl="6" w:tplc="10090001" w:tentative="1">
+      <w:start w:val="1"/>
+      <w:numFmt w:val="bullet"/>
+      <w:lvlText w:val=""/>
+      <w:lvlJc w:val="left"/>
+      <w:pPr>
+        <w:ind w:left="6840" w:hanging="360"/>
+      </w:pPr>
+      <w:rPr>
+        <w:rFonts w:ascii="Symbol" w:hAnsi="Symbol" w:hint="default"/>
+      </w:rPr>
+    </w:lvl>
+    <w:lvl w:ilvl="7" w:tplc="10090003" w:tentative="1">
+      <w:start w:val="1"/>
+      <w:numFmt w:val="bullet"/>
+      <w:lvlText w:val="o"/>
+      <w:lvlJc w:val="left"/>
+      <w:pPr>
+        <w:ind w:left="7560" w:hanging="360"/>
+      </w:pPr>
+      <w:rPr>
+        <w:rFonts w:ascii="Courier New" w:hAnsi="Courier New" w:cs="Courier New" w:hint="default"/>
+      </w:rPr>
+    </w:lvl>
+    <w:lvl w:ilvl="8" w:tplc="10090005" w:tentative="1">
+      <w:start w:val="1"/>
+      <w:numFmt w:val="bullet"/>
+      <w:lvlText w:val=""/>
+      <w:lvlJc w:val="left"/>
+      <w:pPr>
+        <w:ind w:left="8280" w:hanging="360"/>
+      </w:pPr>
+      <w:rPr>
+        <w:rFonts w:ascii="Wingdings" w:hAnsi="Wingdings" w:hint="default"/>
+      </w:rPr>
+    </w:lvl>
+  </w:abstractNum>
+  <w:abstractNum w:abstractNumId="6" w15:restartNumberingAfterBreak="0">
     <w:nsid w:val="10664524"/>
     <w:multiLevelType w:val="hybridMultilevel"/>
     <w:tmpl w:val="2E6AF222"/>
@@ -36969,7 +38265,7 @@
       </w:pPr>
     </w:lvl>
   </w:abstractNum>
-  <w:abstractNum w:abstractNumId="5" w15:restartNumberingAfterBreak="0">
+  <w:abstractNum w:abstractNumId="7" w15:restartNumberingAfterBreak="0">
     <w:nsid w:val="11DD0676"/>
     <w:multiLevelType w:val="hybridMultilevel"/>
     <w:tmpl w:val="89BA3632"/>
@@ -37058,7 +38354,7 @@
       </w:pPr>
     </w:lvl>
   </w:abstractNum>
-  <w:abstractNum w:abstractNumId="6" w15:restartNumberingAfterBreak="0">
+  <w:abstractNum w:abstractNumId="8" w15:restartNumberingAfterBreak="0">
     <w:nsid w:val="15533B24"/>
     <w:multiLevelType w:val="hybridMultilevel"/>
     <w:tmpl w:val="47DE6E7C"/>
@@ -37179,7 +38475,7 @@
       </w:rPr>
     </w:lvl>
   </w:abstractNum>
-  <w:abstractNum w:abstractNumId="7" w15:restartNumberingAfterBreak="0">
+  <w:abstractNum w:abstractNumId="9" w15:restartNumberingAfterBreak="0">
     <w:nsid w:val="1B1A6BD5"/>
     <w:multiLevelType w:val="hybridMultilevel"/>
     <w:tmpl w:val="15D6F6BC"/>
@@ -37309,7 +38605,7 @@
       </w:rPr>
     </w:lvl>
   </w:abstractNum>
-  <w:abstractNum w:abstractNumId="8" w15:restartNumberingAfterBreak="0">
+  <w:abstractNum w:abstractNumId="10" w15:restartNumberingAfterBreak="0">
     <w:nsid w:val="1C163504"/>
     <w:multiLevelType w:val="hybridMultilevel"/>
     <w:tmpl w:val="3BA8FDA6"/>
@@ -37430,7 +38726,7 @@
       </w:rPr>
     </w:lvl>
   </w:abstractNum>
-  <w:abstractNum w:abstractNumId="9" w15:restartNumberingAfterBreak="0">
+  <w:abstractNum w:abstractNumId="11" w15:restartNumberingAfterBreak="0">
     <w:nsid w:val="1C5526D8"/>
     <w:multiLevelType w:val="hybridMultilevel"/>
     <w:tmpl w:val="5A84D6B4"/>
@@ -37551,7 +38847,7 @@
       </w:rPr>
     </w:lvl>
   </w:abstractNum>
-  <w:abstractNum w:abstractNumId="10" w15:restartNumberingAfterBreak="0">
+  <w:abstractNum w:abstractNumId="12" w15:restartNumberingAfterBreak="0">
     <w:nsid w:val="1E69485E"/>
     <w:multiLevelType w:val="hybridMultilevel"/>
     <w:tmpl w:val="C4744198"/>
@@ -37672,7 +38968,7 @@
       </w:rPr>
     </w:lvl>
   </w:abstractNum>
-  <w:abstractNum w:abstractNumId="11" w15:restartNumberingAfterBreak="0">
+  <w:abstractNum w:abstractNumId="13" w15:restartNumberingAfterBreak="0">
     <w:nsid w:val="1FA1164B"/>
     <w:multiLevelType w:val="multilevel"/>
     <w:tmpl w:val="34306D8A"/>
@@ -37813,7 +39109,7 @@
       </w:rPr>
     </w:lvl>
   </w:abstractNum>
-  <w:abstractNum w:abstractNumId="12" w15:restartNumberingAfterBreak="0">
+  <w:abstractNum w:abstractNumId="14" w15:restartNumberingAfterBreak="0">
     <w:nsid w:val="22833AF6"/>
     <w:multiLevelType w:val="hybridMultilevel"/>
     <w:tmpl w:val="D04457FA"/>
@@ -37934,7 +39230,121 @@
       </w:rPr>
     </w:lvl>
   </w:abstractNum>
-  <w:abstractNum w:abstractNumId="13" w15:restartNumberingAfterBreak="0">
+  <w:abstractNum w:abstractNumId="15" w15:restartNumberingAfterBreak="0">
+    <w:nsid w:val="253D4C50"/>
+    <w:multiLevelType w:val="hybridMultilevel"/>
+    <w:tmpl w:val="BE5450E0"/>
+    <w:lvl w:ilvl="0" w:tplc="10090007">
+      <w:start w:val="1"/>
+      <w:numFmt w:val="bullet"/>
+      <w:lvlText w:val=""/>
+      <w:lvlPicBulletId w:val="0"/>
+      <w:lvlJc w:val="left"/>
+      <w:pPr>
+        <w:ind w:left="2160" w:hanging="360"/>
+      </w:pPr>
+      <w:rPr>
+        <w:rFonts w:ascii="Symbol" w:hAnsi="Symbol" w:hint="default"/>
+      </w:rPr>
+    </w:lvl>
+    <w:lvl w:ilvl="1" w:tplc="10090003" w:tentative="1">
+      <w:start w:val="1"/>
+      <w:numFmt w:val="bullet"/>
+      <w:lvlText w:val="o"/>
+      <w:lvlJc w:val="left"/>
+      <w:pPr>
+        <w:ind w:left="2880" w:hanging="360"/>
+      </w:pPr>
+      <w:rPr>
+        <w:rFonts w:ascii="Courier New" w:hAnsi="Courier New" w:cs="Courier New" w:hint="default"/>
+      </w:rPr>
+    </w:lvl>
+    <w:lvl w:ilvl="2" w:tplc="10090005" w:tentative="1">
+      <w:start w:val="1"/>
+      <w:numFmt w:val="bullet"/>
+      <w:lvlText w:val=""/>
+      <w:lvlJc w:val="left"/>
+      <w:pPr>
+        <w:ind w:left="3600" w:hanging="360"/>
+      </w:pPr>
+      <w:rPr>
+        <w:rFonts w:ascii="Wingdings" w:hAnsi="Wingdings" w:hint="default"/>
+      </w:rPr>
+    </w:lvl>
+    <w:lvl w:ilvl="3" w:tplc="10090001" w:tentative="1">
+      <w:start w:val="1"/>
+      <w:numFmt w:val="bullet"/>
+      <w:lvlText w:val=""/>
+      <w:lvlJc w:val="left"/>
+      <w:pPr>
+        <w:ind w:left="4320" w:hanging="360"/>
+      </w:pPr>
+      <w:rPr>
+        <w:rFonts w:ascii="Symbol" w:hAnsi="Symbol" w:hint="default"/>
+      </w:rPr>
+    </w:lvl>
+    <w:lvl w:ilvl="4" w:tplc="10090003" w:tentative="1">
+      <w:start w:val="1"/>
+      <w:numFmt w:val="bullet"/>
+      <w:lvlText w:val="o"/>
+      <w:lvlJc w:val="left"/>
+      <w:pPr>
+        <w:ind w:left="5040" w:hanging="360"/>
+      </w:pPr>
+      <w:rPr>
+        <w:rFonts w:ascii="Courier New" w:hAnsi="Courier New" w:cs="Courier New" w:hint="default"/>
+      </w:rPr>
+    </w:lvl>
+    <w:lvl w:ilvl="5" w:tplc="10090005" w:tentative="1">
+      <w:start w:val="1"/>
+      <w:numFmt w:val="bullet"/>
+      <w:lvlText w:val=""/>
+      <w:lvlJc w:val="left"/>
+      <w:pPr>
+        <w:ind w:left="5760" w:hanging="360"/>
+      </w:pPr>
+      <w:rPr>
+        <w:rFonts w:ascii="Wingdings" w:hAnsi="Wingdings" w:hint="default"/>
+      </w:rPr>
+    </w:lvl>
+    <w:lvl w:ilvl="6" w:tplc="10090001" w:tentative="1">
+      <w:start w:val="1"/>
+      <w:numFmt w:val="bullet"/>
+      <w:lvlText w:val=""/>
+      <w:lvlJc w:val="left"/>
+      <w:pPr>
+        <w:ind w:left="6480" w:hanging="360"/>
+      </w:pPr>
+      <w:rPr>
+        <w:rFonts w:ascii="Symbol" w:hAnsi="Symbol" w:hint="default"/>
+      </w:rPr>
+    </w:lvl>
+    <w:lvl w:ilvl="7" w:tplc="10090003" w:tentative="1">
+      <w:start w:val="1"/>
+      <w:numFmt w:val="bullet"/>
+      <w:lvlText w:val="o"/>
+      <w:lvlJc w:val="left"/>
+      <w:pPr>
+        <w:ind w:left="7200" w:hanging="360"/>
+      </w:pPr>
+      <w:rPr>
+        <w:rFonts w:ascii="Courier New" w:hAnsi="Courier New" w:cs="Courier New" w:hint="default"/>
+      </w:rPr>
+    </w:lvl>
+    <w:lvl w:ilvl="8" w:tplc="10090005" w:tentative="1">
+      <w:start w:val="1"/>
+      <w:numFmt w:val="bullet"/>
+      <w:lvlText w:val=""/>
+      <w:lvlJc w:val="left"/>
+      <w:pPr>
+        <w:ind w:left="7920" w:hanging="360"/>
+      </w:pPr>
+      <w:rPr>
+        <w:rFonts w:ascii="Wingdings" w:hAnsi="Wingdings" w:hint="default"/>
+      </w:rPr>
+    </w:lvl>
+  </w:abstractNum>
+  <w:abstractNum w:abstractNumId="16" w15:restartNumberingAfterBreak="0">
     <w:nsid w:val="281264FF"/>
     <w:multiLevelType w:val="hybridMultilevel"/>
     <w:tmpl w:val="9E9C6950"/>
@@ -38055,7 +39465,7 @@
       </w:rPr>
     </w:lvl>
   </w:abstractNum>
-  <w:abstractNum w:abstractNumId="14" w15:restartNumberingAfterBreak="0">
+  <w:abstractNum w:abstractNumId="17" w15:restartNumberingAfterBreak="0">
     <w:nsid w:val="297E0619"/>
     <w:multiLevelType w:val="hybridMultilevel"/>
     <w:tmpl w:val="CE5C3C94"/>
@@ -38176,7 +39586,7 @@
       </w:rPr>
     </w:lvl>
   </w:abstractNum>
-  <w:abstractNum w:abstractNumId="15" w15:restartNumberingAfterBreak="0">
+  <w:abstractNum w:abstractNumId="18" w15:restartNumberingAfterBreak="0">
     <w:nsid w:val="2A216FFE"/>
     <w:multiLevelType w:val="hybridMultilevel"/>
     <w:tmpl w:val="49A0E756"/>
@@ -38297,7 +39707,7 @@
       </w:rPr>
     </w:lvl>
   </w:abstractNum>
-  <w:abstractNum w:abstractNumId="16" w15:restartNumberingAfterBreak="0">
+  <w:abstractNum w:abstractNumId="19" w15:restartNumberingAfterBreak="0">
     <w:nsid w:val="2A2F16A2"/>
     <w:multiLevelType w:val="hybridMultilevel"/>
     <w:tmpl w:val="D6D07780"/>
@@ -38419,7 +39829,7 @@
       </w:rPr>
     </w:lvl>
   </w:abstractNum>
-  <w:abstractNum w:abstractNumId="17" w15:restartNumberingAfterBreak="0">
+  <w:abstractNum w:abstractNumId="20" w15:restartNumberingAfterBreak="0">
     <w:nsid w:val="36663049"/>
     <w:multiLevelType w:val="hybridMultilevel"/>
     <w:tmpl w:val="1F7413F6"/>
@@ -38549,7 +39959,7 @@
       </w:rPr>
     </w:lvl>
   </w:abstractNum>
-  <w:abstractNum w:abstractNumId="18" w15:restartNumberingAfterBreak="0">
+  <w:abstractNum w:abstractNumId="21" w15:restartNumberingAfterBreak="0">
     <w:nsid w:val="3F92007F"/>
     <w:multiLevelType w:val="hybridMultilevel"/>
     <w:tmpl w:val="1208371E"/>
@@ -38638,7 +40048,7 @@
       </w:pPr>
     </w:lvl>
   </w:abstractNum>
-  <w:abstractNum w:abstractNumId="19" w15:restartNumberingAfterBreak="0">
+  <w:abstractNum w:abstractNumId="22" w15:restartNumberingAfterBreak="0">
     <w:nsid w:val="459358C6"/>
     <w:multiLevelType w:val="hybridMultilevel"/>
     <w:tmpl w:val="B89833C0"/>
@@ -38759,7 +40169,7 @@
       </w:rPr>
     </w:lvl>
   </w:abstractNum>
-  <w:abstractNum w:abstractNumId="20" w15:restartNumberingAfterBreak="0">
+  <w:abstractNum w:abstractNumId="23" w15:restartNumberingAfterBreak="0">
     <w:nsid w:val="491031F2"/>
     <w:multiLevelType w:val="hybridMultilevel"/>
     <w:tmpl w:val="EAE28358"/>
@@ -38873,7 +40283,7 @@
       </w:rPr>
     </w:lvl>
   </w:abstractNum>
-  <w:abstractNum w:abstractNumId="21" w15:restartNumberingAfterBreak="0">
+  <w:abstractNum w:abstractNumId="24" w15:restartNumberingAfterBreak="0">
     <w:nsid w:val="4EBB1F23"/>
     <w:multiLevelType w:val="hybridMultilevel"/>
     <w:tmpl w:val="388A5AA8"/>
@@ -38995,7 +40405,7 @@
       </w:rPr>
     </w:lvl>
   </w:abstractNum>
-  <w:abstractNum w:abstractNumId="22" w15:restartNumberingAfterBreak="0">
+  <w:abstractNum w:abstractNumId="25" w15:restartNumberingAfterBreak="0">
     <w:nsid w:val="50405E53"/>
     <w:multiLevelType w:val="hybridMultilevel"/>
     <w:tmpl w:val="DDB64F68"/>
@@ -39116,11 +40526,11 @@
       </w:rPr>
     </w:lvl>
   </w:abstractNum>
-  <w:abstractNum w:abstractNumId="23" w15:restartNumberingAfterBreak="0">
+  <w:abstractNum w:abstractNumId="26" w15:restartNumberingAfterBreak="0">
     <w:nsid w:val="51672604"/>
     <w:multiLevelType w:val="hybridMultilevel"/>
-    <w:tmpl w:val="1FEE3A58"/>
-    <w:lvl w:ilvl="0" w:tplc="D3C6FFBE">
+    <w:tmpl w:val="10641F0E"/>
+    <w:lvl w:ilvl="0" w:tplc="CB446B62">
       <w:start w:val="1"/>
       <w:numFmt w:val="lowerRoman"/>
       <w:lvlText w:val="%1)"/>
@@ -39130,8 +40540,8 @@
       </w:pPr>
       <w:rPr>
         <w:rFonts w:ascii="Tahoma" w:eastAsia="Tahoma" w:hAnsi="Tahoma" w:cs="Tahoma" w:hint="default"/>
-        <w:b w:val="0"/>
-        <w:bCs w:val="0"/>
+        <w:b/>
+        <w:bCs/>
         <w:i w:val="0"/>
         <w:iCs w:val="0"/>
         <w:spacing w:val="0"/>
@@ -39238,7 +40648,7 @@
       </w:rPr>
     </w:lvl>
   </w:abstractNum>
-  <w:abstractNum w:abstractNumId="24" w15:restartNumberingAfterBreak="0">
+  <w:abstractNum w:abstractNumId="27" w15:restartNumberingAfterBreak="0">
     <w:nsid w:val="52676D5E"/>
     <w:multiLevelType w:val="hybridMultilevel"/>
     <w:tmpl w:val="0A8258C2"/>
@@ -39359,7 +40769,7 @@
       </w:rPr>
     </w:lvl>
   </w:abstractNum>
-  <w:abstractNum w:abstractNumId="25" w15:restartNumberingAfterBreak="0">
+  <w:abstractNum w:abstractNumId="28" w15:restartNumberingAfterBreak="0">
     <w:nsid w:val="529D27A5"/>
     <w:multiLevelType w:val="hybridMultilevel"/>
     <w:tmpl w:val="C2AE11FA"/>
@@ -39480,7 +40890,7 @@
       </w:rPr>
     </w:lvl>
   </w:abstractNum>
-  <w:abstractNum w:abstractNumId="26" w15:restartNumberingAfterBreak="0">
+  <w:abstractNum w:abstractNumId="29" w15:restartNumberingAfterBreak="0">
     <w:nsid w:val="593806BF"/>
     <w:multiLevelType w:val="hybridMultilevel"/>
     <w:tmpl w:val="5D38825E"/>
@@ -39601,7 +41011,7 @@
       </w:rPr>
     </w:lvl>
   </w:abstractNum>
-  <w:abstractNum w:abstractNumId="27" w15:restartNumberingAfterBreak="0">
+  <w:abstractNum w:abstractNumId="30" w15:restartNumberingAfterBreak="0">
     <w:nsid w:val="5F660480"/>
     <w:multiLevelType w:val="multilevel"/>
     <w:tmpl w:val="A1D01860"/>
@@ -39750,7 +41160,120 @@
       </w:rPr>
     </w:lvl>
   </w:abstractNum>
-  <w:abstractNum w:abstractNumId="28" w15:restartNumberingAfterBreak="0">
+  <w:abstractNum w:abstractNumId="31" w15:restartNumberingAfterBreak="0">
+    <w:nsid w:val="5F7D1708"/>
+    <w:multiLevelType w:val="hybridMultilevel"/>
+    <w:tmpl w:val="96D4CE4E"/>
+    <w:lvl w:ilvl="0" w:tplc="1009000B">
+      <w:start w:val="1"/>
+      <w:numFmt w:val="bullet"/>
+      <w:lvlText w:val=""/>
+      <w:lvlJc w:val="left"/>
+      <w:pPr>
+        <w:ind w:left="1440" w:hanging="360"/>
+      </w:pPr>
+      <w:rPr>
+        <w:rFonts w:ascii="Wingdings" w:hAnsi="Wingdings" w:hint="default"/>
+      </w:rPr>
+    </w:lvl>
+    <w:lvl w:ilvl="1" w:tplc="10090003" w:tentative="1">
+      <w:start w:val="1"/>
+      <w:numFmt w:val="bullet"/>
+      <w:lvlText w:val="o"/>
+      <w:lvlJc w:val="left"/>
+      <w:pPr>
+        <w:ind w:left="2160" w:hanging="360"/>
+      </w:pPr>
+      <w:rPr>
+        <w:rFonts w:ascii="Courier New" w:hAnsi="Courier New" w:cs="Courier New" w:hint="default"/>
+      </w:rPr>
+    </w:lvl>
+    <w:lvl w:ilvl="2" w:tplc="10090005" w:tentative="1">
+      <w:start w:val="1"/>
+      <w:numFmt w:val="bullet"/>
+      <w:lvlText w:val=""/>
+      <w:lvlJc w:val="left"/>
+      <w:pPr>
+        <w:ind w:left="2880" w:hanging="360"/>
+      </w:pPr>
+      <w:rPr>
+        <w:rFonts w:ascii="Wingdings" w:hAnsi="Wingdings" w:hint="default"/>
+      </w:rPr>
+    </w:lvl>
+    <w:lvl w:ilvl="3" w:tplc="10090001" w:tentative="1">
+      <w:start w:val="1"/>
+      <w:numFmt w:val="bullet"/>
+      <w:lvlText w:val=""/>
+      <w:lvlJc w:val="left"/>
+      <w:pPr>
+        <w:ind w:left="3600" w:hanging="360"/>
+      </w:pPr>
+      <w:rPr>
+        <w:rFonts w:ascii="Symbol" w:hAnsi="Symbol" w:hint="default"/>
+      </w:rPr>
+    </w:lvl>
+    <w:lvl w:ilvl="4" w:tplc="10090003" w:tentative="1">
+      <w:start w:val="1"/>
+      <w:numFmt w:val="bullet"/>
+      <w:lvlText w:val="o"/>
+      <w:lvlJc w:val="left"/>
+      <w:pPr>
+        <w:ind w:left="4320" w:hanging="360"/>
+      </w:pPr>
+      <w:rPr>
+        <w:rFonts w:ascii="Courier New" w:hAnsi="Courier New" w:cs="Courier New" w:hint="default"/>
+      </w:rPr>
+    </w:lvl>
+    <w:lvl w:ilvl="5" w:tplc="10090005" w:tentative="1">
+      <w:start w:val="1"/>
+      <w:numFmt w:val="bullet"/>
+      <w:lvlText w:val=""/>
+      <w:lvlJc w:val="left"/>
+      <w:pPr>
+        <w:ind w:left="5040" w:hanging="360"/>
+      </w:pPr>
+      <w:rPr>
+        <w:rFonts w:ascii="Wingdings" w:hAnsi="Wingdings" w:hint="default"/>
+      </w:rPr>
+    </w:lvl>
+    <w:lvl w:ilvl="6" w:tplc="10090001" w:tentative="1">
+      <w:start w:val="1"/>
+      <w:numFmt w:val="bullet"/>
+      <w:lvlText w:val=""/>
+      <w:lvlJc w:val="left"/>
+      <w:pPr>
+        <w:ind w:left="5760" w:hanging="360"/>
+      </w:pPr>
+      <w:rPr>
+        <w:rFonts w:ascii="Symbol" w:hAnsi="Symbol" w:hint="default"/>
+      </w:rPr>
+    </w:lvl>
+    <w:lvl w:ilvl="7" w:tplc="10090003" w:tentative="1">
+      <w:start w:val="1"/>
+      <w:numFmt w:val="bullet"/>
+      <w:lvlText w:val="o"/>
+      <w:lvlJc w:val="left"/>
+      <w:pPr>
+        <w:ind w:left="6480" w:hanging="360"/>
+      </w:pPr>
+      <w:rPr>
+        <w:rFonts w:ascii="Courier New" w:hAnsi="Courier New" w:cs="Courier New" w:hint="default"/>
+      </w:rPr>
+    </w:lvl>
+    <w:lvl w:ilvl="8" w:tplc="10090005" w:tentative="1">
+      <w:start w:val="1"/>
+      <w:numFmt w:val="bullet"/>
+      <w:lvlText w:val=""/>
+      <w:lvlJc w:val="left"/>
+      <w:pPr>
+        <w:ind w:left="7200" w:hanging="360"/>
+      </w:pPr>
+      <w:rPr>
+        <w:rFonts w:ascii="Wingdings" w:hAnsi="Wingdings" w:hint="default"/>
+      </w:rPr>
+    </w:lvl>
+  </w:abstractNum>
+  <w:abstractNum w:abstractNumId="32" w15:restartNumberingAfterBreak="0">
     <w:nsid w:val="65BD4476"/>
     <w:multiLevelType w:val="hybridMultilevel"/>
     <w:tmpl w:val="402AFF44"/>
@@ -39871,7 +41394,7 @@
       </w:rPr>
     </w:lvl>
   </w:abstractNum>
-  <w:abstractNum w:abstractNumId="29" w15:restartNumberingAfterBreak="0">
+  <w:abstractNum w:abstractNumId="33" w15:restartNumberingAfterBreak="0">
     <w:nsid w:val="67295142"/>
     <w:multiLevelType w:val="hybridMultilevel"/>
     <w:tmpl w:val="1D000BCE"/>
@@ -40001,7 +41524,7 @@
       </w:rPr>
     </w:lvl>
   </w:abstractNum>
-  <w:abstractNum w:abstractNumId="30" w15:restartNumberingAfterBreak="0">
+  <w:abstractNum w:abstractNumId="34" w15:restartNumberingAfterBreak="0">
     <w:nsid w:val="67AD18D0"/>
     <w:multiLevelType w:val="hybridMultilevel"/>
     <w:tmpl w:val="2AA0881C"/>
@@ -40090,7 +41613,7 @@
       </w:pPr>
     </w:lvl>
   </w:abstractNum>
-  <w:abstractNum w:abstractNumId="31" w15:restartNumberingAfterBreak="0">
+  <w:abstractNum w:abstractNumId="35" w15:restartNumberingAfterBreak="0">
     <w:nsid w:val="69037769"/>
     <w:multiLevelType w:val="hybridMultilevel"/>
     <w:tmpl w:val="77207F92"/>
@@ -40211,7 +41734,7 @@
       </w:rPr>
     </w:lvl>
   </w:abstractNum>
-  <w:abstractNum w:abstractNumId="32" w15:restartNumberingAfterBreak="0">
+  <w:abstractNum w:abstractNumId="36" w15:restartNumberingAfterBreak="0">
     <w:nsid w:val="69A06907"/>
     <w:multiLevelType w:val="hybridMultilevel"/>
     <w:tmpl w:val="3E6AE090"/>
@@ -40332,7 +41855,7 @@
       </w:rPr>
     </w:lvl>
   </w:abstractNum>
-  <w:abstractNum w:abstractNumId="33" w15:restartNumberingAfterBreak="0">
+  <w:abstractNum w:abstractNumId="37" w15:restartNumberingAfterBreak="0">
     <w:nsid w:val="6C802E71"/>
     <w:multiLevelType w:val="hybridMultilevel"/>
     <w:tmpl w:val="D726846A"/>
@@ -40453,7 +41976,7 @@
       </w:rPr>
     </w:lvl>
   </w:abstractNum>
-  <w:abstractNum w:abstractNumId="34" w15:restartNumberingAfterBreak="0">
+  <w:abstractNum w:abstractNumId="38" w15:restartNumberingAfterBreak="0">
     <w:nsid w:val="6F347219"/>
     <w:multiLevelType w:val="hybridMultilevel"/>
     <w:tmpl w:val="EBE2F8BE"/>
@@ -40574,7 +42097,7 @@
       </w:rPr>
     </w:lvl>
   </w:abstractNum>
-  <w:abstractNum w:abstractNumId="35" w15:restartNumberingAfterBreak="0">
+  <w:abstractNum w:abstractNumId="39" w15:restartNumberingAfterBreak="0">
     <w:nsid w:val="716D4530"/>
     <w:multiLevelType w:val="multilevel"/>
     <w:tmpl w:val="E668D314"/>
@@ -40719,7 +42242,7 @@
       </w:rPr>
     </w:lvl>
   </w:abstractNum>
-  <w:abstractNum w:abstractNumId="36" w15:restartNumberingAfterBreak="0">
+  <w:abstractNum w:abstractNumId="40" w15:restartNumberingAfterBreak="0">
     <w:nsid w:val="7A2530B4"/>
     <w:multiLevelType w:val="hybridMultilevel"/>
     <w:tmpl w:val="65921170"/>
@@ -40840,7 +42363,7 @@
       </w:rPr>
     </w:lvl>
   </w:abstractNum>
-  <w:abstractNum w:abstractNumId="37" w15:restartNumberingAfterBreak="0">
+  <w:abstractNum w:abstractNumId="41" w15:restartNumberingAfterBreak="0">
     <w:nsid w:val="7BC33607"/>
     <w:multiLevelType w:val="hybridMultilevel"/>
     <w:tmpl w:val="E8D009BC"/>
@@ -40961,7 +42484,120 @@
       </w:rPr>
     </w:lvl>
   </w:abstractNum>
-  <w:abstractNum w:abstractNumId="38" w15:restartNumberingAfterBreak="0">
+  <w:abstractNum w:abstractNumId="42" w15:restartNumberingAfterBreak="0">
+    <w:nsid w:val="7BE95B90"/>
+    <w:multiLevelType w:val="hybridMultilevel"/>
+    <w:tmpl w:val="E5FE0464"/>
+    <w:lvl w:ilvl="0" w:tplc="1009000B">
+      <w:start w:val="1"/>
+      <w:numFmt w:val="bullet"/>
+      <w:lvlText w:val=""/>
+      <w:lvlJc w:val="left"/>
+      <w:pPr>
+        <w:ind w:left="1152" w:hanging="360"/>
+      </w:pPr>
+      <w:rPr>
+        <w:rFonts w:ascii="Wingdings" w:hAnsi="Wingdings" w:hint="default"/>
+      </w:rPr>
+    </w:lvl>
+    <w:lvl w:ilvl="1" w:tplc="10090003" w:tentative="1">
+      <w:start w:val="1"/>
+      <w:numFmt w:val="bullet"/>
+      <w:lvlText w:val="o"/>
+      <w:lvlJc w:val="left"/>
+      <w:pPr>
+        <w:ind w:left="1872" w:hanging="360"/>
+      </w:pPr>
+      <w:rPr>
+        <w:rFonts w:ascii="Courier New" w:hAnsi="Courier New" w:cs="Courier New" w:hint="default"/>
+      </w:rPr>
+    </w:lvl>
+    <w:lvl w:ilvl="2" w:tplc="10090005" w:tentative="1">
+      <w:start w:val="1"/>
+      <w:numFmt w:val="bullet"/>
+      <w:lvlText w:val=""/>
+      <w:lvlJc w:val="left"/>
+      <w:pPr>
+        <w:ind w:left="2592" w:hanging="360"/>
+      </w:pPr>
+      <w:rPr>
+        <w:rFonts w:ascii="Wingdings" w:hAnsi="Wingdings" w:hint="default"/>
+      </w:rPr>
+    </w:lvl>
+    <w:lvl w:ilvl="3" w:tplc="10090001" w:tentative="1">
+      <w:start w:val="1"/>
+      <w:numFmt w:val="bullet"/>
+      <w:lvlText w:val=""/>
+      <w:lvlJc w:val="left"/>
+      <w:pPr>
+        <w:ind w:left="3312" w:hanging="360"/>
+      </w:pPr>
+      <w:rPr>
+        <w:rFonts w:ascii="Symbol" w:hAnsi="Symbol" w:hint="default"/>
+      </w:rPr>
+    </w:lvl>
+    <w:lvl w:ilvl="4" w:tplc="10090003" w:tentative="1">
+      <w:start w:val="1"/>
+      <w:numFmt w:val="bullet"/>
+      <w:lvlText w:val="o"/>
+      <w:lvlJc w:val="left"/>
+      <w:pPr>
+        <w:ind w:left="4032" w:hanging="360"/>
+      </w:pPr>
+      <w:rPr>
+        <w:rFonts w:ascii="Courier New" w:hAnsi="Courier New" w:cs="Courier New" w:hint="default"/>
+      </w:rPr>
+    </w:lvl>
+    <w:lvl w:ilvl="5" w:tplc="10090005" w:tentative="1">
+      <w:start w:val="1"/>
+      <w:numFmt w:val="bullet"/>
+      <w:lvlText w:val=""/>
+      <w:lvlJc w:val="left"/>
+      <w:pPr>
+        <w:ind w:left="4752" w:hanging="360"/>
+      </w:pPr>
+      <w:rPr>
+        <w:rFonts w:ascii="Wingdings" w:hAnsi="Wingdings" w:hint="default"/>
+      </w:rPr>
+    </w:lvl>
+    <w:lvl w:ilvl="6" w:tplc="10090001" w:tentative="1">
+      <w:start w:val="1"/>
+      <w:numFmt w:val="bullet"/>
+      <w:lvlText w:val=""/>
+      <w:lvlJc w:val="left"/>
+      <w:pPr>
+        <w:ind w:left="5472" w:hanging="360"/>
+      </w:pPr>
+      <w:rPr>
+        <w:rFonts w:ascii="Symbol" w:hAnsi="Symbol" w:hint="default"/>
+      </w:rPr>
+    </w:lvl>
+    <w:lvl w:ilvl="7" w:tplc="10090003" w:tentative="1">
+      <w:start w:val="1"/>
+      <w:numFmt w:val="bullet"/>
+      <w:lvlText w:val="o"/>
+      <w:lvlJc w:val="left"/>
+      <w:pPr>
+        <w:ind w:left="6192" w:hanging="360"/>
+      </w:pPr>
+      <w:rPr>
+        <w:rFonts w:ascii="Courier New" w:hAnsi="Courier New" w:cs="Courier New" w:hint="default"/>
+      </w:rPr>
+    </w:lvl>
+    <w:lvl w:ilvl="8" w:tplc="10090005" w:tentative="1">
+      <w:start w:val="1"/>
+      <w:numFmt w:val="bullet"/>
+      <w:lvlText w:val=""/>
+      <w:lvlJc w:val="left"/>
+      <w:pPr>
+        <w:ind w:left="6912" w:hanging="360"/>
+      </w:pPr>
+      <w:rPr>
+        <w:rFonts w:ascii="Wingdings" w:hAnsi="Wingdings" w:hint="default"/>
+      </w:rPr>
+    </w:lvl>
+  </w:abstractNum>
+  <w:abstractNum w:abstractNumId="43" w15:restartNumberingAfterBreak="0">
     <w:nsid w:val="7EC9456B"/>
     <w:multiLevelType w:val="hybridMultilevel"/>
     <w:tmpl w:val="C1FA3C04"/>
@@ -41082,122 +42718,254 @@
       </w:rPr>
     </w:lvl>
   </w:abstractNum>
+  <w:abstractNum w:abstractNumId="44" w15:restartNumberingAfterBreak="0">
+    <w:nsid w:val="7F2E6652"/>
+    <w:multiLevelType w:val="hybridMultilevel"/>
+    <w:tmpl w:val="A3AA5CC8"/>
+    <w:lvl w:ilvl="0" w:tplc="10090007">
+      <w:start w:val="1"/>
+      <w:numFmt w:val="bullet"/>
+      <w:lvlText w:val=""/>
+      <w:lvlPicBulletId w:val="0"/>
+      <w:lvlJc w:val="left"/>
+      <w:pPr>
+        <w:ind w:left="1872" w:hanging="360"/>
+      </w:pPr>
+      <w:rPr>
+        <w:rFonts w:ascii="Symbol" w:hAnsi="Symbol" w:hint="default"/>
+      </w:rPr>
+    </w:lvl>
+    <w:lvl w:ilvl="1" w:tplc="10090003" w:tentative="1">
+      <w:start w:val="1"/>
+      <w:numFmt w:val="bullet"/>
+      <w:lvlText w:val="o"/>
+      <w:lvlJc w:val="left"/>
+      <w:pPr>
+        <w:ind w:left="2592" w:hanging="360"/>
+      </w:pPr>
+      <w:rPr>
+        <w:rFonts w:ascii="Courier New" w:hAnsi="Courier New" w:cs="Courier New" w:hint="default"/>
+      </w:rPr>
+    </w:lvl>
+    <w:lvl w:ilvl="2" w:tplc="10090005" w:tentative="1">
+      <w:start w:val="1"/>
+      <w:numFmt w:val="bullet"/>
+      <w:lvlText w:val=""/>
+      <w:lvlJc w:val="left"/>
+      <w:pPr>
+        <w:ind w:left="3312" w:hanging="360"/>
+      </w:pPr>
+      <w:rPr>
+        <w:rFonts w:ascii="Wingdings" w:hAnsi="Wingdings" w:hint="default"/>
+      </w:rPr>
+    </w:lvl>
+    <w:lvl w:ilvl="3" w:tplc="10090001" w:tentative="1">
+      <w:start w:val="1"/>
+      <w:numFmt w:val="bullet"/>
+      <w:lvlText w:val=""/>
+      <w:lvlJc w:val="left"/>
+      <w:pPr>
+        <w:ind w:left="4032" w:hanging="360"/>
+      </w:pPr>
+      <w:rPr>
+        <w:rFonts w:ascii="Symbol" w:hAnsi="Symbol" w:hint="default"/>
+      </w:rPr>
+    </w:lvl>
+    <w:lvl w:ilvl="4" w:tplc="10090003" w:tentative="1">
+      <w:start w:val="1"/>
+      <w:numFmt w:val="bullet"/>
+      <w:lvlText w:val="o"/>
+      <w:lvlJc w:val="left"/>
+      <w:pPr>
+        <w:ind w:left="4752" w:hanging="360"/>
+      </w:pPr>
+      <w:rPr>
+        <w:rFonts w:ascii="Courier New" w:hAnsi="Courier New" w:cs="Courier New" w:hint="default"/>
+      </w:rPr>
+    </w:lvl>
+    <w:lvl w:ilvl="5" w:tplc="10090005" w:tentative="1">
+      <w:start w:val="1"/>
+      <w:numFmt w:val="bullet"/>
+      <w:lvlText w:val=""/>
+      <w:lvlJc w:val="left"/>
+      <w:pPr>
+        <w:ind w:left="5472" w:hanging="360"/>
+      </w:pPr>
+      <w:rPr>
+        <w:rFonts w:ascii="Wingdings" w:hAnsi="Wingdings" w:hint="default"/>
+      </w:rPr>
+    </w:lvl>
+    <w:lvl w:ilvl="6" w:tplc="10090001" w:tentative="1">
+      <w:start w:val="1"/>
+      <w:numFmt w:val="bullet"/>
+      <w:lvlText w:val=""/>
+      <w:lvlJc w:val="left"/>
+      <w:pPr>
+        <w:ind w:left="6192" w:hanging="360"/>
+      </w:pPr>
+      <w:rPr>
+        <w:rFonts w:ascii="Symbol" w:hAnsi="Symbol" w:hint="default"/>
+      </w:rPr>
+    </w:lvl>
+    <w:lvl w:ilvl="7" w:tplc="10090003" w:tentative="1">
+      <w:start w:val="1"/>
+      <w:numFmt w:val="bullet"/>
+      <w:lvlText w:val="o"/>
+      <w:lvlJc w:val="left"/>
+      <w:pPr>
+        <w:ind w:left="6912" w:hanging="360"/>
+      </w:pPr>
+      <w:rPr>
+        <w:rFonts w:ascii="Courier New" w:hAnsi="Courier New" w:cs="Courier New" w:hint="default"/>
+      </w:rPr>
+    </w:lvl>
+    <w:lvl w:ilvl="8" w:tplc="10090005" w:tentative="1">
+      <w:start w:val="1"/>
+      <w:numFmt w:val="bullet"/>
+      <w:lvlText w:val=""/>
+      <w:lvlJc w:val="left"/>
+      <w:pPr>
+        <w:ind w:left="7632" w:hanging="360"/>
+      </w:pPr>
+      <w:rPr>
+        <w:rFonts w:ascii="Wingdings" w:hAnsi="Wingdings" w:hint="default"/>
+      </w:rPr>
+    </w:lvl>
+  </w:abstractNum>
   <w:num w:numId="1" w16cid:durableId="523903662">
+    <w:abstractNumId w:val="24"/>
+  </w:num>
+  <w:num w:numId="2" w16cid:durableId="1197232903">
+    <w:abstractNumId w:val="8"/>
+  </w:num>
+  <w:num w:numId="3" w16cid:durableId="1569607542">
+    <w:abstractNumId w:val="19"/>
+  </w:num>
+  <w:num w:numId="4" w16cid:durableId="1323773071">
+    <w:abstractNumId w:val="9"/>
+  </w:num>
+  <w:num w:numId="5" w16cid:durableId="754472861">
+    <w:abstractNumId w:val="41"/>
+  </w:num>
+  <w:num w:numId="6" w16cid:durableId="1372267151">
+    <w:abstractNumId w:val="26"/>
+  </w:num>
+  <w:num w:numId="7" w16cid:durableId="1285306835">
+    <w:abstractNumId w:val="35"/>
+  </w:num>
+  <w:num w:numId="8" w16cid:durableId="1892114169">
+    <w:abstractNumId w:val="20"/>
+  </w:num>
+  <w:num w:numId="9" w16cid:durableId="1000305941">
+    <w:abstractNumId w:val="4"/>
+  </w:num>
+  <w:num w:numId="10" w16cid:durableId="452284947">
+    <w:abstractNumId w:val="33"/>
+  </w:num>
+  <w:num w:numId="11" w16cid:durableId="621499671">
+    <w:abstractNumId w:val="39"/>
+  </w:num>
+  <w:num w:numId="12" w16cid:durableId="820730571">
+    <w:abstractNumId w:val="13"/>
+  </w:num>
+  <w:num w:numId="13" w16cid:durableId="845173431">
+    <w:abstractNumId w:val="30"/>
+  </w:num>
+  <w:num w:numId="14" w16cid:durableId="1198086501">
+    <w:abstractNumId w:val="7"/>
+  </w:num>
+  <w:num w:numId="15" w16cid:durableId="152256414">
+    <w:abstractNumId w:val="28"/>
+  </w:num>
+  <w:num w:numId="16" w16cid:durableId="1436974788">
+    <w:abstractNumId w:val="40"/>
+  </w:num>
+  <w:num w:numId="17" w16cid:durableId="1071149276">
+    <w:abstractNumId w:val="38"/>
+  </w:num>
+  <w:num w:numId="18" w16cid:durableId="1470396571">
+    <w:abstractNumId w:val="16"/>
+  </w:num>
+  <w:num w:numId="19" w16cid:durableId="201744749">
+    <w:abstractNumId w:val="37"/>
+  </w:num>
+  <w:num w:numId="20" w16cid:durableId="2074891630">
+    <w:abstractNumId w:val="14"/>
+  </w:num>
+  <w:num w:numId="21" w16cid:durableId="1796679074">
+    <w:abstractNumId w:val="34"/>
+  </w:num>
+  <w:num w:numId="22" w16cid:durableId="1719402651">
+    <w:abstractNumId w:val="29"/>
+  </w:num>
+  <w:num w:numId="23" w16cid:durableId="146364800">
+    <w:abstractNumId w:val="23"/>
+  </w:num>
+  <w:num w:numId="24" w16cid:durableId="432209952">
+    <w:abstractNumId w:val="43"/>
+  </w:num>
+  <w:num w:numId="25" w16cid:durableId="1252086599">
     <w:abstractNumId w:val="21"/>
   </w:num>
-  <w:num w:numId="2" w16cid:durableId="1197232903">
-    <w:abstractNumId w:val="6"/>
-  </w:num>
-  <w:num w:numId="3" w16cid:durableId="1569607542">
-    <w:abstractNumId w:val="16"/>
-  </w:num>
-  <w:num w:numId="4" w16cid:durableId="1323773071">
-    <w:abstractNumId w:val="7"/>
-  </w:num>
-  <w:num w:numId="5" w16cid:durableId="754472861">
-    <w:abstractNumId w:val="37"/>
-  </w:num>
-  <w:num w:numId="6" w16cid:durableId="1372267151">
-    <w:abstractNumId w:val="23"/>
-  </w:num>
-  <w:num w:numId="7" w16cid:durableId="1285306835">
-    <w:abstractNumId w:val="31"/>
-  </w:num>
-  <w:num w:numId="8" w16cid:durableId="1892114169">
-    <w:abstractNumId w:val="17"/>
-  </w:num>
-  <w:num w:numId="9" w16cid:durableId="1000305941">
-    <w:abstractNumId w:val="3"/>
-  </w:num>
-  <w:num w:numId="10" w16cid:durableId="452284947">
-    <w:abstractNumId w:val="29"/>
-  </w:num>
-  <w:num w:numId="11" w16cid:durableId="621499671">
-    <w:abstractNumId w:val="35"/>
-  </w:num>
-  <w:num w:numId="12" w16cid:durableId="820730571">
-    <w:abstractNumId w:val="11"/>
-  </w:num>
-  <w:num w:numId="13" w16cid:durableId="845173431">
-    <w:abstractNumId w:val="27"/>
-  </w:num>
-  <w:num w:numId="14" w16cid:durableId="1198086501">
-    <w:abstractNumId w:val="5"/>
-  </w:num>
-  <w:num w:numId="15" w16cid:durableId="152256414">
+  <w:num w:numId="26" w16cid:durableId="972246099">
     <w:abstractNumId w:val="25"/>
   </w:num>
-  <w:num w:numId="16" w16cid:durableId="1436974788">
-    <w:abstractNumId w:val="36"/>
-  </w:num>
-  <w:num w:numId="17" w16cid:durableId="1071149276">
-    <w:abstractNumId w:val="34"/>
-  </w:num>
-  <w:num w:numId="18" w16cid:durableId="1470396571">
-    <w:abstractNumId w:val="13"/>
-  </w:num>
-  <w:num w:numId="19" w16cid:durableId="201744749">
-    <w:abstractNumId w:val="33"/>
-  </w:num>
-  <w:num w:numId="20" w16cid:durableId="2074891630">
-    <w:abstractNumId w:val="12"/>
-  </w:num>
-  <w:num w:numId="21" w16cid:durableId="1796679074">
-    <w:abstractNumId w:val="30"/>
-  </w:num>
-  <w:num w:numId="22" w16cid:durableId="1719402651">
-    <w:abstractNumId w:val="26"/>
-  </w:num>
-  <w:num w:numId="23" w16cid:durableId="146364800">
-    <w:abstractNumId w:val="20"/>
-  </w:num>
-  <w:num w:numId="24" w16cid:durableId="432209952">
-    <w:abstractNumId w:val="38"/>
-  </w:num>
-  <w:num w:numId="25" w16cid:durableId="1252086599">
-    <w:abstractNumId w:val="18"/>
-  </w:num>
-  <w:num w:numId="26" w16cid:durableId="972246099">
-    <w:abstractNumId w:val="22"/>
-  </w:num>
   <w:num w:numId="27" w16cid:durableId="1145001411">
-    <w:abstractNumId w:val="24"/>
+    <w:abstractNumId w:val="27"/>
   </w:num>
   <w:num w:numId="28" w16cid:durableId="281765017">
     <w:abstractNumId w:val="0"/>
   </w:num>
   <w:num w:numId="29" w16cid:durableId="317422753">
+    <w:abstractNumId w:val="2"/>
+  </w:num>
+  <w:num w:numId="30" w16cid:durableId="710495691">
+    <w:abstractNumId w:val="10"/>
+  </w:num>
+  <w:num w:numId="31" w16cid:durableId="1374233516">
+    <w:abstractNumId w:val="17"/>
+  </w:num>
+  <w:num w:numId="32" w16cid:durableId="305009283">
+    <w:abstractNumId w:val="32"/>
+  </w:num>
+  <w:num w:numId="33" w16cid:durableId="1694764823">
+    <w:abstractNumId w:val="11"/>
+  </w:num>
+  <w:num w:numId="34" w16cid:durableId="1301038695">
+    <w:abstractNumId w:val="12"/>
+  </w:num>
+  <w:num w:numId="35" w16cid:durableId="1727990885">
+    <w:abstractNumId w:val="18"/>
+  </w:num>
+  <w:num w:numId="36" w16cid:durableId="1209411176">
+    <w:abstractNumId w:val="6"/>
+  </w:num>
+  <w:num w:numId="37" w16cid:durableId="932201701">
+    <w:abstractNumId w:val="22"/>
+  </w:num>
+  <w:num w:numId="38" w16cid:durableId="1210259413">
+    <w:abstractNumId w:val="36"/>
+  </w:num>
+  <w:num w:numId="39" w16cid:durableId="1749765938">
+    <w:abstractNumId w:val="3"/>
+  </w:num>
+  <w:num w:numId="40" w16cid:durableId="1262882689">
+    <w:abstractNumId w:val="42"/>
+  </w:num>
+  <w:num w:numId="41" w16cid:durableId="1161118900">
+    <w:abstractNumId w:val="44"/>
+  </w:num>
+  <w:num w:numId="42" w16cid:durableId="1503155538">
     <w:abstractNumId w:val="1"/>
   </w:num>
-  <w:num w:numId="30" w16cid:durableId="710495691">
-    <w:abstractNumId w:val="8"/>
-  </w:num>
-  <w:num w:numId="31" w16cid:durableId="1374233516">
-    <w:abstractNumId w:val="14"/>
-  </w:num>
-  <w:num w:numId="32" w16cid:durableId="305009283">
-    <w:abstractNumId w:val="28"/>
-  </w:num>
-  <w:num w:numId="33" w16cid:durableId="1694764823">
-    <w:abstractNumId w:val="9"/>
-  </w:num>
-  <w:num w:numId="34" w16cid:durableId="1301038695">
-    <w:abstractNumId w:val="10"/>
-  </w:num>
-  <w:num w:numId="35" w16cid:durableId="1727990885">
+  <w:num w:numId="43" w16cid:durableId="647250818">
     <w:abstractNumId w:val="15"/>
   </w:num>
-  <w:num w:numId="36" w16cid:durableId="1209411176">
-    <w:abstractNumId w:val="4"/>
+  <w:num w:numId="44" w16cid:durableId="1613904992">
+    <w:abstractNumId w:val="31"/>
   </w:num>
-  <w:num w:numId="37" w16cid:durableId="932201701">
-    <w:abstractNumId w:val="19"/>
-  </w:num>
-  <w:num w:numId="38" w16cid:durableId="1210259413">
-    <w:abstractNumId w:val="32"/>
-  </w:num>
-  <w:num w:numId="39" w16cid:durableId="1749765938">
-    <w:abstractNumId w:val="2"/>
+  <w:num w:numId="45" w16cid:durableId="1050419061">
+    <w:abstractNumId w:val="5"/>
   </w:num>
 </w:numbering>
 </file>
@@ -41625,6 +43393,7 @@
   <w:style w:type="character" w:default="1" w:styleId="DefaultParagraphFont">
     <w:name w:val="Default Paragraph Font"/>
     <w:uiPriority w:val="1"/>
+    <w:semiHidden/>
     <w:unhideWhenUsed/>
   </w:style>
   <w:style w:type="table" w:default="1" w:styleId="TableNormal">

--- a/GC-Path.docx
+++ b/GC-Path.docx
@@ -34110,6 +34110,24 @@
       <w:pPr>
         <w:pStyle w:val="BodyText"/>
         <w:spacing w:line="280" w:lineRule="auto"/>
+        <w:rPr>
+          <w:lang w:val="en-CA"/>
+        </w:rPr>
+      </w:pPr>
+    </w:p>
+    <w:p>
+      <w:pPr>
+        <w:pStyle w:val="BodyText"/>
+        <w:spacing w:line="280" w:lineRule="auto"/>
+        <w:rPr>
+          <w:lang w:val="en-CA"/>
+        </w:rPr>
+      </w:pPr>
+    </w:p>
+    <w:p>
+      <w:pPr>
+        <w:pStyle w:val="BodyText"/>
+        <w:spacing w:line="280" w:lineRule="auto"/>
         <w:ind w:left="1440"/>
         <w:rPr>
           <w:b/>
@@ -34134,6 +34152,7 @@
           <w:b/>
           <w:bCs/>
         </w:rPr>
+        <w:lastRenderedPageBreak/>
         <w:t>On-Call Status:</w:t>
       </w:r>
       <w:r>
@@ -34144,15 +34163,7 @@
           <w:b/>
           <w:bCs/>
         </w:rPr>
-        <w:t xml:space="preserve">"On-Call" or standby </w:t>
-      </w:r>
-      <w:r>
-        <w:rPr>
-          <w:b/>
-          <w:bCs/>
-        </w:rPr>
-        <w:lastRenderedPageBreak/>
-        <w:t>rotation overnight</w:t>
+        <w:t>"On-Call" or standby rotation overnight</w:t>
       </w:r>
       <w:r>
         <w:t xml:space="preserve"> to respond to urgent late-night dispatch calls or emergencies.</w:t>
@@ -34485,7 +34496,6 @@
         <w:ind w:left="720"/>
       </w:pPr>
       <w:r>
-        <w:lastRenderedPageBreak/>
         <w:t>Seasonal hiring is the primary gateway into Parks Canada. Because park visitor volume peaks drastically between Victoria Day (late May) and Thanksgiving (October), Parks Canada recruits thousands of seasonal employees each year to handle field operations, visitor safety, and law enforcement.</w:t>
       </w:r>
     </w:p>
@@ -34936,6 +34946,24 @@
     </w:p>
     <w:p>
       <w:pPr>
+        <w:pStyle w:val="ListParagraph"/>
+        <w:rPr>
+          <w:lang w:val="en-CA"/>
+        </w:rPr>
+      </w:pPr>
+    </w:p>
+    <w:p>
+      <w:pPr>
+        <w:pStyle w:val="BodyText"/>
+        <w:spacing w:line="280" w:lineRule="auto"/>
+        <w:ind w:left="720"/>
+        <w:rPr>
+          <w:lang w:val="en-CA"/>
+        </w:rPr>
+      </w:pPr>
+    </w:p>
+    <w:p>
+      <w:pPr>
         <w:pStyle w:val="BodyText"/>
         <w:numPr>
           <w:ilvl w:val="0"/>
@@ -34979,7 +35007,6 @@
         </w:rPr>
       </w:pPr>
       <w:r>
-        <w:lastRenderedPageBreak/>
         <w:t xml:space="preserve">Successful candidates complete their </w:t>
       </w:r>
       <w:r>
@@ -35398,7 +35425,6 @@
         <w:rPr>
           <w:lang w:val="en-CA"/>
         </w:rPr>
-        <w:lastRenderedPageBreak/>
         <w:t xml:space="preserve">This is a completely valid and smart boundary to set. Walking away from a permanent year-round job, full municipal benefits, and year-round stability for 4-month seasonal contract carries real financial risk – especially when you are managing long-term life and family priorities. </w:t>
       </w:r>
     </w:p>
@@ -35862,7 +35888,14 @@
         <w:rPr>
           <w:lang w:val="en-CA"/>
         </w:rPr>
-        <w:t xml:space="preserve">Main administrative and operational headquarters (such as the Atlantic Service Centre in Halifax) employ year-round officers, compliance analysts, and operational coordinators. </w:t>
+        <w:t xml:space="preserve">Main administrative and operational </w:t>
+      </w:r>
+      <w:r>
+        <w:rPr>
+          <w:lang w:val="en-CA"/>
+        </w:rPr>
+        <w:lastRenderedPageBreak/>
+        <w:t xml:space="preserve">headquarters (such as the Atlantic Service Centre in Halifax) employ year-round officers, compliance analysts, and operational coordinators. </w:t>
       </w:r>
     </w:p>
     <w:p>
@@ -35903,7 +35936,6 @@
           <w:bCs/>
           <w:lang w:val="en-CA"/>
         </w:rPr>
-        <w:lastRenderedPageBreak/>
         <w:t>Classification Streams for Year-Round Roles</w:t>
       </w:r>
     </w:p>
@@ -36425,7 +36457,11 @@
         <w:t xml:space="preserve">Use the long recruitment timeline to your advantage: </w:t>
       </w:r>
       <w:r>
-        <w:t xml:space="preserve">Since the federal competitions take 6 to 12 months from application to job offer, you can comfortably run through the selection processes in the background while continuing your daily work in Antigonish. </w:t>
+        <w:t xml:space="preserve">Since the federal competitions take 6 to 12 months from application to job offer, you can </w:t>
+      </w:r>
+      <w:r>
+        <w:lastRenderedPageBreak/>
+        <w:t xml:space="preserve">comfortably run through the selection processes in the background while continuing your daily work in Antigonish. </w:t>
       </w:r>
     </w:p>
     <w:p>
@@ -36459,7 +36495,6 @@
         </w:rPr>
       </w:pPr>
       <w:r>
-        <w:lastRenderedPageBreak/>
         <w:t>This approach gives you the best of both worlds: zero risk to your current income with a direct path toward a permanent, year-round federal career.</w:t>
       </w:r>
     </w:p>
@@ -36978,7 +37013,6 @@
           <w:b/>
           <w:bCs/>
         </w:rPr>
-        <w:lastRenderedPageBreak/>
         <w:t>Step 3: Input Key Classification Groups &amp; Keywords</w:t>
       </w:r>
     </w:p>
@@ -37390,6 +37424,7 @@
         <w:spacing w:line="280" w:lineRule="auto"/>
       </w:pPr>
       <w:r>
+        <w:lastRenderedPageBreak/>
         <w:t xml:space="preserve">Name your search (e.g., </w:t>
       </w:r>
       <w:r>
@@ -37440,7 +37475,6 @@
         <w:spacing w:line="280" w:lineRule="auto"/>
       </w:pPr>
       <w:r>
-        <w:lastRenderedPageBreak/>
         <w:t xml:space="preserve">Whenever Parks Canada or another federal enforcement agency posts a permanent, year-round job in Nova Scotia, you will receive an automatic alert in your inbox. This allows you to stay fully focused on your current municipal job while never missing a permanent federal opportunity. </w:t>
       </w:r>
     </w:p>
@@ -37726,7 +37760,11 @@
         <w:t>Mirror the Wording:</w:t>
       </w:r>
       <w:r>
-        <w:t xml:space="preserve"> Copy the exact wording from the job posting's merit criteria. If they ask for "experience enforcing municipal or federal regulations," start your answer with the exact phrase "I have experience enforcing municipal regulations." Do not paraphrase or use synonyms.</w:t>
+        <w:t xml:space="preserve"> Copy the exact wording from the job posting's merit </w:t>
+      </w:r>
+      <w:r>
+        <w:lastRenderedPageBreak/>
+        <w:t>criteria. If they ask for "experience enforcing municipal or federal regulations," start your answer with the exact phrase "I have experience enforcing municipal regulations." Do not paraphrase or use synonyms.</w:t>
       </w:r>
     </w:p>
     <w:p>
@@ -37754,7 +37792,6 @@
           <w:b/>
           <w:bCs/>
         </w:rPr>
-        <w:lastRenderedPageBreak/>
         <w:t>The Split-Map-Answer Method</w:t>
       </w:r>
       <w:r>
@@ -38002,6 +38039,2068 @@
       <w:r>
         <w:t>, configure the Assessment Accommodation Profile in your account menu before you begin any testing processes to avoid delays.</w:t>
       </w:r>
+    </w:p>
+    <w:p>
+      <w:pPr>
+        <w:pStyle w:val="ListParagraph"/>
+      </w:pPr>
+    </w:p>
+    <w:p>
+      <w:pPr>
+        <w:pStyle w:val="BodyText"/>
+        <w:spacing w:line="280" w:lineRule="auto"/>
+      </w:pPr>
+    </w:p>
+    <w:p>
+      <w:pPr>
+        <w:pStyle w:val="BodyText"/>
+        <w:spacing w:line="280" w:lineRule="auto"/>
+      </w:pPr>
+    </w:p>
+    <w:p>
+      <w:pPr>
+        <w:pStyle w:val="BodyText"/>
+        <w:spacing w:line="280" w:lineRule="auto"/>
+      </w:pPr>
+    </w:p>
+    <w:p>
+      <w:pPr>
+        <w:pStyle w:val="BodyText"/>
+        <w:spacing w:line="280" w:lineRule="auto"/>
+      </w:pPr>
+    </w:p>
+    <w:p>
+      <w:pPr>
+        <w:pStyle w:val="BodyText"/>
+        <w:spacing w:line="280" w:lineRule="auto"/>
+      </w:pPr>
+    </w:p>
+    <w:p>
+      <w:pPr>
+        <w:pStyle w:val="BodyText"/>
+        <w:spacing w:line="280" w:lineRule="auto"/>
+      </w:pPr>
+    </w:p>
+    <w:p>
+      <w:pPr>
+        <w:pStyle w:val="BodyText"/>
+        <w:spacing w:line="280" w:lineRule="auto"/>
+      </w:pPr>
+    </w:p>
+    <w:p>
+      <w:pPr>
+        <w:pStyle w:val="BodyText"/>
+        <w:spacing w:line="280" w:lineRule="auto"/>
+      </w:pPr>
+    </w:p>
+    <w:p>
+      <w:pPr>
+        <w:pStyle w:val="BodyText"/>
+        <w:spacing w:line="280" w:lineRule="auto"/>
+      </w:pPr>
+    </w:p>
+    <w:p>
+      <w:pPr>
+        <w:pStyle w:val="BodyText"/>
+        <w:spacing w:line="280" w:lineRule="auto"/>
+      </w:pPr>
+    </w:p>
+    <w:p>
+      <w:pPr>
+        <w:pStyle w:val="BodyText"/>
+        <w:spacing w:line="280" w:lineRule="auto"/>
+      </w:pPr>
+      <w:r>
+        <w:t xml:space="preserve">Here is a complete, tailored resume structure for transitioning from your </w:t>
+      </w:r>
+      <w:r>
+        <w:rPr>
+          <w:b/>
+          <w:bCs/>
+        </w:rPr>
+        <w:t xml:space="preserve">By-law Enforcement Officer </w:t>
+      </w:r>
+      <w:r>
+        <w:t xml:space="preserve">position at the Municipality of the County of Antigonish into a permanent, year-round (indeterminate) </w:t>
+      </w:r>
+      <w:r>
+        <w:rPr>
+          <w:b/>
+          <w:bCs/>
+        </w:rPr>
+        <w:t xml:space="preserve">Parks Canada Park Warden (GT-03 / GT-04) </w:t>
+      </w:r>
+      <w:r>
+        <w:t xml:space="preserve">position. Federal names need explicit, narrative-based descriptions of your duties to satisfy the </w:t>
+      </w:r>
+      <w:r>
+        <w:rPr>
+          <w:b/>
+          <w:bCs/>
+        </w:rPr>
+        <w:t xml:space="preserve">Statement of Merit Criteria (SOMC) </w:t>
+      </w:r>
+      <w:r>
+        <w:t xml:space="preserve">screening process. </w:t>
+      </w:r>
+    </w:p>
+    <w:p>
+      <w:pPr>
+        <w:pStyle w:val="BodyText"/>
+        <w:spacing w:line="280" w:lineRule="auto"/>
+      </w:pPr>
+    </w:p>
+    <w:p>
+      <w:pPr>
+        <w:pStyle w:val="BodyText"/>
+        <w:spacing w:line="280" w:lineRule="auto"/>
+      </w:pPr>
+    </w:p>
+    <w:p>
+      <w:pPr>
+        <w:pStyle w:val="BodyText"/>
+        <w:spacing w:line="280" w:lineRule="auto"/>
+        <w:rPr>
+          <w:b/>
+          <w:bCs/>
+        </w:rPr>
+      </w:pPr>
+      <w:r>
+        <w:rPr>
+          <w:b/>
+          <w:bCs/>
+        </w:rPr>
+        <w:t>Federal Resume Draft: Park Warden Candidate</w:t>
+      </w:r>
+    </w:p>
+    <w:p>
+      <w:pPr>
+        <w:pStyle w:val="BodyText"/>
+        <w:spacing w:line="280" w:lineRule="auto"/>
+        <w:rPr>
+          <w:b/>
+          <w:bCs/>
+        </w:rPr>
+      </w:pPr>
+    </w:p>
+    <w:p>
+      <w:pPr>
+        <w:pStyle w:val="BodyText"/>
+        <w:spacing w:line="280" w:lineRule="auto"/>
+        <w:rPr>
+          <w:b/>
+          <w:bCs/>
+        </w:rPr>
+      </w:pPr>
+      <w:r>
+        <w:rPr>
+          <w:b/>
+          <w:bCs/>
+        </w:rPr>
+        <w:t xml:space="preserve">First Last Name </w:t>
+      </w:r>
+    </w:p>
+    <w:p>
+      <w:pPr>
+        <w:pStyle w:val="BodyText"/>
+        <w:spacing w:line="280" w:lineRule="auto"/>
+        <w:rPr>
+          <w:b/>
+          <w:bCs/>
+        </w:rPr>
+      </w:pPr>
+    </w:p>
+    <w:p>
+      <w:pPr>
+        <w:pStyle w:val="BodyText"/>
+        <w:spacing w:line="280" w:lineRule="auto"/>
+        <w:rPr>
+          <w:b/>
+          <w:bCs/>
+        </w:rPr>
+      </w:pPr>
+    </w:p>
+    <w:p>
+      <w:pPr>
+        <w:pStyle w:val="BodyText"/>
+        <w:spacing w:line="280" w:lineRule="auto"/>
+      </w:pPr>
+      <w:r>
+        <w:t xml:space="preserve">Antigonish, Nova Scotia | (902) 555-0199 | </w:t>
+      </w:r>
+      <w:hyperlink r:id="rId9" w:history="1">
+        <w:r>
+          <w:rPr>
+            <w:rStyle w:val="Hyperlink"/>
+          </w:rPr>
+          <w:t>email@example.com</w:t>
+        </w:r>
+      </w:hyperlink>
+      <w:r>
+        <w:t xml:space="preserve"> | GC Jobs ID: </w:t>
+      </w:r>
+      <w:r>
+        <w:t>0000000</w:t>
+      </w:r>
+    </w:p>
+    <w:p>
+      <w:pPr>
+        <w:pStyle w:val="BodyText"/>
+        <w:spacing w:line="280" w:lineRule="auto"/>
+      </w:pPr>
+    </w:p>
+    <w:p>
+      <w:pPr>
+        <w:pStyle w:val="BodyText"/>
+        <w:spacing w:line="280" w:lineRule="auto"/>
+      </w:pPr>
+    </w:p>
+    <w:p>
+      <w:pPr>
+        <w:pStyle w:val="BodyText"/>
+        <w:spacing w:line="280" w:lineRule="auto"/>
+        <w:rPr>
+          <w:b/>
+          <w:bCs/>
+        </w:rPr>
+      </w:pPr>
+      <w:r>
+        <w:rPr>
+          <w:b/>
+          <w:bCs/>
+        </w:rPr>
+        <w:t>Professional Summary</w:t>
+      </w:r>
+    </w:p>
+    <w:p>
+      <w:pPr>
+        <w:pStyle w:val="BodyText"/>
+        <w:spacing w:line="280" w:lineRule="auto"/>
+      </w:pPr>
+      <w:r>
+        <w:t xml:space="preserve">Dedicated municipal enforcement professional with extensive front-line experience applying statutory regulations, conducting investigations, and managing conflict in public operational settings. Currently serving as a </w:t>
+      </w:r>
+      <w:r>
+        <w:rPr>
+          <w:b/>
+          <w:bCs/>
+        </w:rPr>
+        <w:t>By-law Enforcement Officer</w:t>
+      </w:r>
+      <w:r>
+        <w:t xml:space="preserve"> for the Municipality of the County of Antigonish, delivering compliance, public safety, and stakeholder engagement across diverse rural regions. Expertise in court preparation, evidence handling, official reporting, and operating emergency equipment. Seeking an Indeterminate (Permanent) Park Warden position with Parks Canada to protect nature and cultural resources, maintain public order, and ensure visitor safety. </w:t>
+      </w:r>
+    </w:p>
+    <w:p>
+      <w:pPr>
+        <w:pStyle w:val="BodyText"/>
+        <w:spacing w:line="280" w:lineRule="auto"/>
+      </w:pPr>
+    </w:p>
+    <w:p>
+      <w:pPr>
+        <w:pStyle w:val="BodyText"/>
+        <w:spacing w:line="280" w:lineRule="auto"/>
+      </w:pPr>
+    </w:p>
+    <w:p>
+      <w:pPr>
+        <w:pStyle w:val="BodyText"/>
+        <w:spacing w:line="280" w:lineRule="auto"/>
+        <w:rPr>
+          <w:b/>
+          <w:bCs/>
+        </w:rPr>
+      </w:pPr>
+      <w:r>
+        <w:rPr>
+          <w:b/>
+          <w:bCs/>
+        </w:rPr>
+        <w:t>Core Competencies &amp; Federal Qualifications</w:t>
+      </w:r>
+    </w:p>
+    <w:p>
+      <w:pPr>
+        <w:pStyle w:val="BodyText"/>
+        <w:spacing w:line="280" w:lineRule="auto"/>
+        <w:rPr>
+          <w:b/>
+          <w:bCs/>
+        </w:rPr>
+      </w:pPr>
+    </w:p>
+    <w:p>
+      <w:pPr>
+        <w:pStyle w:val="BodyText"/>
+        <w:numPr>
+          <w:ilvl w:val="0"/>
+          <w:numId w:val="46"/>
+        </w:numPr>
+        <w:spacing w:line="280" w:lineRule="auto"/>
+        <w:rPr>
+          <w:b/>
+          <w:bCs/>
+        </w:rPr>
+      </w:pPr>
+      <w:r>
+        <w:rPr>
+          <w:b/>
+          <w:bCs/>
+        </w:rPr>
+        <w:t>Law Enforcement &amp; Compl</w:t>
+      </w:r>
+      <w:r>
+        <w:rPr>
+          <w:b/>
+          <w:bCs/>
+        </w:rPr>
+        <w:t xml:space="preserve">iance: </w:t>
+      </w:r>
+      <w:r>
+        <w:t xml:space="preserve">Applying provincial legislation, municipal by-laws, and regulatory frameworks; issuing summary offense tickets and compliance notices. </w:t>
+      </w:r>
+    </w:p>
+    <w:p>
+      <w:pPr>
+        <w:pStyle w:val="BodyText"/>
+        <w:spacing w:line="280" w:lineRule="auto"/>
+        <w:ind w:left="720"/>
+        <w:rPr>
+          <w:b/>
+          <w:bCs/>
+        </w:rPr>
+      </w:pPr>
+    </w:p>
+    <w:p>
+      <w:pPr>
+        <w:pStyle w:val="BodyText"/>
+        <w:numPr>
+          <w:ilvl w:val="0"/>
+          <w:numId w:val="46"/>
+        </w:numPr>
+        <w:spacing w:line="280" w:lineRule="auto"/>
+        <w:rPr>
+          <w:b/>
+          <w:bCs/>
+        </w:rPr>
+      </w:pPr>
+      <w:r>
+        <w:rPr>
+          <w:b/>
+          <w:bCs/>
+        </w:rPr>
+        <w:t xml:space="preserve">Public Safety &amp; Incident Response: </w:t>
+      </w:r>
+      <w:r>
+        <w:t xml:space="preserve">De-escalation techniques, public safety patrols, emergency response, and Incident Command System (ICS) operational structures. </w:t>
+      </w:r>
+    </w:p>
+    <w:p>
+      <w:pPr>
+        <w:pStyle w:val="ListParagraph"/>
+        <w:rPr>
+          <w:b/>
+          <w:bCs/>
+        </w:rPr>
+      </w:pPr>
+    </w:p>
+    <w:p>
+      <w:pPr>
+        <w:pStyle w:val="BodyText"/>
+        <w:numPr>
+          <w:ilvl w:val="0"/>
+          <w:numId w:val="46"/>
+        </w:numPr>
+        <w:spacing w:line="280" w:lineRule="auto"/>
+        <w:rPr>
+          <w:b/>
+          <w:bCs/>
+        </w:rPr>
+      </w:pPr>
+      <w:r>
+        <w:rPr>
+          <w:b/>
+          <w:bCs/>
+        </w:rPr>
+        <w:t xml:space="preserve">Investigations &amp; Evidence Management: </w:t>
+      </w:r>
+      <w:r>
+        <w:t xml:space="preserve">Gathering statements, securing </w:t>
+      </w:r>
+      <w:r>
+        <w:lastRenderedPageBreak/>
+        <w:t>physical and digital evidence, building court disclosure packages, and testifying in judicial proceedings.</w:t>
+      </w:r>
+    </w:p>
+    <w:p>
+      <w:pPr>
+        <w:pStyle w:val="ListParagraph"/>
+        <w:rPr>
+          <w:b/>
+          <w:bCs/>
+        </w:rPr>
+      </w:pPr>
+    </w:p>
+    <w:p/>
+    <w:p>
+      <w:pPr>
+        <w:pStyle w:val="BodyText"/>
+        <w:numPr>
+          <w:ilvl w:val="0"/>
+          <w:numId w:val="46"/>
+        </w:numPr>
+        <w:spacing w:line="280" w:lineRule="auto"/>
+        <w:rPr>
+          <w:b/>
+          <w:bCs/>
+        </w:rPr>
+      </w:pPr>
+      <w:r>
+        <w:rPr>
+          <w:b/>
+          <w:bCs/>
+        </w:rPr>
+        <w:t xml:space="preserve">Public Relations &amp; Education: </w:t>
+      </w:r>
+      <w:r>
+        <w:t xml:space="preserve">Interacting with visitors, land users, and commercial operators to promote voluntary compliance and environmental stewardship.  </w:t>
+      </w:r>
+    </w:p>
+    <w:p>
+      <w:pPr>
+        <w:pStyle w:val="ListParagraph"/>
+        <w:rPr>
+          <w:b/>
+          <w:bCs/>
+        </w:rPr>
+      </w:pPr>
+    </w:p>
+    <w:p>
+      <w:pPr>
+        <w:pStyle w:val="BodyText"/>
+        <w:spacing w:line="280" w:lineRule="auto"/>
+        <w:ind w:left="720"/>
+        <w:rPr>
+          <w:b/>
+          <w:bCs/>
+        </w:rPr>
+      </w:pPr>
+    </w:p>
+    <w:p>
+      <w:pPr>
+        <w:pStyle w:val="BodyText"/>
+        <w:spacing w:line="280" w:lineRule="auto"/>
+        <w:ind w:left="720"/>
+        <w:rPr>
+          <w:b/>
+          <w:bCs/>
+        </w:rPr>
+      </w:pPr>
+      <w:r>
+        <w:rPr>
+          <w:b/>
+          <w:bCs/>
+        </w:rPr>
+        <w:t>Work Experience</w:t>
+      </w:r>
+    </w:p>
+    <w:p>
+      <w:pPr>
+        <w:pStyle w:val="BodyText"/>
+        <w:spacing w:line="280" w:lineRule="auto"/>
+        <w:ind w:left="720"/>
+      </w:pPr>
+      <w:r>
+        <w:rPr>
+          <w:b/>
+          <w:bCs/>
+        </w:rPr>
+        <w:t xml:space="preserve">By-law Enforcement Officer | </w:t>
+      </w:r>
+      <w:r>
+        <w:t>Municipality of the County of Antigonish | Antigonish, NS</w:t>
+      </w:r>
+    </w:p>
+    <w:p>
+      <w:pPr>
+        <w:pStyle w:val="BodyText"/>
+        <w:spacing w:line="280" w:lineRule="auto"/>
+        <w:ind w:left="720"/>
+      </w:pPr>
+    </w:p>
+    <w:p>
+      <w:pPr>
+        <w:pStyle w:val="BodyText"/>
+        <w:spacing w:line="280" w:lineRule="auto"/>
+        <w:ind w:left="720"/>
+        <w:rPr>
+          <w:i/>
+          <w:iCs/>
+        </w:rPr>
+      </w:pPr>
+      <w:r>
+        <w:tab/>
+      </w:r>
+      <w:r>
+        <w:rPr>
+          <w:i/>
+          <w:iCs/>
+        </w:rPr>
+        <w:t xml:space="preserve">June 2026 – Present </w:t>
+      </w:r>
+      <w:r>
+        <w:t xml:space="preserve">| </w:t>
+      </w:r>
+      <w:r>
+        <w:rPr>
+          <w:i/>
+          <w:iCs/>
+        </w:rPr>
+        <w:t>Full-Time (35 hours/week)</w:t>
+      </w:r>
+    </w:p>
+    <w:p>
+      <w:pPr>
+        <w:pStyle w:val="BodyText"/>
+        <w:spacing w:line="280" w:lineRule="auto"/>
+        <w:ind w:left="720"/>
+        <w:rPr>
+          <w:i/>
+          <w:iCs/>
+        </w:rPr>
+      </w:pPr>
+    </w:p>
+    <w:p>
+      <w:pPr>
+        <w:pStyle w:val="BodyText"/>
+        <w:numPr>
+          <w:ilvl w:val="0"/>
+          <w:numId w:val="47"/>
+        </w:numPr>
+        <w:spacing w:line="280" w:lineRule="auto"/>
+        <w:rPr>
+          <w:i/>
+          <w:iCs/>
+        </w:rPr>
+      </w:pPr>
+      <w:r>
+        <w:t>Enforce municipal by-laws and provincial regulatory acts across rural and municipal lands, conducting vehicle and foot patrols to ensure public safety and resource protection.</w:t>
+      </w:r>
+    </w:p>
+    <w:p>
+      <w:pPr>
+        <w:pStyle w:val="BodyText"/>
+        <w:spacing w:line="280" w:lineRule="auto"/>
+        <w:ind w:left="2160"/>
+      </w:pPr>
+    </w:p>
+    <w:p>
+      <w:pPr>
+        <w:pStyle w:val="BodyText"/>
+        <w:numPr>
+          <w:ilvl w:val="0"/>
+          <w:numId w:val="47"/>
+        </w:numPr>
+        <w:spacing w:line="280" w:lineRule="auto"/>
+        <w:rPr>
+          <w:i/>
+          <w:iCs/>
+        </w:rPr>
+      </w:pPr>
+      <w:r>
+        <w:t xml:space="preserve">Investigate public complaints, inspect properties, gather physical evidence, record detailed notes in official logbooks, and prepare comprehensive prosecution files for legal counsel. </w:t>
+      </w:r>
+    </w:p>
+    <w:p>
+      <w:pPr>
+        <w:pStyle w:val="ListParagraph"/>
+        <w:rPr>
+          <w:i/>
+          <w:iCs/>
+        </w:rPr>
+      </w:pPr>
+    </w:p>
+    <w:p>
+      <w:pPr>
+        <w:pStyle w:val="BodyText"/>
+        <w:numPr>
+          <w:ilvl w:val="0"/>
+          <w:numId w:val="47"/>
+        </w:numPr>
+        <w:spacing w:line="280" w:lineRule="auto"/>
+        <w:rPr>
+          <w:i/>
+          <w:iCs/>
+        </w:rPr>
+      </w:pPr>
+      <w:r>
+        <w:t>De-escalate high-tension interpersonal conflicts with property owners, visitors, and land users, prioritizing voluntary compliance through public education before issuing formal penalties.</w:t>
+      </w:r>
+    </w:p>
+    <w:p>
+      <w:pPr>
+        <w:pStyle w:val="ListParagraph"/>
+        <w:rPr>
+          <w:i/>
+          <w:iCs/>
+        </w:rPr>
+      </w:pPr>
+    </w:p>
+    <w:p>
+      <w:pPr>
+        <w:pStyle w:val="BodyText"/>
+        <w:numPr>
+          <w:ilvl w:val="0"/>
+          <w:numId w:val="47"/>
+        </w:numPr>
+        <w:spacing w:line="280" w:lineRule="auto"/>
+        <w:rPr>
+          <w:i/>
+          <w:iCs/>
+        </w:rPr>
+      </w:pPr>
+      <w:r>
+        <w:t>Collaborate with external enforcement agencies, including the Royal Canadian Mounted Police (RCMP), provincial conservation officers, and municipal fire services during joint operational responses.</w:t>
+      </w:r>
+    </w:p>
+    <w:p>
+      <w:pPr>
+        <w:pStyle w:val="ListParagraph"/>
+      </w:pPr>
+    </w:p>
+    <w:p>
+      <w:pPr>
+        <w:pStyle w:val="BodyText"/>
+        <w:numPr>
+          <w:ilvl w:val="0"/>
+          <w:numId w:val="47"/>
+        </w:numPr>
+        <w:spacing w:line="280" w:lineRule="auto"/>
+        <w:rPr>
+          <w:i/>
+          <w:iCs/>
+        </w:rPr>
+      </w:pPr>
+      <w:r>
+        <w:t xml:space="preserve">Operate municipal patrol vehicles and specialized communication gear safety in diverse </w:t>
+      </w:r>
+      <w:r>
+        <w:t>weather and off-road rural conditions.</w:t>
+      </w:r>
+    </w:p>
+    <w:p>
+      <w:pPr>
+        <w:pStyle w:val="BodyText"/>
+        <w:spacing w:line="280" w:lineRule="auto"/>
+        <w:ind w:left="1440"/>
+      </w:pPr>
+    </w:p>
+    <w:p>
+      <w:pPr>
+        <w:pStyle w:val="BodyText"/>
+        <w:spacing w:line="280" w:lineRule="auto"/>
+        <w:ind w:left="1440"/>
+        <w:rPr>
+          <w:b/>
+          <w:bCs/>
+        </w:rPr>
+      </w:pPr>
+      <w:r>
+        <w:rPr>
+          <w:b/>
+          <w:bCs/>
+        </w:rPr>
+        <w:t>Prior Public Safety &amp; Technical Experience</w:t>
+      </w:r>
+    </w:p>
+    <w:p>
+      <w:pPr>
+        <w:pStyle w:val="BodyText"/>
+        <w:spacing w:line="280" w:lineRule="auto"/>
+        <w:ind w:left="1440"/>
+        <w:rPr>
+          <w:b/>
+          <w:bCs/>
+        </w:rPr>
+      </w:pPr>
+    </w:p>
+    <w:p>
+      <w:pPr>
+        <w:pStyle w:val="BodyText"/>
+        <w:numPr>
+          <w:ilvl w:val="0"/>
+          <w:numId w:val="49"/>
+        </w:numPr>
+        <w:spacing w:line="280" w:lineRule="auto"/>
+        <w:rPr>
+          <w:b/>
+          <w:bCs/>
+        </w:rPr>
+      </w:pPr>
+      <w:r>
+        <w:rPr>
+          <w:b/>
+          <w:bCs/>
+        </w:rPr>
+        <w:t xml:space="preserve">Campus Security Officer: </w:t>
+      </w:r>
+      <w:r>
+        <w:t>Maintained physical security, conducted facility patrols, enforced institutional policies, responded to medical and safety emergencies, and authored detailed incident reports.</w:t>
+      </w:r>
+    </w:p>
+    <w:p>
+      <w:pPr>
+        <w:pStyle w:val="BodyText"/>
+        <w:spacing w:line="280" w:lineRule="auto"/>
+        <w:ind w:left="2160"/>
+        <w:rPr>
+          <w:b/>
+          <w:bCs/>
+        </w:rPr>
+      </w:pPr>
+    </w:p>
+    <w:p>
+      <w:pPr>
+        <w:pStyle w:val="BodyText"/>
+        <w:numPr>
+          <w:ilvl w:val="0"/>
+          <w:numId w:val="49"/>
+        </w:numPr>
+        <w:spacing w:line="280" w:lineRule="auto"/>
+        <w:rPr>
+          <w:b/>
+          <w:bCs/>
+        </w:rPr>
+      </w:pPr>
+      <w:r>
+        <w:rPr>
+          <w:b/>
+          <w:bCs/>
+        </w:rPr>
+        <w:lastRenderedPageBreak/>
+        <w:t xml:space="preserve">Technical &amp; Operations Consulting: </w:t>
+      </w:r>
+      <w:r>
+        <w:t xml:space="preserve">Managed complex client communications, technical troubleshooting, and system compliance reporting under strict operational SLAs. </w:t>
+      </w:r>
+    </w:p>
+    <w:p>
+      <w:pPr>
+        <w:pStyle w:val="BodyText"/>
+        <w:spacing w:line="280" w:lineRule="auto"/>
+        <w:rPr>
+          <w:b/>
+          <w:bCs/>
+        </w:rPr>
+      </w:pPr>
+    </w:p>
+    <w:p>
+      <w:pPr>
+        <w:pStyle w:val="BodyText"/>
+        <w:spacing w:line="280" w:lineRule="auto"/>
+        <w:ind w:left="1440"/>
+        <w:rPr>
+          <w:b/>
+          <w:bCs/>
+        </w:rPr>
+      </w:pPr>
+      <w:r>
+        <w:rPr>
+          <w:b/>
+          <w:bCs/>
+        </w:rPr>
+        <w:t>Education &amp; Certifications</w:t>
+      </w:r>
+    </w:p>
+    <w:p>
+      <w:pPr>
+        <w:pStyle w:val="BodyText"/>
+        <w:spacing w:line="280" w:lineRule="auto"/>
+        <w:ind w:left="1440"/>
+        <w:rPr>
+          <w:b/>
+          <w:bCs/>
+        </w:rPr>
+      </w:pPr>
+    </w:p>
+    <w:p>
+      <w:pPr>
+        <w:pStyle w:val="BodyText"/>
+        <w:numPr>
+          <w:ilvl w:val="0"/>
+          <w:numId w:val="50"/>
+        </w:numPr>
+        <w:spacing w:line="280" w:lineRule="auto"/>
+        <w:rPr>
+          <w:b/>
+          <w:bCs/>
+        </w:rPr>
+      </w:pPr>
+      <w:r>
+        <w:rPr>
+          <w:b/>
+          <w:bCs/>
+        </w:rPr>
+        <w:t xml:space="preserve">Bachelor’s Degree / Relevant Post-Secondary Education </w:t>
+      </w:r>
+      <w:r>
+        <w:t>– St. Francis Xavier University, Antigonish, NS</w:t>
+      </w:r>
+    </w:p>
+    <w:p>
+      <w:pPr>
+        <w:pStyle w:val="BodyText"/>
+        <w:spacing w:line="280" w:lineRule="auto"/>
+        <w:ind w:left="2160"/>
+        <w:rPr>
+          <w:b/>
+          <w:bCs/>
+        </w:rPr>
+      </w:pPr>
+    </w:p>
+    <w:p>
+      <w:pPr>
+        <w:pStyle w:val="BodyText"/>
+        <w:numPr>
+          <w:ilvl w:val="0"/>
+          <w:numId w:val="50"/>
+        </w:numPr>
+        <w:spacing w:line="280" w:lineRule="auto"/>
+        <w:rPr>
+          <w:b/>
+          <w:bCs/>
+        </w:rPr>
+      </w:pPr>
+      <w:r>
+        <w:rPr>
+          <w:b/>
+          <w:bCs/>
+        </w:rPr>
+        <w:t xml:space="preserve">Incident Command System (ICS) Training </w:t>
+      </w:r>
+      <w:r>
+        <w:t>– Certified in standard emergency operational protocols</w:t>
+      </w:r>
+    </w:p>
+    <w:p>
+      <w:pPr>
+        <w:pStyle w:val="ListParagraph"/>
+        <w:rPr>
+          <w:b/>
+          <w:bCs/>
+        </w:rPr>
+      </w:pPr>
+    </w:p>
+    <w:p>
+      <w:pPr>
+        <w:pStyle w:val="BodyText"/>
+        <w:numPr>
+          <w:ilvl w:val="0"/>
+          <w:numId w:val="50"/>
+        </w:numPr>
+        <w:spacing w:line="280" w:lineRule="auto"/>
+        <w:rPr>
+          <w:b/>
+          <w:bCs/>
+        </w:rPr>
+      </w:pPr>
+      <w:r>
+        <w:rPr>
+          <w:b/>
+          <w:bCs/>
+        </w:rPr>
+        <w:t xml:space="preserve">Class 5 Driver’s License </w:t>
+      </w:r>
+      <w:r>
+        <w:t>– Clean abstract (valid for operating federal agency vehicles)</w:t>
+      </w:r>
+    </w:p>
+    <w:p>
+      <w:pPr>
+        <w:pStyle w:val="ListParagraph"/>
+        <w:rPr>
+          <w:b/>
+          <w:bCs/>
+        </w:rPr>
+      </w:pPr>
+    </w:p>
+    <w:p>
+      <w:pPr>
+        <w:pStyle w:val="BodyText"/>
+        <w:numPr>
+          <w:ilvl w:val="0"/>
+          <w:numId w:val="50"/>
+        </w:numPr>
+        <w:spacing w:line="280" w:lineRule="auto"/>
+        <w:rPr>
+          <w:b/>
+          <w:bCs/>
+        </w:rPr>
+      </w:pPr>
+      <w:r>
+        <w:rPr>
+          <w:b/>
+          <w:bCs/>
+        </w:rPr>
+        <w:t xml:space="preserve">First Aid &amp; CPR Certification </w:t>
+      </w:r>
+      <w:r>
+        <w:t>– Standard First Aid with CPR Level C / AED</w:t>
+      </w:r>
+    </w:p>
+    <w:p>
+      <w:pPr>
+        <w:pStyle w:val="ListParagraph"/>
+        <w:rPr>
+          <w:b/>
+          <w:bCs/>
+        </w:rPr>
+      </w:pPr>
+    </w:p>
+    <w:p>
+      <w:pPr>
+        <w:pStyle w:val="BodyText"/>
+        <w:spacing w:line="280" w:lineRule="auto"/>
+        <w:rPr>
+          <w:b/>
+          <w:bCs/>
+        </w:rPr>
+      </w:pPr>
+    </w:p>
+    <w:p>
+      <w:pPr>
+        <w:pStyle w:val="BodyText"/>
+        <w:spacing w:line="280" w:lineRule="auto"/>
+        <w:ind w:left="1440"/>
+        <w:rPr>
+          <w:b/>
+          <w:bCs/>
+        </w:rPr>
+      </w:pPr>
+      <w:r>
+        <w:rPr>
+          <w:b/>
+          <w:bCs/>
+        </w:rPr>
+        <w:t>How to Tailor Your Screening Answers</w:t>
+      </w:r>
+    </w:p>
+    <w:p>
+      <w:pPr>
+        <w:pStyle w:val="BodyText"/>
+        <w:spacing w:line="280" w:lineRule="auto"/>
+        <w:ind w:left="1440"/>
+        <w:rPr>
+          <w:b/>
+          <w:bCs/>
+        </w:rPr>
+      </w:pPr>
+    </w:p>
+    <w:p>
+      <w:pPr>
+        <w:pStyle w:val="BodyText"/>
+        <w:spacing w:line="280" w:lineRule="auto"/>
+        <w:ind w:left="1440"/>
+      </w:pPr>
+      <w:r>
+        <w:t xml:space="preserve">When applying </w:t>
+      </w:r>
+      <w:proofErr w:type="gramStart"/>
+      <w:r>
+        <w:t>on</w:t>
+      </w:r>
+      <w:proofErr w:type="gramEnd"/>
+      <w:r>
+        <w:t xml:space="preserve"> GC Jobs for a GT-03 / GT-04 Park Warden competition, you will encounter questionnaire text boxes mapped directly to the job’s Essential Qualifications. Frame your By-law Officer experience using this exact structure:</w:t>
+      </w:r>
+    </w:p>
+    <w:p>
+      <w:pPr>
+        <w:pStyle w:val="BodyText"/>
+        <w:spacing w:line="280" w:lineRule="auto"/>
+        <w:ind w:left="1440"/>
+      </w:pPr>
+    </w:p>
+    <w:p>
+      <w:pPr>
+        <w:pStyle w:val="BodyText"/>
+        <w:spacing w:line="280" w:lineRule="auto"/>
+        <w:ind w:left="1440"/>
+        <w:rPr>
+          <w:b/>
+          <w:bCs/>
+        </w:rPr>
+      </w:pPr>
+      <w:r>
+        <w:rPr>
+          <w:b/>
+          <w:bCs/>
+        </w:rPr>
+        <w:t>Federal Screening Answer Mapping</w:t>
+      </w:r>
+    </w:p>
+    <w:p>
+      <w:pPr>
+        <w:pStyle w:val="BodyText"/>
+        <w:spacing w:line="280" w:lineRule="auto"/>
+        <w:ind w:left="1440"/>
+        <w:rPr>
+          <w:b/>
+          <w:bCs/>
+        </w:rPr>
+      </w:pPr>
+    </w:p>
+    <w:tbl>
+      <w:tblPr>
+        <w:tblStyle w:val="TableGrid"/>
+        <w:tblW w:w="0" w:type="auto"/>
+        <w:tblInd w:w="1440" w:type="dxa"/>
+        <w:tblLook w:val="04A0" w:firstRow="1" w:lastRow="0" w:firstColumn="1" w:lastColumn="0" w:noHBand="0" w:noVBand="1"/>
+      </w:tblPr>
+      <w:tblGrid>
+        <w:gridCol w:w="4039"/>
+        <w:gridCol w:w="4097"/>
+      </w:tblGrid>
+      <w:tr>
+        <w:tc>
+          <w:tcPr>
+            <w:tcW w:w="4039" w:type="dxa"/>
+          </w:tcPr>
+          <w:p>
+            <w:pPr>
+              <w:pStyle w:val="BodyText"/>
+              <w:spacing w:line="280" w:lineRule="auto"/>
+              <w:rPr>
+                <w:b/>
+                <w:bCs/>
+              </w:rPr>
+            </w:pPr>
+            <w:r>
+              <w:rPr>
+                <w:b/>
+                <w:bCs/>
+              </w:rPr>
+              <w:t>Parks Canada Merit Criterion</w:t>
+            </w:r>
+          </w:p>
+        </w:tc>
+        <w:tc>
+          <w:tcPr>
+            <w:tcW w:w="4097" w:type="dxa"/>
+          </w:tcPr>
+          <w:p>
+            <w:pPr>
+              <w:pStyle w:val="BodyText"/>
+              <w:spacing w:line="280" w:lineRule="auto"/>
+              <w:rPr>
+                <w:b/>
+                <w:bCs/>
+              </w:rPr>
+            </w:pPr>
+            <w:r>
+              <w:rPr>
+                <w:b/>
+                <w:bCs/>
+              </w:rPr>
+              <w:t>How to Frame Your By-law Experience</w:t>
+            </w:r>
+          </w:p>
+        </w:tc>
+      </w:tr>
+      <w:tr>
+        <w:tc>
+          <w:tcPr>
+            <w:tcW w:w="4039" w:type="dxa"/>
+          </w:tcPr>
+          <w:p>
+            <w:pPr>
+              <w:pStyle w:val="BodyText"/>
+              <w:spacing w:line="280" w:lineRule="auto"/>
+              <w:rPr>
+                <w:b/>
+                <w:bCs/>
+              </w:rPr>
+            </w:pPr>
+            <w:r>
+              <w:rPr>
+                <w:b/>
+                <w:bCs/>
+              </w:rPr>
+              <w:t>Experience enforcing acts, regulations, or legislation</w:t>
+            </w:r>
+          </w:p>
+        </w:tc>
+        <w:tc>
+          <w:tcPr>
+            <w:tcW w:w="4097" w:type="dxa"/>
+          </w:tcPr>
+          <w:p>
+            <w:pPr>
+              <w:pStyle w:val="BodyText"/>
+              <w:spacing w:line="280" w:lineRule="auto"/>
+            </w:pPr>
+            <w:r>
+              <w:t>"From June 2026 to present, as a By-law Enforcement Officer for the Municipality of the County of Antigonish, I routinely enforce municipal land-use and safety by-laws and relevant provincial statutes. I interpret regulatory text, issue official warnings and tickets, and verify compliance across public and private properties."</w:t>
+            </w:r>
+          </w:p>
+        </w:tc>
+      </w:tr>
+      <w:tr>
+        <w:tc>
+          <w:tcPr>
+            <w:tcW w:w="4039" w:type="dxa"/>
+          </w:tcPr>
+          <w:p>
+            <w:pPr>
+              <w:pStyle w:val="BodyText"/>
+              <w:spacing w:line="280" w:lineRule="auto"/>
+              <w:rPr>
+                <w:b/>
+                <w:bCs/>
+              </w:rPr>
+            </w:pPr>
+            <w:r>
+              <w:rPr>
+                <w:b/>
+                <w:bCs/>
+              </w:rPr>
+              <w:t xml:space="preserve">Experience conducting </w:t>
+            </w:r>
+            <w:r>
+              <w:rPr>
+                <w:b/>
+                <w:bCs/>
+              </w:rPr>
+              <w:lastRenderedPageBreak/>
+              <w:t>investigations and gathering evidence</w:t>
+            </w:r>
+          </w:p>
+        </w:tc>
+        <w:tc>
+          <w:tcPr>
+            <w:tcW w:w="4097" w:type="dxa"/>
+          </w:tcPr>
+          <w:p>
+            <w:pPr>
+              <w:pStyle w:val="BodyText"/>
+              <w:spacing w:line="280" w:lineRule="auto"/>
+            </w:pPr>
+            <w:r>
+              <w:lastRenderedPageBreak/>
+              <w:t xml:space="preserve">"In my current role as a By-law </w:t>
+            </w:r>
+            <w:r>
+              <w:lastRenderedPageBreak/>
+              <w:t>Enforcement Officer, I conduct formal field investigations into regulatory infractions. I interview witnesses, collect physical evidence, document scenes with photography and detailed logbook entries, and compile formal prosecution packages for legal proceedings."</w:t>
+            </w:r>
+          </w:p>
+        </w:tc>
+      </w:tr>
+      <w:tr>
+        <w:tc>
+          <w:tcPr>
+            <w:tcW w:w="4039" w:type="dxa"/>
+          </w:tcPr>
+          <w:p>
+            <w:pPr>
+              <w:pStyle w:val="BodyText"/>
+              <w:spacing w:line="280" w:lineRule="auto"/>
+              <w:rPr>
+                <w:b/>
+                <w:bCs/>
+              </w:rPr>
+            </w:pPr>
+            <w:r>
+              <w:rPr>
+                <w:b/>
+                <w:bCs/>
+              </w:rPr>
+              <w:lastRenderedPageBreak/>
+              <w:t>Experience in public contact and conflict resolution</w:t>
+            </w:r>
+          </w:p>
+        </w:tc>
+        <w:tc>
+          <w:tcPr>
+            <w:tcW w:w="4097" w:type="dxa"/>
+          </w:tcPr>
+          <w:p>
+            <w:pPr>
+              <w:pStyle w:val="BodyText"/>
+              <w:spacing w:line="280" w:lineRule="auto"/>
+            </w:pPr>
+            <w:r>
+              <w:t>"In my daily patrols as a By-law Enforcement Officer, I interact with members of the public in potentially contentious situations. I utilize verbal de-escalation techniques to resolve non-compliance issues peacefully, educating citizens on regulatory rationale while maintaining public safety."</w:t>
+            </w:r>
+          </w:p>
+        </w:tc>
+      </w:tr>
+    </w:tbl>
+    <w:p>
+      <w:pPr>
+        <w:pStyle w:val="BodyText"/>
+        <w:spacing w:line="280" w:lineRule="auto"/>
+        <w:ind w:left="1440"/>
+        <w:rPr>
+          <w:b/>
+          <w:bCs/>
+        </w:rPr>
+      </w:pPr>
+    </w:p>
+    <w:p>
+      <w:pPr>
+        <w:pStyle w:val="BodyText"/>
+        <w:spacing w:line="280" w:lineRule="auto"/>
+      </w:pPr>
+      <w:r>
+        <w:tab/>
+      </w:r>
+    </w:p>
+    <w:p>
+      <w:pPr>
+        <w:pStyle w:val="BodyText"/>
+        <w:spacing w:line="280" w:lineRule="auto"/>
+      </w:pPr>
+      <w:r>
+        <w:t>Here are two complete, copy-paste</w:t>
+      </w:r>
+      <w:r>
+        <w:t>-</w:t>
+      </w:r>
+      <w:r>
+        <w:t>able screening answers tailored specifically to your experience as a By-law Enforcement Officer in Antigonish County.</w:t>
+      </w:r>
+    </w:p>
+    <w:p>
+      <w:pPr>
+        <w:pStyle w:val="BodyText"/>
+        <w:spacing w:line="280" w:lineRule="auto"/>
+      </w:pPr>
+    </w:p>
+    <w:p>
+      <w:pPr>
+        <w:pStyle w:val="BodyText"/>
+        <w:spacing w:line="280" w:lineRule="auto"/>
+      </w:pPr>
+      <w:r>
+        <w:t>When submitting these on GC Jobs, paste them directly into the corresponding questionnaire text boxes. Make sure to keep the exact phrasing, as federal HR advisors screen against these literal details.</w:t>
+      </w:r>
+    </w:p>
+    <w:p>
+      <w:pPr>
+        <w:pStyle w:val="BodyText"/>
+        <w:spacing w:line="280" w:lineRule="auto"/>
+      </w:pPr>
+    </w:p>
+    <w:p>
+      <w:pPr>
+        <w:pStyle w:val="BodyText"/>
+        <w:numPr>
+          <w:ilvl w:val="0"/>
+          <w:numId w:val="51"/>
+        </w:numPr>
+        <w:spacing w:line="280" w:lineRule="auto"/>
+        <w:rPr>
+          <w:b/>
+          <w:bCs/>
+        </w:rPr>
+      </w:pPr>
+      <w:r>
+        <w:rPr>
+          <w:b/>
+          <w:bCs/>
+        </w:rPr>
+        <w:t>Screening Answer: Enforcement &amp; Regulatory Experience</w:t>
+      </w:r>
+    </w:p>
+    <w:p>
+      <w:pPr>
+        <w:pStyle w:val="BodyText"/>
+        <w:spacing w:line="280" w:lineRule="auto"/>
+        <w:ind w:left="720"/>
+        <w:rPr>
+          <w:b/>
+          <w:bCs/>
+        </w:rPr>
+      </w:pPr>
+    </w:p>
+    <w:p>
+      <w:pPr>
+        <w:pStyle w:val="BodyText"/>
+        <w:spacing w:line="280" w:lineRule="auto"/>
+        <w:ind w:left="720"/>
+        <w:rPr>
+          <w:i/>
+          <w:iCs/>
+        </w:rPr>
+      </w:pPr>
+      <w:r>
+        <w:rPr>
+          <w:b/>
+          <w:bCs/>
+        </w:rPr>
+        <w:t>Criterion:</w:t>
+      </w:r>
+      <w:r>
+        <w:t xml:space="preserve"> </w:t>
+      </w:r>
+      <w:r>
+        <w:rPr>
+          <w:i/>
+          <w:iCs/>
+        </w:rPr>
+        <w:t>Experience enforcing acts, regulations, or legislation, including conducting inspections and issuing compliance orders or penalties.</w:t>
+      </w:r>
+    </w:p>
+    <w:p>
+      <w:pPr>
+        <w:pStyle w:val="BodyText"/>
+        <w:spacing w:line="280" w:lineRule="auto"/>
+        <w:ind w:left="720"/>
+      </w:pPr>
+    </w:p>
+    <w:p>
+      <w:pPr>
+        <w:pStyle w:val="BodyText"/>
+        <w:spacing w:line="280" w:lineRule="auto"/>
+        <w:ind w:left="720"/>
+        <w:rPr>
+          <w:i/>
+          <w:iCs/>
+        </w:rPr>
+      </w:pPr>
+      <w:r>
+        <w:rPr>
+          <w:i/>
+          <w:iCs/>
+        </w:rPr>
+        <w:t>From</w:t>
+      </w:r>
+      <w:r>
+        <w:t xml:space="preserve"> </w:t>
+      </w:r>
+      <w:r>
+        <w:rPr>
+          <w:b/>
+          <w:bCs/>
+        </w:rPr>
+        <w:t>June 2026 to present</w:t>
+      </w:r>
+      <w:r>
+        <w:t xml:space="preserve">, </w:t>
+      </w:r>
+      <w:r>
+        <w:rPr>
+          <w:i/>
+          <w:iCs/>
+        </w:rPr>
+        <w:t>in my role as a</w:t>
+      </w:r>
+      <w:r>
+        <w:t xml:space="preserve"> </w:t>
+      </w:r>
+      <w:r>
+        <w:rPr>
+          <w:b/>
+          <w:bCs/>
+        </w:rPr>
+        <w:t>By-law Enforcement Officer</w:t>
+      </w:r>
+      <w:r>
+        <w:t xml:space="preserve"> </w:t>
+      </w:r>
+      <w:r>
+        <w:rPr>
+          <w:i/>
+          <w:iCs/>
+        </w:rPr>
+        <w:t>for the</w:t>
+      </w:r>
+      <w:r>
+        <w:t xml:space="preserve"> </w:t>
+      </w:r>
+      <w:r>
+        <w:rPr>
+          <w:b/>
+          <w:bCs/>
+        </w:rPr>
+        <w:t>Municipality of the County of Antigonish</w:t>
+      </w:r>
+      <w:r>
+        <w:t xml:space="preserve">, </w:t>
+      </w:r>
+      <w:r>
+        <w:rPr>
+          <w:i/>
+          <w:iCs/>
+        </w:rPr>
+        <w:t>I routinely enforce municipal land-use, safety, and regulatory by-laws alongside applicable provincial statutes across rural and residential areas.</w:t>
+      </w:r>
+    </w:p>
+    <w:p>
+      <w:pPr>
+        <w:pStyle w:val="BodyText"/>
+        <w:spacing w:line="280" w:lineRule="auto"/>
+        <w:ind w:left="720"/>
+        <w:rPr>
+          <w:i/>
+          <w:iCs/>
+        </w:rPr>
+      </w:pPr>
+    </w:p>
+    <w:p>
+      <w:pPr>
+        <w:pStyle w:val="BodyText"/>
+        <w:spacing w:line="280" w:lineRule="auto"/>
+        <w:ind w:left="720"/>
+        <w:rPr>
+          <w:i/>
+          <w:iCs/>
+        </w:rPr>
+      </w:pPr>
+      <w:r>
+        <w:rPr>
+          <w:i/>
+          <w:iCs/>
+        </w:rPr>
+        <w:t>In this position, my primary duties include:</w:t>
+      </w:r>
+    </w:p>
+    <w:p>
+      <w:pPr>
+        <w:pStyle w:val="BodyText"/>
+        <w:spacing w:line="280" w:lineRule="auto"/>
+        <w:ind w:left="720"/>
+        <w:rPr>
+          <w:i/>
+          <w:iCs/>
+        </w:rPr>
+      </w:pPr>
+    </w:p>
+    <w:p>
+      <w:pPr>
+        <w:pStyle w:val="BodyText"/>
+        <w:numPr>
+          <w:ilvl w:val="0"/>
+          <w:numId w:val="52"/>
+        </w:numPr>
+        <w:spacing w:line="280" w:lineRule="auto"/>
+        <w:rPr>
+          <w:i/>
+          <w:iCs/>
+        </w:rPr>
+      </w:pPr>
+      <w:r>
+        <w:rPr>
+          <w:b/>
+          <w:bCs/>
+        </w:rPr>
+        <w:t>Conducting Field Inspections &amp; Patrols:</w:t>
+      </w:r>
+      <w:r>
+        <w:rPr>
+          <w:i/>
+          <w:iCs/>
+        </w:rPr>
+        <w:t xml:space="preserve"> I independently execute routine and targeted field inspections across municipal properties, roadways, and private sites to monitor adherence to local and provincial </w:t>
+      </w:r>
+      <w:r>
+        <w:rPr>
+          <w:i/>
+          <w:iCs/>
+        </w:rPr>
+        <w:lastRenderedPageBreak/>
+        <w:t>legislation.</w:t>
+      </w:r>
+    </w:p>
+    <w:p>
+      <w:pPr>
+        <w:pStyle w:val="BodyText"/>
+        <w:spacing w:line="280" w:lineRule="auto"/>
+        <w:ind w:left="1440"/>
+        <w:rPr>
+          <w:b/>
+          <w:bCs/>
+        </w:rPr>
+      </w:pPr>
+    </w:p>
+    <w:p>
+      <w:pPr>
+        <w:pStyle w:val="BodyText"/>
+        <w:spacing w:line="280" w:lineRule="auto"/>
+        <w:ind w:left="1440"/>
+        <w:rPr>
+          <w:i/>
+          <w:iCs/>
+        </w:rPr>
+      </w:pPr>
+    </w:p>
+    <w:p>
+      <w:pPr>
+        <w:pStyle w:val="BodyText"/>
+        <w:spacing w:line="280" w:lineRule="auto"/>
+      </w:pPr>
+    </w:p>
+    <w:p>
+      <w:pPr>
+        <w:pStyle w:val="BodyText"/>
+        <w:numPr>
+          <w:ilvl w:val="0"/>
+          <w:numId w:val="52"/>
+        </w:numPr>
+        <w:spacing w:line="280" w:lineRule="auto"/>
+      </w:pPr>
+      <w:r>
+        <w:rPr>
+          <w:b/>
+          <w:bCs/>
+        </w:rPr>
+        <w:t>Interpreting &amp; Applying Legal Frameworks:</w:t>
+      </w:r>
+      <w:r>
+        <w:t xml:space="preserve"> I analyze complex legislative text and statutory requirements to determine whether an infraction or non-compliance has occurred during field investigations.</w:t>
+      </w:r>
+    </w:p>
+    <w:p>
+      <w:pPr>
+        <w:pStyle w:val="BodyText"/>
+        <w:spacing w:line="280" w:lineRule="auto"/>
+        <w:ind w:left="1440"/>
+        <w:rPr>
+          <w:b/>
+          <w:bCs/>
+        </w:rPr>
+      </w:pPr>
+    </w:p>
+    <w:p>
+      <w:pPr>
+        <w:pStyle w:val="BodyText"/>
+        <w:numPr>
+          <w:ilvl w:val="0"/>
+          <w:numId w:val="52"/>
+        </w:numPr>
+        <w:spacing w:line="280" w:lineRule="auto"/>
+      </w:pPr>
+      <w:r>
+        <w:rPr>
+          <w:b/>
+          <w:bCs/>
+        </w:rPr>
+        <w:t>Issuing Compliance Orders &amp; Penalties:</w:t>
+      </w:r>
+      <w:r>
+        <w:t xml:space="preserve"> When non-compliance is identified, I exercise statutory authority by issuing formal verbal warnings, written notices of violation, summary offence tickets, and compliance orders.</w:t>
+      </w:r>
+    </w:p>
+    <w:p>
+      <w:pPr>
+        <w:pStyle w:val="ListParagraph"/>
+      </w:pPr>
+    </w:p>
+    <w:p>
+      <w:pPr>
+        <w:pStyle w:val="BodyText"/>
+        <w:numPr>
+          <w:ilvl w:val="0"/>
+          <w:numId w:val="52"/>
+        </w:numPr>
+        <w:spacing w:line="280" w:lineRule="auto"/>
+      </w:pPr>
+      <w:r>
+        <w:rPr>
+          <w:b/>
+          <w:bCs/>
+        </w:rPr>
+        <w:t>Evidence &amp; Prosecution Support:</w:t>
+      </w:r>
+      <w:r>
+        <w:t xml:space="preserve"> I maintain official, contemporaneous notes in field logbooks, secure physical and digital evidence, photograph infraction sites, and compile comprehensive case files for municipal legal counsel to support court proceedings.</w:t>
+      </w:r>
+    </w:p>
+    <w:p>
+      <w:pPr>
+        <w:pStyle w:val="ListParagraph"/>
+      </w:pPr>
+    </w:p>
+    <w:p>
+      <w:pPr>
+        <w:pStyle w:val="BodyText"/>
+        <w:spacing w:line="280" w:lineRule="auto"/>
+        <w:ind w:left="720"/>
+      </w:pPr>
+      <w:r>
+        <w:t>Through this work, I ensure regulatory compliance while balancing public safety, statutory fairness, and due process.</w:t>
+      </w:r>
+    </w:p>
+    <w:p>
+      <w:pPr>
+        <w:pStyle w:val="BodyText"/>
+        <w:spacing w:line="280" w:lineRule="auto"/>
+        <w:ind w:left="720"/>
+      </w:pPr>
+    </w:p>
+    <w:p>
+      <w:pPr>
+        <w:pStyle w:val="BodyText"/>
+        <w:numPr>
+          <w:ilvl w:val="0"/>
+          <w:numId w:val="51"/>
+        </w:numPr>
+        <w:spacing w:line="280" w:lineRule="auto"/>
+        <w:rPr>
+          <w:b/>
+          <w:bCs/>
+        </w:rPr>
+      </w:pPr>
+      <w:r>
+        <w:rPr>
+          <w:b/>
+          <w:bCs/>
+        </w:rPr>
+        <w:t>Screening Answer: Conflict Resolution &amp; De-escalation Experience</w:t>
+      </w:r>
+    </w:p>
+    <w:p>
+      <w:pPr>
+        <w:pStyle w:val="BodyText"/>
+        <w:spacing w:line="280" w:lineRule="auto"/>
+        <w:ind w:left="720"/>
+        <w:rPr>
+          <w:b/>
+          <w:bCs/>
+        </w:rPr>
+      </w:pPr>
+    </w:p>
+    <w:p>
+      <w:pPr>
+        <w:pStyle w:val="BodyText"/>
+        <w:spacing w:line="280" w:lineRule="auto"/>
+        <w:ind w:left="720"/>
+        <w:rPr>
+          <w:i/>
+          <w:iCs/>
+        </w:rPr>
+      </w:pPr>
+      <w:r>
+        <w:rPr>
+          <w:b/>
+          <w:bCs/>
+        </w:rPr>
+        <w:t>Criterion:</w:t>
+      </w:r>
+      <w:r>
+        <w:t xml:space="preserve"> </w:t>
+      </w:r>
+      <w:r>
+        <w:rPr>
+          <w:i/>
+          <w:iCs/>
+        </w:rPr>
+        <w:t>Experience communicating with the public in high-stress or contentious situations, utilizing de-escalation techniques to achieve compliance or resolve disputes.</w:t>
+      </w:r>
+    </w:p>
+    <w:p>
+      <w:pPr>
+        <w:pStyle w:val="BodyText"/>
+        <w:spacing w:line="280" w:lineRule="auto"/>
+        <w:ind w:left="720"/>
+      </w:pPr>
+    </w:p>
+    <w:p>
+      <w:pPr>
+        <w:pStyle w:val="BodyText"/>
+        <w:spacing w:line="280" w:lineRule="auto"/>
+        <w:ind w:left="720"/>
+        <w:rPr>
+          <w:i/>
+          <w:iCs/>
+          <w:lang w:val="en-CA"/>
+        </w:rPr>
+      </w:pPr>
+      <w:r>
+        <w:rPr>
+          <w:i/>
+          <w:iCs/>
+          <w:lang w:val="en-CA"/>
+        </w:rPr>
+        <w:t>From</w:t>
+      </w:r>
+      <w:r>
+        <w:rPr>
+          <w:lang w:val="en-CA"/>
+        </w:rPr>
+        <w:t xml:space="preserve"> </w:t>
+      </w:r>
+      <w:r>
+        <w:rPr>
+          <w:b/>
+          <w:bCs/>
+          <w:lang w:val="en-CA"/>
+        </w:rPr>
+        <w:t>June 2026 to present</w:t>
+      </w:r>
+      <w:r>
+        <w:rPr>
+          <w:lang w:val="en-CA"/>
+        </w:rPr>
+        <w:t xml:space="preserve">, </w:t>
+      </w:r>
+      <w:r>
+        <w:rPr>
+          <w:i/>
+          <w:iCs/>
+          <w:lang w:val="en-CA"/>
+        </w:rPr>
+        <w:t>as a</w:t>
+      </w:r>
+      <w:r>
+        <w:rPr>
+          <w:lang w:val="en-CA"/>
+        </w:rPr>
+        <w:t xml:space="preserve"> </w:t>
+      </w:r>
+      <w:r>
+        <w:rPr>
+          <w:b/>
+          <w:bCs/>
+          <w:lang w:val="en-CA"/>
+        </w:rPr>
+        <w:t>By-law Enforcement Officer</w:t>
+      </w:r>
+      <w:r>
+        <w:rPr>
+          <w:lang w:val="en-CA"/>
+        </w:rPr>
+        <w:t xml:space="preserve"> </w:t>
+      </w:r>
+      <w:r>
+        <w:rPr>
+          <w:i/>
+          <w:iCs/>
+          <w:lang w:val="en-CA"/>
+        </w:rPr>
+        <w:t>with the</w:t>
+      </w:r>
+      <w:r>
+        <w:rPr>
+          <w:lang w:val="en-CA"/>
+        </w:rPr>
+        <w:t xml:space="preserve"> </w:t>
+      </w:r>
+      <w:r>
+        <w:rPr>
+          <w:b/>
+          <w:bCs/>
+          <w:lang w:val="en-CA"/>
+        </w:rPr>
+        <w:t>Municipality of the County of Antigonish</w:t>
+      </w:r>
+      <w:r>
+        <w:rPr>
+          <w:lang w:val="en-CA"/>
+        </w:rPr>
+        <w:t xml:space="preserve">, </w:t>
+      </w:r>
+      <w:r>
+        <w:rPr>
+          <w:i/>
+          <w:iCs/>
+          <w:lang w:val="en-CA"/>
+        </w:rPr>
+        <w:t xml:space="preserve">I interact daily with residents, property owners, and visitors in </w:t>
+      </w:r>
+      <w:r>
+        <w:rPr>
+          <w:i/>
+          <w:iCs/>
+          <w:lang w:val="en-CA"/>
+        </w:rPr>
+        <w:t>high stress</w:t>
+      </w:r>
+      <w:r>
+        <w:rPr>
+          <w:i/>
+          <w:iCs/>
+          <w:lang w:val="en-CA"/>
+        </w:rPr>
+        <w:t>, emotionally charged, and potentially hostile environments.</w:t>
+      </w:r>
+    </w:p>
+    <w:p>
+      <w:pPr>
+        <w:pStyle w:val="BodyText"/>
+        <w:spacing w:line="280" w:lineRule="auto"/>
+        <w:ind w:left="720"/>
+        <w:rPr>
+          <w:i/>
+          <w:iCs/>
+          <w:lang w:val="en-CA"/>
+        </w:rPr>
+      </w:pPr>
+    </w:p>
+    <w:p>
+      <w:pPr>
+        <w:pStyle w:val="BodyText"/>
+        <w:spacing w:line="280" w:lineRule="auto"/>
+        <w:ind w:left="720"/>
+        <w:rPr>
+          <w:i/>
+          <w:iCs/>
+          <w:lang w:val="en-CA"/>
+        </w:rPr>
+      </w:pPr>
+      <w:r>
+        <w:rPr>
+          <w:i/>
+          <w:iCs/>
+          <w:lang w:val="en-CA"/>
+        </w:rPr>
+        <w:t>My practical experience in conflict resolution includes:</w:t>
+      </w:r>
+    </w:p>
+    <w:p>
+      <w:pPr>
+        <w:pStyle w:val="BodyText"/>
+        <w:spacing w:line="280" w:lineRule="auto"/>
+        <w:ind w:left="720"/>
+        <w:rPr>
+          <w:i/>
+          <w:iCs/>
+          <w:lang w:val="en-CA"/>
+        </w:rPr>
+      </w:pPr>
+    </w:p>
+    <w:p>
+      <w:pPr>
+        <w:pStyle w:val="BodyText"/>
+        <w:numPr>
+          <w:ilvl w:val="0"/>
+          <w:numId w:val="54"/>
+        </w:numPr>
+        <w:spacing w:line="280" w:lineRule="auto"/>
+        <w:rPr>
+          <w:i/>
+          <w:iCs/>
+          <w:lang w:val="en-CA"/>
+        </w:rPr>
+      </w:pPr>
+      <w:r>
+        <w:rPr>
+          <w:b/>
+          <w:bCs/>
+        </w:rPr>
+        <w:t>Verbal De-escalation in the Field:</w:t>
+      </w:r>
+      <w:r>
+        <w:t xml:space="preserve"> </w:t>
+      </w:r>
+      <w:r>
+        <w:rPr>
+          <w:i/>
+          <w:iCs/>
+        </w:rPr>
+        <w:t>I frequently respond to active property disputes, noise complaints, and illegal land-use reports where property owners or alleged offenders display frustration or hostility. I utilize active listening, calm vocal modulation, and professional assertiveness to de-escalate tension safety and prevent verbal conflicts from escalating into physical safety risks.</w:t>
+      </w:r>
+    </w:p>
+    <w:p>
+      <w:pPr>
+        <w:pStyle w:val="BodyText"/>
+        <w:spacing w:line="280" w:lineRule="auto"/>
+        <w:ind w:left="1440"/>
+        <w:rPr>
+          <w:b/>
+          <w:bCs/>
+        </w:rPr>
+      </w:pPr>
+    </w:p>
+    <w:p>
+      <w:pPr>
+        <w:pStyle w:val="BodyText"/>
+        <w:spacing w:line="280" w:lineRule="auto"/>
+        <w:ind w:left="1440"/>
+        <w:rPr>
+          <w:b/>
+          <w:bCs/>
+        </w:rPr>
+      </w:pPr>
+    </w:p>
+    <w:p>
+      <w:pPr>
+        <w:pStyle w:val="BodyText"/>
+        <w:spacing w:line="280" w:lineRule="auto"/>
+        <w:ind w:left="1440"/>
+        <w:rPr>
+          <w:b/>
+          <w:bCs/>
+        </w:rPr>
+      </w:pPr>
+    </w:p>
+    <w:p>
+      <w:pPr>
+        <w:pStyle w:val="BodyText"/>
+        <w:spacing w:line="280" w:lineRule="auto"/>
+        <w:ind w:left="1440"/>
+        <w:rPr>
+          <w:i/>
+          <w:iCs/>
+          <w:lang w:val="en-CA"/>
+        </w:rPr>
+      </w:pPr>
+    </w:p>
+    <w:p>
+      <w:pPr>
+        <w:pStyle w:val="BodyText"/>
+        <w:spacing w:line="280" w:lineRule="auto"/>
+        <w:ind w:left="1440"/>
+        <w:rPr>
+          <w:i/>
+          <w:iCs/>
+          <w:lang w:val="en-CA"/>
+        </w:rPr>
+      </w:pPr>
+    </w:p>
+    <w:p>
+      <w:pPr>
+        <w:pStyle w:val="BodyText"/>
+        <w:numPr>
+          <w:ilvl w:val="0"/>
+          <w:numId w:val="54"/>
+        </w:numPr>
+        <w:spacing w:line="280" w:lineRule="auto"/>
+        <w:rPr>
+          <w:i/>
+          <w:iCs/>
+          <w:lang w:val="en-CA"/>
+        </w:rPr>
+      </w:pPr>
+      <w:r>
+        <w:rPr>
+          <w:b/>
+          <w:bCs/>
+        </w:rPr>
+        <w:t>Public Education &amp; Voluntary Compliance:</w:t>
+      </w:r>
+      <w:r>
+        <w:rPr>
+          <w:i/>
+          <w:iCs/>
+        </w:rPr>
+        <w:t xml:space="preserve"> Rather than relying solely on punitive measures, I focus on explaining the rationale behind specific regulations. By clearly communicating how compliance benefits the broader community and environment, I successfully </w:t>
+      </w:r>
+      <w:proofErr w:type="gramStart"/>
+      <w:r>
+        <w:rPr>
+          <w:i/>
+          <w:iCs/>
+        </w:rPr>
+        <w:t>resolve</w:t>
+      </w:r>
+      <w:proofErr w:type="gramEnd"/>
+      <w:r>
+        <w:rPr>
+          <w:i/>
+          <w:iCs/>
+        </w:rPr>
+        <w:t xml:space="preserve"> </w:t>
+      </w:r>
+      <w:proofErr w:type="gramStart"/>
+      <w:r>
+        <w:rPr>
+          <w:i/>
+          <w:iCs/>
+        </w:rPr>
+        <w:t>the majority of</w:t>
+      </w:r>
+      <w:proofErr w:type="gramEnd"/>
+      <w:r>
+        <w:rPr>
+          <w:i/>
+          <w:iCs/>
+        </w:rPr>
+        <w:t xml:space="preserve"> non-compliance issues voluntarily without needing to issue formal fines or citations.</w:t>
+      </w:r>
+    </w:p>
+    <w:p>
+      <w:pPr>
+        <w:pStyle w:val="BodyText"/>
+        <w:spacing w:line="280" w:lineRule="auto"/>
+        <w:ind w:left="1440"/>
+        <w:rPr>
+          <w:b/>
+          <w:bCs/>
+        </w:rPr>
+      </w:pPr>
+    </w:p>
+    <w:p>
+      <w:pPr>
+        <w:pStyle w:val="BodyText"/>
+        <w:numPr>
+          <w:ilvl w:val="0"/>
+          <w:numId w:val="54"/>
+        </w:numPr>
+        <w:spacing w:line="280" w:lineRule="auto"/>
+        <w:rPr>
+          <w:i/>
+          <w:iCs/>
+          <w:lang w:val="en-CA"/>
+        </w:rPr>
+      </w:pPr>
+      <w:r>
+        <w:rPr>
+          <w:b/>
+          <w:bCs/>
+        </w:rPr>
+        <w:t>Managing Diverse Stakeholders:</w:t>
+      </w:r>
+      <w:r>
+        <w:rPr>
+          <w:i/>
+          <w:iCs/>
+        </w:rPr>
+        <w:t xml:space="preserve"> In previous roles as an Admitting Clerk with the Nova Scotia Health Authority and in public safety/customer-facing positions, I developed strong interpersonal skills under pressure, communicating effectively with individuals from diverse socioeconomic backgrounds during critical situations.</w:t>
+      </w:r>
+    </w:p>
+    <w:p>
+      <w:pPr>
+        <w:pStyle w:val="ListParagraph"/>
+        <w:rPr>
+          <w:i/>
+          <w:iCs/>
+          <w:lang w:val="en-CA"/>
+        </w:rPr>
+      </w:pPr>
+    </w:p>
+    <w:p>
+      <w:pPr>
+        <w:pStyle w:val="BodyText"/>
+        <w:spacing w:line="280" w:lineRule="auto"/>
+        <w:ind w:left="1080"/>
+        <w:rPr>
+          <w:i/>
+          <w:iCs/>
+          <w:lang w:val="en-CA"/>
+        </w:rPr>
+      </w:pPr>
+      <w:r>
+        <w:rPr>
+          <w:i/>
+          <w:iCs/>
+        </w:rPr>
+        <w:t>This combination of professional boundary-setting, empathy, and clear communication allows me to uphold public regulations firmly while maintaining positive public relations.</w:t>
+      </w:r>
+    </w:p>
+    <w:p>
+      <w:pPr>
+        <w:pStyle w:val="BodyText"/>
+        <w:spacing w:line="280" w:lineRule="auto"/>
+        <w:ind w:left="720"/>
+        <w:rPr>
+          <w:i/>
+          <w:iCs/>
+          <w:lang w:val="en-CA"/>
+        </w:rPr>
+      </w:pPr>
     </w:p>
     <w:sectPr>
       <w:pgSz w:w="12240" w:h="15840"/>
@@ -38599,6 +40698,119 @@
     </w:lvl>
   </w:abstractNum>
   <w:abstractNum w:abstractNumId="5" w15:restartNumberingAfterBreak="0">
+    <w:nsid w:val="05D72638"/>
+    <w:multiLevelType w:val="hybridMultilevel"/>
+    <w:tmpl w:val="35009282"/>
+    <w:lvl w:ilvl="0" w:tplc="10090001">
+      <w:start w:val="1"/>
+      <w:numFmt w:val="bullet"/>
+      <w:lvlText w:val=""/>
+      <w:lvlJc w:val="left"/>
+      <w:pPr>
+        <w:ind w:left="1440" w:hanging="360"/>
+      </w:pPr>
+      <w:rPr>
+        <w:rFonts w:ascii="Symbol" w:hAnsi="Symbol" w:hint="default"/>
+      </w:rPr>
+    </w:lvl>
+    <w:lvl w:ilvl="1" w:tplc="10090003" w:tentative="1">
+      <w:start w:val="1"/>
+      <w:numFmt w:val="bullet"/>
+      <w:lvlText w:val="o"/>
+      <w:lvlJc w:val="left"/>
+      <w:pPr>
+        <w:ind w:left="2160" w:hanging="360"/>
+      </w:pPr>
+      <w:rPr>
+        <w:rFonts w:ascii="Courier New" w:hAnsi="Courier New" w:cs="Courier New" w:hint="default"/>
+      </w:rPr>
+    </w:lvl>
+    <w:lvl w:ilvl="2" w:tplc="10090005" w:tentative="1">
+      <w:start w:val="1"/>
+      <w:numFmt w:val="bullet"/>
+      <w:lvlText w:val=""/>
+      <w:lvlJc w:val="left"/>
+      <w:pPr>
+        <w:ind w:left="2880" w:hanging="360"/>
+      </w:pPr>
+      <w:rPr>
+        <w:rFonts w:ascii="Wingdings" w:hAnsi="Wingdings" w:hint="default"/>
+      </w:rPr>
+    </w:lvl>
+    <w:lvl w:ilvl="3" w:tplc="10090001" w:tentative="1">
+      <w:start w:val="1"/>
+      <w:numFmt w:val="bullet"/>
+      <w:lvlText w:val=""/>
+      <w:lvlJc w:val="left"/>
+      <w:pPr>
+        <w:ind w:left="3600" w:hanging="360"/>
+      </w:pPr>
+      <w:rPr>
+        <w:rFonts w:ascii="Symbol" w:hAnsi="Symbol" w:hint="default"/>
+      </w:rPr>
+    </w:lvl>
+    <w:lvl w:ilvl="4" w:tplc="10090003" w:tentative="1">
+      <w:start w:val="1"/>
+      <w:numFmt w:val="bullet"/>
+      <w:lvlText w:val="o"/>
+      <w:lvlJc w:val="left"/>
+      <w:pPr>
+        <w:ind w:left="4320" w:hanging="360"/>
+      </w:pPr>
+      <w:rPr>
+        <w:rFonts w:ascii="Courier New" w:hAnsi="Courier New" w:cs="Courier New" w:hint="default"/>
+      </w:rPr>
+    </w:lvl>
+    <w:lvl w:ilvl="5" w:tplc="10090005" w:tentative="1">
+      <w:start w:val="1"/>
+      <w:numFmt w:val="bullet"/>
+      <w:lvlText w:val=""/>
+      <w:lvlJc w:val="left"/>
+      <w:pPr>
+        <w:ind w:left="5040" w:hanging="360"/>
+      </w:pPr>
+      <w:rPr>
+        <w:rFonts w:ascii="Wingdings" w:hAnsi="Wingdings" w:hint="default"/>
+      </w:rPr>
+    </w:lvl>
+    <w:lvl w:ilvl="6" w:tplc="10090001" w:tentative="1">
+      <w:start w:val="1"/>
+      <w:numFmt w:val="bullet"/>
+      <w:lvlText w:val=""/>
+      <w:lvlJc w:val="left"/>
+      <w:pPr>
+        <w:ind w:left="5760" w:hanging="360"/>
+      </w:pPr>
+      <w:rPr>
+        <w:rFonts w:ascii="Symbol" w:hAnsi="Symbol" w:hint="default"/>
+      </w:rPr>
+    </w:lvl>
+    <w:lvl w:ilvl="7" w:tplc="10090003" w:tentative="1">
+      <w:start w:val="1"/>
+      <w:numFmt w:val="bullet"/>
+      <w:lvlText w:val="o"/>
+      <w:lvlJc w:val="left"/>
+      <w:pPr>
+        <w:ind w:left="6480" w:hanging="360"/>
+      </w:pPr>
+      <w:rPr>
+        <w:rFonts w:ascii="Courier New" w:hAnsi="Courier New" w:cs="Courier New" w:hint="default"/>
+      </w:rPr>
+    </w:lvl>
+    <w:lvl w:ilvl="8" w:tplc="10090005" w:tentative="1">
+      <w:start w:val="1"/>
+      <w:numFmt w:val="bullet"/>
+      <w:lvlText w:val=""/>
+      <w:lvlJc w:val="left"/>
+      <w:pPr>
+        <w:ind w:left="7200" w:hanging="360"/>
+      </w:pPr>
+      <w:rPr>
+        <w:rFonts w:ascii="Wingdings" w:hAnsi="Wingdings" w:hint="default"/>
+      </w:rPr>
+    </w:lvl>
+  </w:abstractNum>
+  <w:abstractNum w:abstractNumId="6" w15:restartNumberingAfterBreak="0">
     <w:nsid w:val="072C5C08"/>
     <w:multiLevelType w:val="hybridMultilevel"/>
     <w:tmpl w:val="F5E61024"/>
@@ -38728,7 +40940,7 @@
       </w:rPr>
     </w:lvl>
   </w:abstractNum>
-  <w:abstractNum w:abstractNumId="6" w15:restartNumberingAfterBreak="0">
+  <w:abstractNum w:abstractNumId="7" w15:restartNumberingAfterBreak="0">
     <w:nsid w:val="08137292"/>
     <w:multiLevelType w:val="hybridMultilevel"/>
     <w:tmpl w:val="6E201DDE"/>
@@ -38841,7 +41053,7 @@
       </w:rPr>
     </w:lvl>
   </w:abstractNum>
-  <w:abstractNum w:abstractNumId="7" w15:restartNumberingAfterBreak="0">
+  <w:abstractNum w:abstractNumId="8" w15:restartNumberingAfterBreak="0">
     <w:nsid w:val="0A766F99"/>
     <w:multiLevelType w:val="hybridMultilevel"/>
     <w:tmpl w:val="E95E7814"/>
@@ -38954,7 +41166,7 @@
       </w:rPr>
     </w:lvl>
   </w:abstractNum>
-  <w:abstractNum w:abstractNumId="8" w15:restartNumberingAfterBreak="0">
+  <w:abstractNum w:abstractNumId="9" w15:restartNumberingAfterBreak="0">
     <w:nsid w:val="10664524"/>
     <w:multiLevelType w:val="hybridMultilevel"/>
     <w:tmpl w:val="23502F56"/>
@@ -39045,7 +41257,7 @@
       </w:pPr>
     </w:lvl>
   </w:abstractNum>
-  <w:abstractNum w:abstractNumId="9" w15:restartNumberingAfterBreak="0">
+  <w:abstractNum w:abstractNumId="10" w15:restartNumberingAfterBreak="0">
     <w:nsid w:val="11DD0676"/>
     <w:multiLevelType w:val="hybridMultilevel"/>
     <w:tmpl w:val="89BA3632"/>
@@ -39134,7 +41346,120 @@
       </w:pPr>
     </w:lvl>
   </w:abstractNum>
-  <w:abstractNum w:abstractNumId="10" w15:restartNumberingAfterBreak="0">
+  <w:abstractNum w:abstractNumId="11" w15:restartNumberingAfterBreak="0">
+    <w:nsid w:val="12741D27"/>
+    <w:multiLevelType w:val="hybridMultilevel"/>
+    <w:tmpl w:val="9BEAD272"/>
+    <w:lvl w:ilvl="0" w:tplc="10090001">
+      <w:start w:val="1"/>
+      <w:numFmt w:val="bullet"/>
+      <w:lvlText w:val=""/>
+      <w:lvlJc w:val="left"/>
+      <w:pPr>
+        <w:ind w:left="2160" w:hanging="360"/>
+      </w:pPr>
+      <w:rPr>
+        <w:rFonts w:ascii="Symbol" w:hAnsi="Symbol" w:hint="default"/>
+      </w:rPr>
+    </w:lvl>
+    <w:lvl w:ilvl="1" w:tplc="10090003" w:tentative="1">
+      <w:start w:val="1"/>
+      <w:numFmt w:val="bullet"/>
+      <w:lvlText w:val="o"/>
+      <w:lvlJc w:val="left"/>
+      <w:pPr>
+        <w:ind w:left="2880" w:hanging="360"/>
+      </w:pPr>
+      <w:rPr>
+        <w:rFonts w:ascii="Courier New" w:hAnsi="Courier New" w:cs="Courier New" w:hint="default"/>
+      </w:rPr>
+    </w:lvl>
+    <w:lvl w:ilvl="2" w:tplc="10090005" w:tentative="1">
+      <w:start w:val="1"/>
+      <w:numFmt w:val="bullet"/>
+      <w:lvlText w:val=""/>
+      <w:lvlJc w:val="left"/>
+      <w:pPr>
+        <w:ind w:left="3600" w:hanging="360"/>
+      </w:pPr>
+      <w:rPr>
+        <w:rFonts w:ascii="Wingdings" w:hAnsi="Wingdings" w:hint="default"/>
+      </w:rPr>
+    </w:lvl>
+    <w:lvl w:ilvl="3" w:tplc="10090001" w:tentative="1">
+      <w:start w:val="1"/>
+      <w:numFmt w:val="bullet"/>
+      <w:lvlText w:val=""/>
+      <w:lvlJc w:val="left"/>
+      <w:pPr>
+        <w:ind w:left="4320" w:hanging="360"/>
+      </w:pPr>
+      <w:rPr>
+        <w:rFonts w:ascii="Symbol" w:hAnsi="Symbol" w:hint="default"/>
+      </w:rPr>
+    </w:lvl>
+    <w:lvl w:ilvl="4" w:tplc="10090003" w:tentative="1">
+      <w:start w:val="1"/>
+      <w:numFmt w:val="bullet"/>
+      <w:lvlText w:val="o"/>
+      <w:lvlJc w:val="left"/>
+      <w:pPr>
+        <w:ind w:left="5040" w:hanging="360"/>
+      </w:pPr>
+      <w:rPr>
+        <w:rFonts w:ascii="Courier New" w:hAnsi="Courier New" w:cs="Courier New" w:hint="default"/>
+      </w:rPr>
+    </w:lvl>
+    <w:lvl w:ilvl="5" w:tplc="10090005" w:tentative="1">
+      <w:start w:val="1"/>
+      <w:numFmt w:val="bullet"/>
+      <w:lvlText w:val=""/>
+      <w:lvlJc w:val="left"/>
+      <w:pPr>
+        <w:ind w:left="5760" w:hanging="360"/>
+      </w:pPr>
+      <w:rPr>
+        <w:rFonts w:ascii="Wingdings" w:hAnsi="Wingdings" w:hint="default"/>
+      </w:rPr>
+    </w:lvl>
+    <w:lvl w:ilvl="6" w:tplc="10090001" w:tentative="1">
+      <w:start w:val="1"/>
+      <w:numFmt w:val="bullet"/>
+      <w:lvlText w:val=""/>
+      <w:lvlJc w:val="left"/>
+      <w:pPr>
+        <w:ind w:left="6480" w:hanging="360"/>
+      </w:pPr>
+      <w:rPr>
+        <w:rFonts w:ascii="Symbol" w:hAnsi="Symbol" w:hint="default"/>
+      </w:rPr>
+    </w:lvl>
+    <w:lvl w:ilvl="7" w:tplc="10090003" w:tentative="1">
+      <w:start w:val="1"/>
+      <w:numFmt w:val="bullet"/>
+      <w:lvlText w:val="o"/>
+      <w:lvlJc w:val="left"/>
+      <w:pPr>
+        <w:ind w:left="7200" w:hanging="360"/>
+      </w:pPr>
+      <w:rPr>
+        <w:rFonts w:ascii="Courier New" w:hAnsi="Courier New" w:cs="Courier New" w:hint="default"/>
+      </w:rPr>
+    </w:lvl>
+    <w:lvl w:ilvl="8" w:tplc="10090005" w:tentative="1">
+      <w:start w:val="1"/>
+      <w:numFmt w:val="bullet"/>
+      <w:lvlText w:val=""/>
+      <w:lvlJc w:val="left"/>
+      <w:pPr>
+        <w:ind w:left="7920" w:hanging="360"/>
+      </w:pPr>
+      <w:rPr>
+        <w:rFonts w:ascii="Wingdings" w:hAnsi="Wingdings" w:hint="default"/>
+      </w:rPr>
+    </w:lvl>
+  </w:abstractNum>
+  <w:abstractNum w:abstractNumId="12" w15:restartNumberingAfterBreak="0">
     <w:nsid w:val="15533B24"/>
     <w:multiLevelType w:val="hybridMultilevel"/>
     <w:tmpl w:val="47DE6E7C"/>
@@ -39255,7 +41580,156 @@
       </w:rPr>
     </w:lvl>
   </w:abstractNum>
-  <w:abstractNum w:abstractNumId="11" w15:restartNumberingAfterBreak="0">
+  <w:abstractNum w:abstractNumId="13" w15:restartNumberingAfterBreak="0">
+    <w:nsid w:val="1A1F5383"/>
+    <w:multiLevelType w:val="multilevel"/>
+    <w:tmpl w:val="263637F6"/>
+    <w:lvl w:ilvl="0">
+      <w:start w:val="1"/>
+      <w:numFmt w:val="bullet"/>
+      <w:lvlText w:val=""/>
+      <w:lvlJc w:val="left"/>
+      <w:pPr>
+        <w:tabs>
+          <w:tab w:val="num" w:pos="720"/>
+        </w:tabs>
+        <w:ind w:left="720" w:hanging="360"/>
+      </w:pPr>
+      <w:rPr>
+        <w:rFonts w:ascii="Symbol" w:hAnsi="Symbol" w:hint="default"/>
+        <w:sz w:val="20"/>
+      </w:rPr>
+    </w:lvl>
+    <w:lvl w:ilvl="1" w:tentative="1">
+      <w:start w:val="1"/>
+      <w:numFmt w:val="bullet"/>
+      <w:lvlText w:val="o"/>
+      <w:lvlJc w:val="left"/>
+      <w:pPr>
+        <w:tabs>
+          <w:tab w:val="num" w:pos="1440"/>
+        </w:tabs>
+        <w:ind w:left="1440" w:hanging="360"/>
+      </w:pPr>
+      <w:rPr>
+        <w:rFonts w:ascii="Courier New" w:hAnsi="Courier New" w:hint="default"/>
+        <w:sz w:val="20"/>
+      </w:rPr>
+    </w:lvl>
+    <w:lvl w:ilvl="2" w:tentative="1">
+      <w:start w:val="1"/>
+      <w:numFmt w:val="bullet"/>
+      <w:lvlText w:val=""/>
+      <w:lvlJc w:val="left"/>
+      <w:pPr>
+        <w:tabs>
+          <w:tab w:val="num" w:pos="2160"/>
+        </w:tabs>
+        <w:ind w:left="2160" w:hanging="360"/>
+      </w:pPr>
+      <w:rPr>
+        <w:rFonts w:ascii="Wingdings" w:hAnsi="Wingdings" w:hint="default"/>
+        <w:sz w:val="20"/>
+      </w:rPr>
+    </w:lvl>
+    <w:lvl w:ilvl="3" w:tentative="1">
+      <w:start w:val="1"/>
+      <w:numFmt w:val="bullet"/>
+      <w:lvlText w:val=""/>
+      <w:lvlJc w:val="left"/>
+      <w:pPr>
+        <w:tabs>
+          <w:tab w:val="num" w:pos="2880"/>
+        </w:tabs>
+        <w:ind w:left="2880" w:hanging="360"/>
+      </w:pPr>
+      <w:rPr>
+        <w:rFonts w:ascii="Wingdings" w:hAnsi="Wingdings" w:hint="default"/>
+        <w:sz w:val="20"/>
+      </w:rPr>
+    </w:lvl>
+    <w:lvl w:ilvl="4" w:tentative="1">
+      <w:start w:val="1"/>
+      <w:numFmt w:val="bullet"/>
+      <w:lvlText w:val=""/>
+      <w:lvlJc w:val="left"/>
+      <w:pPr>
+        <w:tabs>
+          <w:tab w:val="num" w:pos="3600"/>
+        </w:tabs>
+        <w:ind w:left="3600" w:hanging="360"/>
+      </w:pPr>
+      <w:rPr>
+        <w:rFonts w:ascii="Wingdings" w:hAnsi="Wingdings" w:hint="default"/>
+        <w:sz w:val="20"/>
+      </w:rPr>
+    </w:lvl>
+    <w:lvl w:ilvl="5" w:tentative="1">
+      <w:start w:val="1"/>
+      <w:numFmt w:val="bullet"/>
+      <w:lvlText w:val=""/>
+      <w:lvlJc w:val="left"/>
+      <w:pPr>
+        <w:tabs>
+          <w:tab w:val="num" w:pos="4320"/>
+        </w:tabs>
+        <w:ind w:left="4320" w:hanging="360"/>
+      </w:pPr>
+      <w:rPr>
+        <w:rFonts w:ascii="Wingdings" w:hAnsi="Wingdings" w:hint="default"/>
+        <w:sz w:val="20"/>
+      </w:rPr>
+    </w:lvl>
+    <w:lvl w:ilvl="6" w:tentative="1">
+      <w:start w:val="1"/>
+      <w:numFmt w:val="bullet"/>
+      <w:lvlText w:val=""/>
+      <w:lvlJc w:val="left"/>
+      <w:pPr>
+        <w:tabs>
+          <w:tab w:val="num" w:pos="5040"/>
+        </w:tabs>
+        <w:ind w:left="5040" w:hanging="360"/>
+      </w:pPr>
+      <w:rPr>
+        <w:rFonts w:ascii="Wingdings" w:hAnsi="Wingdings" w:hint="default"/>
+        <w:sz w:val="20"/>
+      </w:rPr>
+    </w:lvl>
+    <w:lvl w:ilvl="7" w:tentative="1">
+      <w:start w:val="1"/>
+      <w:numFmt w:val="bullet"/>
+      <w:lvlText w:val=""/>
+      <w:lvlJc w:val="left"/>
+      <w:pPr>
+        <w:tabs>
+          <w:tab w:val="num" w:pos="5760"/>
+        </w:tabs>
+        <w:ind w:left="5760" w:hanging="360"/>
+      </w:pPr>
+      <w:rPr>
+        <w:rFonts w:ascii="Wingdings" w:hAnsi="Wingdings" w:hint="default"/>
+        <w:sz w:val="20"/>
+      </w:rPr>
+    </w:lvl>
+    <w:lvl w:ilvl="8" w:tentative="1">
+      <w:start w:val="1"/>
+      <w:numFmt w:val="bullet"/>
+      <w:lvlText w:val=""/>
+      <w:lvlJc w:val="left"/>
+      <w:pPr>
+        <w:tabs>
+          <w:tab w:val="num" w:pos="6480"/>
+        </w:tabs>
+        <w:ind w:left="6480" w:hanging="360"/>
+      </w:pPr>
+      <w:rPr>
+        <w:rFonts w:ascii="Wingdings" w:hAnsi="Wingdings" w:hint="default"/>
+        <w:sz w:val="20"/>
+      </w:rPr>
+    </w:lvl>
+  </w:abstractNum>
+  <w:abstractNum w:abstractNumId="14" w15:restartNumberingAfterBreak="0">
     <w:nsid w:val="1AD93050"/>
     <w:multiLevelType w:val="hybridMultilevel"/>
     <w:tmpl w:val="10A284A6"/>
@@ -39368,7 +41842,7 @@
       </w:rPr>
     </w:lvl>
   </w:abstractNum>
-  <w:abstractNum w:abstractNumId="12" w15:restartNumberingAfterBreak="0">
+  <w:abstractNum w:abstractNumId="15" w15:restartNumberingAfterBreak="0">
     <w:nsid w:val="1B1A6BD5"/>
     <w:multiLevelType w:val="hybridMultilevel"/>
     <w:tmpl w:val="15D6F6BC"/>
@@ -39498,7 +41972,7 @@
       </w:rPr>
     </w:lvl>
   </w:abstractNum>
-  <w:abstractNum w:abstractNumId="13" w15:restartNumberingAfterBreak="0">
+  <w:abstractNum w:abstractNumId="16" w15:restartNumberingAfterBreak="0">
     <w:nsid w:val="1C5526D8"/>
     <w:multiLevelType w:val="hybridMultilevel"/>
     <w:tmpl w:val="5A84D6B4"/>
@@ -39619,7 +42093,7 @@
       </w:rPr>
     </w:lvl>
   </w:abstractNum>
-  <w:abstractNum w:abstractNumId="14" w15:restartNumberingAfterBreak="0">
+  <w:abstractNum w:abstractNumId="17" w15:restartNumberingAfterBreak="0">
     <w:nsid w:val="1E69485E"/>
     <w:multiLevelType w:val="hybridMultilevel"/>
     <w:tmpl w:val="C4744198"/>
@@ -39740,7 +42214,7 @@
       </w:rPr>
     </w:lvl>
   </w:abstractNum>
-  <w:abstractNum w:abstractNumId="15" w15:restartNumberingAfterBreak="0">
+  <w:abstractNum w:abstractNumId="18" w15:restartNumberingAfterBreak="0">
     <w:nsid w:val="1FA1164B"/>
     <w:multiLevelType w:val="multilevel"/>
     <w:tmpl w:val="34306D8A"/>
@@ -39881,7 +42355,7 @@
       </w:rPr>
     </w:lvl>
   </w:abstractNum>
-  <w:abstractNum w:abstractNumId="16" w15:restartNumberingAfterBreak="0">
+  <w:abstractNum w:abstractNumId="19" w15:restartNumberingAfterBreak="0">
     <w:nsid w:val="22833AF6"/>
     <w:multiLevelType w:val="hybridMultilevel"/>
     <w:tmpl w:val="D04457FA"/>
@@ -40002,7 +42476,7 @@
       </w:rPr>
     </w:lvl>
   </w:abstractNum>
-  <w:abstractNum w:abstractNumId="17" w15:restartNumberingAfterBreak="0">
+  <w:abstractNum w:abstractNumId="20" w15:restartNumberingAfterBreak="0">
     <w:nsid w:val="253D4C50"/>
     <w:multiLevelType w:val="hybridMultilevel"/>
     <w:tmpl w:val="BE5450E0"/>
@@ -40116,7 +42590,7 @@
       </w:rPr>
     </w:lvl>
   </w:abstractNum>
-  <w:abstractNum w:abstractNumId="18" w15:restartNumberingAfterBreak="0">
+  <w:abstractNum w:abstractNumId="21" w15:restartNumberingAfterBreak="0">
     <w:nsid w:val="297E0619"/>
     <w:multiLevelType w:val="hybridMultilevel"/>
     <w:tmpl w:val="CE5C3C94"/>
@@ -40237,7 +42711,7 @@
       </w:rPr>
     </w:lvl>
   </w:abstractNum>
-  <w:abstractNum w:abstractNumId="19" w15:restartNumberingAfterBreak="0">
+  <w:abstractNum w:abstractNumId="22" w15:restartNumberingAfterBreak="0">
     <w:nsid w:val="2A216FFE"/>
     <w:multiLevelType w:val="hybridMultilevel"/>
     <w:tmpl w:val="49A0E756"/>
@@ -40358,7 +42832,7 @@
       </w:rPr>
     </w:lvl>
   </w:abstractNum>
-  <w:abstractNum w:abstractNumId="20" w15:restartNumberingAfterBreak="0">
+  <w:abstractNum w:abstractNumId="23" w15:restartNumberingAfterBreak="0">
     <w:nsid w:val="2A2F16A2"/>
     <w:multiLevelType w:val="hybridMultilevel"/>
     <w:tmpl w:val="D6D07780"/>
@@ -40480,7 +42954,7 @@
       </w:rPr>
     </w:lvl>
   </w:abstractNum>
-  <w:abstractNum w:abstractNumId="21" w15:restartNumberingAfterBreak="0">
+  <w:abstractNum w:abstractNumId="24" w15:restartNumberingAfterBreak="0">
     <w:nsid w:val="33B01EF0"/>
     <w:multiLevelType w:val="hybridMultilevel"/>
     <w:tmpl w:val="D760FB14"/>
@@ -40571,7 +43045,7 @@
       </w:pPr>
     </w:lvl>
   </w:abstractNum>
-  <w:abstractNum w:abstractNumId="22" w15:restartNumberingAfterBreak="0">
+  <w:abstractNum w:abstractNumId="25" w15:restartNumberingAfterBreak="0">
     <w:nsid w:val="36663049"/>
     <w:multiLevelType w:val="hybridMultilevel"/>
     <w:tmpl w:val="1F7413F6"/>
@@ -40701,7 +43175,120 @@
       </w:rPr>
     </w:lvl>
   </w:abstractNum>
-  <w:abstractNum w:abstractNumId="23" w15:restartNumberingAfterBreak="0">
+  <w:abstractNum w:abstractNumId="26" w15:restartNumberingAfterBreak="0">
+    <w:nsid w:val="367A1B4B"/>
+    <w:multiLevelType w:val="hybridMultilevel"/>
+    <w:tmpl w:val="B3788DF4"/>
+    <w:lvl w:ilvl="0" w:tplc="10090001">
+      <w:start w:val="1"/>
+      <w:numFmt w:val="bullet"/>
+      <w:lvlText w:val=""/>
+      <w:lvlJc w:val="left"/>
+      <w:pPr>
+        <w:ind w:left="1440" w:hanging="360"/>
+      </w:pPr>
+      <w:rPr>
+        <w:rFonts w:ascii="Symbol" w:hAnsi="Symbol" w:hint="default"/>
+      </w:rPr>
+    </w:lvl>
+    <w:lvl w:ilvl="1" w:tplc="10090003" w:tentative="1">
+      <w:start w:val="1"/>
+      <w:numFmt w:val="bullet"/>
+      <w:lvlText w:val="o"/>
+      <w:lvlJc w:val="left"/>
+      <w:pPr>
+        <w:ind w:left="2160" w:hanging="360"/>
+      </w:pPr>
+      <w:rPr>
+        <w:rFonts w:ascii="Courier New" w:hAnsi="Courier New" w:cs="Courier New" w:hint="default"/>
+      </w:rPr>
+    </w:lvl>
+    <w:lvl w:ilvl="2" w:tplc="10090005" w:tentative="1">
+      <w:start w:val="1"/>
+      <w:numFmt w:val="bullet"/>
+      <w:lvlText w:val=""/>
+      <w:lvlJc w:val="left"/>
+      <w:pPr>
+        <w:ind w:left="2880" w:hanging="360"/>
+      </w:pPr>
+      <w:rPr>
+        <w:rFonts w:ascii="Wingdings" w:hAnsi="Wingdings" w:hint="default"/>
+      </w:rPr>
+    </w:lvl>
+    <w:lvl w:ilvl="3" w:tplc="10090001" w:tentative="1">
+      <w:start w:val="1"/>
+      <w:numFmt w:val="bullet"/>
+      <w:lvlText w:val=""/>
+      <w:lvlJc w:val="left"/>
+      <w:pPr>
+        <w:ind w:left="3600" w:hanging="360"/>
+      </w:pPr>
+      <w:rPr>
+        <w:rFonts w:ascii="Symbol" w:hAnsi="Symbol" w:hint="default"/>
+      </w:rPr>
+    </w:lvl>
+    <w:lvl w:ilvl="4" w:tplc="10090003" w:tentative="1">
+      <w:start w:val="1"/>
+      <w:numFmt w:val="bullet"/>
+      <w:lvlText w:val="o"/>
+      <w:lvlJc w:val="left"/>
+      <w:pPr>
+        <w:ind w:left="4320" w:hanging="360"/>
+      </w:pPr>
+      <w:rPr>
+        <w:rFonts w:ascii="Courier New" w:hAnsi="Courier New" w:cs="Courier New" w:hint="default"/>
+      </w:rPr>
+    </w:lvl>
+    <w:lvl w:ilvl="5" w:tplc="10090005" w:tentative="1">
+      <w:start w:val="1"/>
+      <w:numFmt w:val="bullet"/>
+      <w:lvlText w:val=""/>
+      <w:lvlJc w:val="left"/>
+      <w:pPr>
+        <w:ind w:left="5040" w:hanging="360"/>
+      </w:pPr>
+      <w:rPr>
+        <w:rFonts w:ascii="Wingdings" w:hAnsi="Wingdings" w:hint="default"/>
+      </w:rPr>
+    </w:lvl>
+    <w:lvl w:ilvl="6" w:tplc="10090001" w:tentative="1">
+      <w:start w:val="1"/>
+      <w:numFmt w:val="bullet"/>
+      <w:lvlText w:val=""/>
+      <w:lvlJc w:val="left"/>
+      <w:pPr>
+        <w:ind w:left="5760" w:hanging="360"/>
+      </w:pPr>
+      <w:rPr>
+        <w:rFonts w:ascii="Symbol" w:hAnsi="Symbol" w:hint="default"/>
+      </w:rPr>
+    </w:lvl>
+    <w:lvl w:ilvl="7" w:tplc="10090003" w:tentative="1">
+      <w:start w:val="1"/>
+      <w:numFmt w:val="bullet"/>
+      <w:lvlText w:val="o"/>
+      <w:lvlJc w:val="left"/>
+      <w:pPr>
+        <w:ind w:left="6480" w:hanging="360"/>
+      </w:pPr>
+      <w:rPr>
+        <w:rFonts w:ascii="Courier New" w:hAnsi="Courier New" w:cs="Courier New" w:hint="default"/>
+      </w:rPr>
+    </w:lvl>
+    <w:lvl w:ilvl="8" w:tplc="10090005" w:tentative="1">
+      <w:start w:val="1"/>
+      <w:numFmt w:val="bullet"/>
+      <w:lvlText w:val=""/>
+      <w:lvlJc w:val="left"/>
+      <w:pPr>
+        <w:ind w:left="7200" w:hanging="360"/>
+      </w:pPr>
+      <w:rPr>
+        <w:rFonts w:ascii="Wingdings" w:hAnsi="Wingdings" w:hint="default"/>
+      </w:rPr>
+    </w:lvl>
+  </w:abstractNum>
+  <w:abstractNum w:abstractNumId="27" w15:restartNumberingAfterBreak="0">
     <w:nsid w:val="3F92007F"/>
     <w:multiLevelType w:val="hybridMultilevel"/>
     <w:tmpl w:val="1208371E"/>
@@ -40790,7 +43377,7 @@
       </w:pPr>
     </w:lvl>
   </w:abstractNum>
-  <w:abstractNum w:abstractNumId="24" w15:restartNumberingAfterBreak="0">
+  <w:abstractNum w:abstractNumId="28" w15:restartNumberingAfterBreak="0">
     <w:nsid w:val="459358C6"/>
     <w:multiLevelType w:val="hybridMultilevel"/>
     <w:tmpl w:val="B89833C0"/>
@@ -40911,7 +43498,7 @@
       </w:rPr>
     </w:lvl>
   </w:abstractNum>
-  <w:abstractNum w:abstractNumId="25" w15:restartNumberingAfterBreak="0">
+  <w:abstractNum w:abstractNumId="29" w15:restartNumberingAfterBreak="0">
     <w:nsid w:val="491031F2"/>
     <w:multiLevelType w:val="hybridMultilevel"/>
     <w:tmpl w:val="EAE28358"/>
@@ -41025,7 +43612,7 @@
       </w:rPr>
     </w:lvl>
   </w:abstractNum>
-  <w:abstractNum w:abstractNumId="26" w15:restartNumberingAfterBreak="0">
+  <w:abstractNum w:abstractNumId="30" w15:restartNumberingAfterBreak="0">
     <w:nsid w:val="4EBB1F23"/>
     <w:multiLevelType w:val="hybridMultilevel"/>
     <w:tmpl w:val="388A5AA8"/>
@@ -41147,7 +43734,7 @@
       </w:rPr>
     </w:lvl>
   </w:abstractNum>
-  <w:abstractNum w:abstractNumId="27" w15:restartNumberingAfterBreak="0">
+  <w:abstractNum w:abstractNumId="31" w15:restartNumberingAfterBreak="0">
     <w:nsid w:val="50405E53"/>
     <w:multiLevelType w:val="hybridMultilevel"/>
     <w:tmpl w:val="DDB64F68"/>
@@ -41268,7 +43855,7 @@
       </w:rPr>
     </w:lvl>
   </w:abstractNum>
-  <w:abstractNum w:abstractNumId="28" w15:restartNumberingAfterBreak="0">
+  <w:abstractNum w:abstractNumId="32" w15:restartNumberingAfterBreak="0">
     <w:nsid w:val="51672604"/>
     <w:multiLevelType w:val="hybridMultilevel"/>
     <w:tmpl w:val="10641F0E"/>
@@ -41390,7 +43977,7 @@
       </w:rPr>
     </w:lvl>
   </w:abstractNum>
-  <w:abstractNum w:abstractNumId="29" w15:restartNumberingAfterBreak="0">
+  <w:abstractNum w:abstractNumId="33" w15:restartNumberingAfterBreak="0">
     <w:nsid w:val="52676D5E"/>
     <w:multiLevelType w:val="hybridMultilevel"/>
     <w:tmpl w:val="0A8258C2"/>
@@ -41511,7 +44098,7 @@
       </w:rPr>
     </w:lvl>
   </w:abstractNum>
-  <w:abstractNum w:abstractNumId="30" w15:restartNumberingAfterBreak="0">
+  <w:abstractNum w:abstractNumId="34" w15:restartNumberingAfterBreak="0">
     <w:nsid w:val="529D27A5"/>
     <w:multiLevelType w:val="hybridMultilevel"/>
     <w:tmpl w:val="C2AE11FA"/>
@@ -41632,7 +44219,7 @@
       </w:rPr>
     </w:lvl>
   </w:abstractNum>
-  <w:abstractNum w:abstractNumId="31" w15:restartNumberingAfterBreak="0">
+  <w:abstractNum w:abstractNumId="35" w15:restartNumberingAfterBreak="0">
     <w:nsid w:val="593806BF"/>
     <w:multiLevelType w:val="hybridMultilevel"/>
     <w:tmpl w:val="5D38825E"/>
@@ -41753,7 +44340,233 @@
       </w:rPr>
     </w:lvl>
   </w:abstractNum>
-  <w:abstractNum w:abstractNumId="32" w15:restartNumberingAfterBreak="0">
+  <w:abstractNum w:abstractNumId="36" w15:restartNumberingAfterBreak="0">
+    <w:nsid w:val="594158DF"/>
+    <w:multiLevelType w:val="hybridMultilevel"/>
+    <w:tmpl w:val="79366E0A"/>
+    <w:lvl w:ilvl="0" w:tplc="10090001">
+      <w:start w:val="1"/>
+      <w:numFmt w:val="bullet"/>
+      <w:lvlText w:val=""/>
+      <w:lvlJc w:val="left"/>
+      <w:pPr>
+        <w:ind w:left="2232" w:hanging="360"/>
+      </w:pPr>
+      <w:rPr>
+        <w:rFonts w:ascii="Symbol" w:hAnsi="Symbol" w:hint="default"/>
+      </w:rPr>
+    </w:lvl>
+    <w:lvl w:ilvl="1" w:tplc="10090003" w:tentative="1">
+      <w:start w:val="1"/>
+      <w:numFmt w:val="bullet"/>
+      <w:lvlText w:val="o"/>
+      <w:lvlJc w:val="left"/>
+      <w:pPr>
+        <w:ind w:left="2952" w:hanging="360"/>
+      </w:pPr>
+      <w:rPr>
+        <w:rFonts w:ascii="Courier New" w:hAnsi="Courier New" w:cs="Courier New" w:hint="default"/>
+      </w:rPr>
+    </w:lvl>
+    <w:lvl w:ilvl="2" w:tplc="10090005" w:tentative="1">
+      <w:start w:val="1"/>
+      <w:numFmt w:val="bullet"/>
+      <w:lvlText w:val=""/>
+      <w:lvlJc w:val="left"/>
+      <w:pPr>
+        <w:ind w:left="3672" w:hanging="360"/>
+      </w:pPr>
+      <w:rPr>
+        <w:rFonts w:ascii="Wingdings" w:hAnsi="Wingdings" w:hint="default"/>
+      </w:rPr>
+    </w:lvl>
+    <w:lvl w:ilvl="3" w:tplc="10090001" w:tentative="1">
+      <w:start w:val="1"/>
+      <w:numFmt w:val="bullet"/>
+      <w:lvlText w:val=""/>
+      <w:lvlJc w:val="left"/>
+      <w:pPr>
+        <w:ind w:left="4392" w:hanging="360"/>
+      </w:pPr>
+      <w:rPr>
+        <w:rFonts w:ascii="Symbol" w:hAnsi="Symbol" w:hint="default"/>
+      </w:rPr>
+    </w:lvl>
+    <w:lvl w:ilvl="4" w:tplc="10090003" w:tentative="1">
+      <w:start w:val="1"/>
+      <w:numFmt w:val="bullet"/>
+      <w:lvlText w:val="o"/>
+      <w:lvlJc w:val="left"/>
+      <w:pPr>
+        <w:ind w:left="5112" w:hanging="360"/>
+      </w:pPr>
+      <w:rPr>
+        <w:rFonts w:ascii="Courier New" w:hAnsi="Courier New" w:cs="Courier New" w:hint="default"/>
+      </w:rPr>
+    </w:lvl>
+    <w:lvl w:ilvl="5" w:tplc="10090005" w:tentative="1">
+      <w:start w:val="1"/>
+      <w:numFmt w:val="bullet"/>
+      <w:lvlText w:val=""/>
+      <w:lvlJc w:val="left"/>
+      <w:pPr>
+        <w:ind w:left="5832" w:hanging="360"/>
+      </w:pPr>
+      <w:rPr>
+        <w:rFonts w:ascii="Wingdings" w:hAnsi="Wingdings" w:hint="default"/>
+      </w:rPr>
+    </w:lvl>
+    <w:lvl w:ilvl="6" w:tplc="10090001" w:tentative="1">
+      <w:start w:val="1"/>
+      <w:numFmt w:val="bullet"/>
+      <w:lvlText w:val=""/>
+      <w:lvlJc w:val="left"/>
+      <w:pPr>
+        <w:ind w:left="6552" w:hanging="360"/>
+      </w:pPr>
+      <w:rPr>
+        <w:rFonts w:ascii="Symbol" w:hAnsi="Symbol" w:hint="default"/>
+      </w:rPr>
+    </w:lvl>
+    <w:lvl w:ilvl="7" w:tplc="10090003" w:tentative="1">
+      <w:start w:val="1"/>
+      <w:numFmt w:val="bullet"/>
+      <w:lvlText w:val="o"/>
+      <w:lvlJc w:val="left"/>
+      <w:pPr>
+        <w:ind w:left="7272" w:hanging="360"/>
+      </w:pPr>
+      <w:rPr>
+        <w:rFonts w:ascii="Courier New" w:hAnsi="Courier New" w:cs="Courier New" w:hint="default"/>
+      </w:rPr>
+    </w:lvl>
+    <w:lvl w:ilvl="8" w:tplc="10090005" w:tentative="1">
+      <w:start w:val="1"/>
+      <w:numFmt w:val="bullet"/>
+      <w:lvlText w:val=""/>
+      <w:lvlJc w:val="left"/>
+      <w:pPr>
+        <w:ind w:left="7992" w:hanging="360"/>
+      </w:pPr>
+      <w:rPr>
+        <w:rFonts w:ascii="Wingdings" w:hAnsi="Wingdings" w:hint="default"/>
+      </w:rPr>
+    </w:lvl>
+  </w:abstractNum>
+  <w:abstractNum w:abstractNumId="37" w15:restartNumberingAfterBreak="0">
+    <w:nsid w:val="5EA51EE6"/>
+    <w:multiLevelType w:val="hybridMultilevel"/>
+    <w:tmpl w:val="D9788AAC"/>
+    <w:lvl w:ilvl="0" w:tplc="10090001">
+      <w:start w:val="1"/>
+      <w:numFmt w:val="bullet"/>
+      <w:lvlText w:val=""/>
+      <w:lvlJc w:val="left"/>
+      <w:pPr>
+        <w:ind w:left="2160" w:hanging="360"/>
+      </w:pPr>
+      <w:rPr>
+        <w:rFonts w:ascii="Symbol" w:hAnsi="Symbol" w:hint="default"/>
+      </w:rPr>
+    </w:lvl>
+    <w:lvl w:ilvl="1" w:tplc="10090003" w:tentative="1">
+      <w:start w:val="1"/>
+      <w:numFmt w:val="bullet"/>
+      <w:lvlText w:val="o"/>
+      <w:lvlJc w:val="left"/>
+      <w:pPr>
+        <w:ind w:left="2880" w:hanging="360"/>
+      </w:pPr>
+      <w:rPr>
+        <w:rFonts w:ascii="Courier New" w:hAnsi="Courier New" w:cs="Courier New" w:hint="default"/>
+      </w:rPr>
+    </w:lvl>
+    <w:lvl w:ilvl="2" w:tplc="10090005" w:tentative="1">
+      <w:start w:val="1"/>
+      <w:numFmt w:val="bullet"/>
+      <w:lvlText w:val=""/>
+      <w:lvlJc w:val="left"/>
+      <w:pPr>
+        <w:ind w:left="3600" w:hanging="360"/>
+      </w:pPr>
+      <w:rPr>
+        <w:rFonts w:ascii="Wingdings" w:hAnsi="Wingdings" w:hint="default"/>
+      </w:rPr>
+    </w:lvl>
+    <w:lvl w:ilvl="3" w:tplc="10090001" w:tentative="1">
+      <w:start w:val="1"/>
+      <w:numFmt w:val="bullet"/>
+      <w:lvlText w:val=""/>
+      <w:lvlJc w:val="left"/>
+      <w:pPr>
+        <w:ind w:left="4320" w:hanging="360"/>
+      </w:pPr>
+      <w:rPr>
+        <w:rFonts w:ascii="Symbol" w:hAnsi="Symbol" w:hint="default"/>
+      </w:rPr>
+    </w:lvl>
+    <w:lvl w:ilvl="4" w:tplc="10090003" w:tentative="1">
+      <w:start w:val="1"/>
+      <w:numFmt w:val="bullet"/>
+      <w:lvlText w:val="o"/>
+      <w:lvlJc w:val="left"/>
+      <w:pPr>
+        <w:ind w:left="5040" w:hanging="360"/>
+      </w:pPr>
+      <w:rPr>
+        <w:rFonts w:ascii="Courier New" w:hAnsi="Courier New" w:cs="Courier New" w:hint="default"/>
+      </w:rPr>
+    </w:lvl>
+    <w:lvl w:ilvl="5" w:tplc="10090005" w:tentative="1">
+      <w:start w:val="1"/>
+      <w:numFmt w:val="bullet"/>
+      <w:lvlText w:val=""/>
+      <w:lvlJc w:val="left"/>
+      <w:pPr>
+        <w:ind w:left="5760" w:hanging="360"/>
+      </w:pPr>
+      <w:rPr>
+        <w:rFonts w:ascii="Wingdings" w:hAnsi="Wingdings" w:hint="default"/>
+      </w:rPr>
+    </w:lvl>
+    <w:lvl w:ilvl="6" w:tplc="10090001" w:tentative="1">
+      <w:start w:val="1"/>
+      <w:numFmt w:val="bullet"/>
+      <w:lvlText w:val=""/>
+      <w:lvlJc w:val="left"/>
+      <w:pPr>
+        <w:ind w:left="6480" w:hanging="360"/>
+      </w:pPr>
+      <w:rPr>
+        <w:rFonts w:ascii="Symbol" w:hAnsi="Symbol" w:hint="default"/>
+      </w:rPr>
+    </w:lvl>
+    <w:lvl w:ilvl="7" w:tplc="10090003" w:tentative="1">
+      <w:start w:val="1"/>
+      <w:numFmt w:val="bullet"/>
+      <w:lvlText w:val="o"/>
+      <w:lvlJc w:val="left"/>
+      <w:pPr>
+        <w:ind w:left="7200" w:hanging="360"/>
+      </w:pPr>
+      <w:rPr>
+        <w:rFonts w:ascii="Courier New" w:hAnsi="Courier New" w:cs="Courier New" w:hint="default"/>
+      </w:rPr>
+    </w:lvl>
+    <w:lvl w:ilvl="8" w:tplc="10090005" w:tentative="1">
+      <w:start w:val="1"/>
+      <w:numFmt w:val="bullet"/>
+      <w:lvlText w:val=""/>
+      <w:lvlJc w:val="left"/>
+      <w:pPr>
+        <w:ind w:left="7920" w:hanging="360"/>
+      </w:pPr>
+      <w:rPr>
+        <w:rFonts w:ascii="Wingdings" w:hAnsi="Wingdings" w:hint="default"/>
+      </w:rPr>
+    </w:lvl>
+  </w:abstractNum>
+  <w:abstractNum w:abstractNumId="38" w15:restartNumberingAfterBreak="0">
     <w:nsid w:val="5F660480"/>
     <w:multiLevelType w:val="multilevel"/>
     <w:tmpl w:val="A1D01860"/>
@@ -41902,7 +44715,7 @@
       </w:rPr>
     </w:lvl>
   </w:abstractNum>
-  <w:abstractNum w:abstractNumId="33" w15:restartNumberingAfterBreak="0">
+  <w:abstractNum w:abstractNumId="39" w15:restartNumberingAfterBreak="0">
     <w:nsid w:val="5F7D1708"/>
     <w:multiLevelType w:val="hybridMultilevel"/>
     <w:tmpl w:val="96D4CE4E"/>
@@ -42015,7 +44828,217 @@
       </w:rPr>
     </w:lvl>
   </w:abstractNum>
-  <w:abstractNum w:abstractNumId="34" w15:restartNumberingAfterBreak="0">
+  <w:abstractNum w:abstractNumId="40" w15:restartNumberingAfterBreak="0">
+    <w:nsid w:val="61065F7E"/>
+    <w:multiLevelType w:val="hybridMultilevel"/>
+    <w:tmpl w:val="CFF81A54"/>
+    <w:lvl w:ilvl="0" w:tplc="62526994">
+      <w:numFmt w:val="bullet"/>
+      <w:lvlText w:val=""/>
+      <w:lvlJc w:val="left"/>
+      <w:pPr>
+        <w:ind w:left="720" w:hanging="360"/>
+      </w:pPr>
+      <w:rPr>
+        <w:rFonts w:ascii="Wingdings" w:eastAsia="Wingdings" w:hAnsi="Wingdings" w:cs="Wingdings" w:hint="default"/>
+        <w:b w:val="0"/>
+        <w:bCs w:val="0"/>
+        <w:i w:val="0"/>
+        <w:iCs w:val="0"/>
+        <w:spacing w:val="0"/>
+        <w:w w:val="99"/>
+        <w:sz w:val="24"/>
+        <w:szCs w:val="24"/>
+        <w:lang w:val="en-US" w:eastAsia="en-US" w:bidi="ar-SA"/>
+      </w:rPr>
+    </w:lvl>
+    <w:lvl w:ilvl="1" w:tplc="10090003" w:tentative="1">
+      <w:start w:val="1"/>
+      <w:numFmt w:val="bullet"/>
+      <w:lvlText w:val="o"/>
+      <w:lvlJc w:val="left"/>
+      <w:pPr>
+        <w:ind w:left="1440" w:hanging="360"/>
+      </w:pPr>
+      <w:rPr>
+        <w:rFonts w:ascii="Courier New" w:hAnsi="Courier New" w:cs="Courier New" w:hint="default"/>
+      </w:rPr>
+    </w:lvl>
+    <w:lvl w:ilvl="2" w:tplc="10090005" w:tentative="1">
+      <w:start w:val="1"/>
+      <w:numFmt w:val="bullet"/>
+      <w:lvlText w:val=""/>
+      <w:lvlJc w:val="left"/>
+      <w:pPr>
+        <w:ind w:left="2160" w:hanging="360"/>
+      </w:pPr>
+      <w:rPr>
+        <w:rFonts w:ascii="Wingdings" w:hAnsi="Wingdings" w:hint="default"/>
+      </w:rPr>
+    </w:lvl>
+    <w:lvl w:ilvl="3" w:tplc="10090001" w:tentative="1">
+      <w:start w:val="1"/>
+      <w:numFmt w:val="bullet"/>
+      <w:lvlText w:val=""/>
+      <w:lvlJc w:val="left"/>
+      <w:pPr>
+        <w:ind w:left="2880" w:hanging="360"/>
+      </w:pPr>
+      <w:rPr>
+        <w:rFonts w:ascii="Symbol" w:hAnsi="Symbol" w:hint="default"/>
+      </w:rPr>
+    </w:lvl>
+    <w:lvl w:ilvl="4" w:tplc="10090003" w:tentative="1">
+      <w:start w:val="1"/>
+      <w:numFmt w:val="bullet"/>
+      <w:lvlText w:val="o"/>
+      <w:lvlJc w:val="left"/>
+      <w:pPr>
+        <w:ind w:left="3600" w:hanging="360"/>
+      </w:pPr>
+      <w:rPr>
+        <w:rFonts w:ascii="Courier New" w:hAnsi="Courier New" w:cs="Courier New" w:hint="default"/>
+      </w:rPr>
+    </w:lvl>
+    <w:lvl w:ilvl="5" w:tplc="10090005" w:tentative="1">
+      <w:start w:val="1"/>
+      <w:numFmt w:val="bullet"/>
+      <w:lvlText w:val=""/>
+      <w:lvlJc w:val="left"/>
+      <w:pPr>
+        <w:ind w:left="4320" w:hanging="360"/>
+      </w:pPr>
+      <w:rPr>
+        <w:rFonts w:ascii="Wingdings" w:hAnsi="Wingdings" w:hint="default"/>
+      </w:rPr>
+    </w:lvl>
+    <w:lvl w:ilvl="6" w:tplc="10090001" w:tentative="1">
+      <w:start w:val="1"/>
+      <w:numFmt w:val="bullet"/>
+      <w:lvlText w:val=""/>
+      <w:lvlJc w:val="left"/>
+      <w:pPr>
+        <w:ind w:left="5040" w:hanging="360"/>
+      </w:pPr>
+      <w:rPr>
+        <w:rFonts w:ascii="Symbol" w:hAnsi="Symbol" w:hint="default"/>
+      </w:rPr>
+    </w:lvl>
+    <w:lvl w:ilvl="7" w:tplc="10090003" w:tentative="1">
+      <w:start w:val="1"/>
+      <w:numFmt w:val="bullet"/>
+      <w:lvlText w:val="o"/>
+      <w:lvlJc w:val="left"/>
+      <w:pPr>
+        <w:ind w:left="5760" w:hanging="360"/>
+      </w:pPr>
+      <w:rPr>
+        <w:rFonts w:ascii="Courier New" w:hAnsi="Courier New" w:cs="Courier New" w:hint="default"/>
+      </w:rPr>
+    </w:lvl>
+    <w:lvl w:ilvl="8" w:tplc="10090005" w:tentative="1">
+      <w:start w:val="1"/>
+      <w:numFmt w:val="bullet"/>
+      <w:lvlText w:val=""/>
+      <w:lvlJc w:val="left"/>
+      <w:pPr>
+        <w:ind w:left="6480" w:hanging="360"/>
+      </w:pPr>
+      <w:rPr>
+        <w:rFonts w:ascii="Wingdings" w:hAnsi="Wingdings" w:hint="default"/>
+      </w:rPr>
+    </w:lvl>
+  </w:abstractNum>
+  <w:abstractNum w:abstractNumId="41" w15:restartNumberingAfterBreak="0">
+    <w:nsid w:val="63267496"/>
+    <w:multiLevelType w:val="hybridMultilevel"/>
+    <w:tmpl w:val="149CFEB2"/>
+    <w:lvl w:ilvl="0" w:tplc="1009000F">
+      <w:start w:val="1"/>
+      <w:numFmt w:val="decimal"/>
+      <w:lvlText w:val="%1."/>
+      <w:lvlJc w:val="left"/>
+      <w:pPr>
+        <w:ind w:left="720" w:hanging="360"/>
+      </w:pPr>
+      <w:rPr>
+        <w:rFonts w:hint="default"/>
+      </w:rPr>
+    </w:lvl>
+    <w:lvl w:ilvl="1" w:tplc="10090019" w:tentative="1">
+      <w:start w:val="1"/>
+      <w:numFmt w:val="lowerLetter"/>
+      <w:lvlText w:val="%2."/>
+      <w:lvlJc w:val="left"/>
+      <w:pPr>
+        <w:ind w:left="1440" w:hanging="360"/>
+      </w:pPr>
+    </w:lvl>
+    <w:lvl w:ilvl="2" w:tplc="1009001B" w:tentative="1">
+      <w:start w:val="1"/>
+      <w:numFmt w:val="lowerRoman"/>
+      <w:lvlText w:val="%3."/>
+      <w:lvlJc w:val="right"/>
+      <w:pPr>
+        <w:ind w:left="2160" w:hanging="180"/>
+      </w:pPr>
+    </w:lvl>
+    <w:lvl w:ilvl="3" w:tplc="1009000F" w:tentative="1">
+      <w:start w:val="1"/>
+      <w:numFmt w:val="decimal"/>
+      <w:lvlText w:val="%4."/>
+      <w:lvlJc w:val="left"/>
+      <w:pPr>
+        <w:ind w:left="2880" w:hanging="360"/>
+      </w:pPr>
+    </w:lvl>
+    <w:lvl w:ilvl="4" w:tplc="10090019" w:tentative="1">
+      <w:start w:val="1"/>
+      <w:numFmt w:val="lowerLetter"/>
+      <w:lvlText w:val="%5."/>
+      <w:lvlJc w:val="left"/>
+      <w:pPr>
+        <w:ind w:left="3600" w:hanging="360"/>
+      </w:pPr>
+    </w:lvl>
+    <w:lvl w:ilvl="5" w:tplc="1009001B" w:tentative="1">
+      <w:start w:val="1"/>
+      <w:numFmt w:val="lowerRoman"/>
+      <w:lvlText w:val="%6."/>
+      <w:lvlJc w:val="right"/>
+      <w:pPr>
+        <w:ind w:left="4320" w:hanging="180"/>
+      </w:pPr>
+    </w:lvl>
+    <w:lvl w:ilvl="6" w:tplc="1009000F" w:tentative="1">
+      <w:start w:val="1"/>
+      <w:numFmt w:val="decimal"/>
+      <w:lvlText w:val="%7."/>
+      <w:lvlJc w:val="left"/>
+      <w:pPr>
+        <w:ind w:left="5040" w:hanging="360"/>
+      </w:pPr>
+    </w:lvl>
+    <w:lvl w:ilvl="7" w:tplc="10090019" w:tentative="1">
+      <w:start w:val="1"/>
+      <w:numFmt w:val="lowerLetter"/>
+      <w:lvlText w:val="%8."/>
+      <w:lvlJc w:val="left"/>
+      <w:pPr>
+        <w:ind w:left="5760" w:hanging="360"/>
+      </w:pPr>
+    </w:lvl>
+    <w:lvl w:ilvl="8" w:tplc="1009001B" w:tentative="1">
+      <w:start w:val="1"/>
+      <w:numFmt w:val="lowerRoman"/>
+      <w:lvlText w:val="%9."/>
+      <w:lvlJc w:val="right"/>
+      <w:pPr>
+        <w:ind w:left="6480" w:hanging="180"/>
+      </w:pPr>
+    </w:lvl>
+  </w:abstractNum>
+  <w:abstractNum w:abstractNumId="42" w15:restartNumberingAfterBreak="0">
     <w:nsid w:val="67295142"/>
     <w:multiLevelType w:val="hybridMultilevel"/>
     <w:tmpl w:val="1D000BCE"/>
@@ -42145,7 +45168,7 @@
       </w:rPr>
     </w:lvl>
   </w:abstractNum>
-  <w:abstractNum w:abstractNumId="35" w15:restartNumberingAfterBreak="0">
+  <w:abstractNum w:abstractNumId="43" w15:restartNumberingAfterBreak="0">
     <w:nsid w:val="67AD18D0"/>
     <w:multiLevelType w:val="hybridMultilevel"/>
     <w:tmpl w:val="2AA0881C"/>
@@ -42234,7 +45257,7 @@
       </w:pPr>
     </w:lvl>
   </w:abstractNum>
-  <w:abstractNum w:abstractNumId="36" w15:restartNumberingAfterBreak="0">
+  <w:abstractNum w:abstractNumId="44" w15:restartNumberingAfterBreak="0">
     <w:nsid w:val="69037769"/>
     <w:multiLevelType w:val="hybridMultilevel"/>
     <w:tmpl w:val="77207F92"/>
@@ -42355,7 +45378,7 @@
       </w:rPr>
     </w:lvl>
   </w:abstractNum>
-  <w:abstractNum w:abstractNumId="37" w15:restartNumberingAfterBreak="0">
+  <w:abstractNum w:abstractNumId="45" w15:restartNumberingAfterBreak="0">
     <w:nsid w:val="69A06907"/>
     <w:multiLevelType w:val="hybridMultilevel"/>
     <w:tmpl w:val="3E6AE090"/>
@@ -42476,7 +45499,120 @@
       </w:rPr>
     </w:lvl>
   </w:abstractNum>
-  <w:abstractNum w:abstractNumId="38" w15:restartNumberingAfterBreak="0">
+  <w:abstractNum w:abstractNumId="46" w15:restartNumberingAfterBreak="0">
+    <w:nsid w:val="6A866F25"/>
+    <w:multiLevelType w:val="hybridMultilevel"/>
+    <w:tmpl w:val="67523EE4"/>
+    <w:lvl w:ilvl="0" w:tplc="10090001">
+      <w:start w:val="1"/>
+      <w:numFmt w:val="bullet"/>
+      <w:lvlText w:val=""/>
+      <w:lvlJc w:val="left"/>
+      <w:pPr>
+        <w:ind w:left="2160" w:hanging="360"/>
+      </w:pPr>
+      <w:rPr>
+        <w:rFonts w:ascii="Symbol" w:hAnsi="Symbol" w:hint="default"/>
+      </w:rPr>
+    </w:lvl>
+    <w:lvl w:ilvl="1" w:tplc="10090003" w:tentative="1">
+      <w:start w:val="1"/>
+      <w:numFmt w:val="bullet"/>
+      <w:lvlText w:val="o"/>
+      <w:lvlJc w:val="left"/>
+      <w:pPr>
+        <w:ind w:left="2880" w:hanging="360"/>
+      </w:pPr>
+      <w:rPr>
+        <w:rFonts w:ascii="Courier New" w:hAnsi="Courier New" w:cs="Courier New" w:hint="default"/>
+      </w:rPr>
+    </w:lvl>
+    <w:lvl w:ilvl="2" w:tplc="10090005" w:tentative="1">
+      <w:start w:val="1"/>
+      <w:numFmt w:val="bullet"/>
+      <w:lvlText w:val=""/>
+      <w:lvlJc w:val="left"/>
+      <w:pPr>
+        <w:ind w:left="3600" w:hanging="360"/>
+      </w:pPr>
+      <w:rPr>
+        <w:rFonts w:ascii="Wingdings" w:hAnsi="Wingdings" w:hint="default"/>
+      </w:rPr>
+    </w:lvl>
+    <w:lvl w:ilvl="3" w:tplc="10090001" w:tentative="1">
+      <w:start w:val="1"/>
+      <w:numFmt w:val="bullet"/>
+      <w:lvlText w:val=""/>
+      <w:lvlJc w:val="left"/>
+      <w:pPr>
+        <w:ind w:left="4320" w:hanging="360"/>
+      </w:pPr>
+      <w:rPr>
+        <w:rFonts w:ascii="Symbol" w:hAnsi="Symbol" w:hint="default"/>
+      </w:rPr>
+    </w:lvl>
+    <w:lvl w:ilvl="4" w:tplc="10090003" w:tentative="1">
+      <w:start w:val="1"/>
+      <w:numFmt w:val="bullet"/>
+      <w:lvlText w:val="o"/>
+      <w:lvlJc w:val="left"/>
+      <w:pPr>
+        <w:ind w:left="5040" w:hanging="360"/>
+      </w:pPr>
+      <w:rPr>
+        <w:rFonts w:ascii="Courier New" w:hAnsi="Courier New" w:cs="Courier New" w:hint="default"/>
+      </w:rPr>
+    </w:lvl>
+    <w:lvl w:ilvl="5" w:tplc="10090005" w:tentative="1">
+      <w:start w:val="1"/>
+      <w:numFmt w:val="bullet"/>
+      <w:lvlText w:val=""/>
+      <w:lvlJc w:val="left"/>
+      <w:pPr>
+        <w:ind w:left="5760" w:hanging="360"/>
+      </w:pPr>
+      <w:rPr>
+        <w:rFonts w:ascii="Wingdings" w:hAnsi="Wingdings" w:hint="default"/>
+      </w:rPr>
+    </w:lvl>
+    <w:lvl w:ilvl="6" w:tplc="10090001" w:tentative="1">
+      <w:start w:val="1"/>
+      <w:numFmt w:val="bullet"/>
+      <w:lvlText w:val=""/>
+      <w:lvlJc w:val="left"/>
+      <w:pPr>
+        <w:ind w:left="6480" w:hanging="360"/>
+      </w:pPr>
+      <w:rPr>
+        <w:rFonts w:ascii="Symbol" w:hAnsi="Symbol" w:hint="default"/>
+      </w:rPr>
+    </w:lvl>
+    <w:lvl w:ilvl="7" w:tplc="10090003" w:tentative="1">
+      <w:start w:val="1"/>
+      <w:numFmt w:val="bullet"/>
+      <w:lvlText w:val="o"/>
+      <w:lvlJc w:val="left"/>
+      <w:pPr>
+        <w:ind w:left="7200" w:hanging="360"/>
+      </w:pPr>
+      <w:rPr>
+        <w:rFonts w:ascii="Courier New" w:hAnsi="Courier New" w:cs="Courier New" w:hint="default"/>
+      </w:rPr>
+    </w:lvl>
+    <w:lvl w:ilvl="8" w:tplc="10090005" w:tentative="1">
+      <w:start w:val="1"/>
+      <w:numFmt w:val="bullet"/>
+      <w:lvlText w:val=""/>
+      <w:lvlJc w:val="left"/>
+      <w:pPr>
+        <w:ind w:left="7920" w:hanging="360"/>
+      </w:pPr>
+      <w:rPr>
+        <w:rFonts w:ascii="Wingdings" w:hAnsi="Wingdings" w:hint="default"/>
+      </w:rPr>
+    </w:lvl>
+  </w:abstractNum>
+  <w:abstractNum w:abstractNumId="47" w15:restartNumberingAfterBreak="0">
     <w:nsid w:val="6ED41033"/>
     <w:multiLevelType w:val="hybridMultilevel"/>
     <w:tmpl w:val="94A4D210"/>
@@ -42589,7 +45725,7 @@
       </w:rPr>
     </w:lvl>
   </w:abstractNum>
-  <w:abstractNum w:abstractNumId="39" w15:restartNumberingAfterBreak="0">
+  <w:abstractNum w:abstractNumId="48" w15:restartNumberingAfterBreak="0">
     <w:nsid w:val="6F347219"/>
     <w:multiLevelType w:val="hybridMultilevel"/>
     <w:tmpl w:val="EBE2F8BE"/>
@@ -42710,7 +45846,7 @@
       </w:rPr>
     </w:lvl>
   </w:abstractNum>
-  <w:abstractNum w:abstractNumId="40" w15:restartNumberingAfterBreak="0">
+  <w:abstractNum w:abstractNumId="49" w15:restartNumberingAfterBreak="0">
     <w:nsid w:val="716D4530"/>
     <w:multiLevelType w:val="multilevel"/>
     <w:tmpl w:val="E668D314"/>
@@ -42855,7 +45991,7 @@
       </w:rPr>
     </w:lvl>
   </w:abstractNum>
-  <w:abstractNum w:abstractNumId="41" w15:restartNumberingAfterBreak="0">
+  <w:abstractNum w:abstractNumId="50" w15:restartNumberingAfterBreak="0">
     <w:nsid w:val="7BC33607"/>
     <w:multiLevelType w:val="hybridMultilevel"/>
     <w:tmpl w:val="E8D009BC"/>
@@ -42976,7 +46112,7 @@
       </w:rPr>
     </w:lvl>
   </w:abstractNum>
-  <w:abstractNum w:abstractNumId="42" w15:restartNumberingAfterBreak="0">
+  <w:abstractNum w:abstractNumId="51" w15:restartNumberingAfterBreak="0">
     <w:nsid w:val="7BE95B90"/>
     <w:multiLevelType w:val="hybridMultilevel"/>
     <w:tmpl w:val="E5FE0464"/>
@@ -43089,7 +46225,7 @@
       </w:rPr>
     </w:lvl>
   </w:abstractNum>
-  <w:abstractNum w:abstractNumId="43" w15:restartNumberingAfterBreak="0">
+  <w:abstractNum w:abstractNumId="52" w15:restartNumberingAfterBreak="0">
     <w:nsid w:val="7EC9456B"/>
     <w:multiLevelType w:val="hybridMultilevel"/>
     <w:tmpl w:val="C1FA3C04"/>
@@ -43210,7 +46346,7 @@
       </w:rPr>
     </w:lvl>
   </w:abstractNum>
-  <w:abstractNum w:abstractNumId="44" w15:restartNumberingAfterBreak="0">
+  <w:abstractNum w:abstractNumId="53" w15:restartNumberingAfterBreak="0">
     <w:nsid w:val="7F2E6652"/>
     <w:multiLevelType w:val="hybridMultilevel"/>
     <w:tmpl w:val="A3AA5CC8"/>
@@ -43325,76 +46461,76 @@
     </w:lvl>
   </w:abstractNum>
   <w:num w:numId="1" w16cid:durableId="523903662">
-    <w:abstractNumId w:val="26"/>
+    <w:abstractNumId w:val="30"/>
   </w:num>
   <w:num w:numId="2" w16cid:durableId="1197232903">
+    <w:abstractNumId w:val="12"/>
+  </w:num>
+  <w:num w:numId="3" w16cid:durableId="1569607542">
+    <w:abstractNumId w:val="23"/>
+  </w:num>
+  <w:num w:numId="4" w16cid:durableId="1323773071">
+    <w:abstractNumId w:val="15"/>
+  </w:num>
+  <w:num w:numId="5" w16cid:durableId="754472861">
+    <w:abstractNumId w:val="50"/>
+  </w:num>
+  <w:num w:numId="6" w16cid:durableId="1372267151">
+    <w:abstractNumId w:val="32"/>
+  </w:num>
+  <w:num w:numId="7" w16cid:durableId="1285306835">
+    <w:abstractNumId w:val="44"/>
+  </w:num>
+  <w:num w:numId="8" w16cid:durableId="1892114169">
+    <w:abstractNumId w:val="25"/>
+  </w:num>
+  <w:num w:numId="9" w16cid:durableId="1000305941">
+    <w:abstractNumId w:val="6"/>
+  </w:num>
+  <w:num w:numId="10" w16cid:durableId="452284947">
+    <w:abstractNumId w:val="42"/>
+  </w:num>
+  <w:num w:numId="11" w16cid:durableId="621499671">
+    <w:abstractNumId w:val="49"/>
+  </w:num>
+  <w:num w:numId="12" w16cid:durableId="820730571">
+    <w:abstractNumId w:val="18"/>
+  </w:num>
+  <w:num w:numId="13" w16cid:durableId="845173431">
+    <w:abstractNumId w:val="38"/>
+  </w:num>
+  <w:num w:numId="14" w16cid:durableId="1198086501">
     <w:abstractNumId w:val="10"/>
   </w:num>
-  <w:num w:numId="3" w16cid:durableId="1569607542">
-    <w:abstractNumId w:val="20"/>
-  </w:num>
-  <w:num w:numId="4" w16cid:durableId="1323773071">
-    <w:abstractNumId w:val="12"/>
-  </w:num>
-  <w:num w:numId="5" w16cid:durableId="754472861">
-    <w:abstractNumId w:val="41"/>
-  </w:num>
-  <w:num w:numId="6" w16cid:durableId="1372267151">
-    <w:abstractNumId w:val="28"/>
-  </w:num>
-  <w:num w:numId="7" w16cid:durableId="1285306835">
-    <w:abstractNumId w:val="36"/>
-  </w:num>
-  <w:num w:numId="8" w16cid:durableId="1892114169">
-    <w:abstractNumId w:val="22"/>
-  </w:num>
-  <w:num w:numId="9" w16cid:durableId="1000305941">
-    <w:abstractNumId w:val="5"/>
-  </w:num>
-  <w:num w:numId="10" w16cid:durableId="452284947">
+  <w:num w:numId="15" w16cid:durableId="152256414">
     <w:abstractNumId w:val="34"/>
   </w:num>
-  <w:num w:numId="11" w16cid:durableId="621499671">
-    <w:abstractNumId w:val="40"/>
-  </w:num>
-  <w:num w:numId="12" w16cid:durableId="820730571">
-    <w:abstractNumId w:val="15"/>
-  </w:num>
-  <w:num w:numId="13" w16cid:durableId="845173431">
-    <w:abstractNumId w:val="32"/>
-  </w:num>
-  <w:num w:numId="14" w16cid:durableId="1198086501">
-    <w:abstractNumId w:val="9"/>
-  </w:num>
-  <w:num w:numId="15" w16cid:durableId="152256414">
-    <w:abstractNumId w:val="30"/>
-  </w:num>
   <w:num w:numId="16" w16cid:durableId="1071149276">
-    <w:abstractNumId w:val="39"/>
+    <w:abstractNumId w:val="48"/>
   </w:num>
   <w:num w:numId="17" w16cid:durableId="2074891630">
-    <w:abstractNumId w:val="16"/>
+    <w:abstractNumId w:val="19"/>
   </w:num>
   <w:num w:numId="18" w16cid:durableId="1796679074">
+    <w:abstractNumId w:val="43"/>
+  </w:num>
+  <w:num w:numId="19" w16cid:durableId="1719402651">
     <w:abstractNumId w:val="35"/>
   </w:num>
-  <w:num w:numId="19" w16cid:durableId="1719402651">
+  <w:num w:numId="20" w16cid:durableId="146364800">
+    <w:abstractNumId w:val="29"/>
+  </w:num>
+  <w:num w:numId="21" w16cid:durableId="432209952">
+    <w:abstractNumId w:val="52"/>
+  </w:num>
+  <w:num w:numId="22" w16cid:durableId="1252086599">
+    <w:abstractNumId w:val="27"/>
+  </w:num>
+  <w:num w:numId="23" w16cid:durableId="972246099">
     <w:abstractNumId w:val="31"/>
   </w:num>
-  <w:num w:numId="20" w16cid:durableId="146364800">
-    <w:abstractNumId w:val="25"/>
-  </w:num>
-  <w:num w:numId="21" w16cid:durableId="432209952">
-    <w:abstractNumId w:val="43"/>
-  </w:num>
-  <w:num w:numId="22" w16cid:durableId="1252086599">
-    <w:abstractNumId w:val="23"/>
-  </w:num>
-  <w:num w:numId="23" w16cid:durableId="972246099">
-    <w:abstractNumId w:val="27"/>
-  </w:num>
   <w:num w:numId="24" w16cid:durableId="1145001411">
-    <w:abstractNumId w:val="29"/>
+    <w:abstractNumId w:val="33"/>
   </w:num>
   <w:num w:numId="25" w16cid:durableId="281765017">
     <w:abstractNumId w:val="0"/>
@@ -43403,61 +46539,88 @@
     <w:abstractNumId w:val="2"/>
   </w:num>
   <w:num w:numId="27" w16cid:durableId="1374233516">
-    <w:abstractNumId w:val="18"/>
+    <w:abstractNumId w:val="21"/>
   </w:num>
   <w:num w:numId="28" w16cid:durableId="1694764823">
-    <w:abstractNumId w:val="13"/>
+    <w:abstractNumId w:val="16"/>
   </w:num>
   <w:num w:numId="29" w16cid:durableId="1301038695">
-    <w:abstractNumId w:val="14"/>
+    <w:abstractNumId w:val="17"/>
   </w:num>
   <w:num w:numId="30" w16cid:durableId="1727990885">
-    <w:abstractNumId w:val="19"/>
+    <w:abstractNumId w:val="22"/>
   </w:num>
   <w:num w:numId="31" w16cid:durableId="1209411176">
-    <w:abstractNumId w:val="8"/>
+    <w:abstractNumId w:val="9"/>
   </w:num>
   <w:num w:numId="32" w16cid:durableId="932201701">
-    <w:abstractNumId w:val="24"/>
+    <w:abstractNumId w:val="28"/>
   </w:num>
   <w:num w:numId="33" w16cid:durableId="1210259413">
-    <w:abstractNumId w:val="37"/>
+    <w:abstractNumId w:val="45"/>
   </w:num>
   <w:num w:numId="34" w16cid:durableId="1749765938">
     <w:abstractNumId w:val="4"/>
   </w:num>
   <w:num w:numId="35" w16cid:durableId="1262882689">
-    <w:abstractNumId w:val="42"/>
+    <w:abstractNumId w:val="51"/>
   </w:num>
   <w:num w:numId="36" w16cid:durableId="1161118900">
-    <w:abstractNumId w:val="44"/>
+    <w:abstractNumId w:val="53"/>
   </w:num>
   <w:num w:numId="37" w16cid:durableId="1503155538">
     <w:abstractNumId w:val="1"/>
   </w:num>
   <w:num w:numId="38" w16cid:durableId="647250818">
-    <w:abstractNumId w:val="17"/>
+    <w:abstractNumId w:val="20"/>
   </w:num>
   <w:num w:numId="39" w16cid:durableId="1613904992">
-    <w:abstractNumId w:val="33"/>
+    <w:abstractNumId w:val="39"/>
   </w:num>
   <w:num w:numId="40" w16cid:durableId="1050419061">
+    <w:abstractNumId w:val="8"/>
+  </w:num>
+  <w:num w:numId="41" w16cid:durableId="1098213154">
+    <w:abstractNumId w:val="24"/>
+  </w:num>
+  <w:num w:numId="42" w16cid:durableId="2027317895">
     <w:abstractNumId w:val="7"/>
   </w:num>
-  <w:num w:numId="41" w16cid:durableId="1098213154">
-    <w:abstractNumId w:val="21"/>
-  </w:num>
-  <w:num w:numId="42" w16cid:durableId="2027317895">
-    <w:abstractNumId w:val="6"/>
-  </w:num>
   <w:num w:numId="43" w16cid:durableId="1243680568">
-    <w:abstractNumId w:val="11"/>
+    <w:abstractNumId w:val="14"/>
   </w:num>
   <w:num w:numId="44" w16cid:durableId="1562784791">
     <w:abstractNumId w:val="3"/>
   </w:num>
   <w:num w:numId="45" w16cid:durableId="1355114081">
-    <w:abstractNumId w:val="38"/>
+    <w:abstractNumId w:val="47"/>
+  </w:num>
+  <w:num w:numId="46" w16cid:durableId="937560817">
+    <w:abstractNumId w:val="40"/>
+  </w:num>
+  <w:num w:numId="47" w16cid:durableId="552932888">
+    <w:abstractNumId w:val="37"/>
+  </w:num>
+  <w:num w:numId="48" w16cid:durableId="1437170745">
+    <w:abstractNumId w:val="36"/>
+  </w:num>
+  <w:num w:numId="49" w16cid:durableId="1988194941">
+    <w:abstractNumId w:val="46"/>
+  </w:num>
+  <w:num w:numId="50" w16cid:durableId="1884365866">
+    <w:abstractNumId w:val="11"/>
+  </w:num>
+  <w:num w:numId="51" w16cid:durableId="307634041">
+    <w:abstractNumId w:val="41"/>
+  </w:num>
+  <w:num w:numId="52" w16cid:durableId="2073119321">
+    <w:abstractNumId w:val="5"/>
+  </w:num>
+  <w:num w:numId="53" w16cid:durableId="545069097">
+    <w:abstractNumId w:val="13"/>
+  </w:num>
+  <w:num w:numId="54" w16cid:durableId="1215890996">
+    <w:abstractNumId w:val="26"/>
   </w:num>
   <w:numIdMacAtCleanup w:val="45"/>
 </w:numbering>

--- a/GC-Path.docx
+++ b/GC-Path.docx
@@ -7493,7 +7493,6 @@
         </w:rPr>
         <w:t xml:space="preserve"> </w:t>
       </w:r>
-      <w:proofErr w:type="spellStart"/>
       <w:r>
         <w:rPr>
           <w:spacing w:val="-2"/>
@@ -7501,7 +7500,6 @@
         </w:rPr>
         <w:t>kinda</w:t>
       </w:r>
-      <w:proofErr w:type="spellEnd"/>
       <w:r>
         <w:rPr>
           <w:spacing w:val="-24"/>
@@ -15388,7 +15386,6 @@
                 <w:sz w:val="24"/>
               </w:rPr>
             </w:pPr>
-            <w:proofErr w:type="spellStart"/>
             <w:r>
               <w:rPr>
                 <w:spacing w:val="-4"/>
@@ -15396,7 +15393,6 @@
               </w:rPr>
               <w:t>PostgreSǪL</w:t>
             </w:r>
-            <w:proofErr w:type="spellEnd"/>
             <w:r>
               <w:rPr>
                 <w:spacing w:val="-15"/>
@@ -18996,14 +18992,12 @@
         </w:rPr>
         <w:t xml:space="preserve"> </w:t>
       </w:r>
-      <w:proofErr w:type="spellStart"/>
       <w:r>
         <w:rPr>
           <w:w w:val="90"/>
         </w:rPr>
         <w:t>Ǫueries</w:t>
       </w:r>
-      <w:proofErr w:type="spellEnd"/>
       <w:r>
         <w:rPr>
           <w:spacing w:val="-5"/>
@@ -19248,23 +19242,7 @@
           <w:spacing w:val="-6"/>
           <w:sz w:val="24"/>
         </w:rPr>
-        <w:t>"</w:t>
-      </w:r>
-      <w:proofErr w:type="spellStart"/>
-      <w:r>
-        <w:rPr>
-          <w:spacing w:val="-6"/>
-          <w:sz w:val="24"/>
-        </w:rPr>
-        <w:t>PostgreSǪL</w:t>
-      </w:r>
-      <w:proofErr w:type="spellEnd"/>
-      <w:r>
-        <w:rPr>
-          <w:spacing w:val="-6"/>
-          <w:sz w:val="24"/>
-        </w:rPr>
-        <w:t>"</w:t>
+        <w:t>"PostgreSǪL"</w:t>
       </w:r>
       <w:r>
         <w:rPr>
@@ -20602,16 +20580,8 @@
               <w:rPr>
                 <w:sz w:val="24"/>
               </w:rPr>
-              <w:t xml:space="preserve">and </w:t>
+              <w:t>and PostgreSǪL</w:t>
             </w:r>
-            <w:proofErr w:type="spellStart"/>
-            <w:r>
-              <w:rPr>
-                <w:sz w:val="24"/>
-              </w:rPr>
-              <w:t>PostgreSǪL</w:t>
-            </w:r>
-            <w:proofErr w:type="spellEnd"/>
             <w:r>
               <w:rPr>
                 <w:spacing w:val="-26"/>
@@ -23626,7 +23596,6 @@
           <w:sz w:val="24"/>
         </w:rPr>
       </w:pPr>
-      <w:proofErr w:type="spellStart"/>
       <w:r>
         <w:rPr>
           <w:b/>
@@ -23635,7 +23604,6 @@
         </w:rPr>
         <w:t>Ǫuestion</w:t>
       </w:r>
-      <w:proofErr w:type="spellEnd"/>
       <w:r>
         <w:rPr>
           <w:b/>
@@ -25782,23 +25750,13 @@
         </w:rPr>
         <w:t xml:space="preserve"> </w:t>
       </w:r>
-      <w:proofErr w:type="spellStart"/>
       <w:r>
         <w:rPr>
           <w:b/>
           <w:spacing w:val="-4"/>
           <w:sz w:val="24"/>
         </w:rPr>
-        <w:t>PostgreSǪL</w:t>
-      </w:r>
-      <w:proofErr w:type="spellEnd"/>
-      <w:r>
-        <w:rPr>
-          <w:b/>
-          <w:spacing w:val="-4"/>
-          <w:sz w:val="24"/>
-        </w:rPr>
-        <w:t>,</w:t>
+        <w:t>PostgreSǪL,</w:t>
       </w:r>
       <w:r>
         <w:rPr>
@@ -26737,7 +26695,6 @@
           <w:sz w:val="24"/>
         </w:rPr>
       </w:pPr>
-      <w:proofErr w:type="spellStart"/>
       <w:r>
         <w:rPr>
           <w:b/>
@@ -26746,7 +26703,6 @@
         </w:rPr>
         <w:t>Ǫuestion</w:t>
       </w:r>
-      <w:proofErr w:type="spellEnd"/>
       <w:r>
         <w:rPr>
           <w:b/>
@@ -30919,15 +30875,7 @@
         <w:t xml:space="preserve"> </w:t>
       </w:r>
       <w:r>
-        <w:t xml:space="preserve">Canadian Government Job Screening </w:t>
-      </w:r>
-      <w:proofErr w:type="spellStart"/>
-      <w:r>
-        <w:t>Ǫuestions</w:t>
-      </w:r>
-      <w:proofErr w:type="spellEnd"/>
-      <w:r>
-        <w:t xml:space="preserve"> (</w:t>
+        <w:t>Canadian Government Job Screening Ǫuestions (</w:t>
       </w:r>
       <w:hyperlink r:id="rId5">
         <w:r>
@@ -33135,15 +33083,7 @@
         <w:t>Station 2:</w:t>
       </w:r>
       <w:r>
-        <w:t xml:space="preserve"> A push/pull machine with a 70 </w:t>
-      </w:r>
-      <w:proofErr w:type="spellStart"/>
-      <w:r>
-        <w:t>lb</w:t>
-      </w:r>
-      <w:proofErr w:type="spellEnd"/>
-      <w:r>
-        <w:t xml:space="preserve"> weight stack.</w:t>
+        <w:t xml:space="preserve"> A push/pull machine with a 70 lb weight stack.</w:t>
       </w:r>
     </w:p>
     <w:p>
@@ -33176,15 +33116,7 @@
         <w:t>Station 3:</w:t>
       </w:r>
       <w:r>
-        <w:t xml:space="preserve"> An 80 </w:t>
-      </w:r>
-      <w:proofErr w:type="spellStart"/>
-      <w:r>
-        <w:t>lb</w:t>
-      </w:r>
-      <w:proofErr w:type="spellEnd"/>
-      <w:r>
-        <w:t xml:space="preserve"> weighted torso carry over 50 feet.</w:t>
+        <w:t xml:space="preserve"> An 80 lb weighted torso carry over 50 feet.</w:t>
       </w:r>
     </w:p>
     <w:p>
@@ -35366,65 +35298,25 @@
       <w:pPr>
         <w:pStyle w:val="BodyText"/>
         <w:spacing w:line="280" w:lineRule="auto"/>
+        <w:rPr>
+          <w:lang w:val="en-CA"/>
+        </w:rPr>
+      </w:pPr>
+    </w:p>
+    <w:p>
+      <w:pPr>
+        <w:pStyle w:val="BodyText"/>
+        <w:spacing w:line="280" w:lineRule="auto"/>
         <w:ind w:left="720"/>
         <w:rPr>
           <w:lang w:val="en-CA"/>
         </w:rPr>
       </w:pPr>
-    </w:p>
-    <w:p>
-      <w:pPr>
-        <w:pStyle w:val="BodyText"/>
-        <w:spacing w:line="280" w:lineRule="auto"/>
-        <w:ind w:left="720"/>
+      <w:r>
         <w:rPr>
           <w:lang w:val="en-CA"/>
         </w:rPr>
-      </w:pPr>
-    </w:p>
-    <w:p>
-      <w:pPr>
-        <w:pStyle w:val="BodyText"/>
-        <w:spacing w:line="280" w:lineRule="auto"/>
-        <w:ind w:left="720"/>
-        <w:rPr>
-          <w:lang w:val="en-CA"/>
-        </w:rPr>
-      </w:pPr>
-    </w:p>
-    <w:p>
-      <w:pPr>
-        <w:pStyle w:val="BodyText"/>
-        <w:spacing w:line="280" w:lineRule="auto"/>
-        <w:ind w:left="720"/>
-        <w:rPr>
-          <w:lang w:val="en-CA"/>
-        </w:rPr>
-      </w:pPr>
-    </w:p>
-    <w:p>
-      <w:pPr>
-        <w:pStyle w:val="BodyText"/>
-        <w:spacing w:line="280" w:lineRule="auto"/>
-        <w:ind w:left="720"/>
-        <w:rPr>
-          <w:lang w:val="en-CA"/>
-        </w:rPr>
-      </w:pPr>
-    </w:p>
-    <w:p>
-      <w:pPr>
-        <w:pStyle w:val="BodyText"/>
-        <w:spacing w:line="280" w:lineRule="auto"/>
-        <w:ind w:left="720"/>
-        <w:rPr>
-          <w:lang w:val="en-CA"/>
-        </w:rPr>
-      </w:pPr>
-      <w:r>
-        <w:rPr>
-          <w:lang w:val="en-CA"/>
-        </w:rPr>
+        <w:lastRenderedPageBreak/>
         <w:t xml:space="preserve">This is a completely valid and smart boundary to set. Walking away from a permanent year-round job, full municipal benefits, and year-round stability for 4-month seasonal contract carries real financial risk – especially when you are managing long-term life and family priorities. </w:t>
       </w:r>
     </w:p>
@@ -35837,19 +35729,11 @@
         </w:rPr>
         <w:t xml:space="preserve">Atlantic Region Sites: </w:t>
       </w:r>
-      <w:proofErr w:type="spellStart"/>
       <w:r>
         <w:rPr>
           <w:lang w:val="en-CA"/>
         </w:rPr>
-        <w:t>Kejimkujik</w:t>
-      </w:r>
-      <w:proofErr w:type="spellEnd"/>
-      <w:r>
-        <w:rPr>
-          <w:lang w:val="en-CA"/>
-        </w:rPr>
-        <w:t xml:space="preserve"> National Park, Cape Breton Highlands National Park, Fundy National Park, and Citadel Hill (Halifax) maintain the year-round operational, law enforcement, and resource conservation staff. </w:t>
+        <w:t xml:space="preserve">Kejimkujik National Park, Cape Breton Highlands National Park, Fundy National Park, and Citadel Hill (Halifax) maintain the year-round operational, law enforcement, and resource conservation staff. </w:t>
       </w:r>
     </w:p>
     <w:p>
@@ -35888,14 +35772,7 @@
         <w:rPr>
           <w:lang w:val="en-CA"/>
         </w:rPr>
-        <w:t xml:space="preserve">Main administrative and operational </w:t>
-      </w:r>
-      <w:r>
-        <w:rPr>
-          <w:lang w:val="en-CA"/>
-        </w:rPr>
-        <w:lastRenderedPageBreak/>
-        <w:t xml:space="preserve">headquarters (such as the Atlantic Service Centre in Halifax) employ year-round officers, compliance analysts, and operational coordinators. </w:t>
+        <w:t xml:space="preserve">Main administrative and operational headquarters (such as the Atlantic Service Centre in Halifax) employ year-round officers, compliance analysts, and operational coordinators. </w:t>
       </w:r>
     </w:p>
     <w:p>
@@ -35936,6 +35813,7 @@
           <w:bCs/>
           <w:lang w:val="en-CA"/>
         </w:rPr>
+        <w:lastRenderedPageBreak/>
         <w:t>Classification Streams for Year-Round Roles</w:t>
       </w:r>
     </w:p>
@@ -35959,14 +35837,14 @@
         <w:tblLook w:val="04A0" w:firstRow="1" w:lastRow="0" w:firstColumn="1" w:lastColumn="0" w:noHBand="0" w:noVBand="1"/>
       </w:tblPr>
       <w:tblGrid>
-        <w:gridCol w:w="2801"/>
-        <w:gridCol w:w="2587"/>
-        <w:gridCol w:w="2748"/>
+        <w:gridCol w:w="2730"/>
+        <w:gridCol w:w="2725"/>
+        <w:gridCol w:w="2681"/>
       </w:tblGrid>
       <w:tr>
         <w:tc>
           <w:tcPr>
-            <w:tcW w:w="3192" w:type="dxa"/>
+            <w:tcW w:w="2730" w:type="dxa"/>
           </w:tcPr>
           <w:p>
             <w:pPr>
@@ -35990,7 +35868,7 @@
         </w:tc>
         <w:tc>
           <w:tcPr>
-            <w:tcW w:w="3192" w:type="dxa"/>
+            <w:tcW w:w="2725" w:type="dxa"/>
           </w:tcPr>
           <w:p>
             <w:pPr>
@@ -36014,7 +35892,7 @@
         </w:tc>
         <w:tc>
           <w:tcPr>
-            <w:tcW w:w="3192" w:type="dxa"/>
+            <w:tcW w:w="2681" w:type="dxa"/>
           </w:tcPr>
           <w:p>
             <w:pPr>
@@ -36040,7 +35918,7 @@
       <w:tr>
         <w:tc>
           <w:tcPr>
-            <w:tcW w:w="3192" w:type="dxa"/>
+            <w:tcW w:w="2730" w:type="dxa"/>
           </w:tcPr>
           <w:p>
             <w:pPr>
@@ -36060,11 +35938,28 @@
               </w:rPr>
               <w:t>GT-03/GT-04</w:t>
             </w:r>
+            <w:r>
+              <w:rPr>
+                <w:b/>
+                <w:bCs/>
+                <w:lang w:val="en-CA"/>
+              </w:rPr>
+              <w:t xml:space="preserve"> </w:t>
+            </w:r>
+            <w:r>
+              <w:rPr>
+                <w:b/>
+                <w:bCs/>
+                <w:i/>
+                <w:iCs/>
+              </w:rPr>
+              <w:t>(General Technical)</w:t>
+            </w:r>
           </w:p>
         </w:tc>
         <w:tc>
           <w:tcPr>
-            <w:tcW w:w="3192" w:type="dxa"/>
+            <w:tcW w:w="2725" w:type="dxa"/>
           </w:tcPr>
           <w:p>
             <w:pPr>
@@ -36076,11 +35971,95 @@
                 <w:lang w:val="en-CA"/>
               </w:rPr>
             </w:pPr>
+            <w:r>
+              <w:rPr>
+                <w:b/>
+                <w:bCs/>
+              </w:rPr>
+              <w:t>Park Warden, Resource Conservation Officer, Public Safety Officer</w:t>
+            </w:r>
           </w:p>
         </w:tc>
         <w:tc>
           <w:tcPr>
-            <w:tcW w:w="3192" w:type="dxa"/>
+            <w:tcW w:w="2681" w:type="dxa"/>
+          </w:tcPr>
+          <w:p>
+            <w:pPr>
+              <w:pStyle w:val="BodyText"/>
+            </w:pPr>
+            <w:r>
+              <w:t>Front-line enforcement, wildlife management, and safety operations. Many positions are permanent year-round, particularly in larger parks.</w:t>
+            </w:r>
+          </w:p>
+        </w:tc>
+      </w:tr>
+      <w:tr>
+        <w:tc>
+          <w:tcPr>
+            <w:tcW w:w="2730" w:type="dxa"/>
+          </w:tcPr>
+          <w:p>
+            <w:pPr>
+              <w:pStyle w:val="BodyText"/>
+              <w:rPr>
+                <w:b/>
+                <w:bCs/>
+                <w:lang w:val="en-CA"/>
+              </w:rPr>
+            </w:pPr>
+            <w:r>
+              <w:rPr>
+                <w:b/>
+                <w:bCs/>
+                <w:lang w:val="en-CA"/>
+              </w:rPr>
+              <w:t>PM-03 / PM-04</w:t>
+            </w:r>
+            <w:r>
+              <w:rPr>
+                <w:b/>
+                <w:bCs/>
+                <w:lang w:val="en-CA"/>
+              </w:rPr>
+              <w:t xml:space="preserve"> </w:t>
+            </w:r>
+            <w:r>
+              <w:rPr>
+                <w:b/>
+                <w:bCs/>
+                <w:i/>
+                <w:iCs/>
+                <w:lang w:val="en-CA"/>
+              </w:rPr>
+              <w:t>(Program Administration</w:t>
+            </w:r>
+            <w:r>
+              <w:rPr>
+                <w:b/>
+                <w:bCs/>
+                <w:i/>
+                <w:iCs/>
+                <w:lang w:val="en-CA"/>
+              </w:rPr>
+              <w:t>)</w:t>
+            </w:r>
+          </w:p>
+          <w:p>
+            <w:pPr>
+              <w:pStyle w:val="BodyText"/>
+              <w:spacing w:line="280" w:lineRule="auto"/>
+              <w:rPr>
+                <w:b/>
+                <w:bCs/>
+                <w:lang w:val="en-CA"/>
+              </w:rPr>
+            </w:pPr>
+          </w:p>
+        </w:tc>
+        <w:tc>
+          <w:tcPr>
+            <w:tcW w:w="2725" w:type="dxa"/>
           </w:tcPr>
           <w:p>
             <w:pPr>
@@ -36089,9 +36068,121 @@
               <w:rPr>
                 <w:b/>
                 <w:bCs/>
+              </w:rPr>
+            </w:pPr>
+            <w:r>
+              <w:rPr>
+                <w:b/>
+                <w:bCs/>
                 <w:lang w:val="en-CA"/>
               </w:rPr>
+              <w:t>Operations Coordinator, Visitor Experience Team Leader, Compliance Analyst</w:t>
+            </w:r>
+          </w:p>
+        </w:tc>
+        <w:tc>
+          <w:tcPr>
+            <w:tcW w:w="2681" w:type="dxa"/>
+          </w:tcPr>
+          <w:p>
+            <w:pPr>
+              <w:pStyle w:val="BodyText"/>
+              <w:rPr>
+                <w:lang w:val="en-CA"/>
+              </w:rPr>
             </w:pPr>
+            <w:r>
+              <w:rPr>
+                <w:lang w:val="en-CA"/>
+              </w:rPr>
+              <w:t>Administrative, policy, and operational support roles based out of regional offices. These are predominantly permanent 9-to-5, year-round positions.</w:t>
+            </w:r>
+          </w:p>
+        </w:tc>
+      </w:tr>
+      <w:tr>
+        <w:tc>
+          <w:tcPr>
+            <w:tcW w:w="2730" w:type="dxa"/>
+          </w:tcPr>
+          <w:p>
+            <w:pPr>
+              <w:pStyle w:val="BodyText"/>
+              <w:rPr>
+                <w:b/>
+                <w:bCs/>
+                <w:lang w:val="en-CA"/>
+              </w:rPr>
+            </w:pPr>
+            <w:r>
+              <w:rPr>
+                <w:b/>
+                <w:bCs/>
+                <w:lang w:val="en-CA"/>
+              </w:rPr>
+              <w:t>EG-03 / EG-04</w:t>
+            </w:r>
+            <w:r>
+              <w:rPr>
+                <w:b/>
+                <w:bCs/>
+                <w:lang w:val="en-CA"/>
+              </w:rPr>
+              <w:t xml:space="preserve"> </w:t>
+            </w:r>
+            <w:r>
+              <w:rPr>
+                <w:b/>
+                <w:bCs/>
+                <w:i/>
+                <w:iCs/>
+                <w:lang w:val="en-CA"/>
+              </w:rPr>
+              <w:t>(Engineering &amp; Scientific Support)</w:t>
+            </w:r>
+          </w:p>
+        </w:tc>
+        <w:tc>
+          <w:tcPr>
+            <w:tcW w:w="2725" w:type="dxa"/>
+          </w:tcPr>
+          <w:p>
+            <w:pPr>
+              <w:pStyle w:val="BodyText"/>
+              <w:spacing w:line="280" w:lineRule="auto"/>
+              <w:rPr>
+                <w:b/>
+                <w:bCs/>
+                <w:lang w:val="en-CA"/>
+              </w:rPr>
+            </w:pPr>
+            <w:r>
+              <w:rPr>
+                <w:b/>
+                <w:bCs/>
+                <w:lang w:val="en-CA"/>
+              </w:rPr>
+              <w:t>Resource Conservation Specialist, Environmental Impact Officer</w:t>
+            </w:r>
+          </w:p>
+        </w:tc>
+        <w:tc>
+          <w:tcPr>
+            <w:tcW w:w="2681" w:type="dxa"/>
+          </w:tcPr>
+          <w:p>
+            <w:pPr>
+              <w:pStyle w:val="BodyText"/>
+              <w:rPr>
+                <w:lang w:val="en-CA"/>
+              </w:rPr>
+            </w:pPr>
+            <w:r>
+              <w:rPr>
+                <w:lang w:val="en-CA"/>
+              </w:rPr>
+              <w:t>Field and office work monitoring ecosystem health, wildlife tracking, and environmental compliance.</w:t>
+            </w:r>
           </w:p>
         </w:tc>
       </w:tr>
@@ -36146,17 +36237,7 @@
           <w:lang w:val="en-CA"/>
         </w:rPr>
         <w:tab/>
-        <w:t xml:space="preserve">        </w:t>
-      </w:r>
-      <w:r>
-        <w:rPr>
-          <w:i/>
-          <w:iCs/>
-        </w:rPr>
-        <w:t>(General Technical)</w:t>
-      </w:r>
-      <w:r>
-        <w:t xml:space="preserve"> | Park Warden, Resource Conservation Officer, Public Safety Officer | Front-line enforcement, wildlife management, and safety operations. Many positions are permanent year-round, particularly in larger parks.</w:t>
+        <w:t xml:space="preserve">       </w:t>
       </w:r>
     </w:p>
     <w:p>
@@ -36179,138 +36260,140 @@
       </w:pPr>
       <w:r>
         <w:rPr>
+          <w:lang w:val="en-CA"/>
+        </w:rPr>
+        <w:br/>
+      </w:r>
+    </w:p>
+    <w:p>
+      <w:pPr>
+        <w:pStyle w:val="BodyText"/>
+        <w:spacing w:line="280" w:lineRule="auto"/>
+        <w:rPr>
+          <w:lang w:val="en-CA"/>
+        </w:rPr>
+      </w:pPr>
+    </w:p>
+    <w:p>
+      <w:pPr>
+        <w:pStyle w:val="BodyText"/>
+        <w:spacing w:line="280" w:lineRule="auto"/>
+        <w:rPr>
+          <w:lang w:val="en-CA"/>
+        </w:rPr>
+      </w:pPr>
+    </w:p>
+    <w:p>
+      <w:pPr>
+        <w:pStyle w:val="BodyText"/>
+        <w:spacing w:line="280" w:lineRule="auto"/>
+        <w:rPr>
+          <w:lang w:val="en-CA"/>
+        </w:rPr>
+      </w:pPr>
+    </w:p>
+    <w:p>
+      <w:pPr>
+        <w:pStyle w:val="BodyText"/>
+        <w:spacing w:line="280" w:lineRule="auto"/>
+        <w:rPr>
+          <w:lang w:val="en-CA"/>
+        </w:rPr>
+      </w:pPr>
+      <w:r>
+        <w:rPr>
+          <w:lang w:val="en-CA"/>
+        </w:rPr>
+        <w:br/>
+      </w:r>
+    </w:p>
+    <w:p>
+      <w:pPr>
+        <w:pStyle w:val="BodyText"/>
+        <w:spacing w:line="280" w:lineRule="auto"/>
+        <w:rPr>
+          <w:lang w:val="en-CA"/>
+        </w:rPr>
+      </w:pPr>
+    </w:p>
+    <w:p>
+      <w:pPr>
+        <w:pStyle w:val="BodyText"/>
+        <w:spacing w:line="280" w:lineRule="auto"/>
+        <w:rPr>
+          <w:lang w:val="en-CA"/>
+        </w:rPr>
+      </w:pPr>
+    </w:p>
+    <w:p>
+      <w:pPr>
+        <w:pStyle w:val="BodyText"/>
+        <w:spacing w:line="280" w:lineRule="auto"/>
+        <w:rPr>
+          <w:lang w:val="en-CA"/>
+        </w:rPr>
+      </w:pPr>
+    </w:p>
+    <w:p>
+      <w:pPr>
+        <w:pStyle w:val="BodyText"/>
+        <w:spacing w:line="280" w:lineRule="auto"/>
+        <w:rPr>
+          <w:lang w:val="en-CA"/>
+        </w:rPr>
+      </w:pPr>
+    </w:p>
+    <w:p>
+      <w:pPr>
+        <w:pStyle w:val="BodyText"/>
+        <w:spacing w:line="280" w:lineRule="auto"/>
+        <w:rPr>
+          <w:lang w:val="en-CA"/>
+        </w:rPr>
+      </w:pPr>
+    </w:p>
+    <w:p>
+      <w:pPr>
+        <w:pStyle w:val="BodyText"/>
+        <w:spacing w:line="280" w:lineRule="auto"/>
+        <w:rPr>
+          <w:lang w:val="en-CA"/>
+        </w:rPr>
+      </w:pPr>
+    </w:p>
+    <w:p>
+      <w:pPr>
+        <w:pStyle w:val="BodyText"/>
+        <w:spacing w:line="280" w:lineRule="auto"/>
+        <w:rPr>
+          <w:lang w:val="en-CA"/>
+        </w:rPr>
+      </w:pPr>
+    </w:p>
+    <w:p>
+      <w:pPr>
+        <w:pStyle w:val="BodyText"/>
+        <w:spacing w:line="280" w:lineRule="auto"/>
+        <w:rPr>
+          <w:lang w:val="en-CA"/>
+        </w:rPr>
+      </w:pPr>
+    </w:p>
+    <w:p>
+      <w:pPr>
+        <w:pStyle w:val="BodyText"/>
+        <w:spacing w:line="280" w:lineRule="auto"/>
+        <w:rPr>
           <w:b/>
           <w:bCs/>
-          <w:lang w:val="en-CA"/>
-        </w:rPr>
-        <w:t>PM-03 / PM-04</w:t>
-      </w:r>
-    </w:p>
-    <w:p>
-      <w:pPr>
-        <w:pStyle w:val="BodyText"/>
-        <w:spacing w:line="280" w:lineRule="auto"/>
-        <w:rPr>
-          <w:lang w:val="en-CA"/>
-        </w:rPr>
-      </w:pPr>
-      <w:r>
-        <w:rPr>
-          <w:lang w:val="en-CA"/>
-        </w:rPr>
-        <w:br/>
-      </w:r>
-    </w:p>
-    <w:p>
-      <w:pPr>
-        <w:pStyle w:val="BodyText"/>
-        <w:spacing w:line="280" w:lineRule="auto"/>
-        <w:rPr>
-          <w:lang w:val="en-CA"/>
-        </w:rPr>
-      </w:pPr>
-      <w:r>
-        <w:rPr>
-          <w:i/>
-          <w:iCs/>
-          <w:lang w:val="en-CA"/>
-        </w:rPr>
-        <w:t>(Program Administration)</w:t>
-      </w:r>
-      <w:r>
-        <w:rPr>
-          <w:lang w:val="en-CA"/>
-        </w:rPr>
-        <w:t xml:space="preserve"> | Operations Coordinator, Visitor Experience Team Leader, Compliance Analyst | Administrative, policy, and operational support roles based out of regional offices. These are predominantly permanent 9-to-5, year-round positions.</w:t>
-      </w:r>
-    </w:p>
-    <w:p>
-      <w:pPr>
-        <w:pStyle w:val="BodyText"/>
-        <w:spacing w:line="280" w:lineRule="auto"/>
-        <w:rPr>
-          <w:lang w:val="en-CA"/>
-        </w:rPr>
-      </w:pPr>
-    </w:p>
-    <w:p>
-      <w:pPr>
-        <w:pStyle w:val="BodyText"/>
-        <w:spacing w:line="280" w:lineRule="auto"/>
-        <w:rPr>
-          <w:lang w:val="en-CA"/>
         </w:rPr>
       </w:pPr>
       <w:r>
         <w:rPr>
           <w:b/>
           <w:bCs/>
-          <w:lang w:val="en-CA"/>
-        </w:rPr>
-        <w:t>EG-03 / EG-04</w:t>
-      </w:r>
-    </w:p>
-    <w:p>
-      <w:pPr>
-        <w:pStyle w:val="BodyText"/>
-        <w:spacing w:line="280" w:lineRule="auto"/>
-        <w:rPr>
-          <w:lang w:val="en-CA"/>
-        </w:rPr>
-      </w:pPr>
-      <w:r>
-        <w:rPr>
-          <w:lang w:val="en-CA"/>
-        </w:rPr>
-        <w:br/>
-      </w:r>
-    </w:p>
-    <w:p>
-      <w:pPr>
-        <w:pStyle w:val="BodyText"/>
-        <w:spacing w:line="280" w:lineRule="auto"/>
-        <w:rPr>
-          <w:lang w:val="en-CA"/>
-        </w:rPr>
-      </w:pPr>
-      <w:r>
-        <w:rPr>
-          <w:i/>
-          <w:iCs/>
-          <w:lang w:val="en-CA"/>
-        </w:rPr>
-        <w:t>(Engineering &amp; Scientific Support)</w:t>
-      </w:r>
-      <w:r>
-        <w:rPr>
-          <w:lang w:val="en-CA"/>
-        </w:rPr>
-        <w:t xml:space="preserve"> | Resource Conservation Specialist, Environmental Impact Officer | Field and office work monitoring ecosystem health, wildlife tracking, and environmental compliance.</w:t>
-      </w:r>
-    </w:p>
-    <w:p>
-      <w:pPr>
-        <w:pStyle w:val="BodyText"/>
-        <w:spacing w:line="280" w:lineRule="auto"/>
-        <w:rPr>
-          <w:lang w:val="en-CA"/>
-        </w:rPr>
-      </w:pPr>
-    </w:p>
-    <w:p>
-      <w:pPr>
-        <w:pStyle w:val="BodyText"/>
-        <w:spacing w:line="280" w:lineRule="auto"/>
-        <w:rPr>
-          <w:b/>
-          <w:bCs/>
-        </w:rPr>
-      </w:pPr>
-      <w:r>
-        <w:rPr>
-          <w:b/>
-          <w:bCs/>
-        </w:rPr>
+        </w:rPr>
+        <w:lastRenderedPageBreak/>
         <w:t>The Smart Career Strategy</w:t>
       </w:r>
     </w:p>
@@ -36457,11 +36540,7 @@
         <w:t xml:space="preserve">Use the long recruitment timeline to your advantage: </w:t>
       </w:r>
       <w:r>
-        <w:t xml:space="preserve">Since the federal competitions take 6 to 12 months from application to job offer, you can </w:t>
-      </w:r>
-      <w:r>
-        <w:lastRenderedPageBreak/>
-        <w:t xml:space="preserve">comfortably run through the selection processes in the background while continuing your daily work in Antigonish. </w:t>
+        <w:t xml:space="preserve">Since the federal competitions take 6 to 12 months from application to job offer, you can comfortably run through the selection processes in the background while continuing your daily work in Antigonish. </w:t>
       </w:r>
     </w:p>
     <w:p>
@@ -36787,11 +36866,23 @@
           <w:bCs/>
         </w:rPr>
       </w:pPr>
-      <w:r>
+    </w:p>
+    <w:p>
+      <w:pPr>
+        <w:pStyle w:val="BodyText"/>
+        <w:spacing w:line="280" w:lineRule="auto"/>
+        <w:ind w:left="720"/>
         <w:rPr>
           <w:b/>
           <w:bCs/>
         </w:rPr>
+      </w:pPr>
+      <w:r>
+        <w:rPr>
+          <w:b/>
+          <w:bCs/>
+        </w:rPr>
+        <w:lastRenderedPageBreak/>
         <w:t>Step 2: Filter Exclusively for Permanent Roles (Tenure)</w:t>
       </w:r>
     </w:p>
@@ -36961,47 +37052,6 @@
       <w:pPr>
         <w:pStyle w:val="BodyText"/>
         <w:spacing w:line="280" w:lineRule="auto"/>
-        <w:rPr>
-          <w:b/>
-          <w:bCs/>
-        </w:rPr>
-      </w:pPr>
-    </w:p>
-    <w:p>
-      <w:pPr>
-        <w:pStyle w:val="BodyText"/>
-        <w:spacing w:line="280" w:lineRule="auto"/>
-        <w:rPr>
-          <w:b/>
-          <w:bCs/>
-        </w:rPr>
-      </w:pPr>
-    </w:p>
-    <w:p>
-      <w:pPr>
-        <w:pStyle w:val="BodyText"/>
-        <w:spacing w:line="280" w:lineRule="auto"/>
-        <w:rPr>
-          <w:b/>
-          <w:bCs/>
-        </w:rPr>
-      </w:pPr>
-    </w:p>
-    <w:p>
-      <w:pPr>
-        <w:pStyle w:val="BodyText"/>
-        <w:spacing w:line="280" w:lineRule="auto"/>
-        <w:ind w:left="720"/>
-        <w:rPr>
-          <w:b/>
-          <w:bCs/>
-        </w:rPr>
-      </w:pPr>
-    </w:p>
-    <w:p>
-      <w:pPr>
-        <w:pStyle w:val="BodyText"/>
-        <w:spacing w:line="280" w:lineRule="auto"/>
         <w:ind w:left="720"/>
         <w:rPr>
           <w:b/>
@@ -37301,6 +37351,17 @@
     <w:p>
       <w:pPr>
         <w:pStyle w:val="BodyText"/>
+        <w:spacing w:line="280" w:lineRule="auto"/>
+        <w:ind w:left="2160"/>
+        <w:rPr>
+          <w:b/>
+          <w:bCs/>
+        </w:rPr>
+      </w:pPr>
+    </w:p>
+    <w:p>
+      <w:pPr>
+        <w:pStyle w:val="BodyText"/>
         <w:numPr>
           <w:ilvl w:val="0"/>
           <w:numId w:val="38"/>
@@ -37312,6 +37373,7 @@
         </w:rPr>
       </w:pPr>
       <w:r>
+        <w:lastRenderedPageBreak/>
         <w:t xml:space="preserve">Filter Classifications: </w:t>
       </w:r>
       <w:r>
@@ -37424,7 +37486,6 @@
         <w:spacing w:line="280" w:lineRule="auto"/>
       </w:pPr>
       <w:r>
-        <w:lastRenderedPageBreak/>
         <w:t xml:space="preserve">Name your search (e.g., </w:t>
       </w:r>
       <w:r>
@@ -37608,15 +37669,7 @@
         <w:t xml:space="preserve">Format: </w:t>
       </w:r>
       <w:r>
-        <w:t xml:space="preserve">Use a single-column plain text or standard Word/PDF layout. Remove tables, </w:t>
-      </w:r>
-      <w:proofErr w:type="gramStart"/>
-      <w:r>
-        <w:t>sidebars</w:t>
-      </w:r>
-      <w:proofErr w:type="gramEnd"/>
-      <w:r>
-        <w:t>, and graphics.</w:t>
+        <w:t>Use a single-column plain text or standard Word/PDF layout. Remove tables, sidebars, and graphics.</w:t>
       </w:r>
     </w:p>
     <w:p>
@@ -37665,6 +37718,18 @@
     <w:p>
       <w:pPr>
         <w:pStyle w:val="BodyText"/>
+        <w:spacing w:line="280" w:lineRule="auto"/>
+        <w:ind w:left="1080"/>
+      </w:pPr>
+    </w:p>
+    <w:p>
+      <w:pPr>
+        <w:pStyle w:val="ListParagraph"/>
+      </w:pPr>
+    </w:p>
+    <w:p>
+      <w:pPr>
+        <w:pStyle w:val="BodyText"/>
         <w:numPr>
           <w:ilvl w:val="0"/>
           <w:numId w:val="42"/>
@@ -37760,11 +37825,7 @@
         <w:t>Mirror the Wording:</w:t>
       </w:r>
       <w:r>
-        <w:t xml:space="preserve"> Copy the exact wording from the job posting's merit </w:t>
-      </w:r>
-      <w:r>
-        <w:lastRenderedPageBreak/>
-        <w:t>criteria. If they ask for "experience enforcing municipal or federal regulations," start your answer with the exact phrase "I have experience enforcing municipal regulations." Do not paraphrase or use synonyms.</w:t>
+        <w:t xml:space="preserve"> Copy the exact wording from the job posting's merit criteria. If they ask for "experience enforcing municipal or federal regulations," start your answer with the exact phrase "I have experience enforcing municipal regulations." Do not paraphrase or use synonyms.</w:t>
       </w:r>
     </w:p>
     <w:p>
@@ -37981,6 +38042,13 @@
         <w:pStyle w:val="BodyText"/>
         <w:spacing w:line="280" w:lineRule="auto"/>
         <w:ind w:left="1080"/>
+      </w:pPr>
+    </w:p>
+    <w:p>
+      <w:pPr>
+        <w:pStyle w:val="BodyText"/>
+        <w:spacing w:line="280" w:lineRule="auto"/>
+        <w:ind w:left="1080"/>
         <w:rPr>
           <w:b/>
           <w:bCs/>
@@ -38001,6 +38069,7 @@
           <w:b/>
           <w:bCs/>
         </w:rPr>
+        <w:lastRenderedPageBreak/>
         <w:t>Language Profile:</w:t>
       </w:r>
       <w:r>
@@ -38039,59 +38108,6 @@
       <w:r>
         <w:t>, configure the Assessment Accommodation Profile in your account menu before you begin any testing processes to avoid delays.</w:t>
       </w:r>
-    </w:p>
-    <w:p>
-      <w:pPr>
-        <w:pStyle w:val="ListParagraph"/>
-      </w:pPr>
-    </w:p>
-    <w:p>
-      <w:pPr>
-        <w:pStyle w:val="BodyText"/>
-        <w:spacing w:line="280" w:lineRule="auto"/>
-      </w:pPr>
-    </w:p>
-    <w:p>
-      <w:pPr>
-        <w:pStyle w:val="BodyText"/>
-        <w:spacing w:line="280" w:lineRule="auto"/>
-      </w:pPr>
-    </w:p>
-    <w:p>
-      <w:pPr>
-        <w:pStyle w:val="BodyText"/>
-        <w:spacing w:line="280" w:lineRule="auto"/>
-      </w:pPr>
-    </w:p>
-    <w:p>
-      <w:pPr>
-        <w:pStyle w:val="BodyText"/>
-        <w:spacing w:line="280" w:lineRule="auto"/>
-      </w:pPr>
-    </w:p>
-    <w:p>
-      <w:pPr>
-        <w:pStyle w:val="BodyText"/>
-        <w:spacing w:line="280" w:lineRule="auto"/>
-      </w:pPr>
-    </w:p>
-    <w:p>
-      <w:pPr>
-        <w:pStyle w:val="BodyText"/>
-        <w:spacing w:line="280" w:lineRule="auto"/>
-      </w:pPr>
-    </w:p>
-    <w:p>
-      <w:pPr>
-        <w:pStyle w:val="BodyText"/>
-        <w:spacing w:line="280" w:lineRule="auto"/>
-      </w:pPr>
-    </w:p>
-    <w:p>
-      <w:pPr>
-        <w:pStyle w:val="BodyText"/>
-        <w:spacing w:line="280" w:lineRule="auto"/>
-      </w:pPr>
     </w:p>
     <w:p>
       <w:pPr>
@@ -38307,6 +38323,42 @@
       <w:pPr>
         <w:pStyle w:val="BodyText"/>
         <w:spacing w:line="280" w:lineRule="auto"/>
+      </w:pPr>
+    </w:p>
+    <w:p>
+      <w:pPr>
+        <w:pStyle w:val="BodyText"/>
+        <w:spacing w:line="280" w:lineRule="auto"/>
+      </w:pPr>
+    </w:p>
+    <w:p>
+      <w:pPr>
+        <w:pStyle w:val="BodyText"/>
+        <w:spacing w:line="280" w:lineRule="auto"/>
+      </w:pPr>
+    </w:p>
+    <w:p>
+      <w:pPr>
+        <w:pStyle w:val="BodyText"/>
+        <w:spacing w:line="280" w:lineRule="auto"/>
+      </w:pPr>
+    </w:p>
+    <w:p>
+      <w:pPr>
+        <w:pStyle w:val="BodyText"/>
+        <w:spacing w:line="280" w:lineRule="auto"/>
+      </w:pPr>
+    </w:p>
+    <w:p>
+      <w:pPr>
+        <w:pStyle w:val="BodyText"/>
+        <w:spacing w:line="280" w:lineRule="auto"/>
+      </w:pPr>
+    </w:p>
+    <w:p>
+      <w:pPr>
+        <w:pStyle w:val="BodyText"/>
+        <w:spacing w:line="280" w:lineRule="auto"/>
         <w:rPr>
           <w:b/>
           <w:bCs/>
@@ -38317,6 +38369,7 @@
           <w:b/>
           <w:bCs/>
         </w:rPr>
+        <w:lastRenderedPageBreak/>
         <w:t>Core Competencies &amp; Federal Qualifications</w:t>
       </w:r>
     </w:p>
@@ -38365,6 +38418,26 @@
       <w:pPr>
         <w:pStyle w:val="BodyText"/>
         <w:spacing w:line="280" w:lineRule="auto"/>
+        <w:rPr>
+          <w:b/>
+          <w:bCs/>
+        </w:rPr>
+      </w:pPr>
+    </w:p>
+    <w:p>
+      <w:pPr>
+        <w:pStyle w:val="BodyText"/>
+        <w:spacing w:line="280" w:lineRule="auto"/>
+        <w:rPr>
+          <w:b/>
+          <w:bCs/>
+        </w:rPr>
+      </w:pPr>
+    </w:p>
+    <w:p>
+      <w:pPr>
+        <w:pStyle w:val="BodyText"/>
+        <w:spacing w:line="280" w:lineRule="auto"/>
         <w:ind w:left="720"/>
         <w:rPr>
           <w:b/>
@@ -38426,11 +38499,7 @@
         <w:t xml:space="preserve">Investigations &amp; Evidence Management: </w:t>
       </w:r>
       <w:r>
-        <w:t xml:space="preserve">Gathering statements, securing </w:t>
-      </w:r>
-      <w:r>
-        <w:lastRenderedPageBreak/>
-        <w:t>physical and digital evidence, building court disclosure packages, and testifying in judicial proceedings.</w:t>
+        <w:t>Gathering statements, securing physical and digital evidence, building court disclosure packages, and testifying in judicial proceedings.</w:t>
       </w:r>
     </w:p>
     <w:p>
@@ -38661,7 +38730,11 @@
         </w:rPr>
       </w:pPr>
       <w:r>
-        <w:t>Collaborate with external enforcement agencies, including the Royal Canadian Mounted Police (RCMP), provincial conservation officers, and municipal fire services during joint operational responses.</w:t>
+        <w:t xml:space="preserve">Collaborate with external enforcement agencies, including the Royal Canadian Mounted Police (RCMP), provincial conservation </w:t>
+      </w:r>
+      <w:r>
+        <w:lastRenderedPageBreak/>
+        <w:t>officers, and municipal fire services during joint operational responses.</w:t>
       </w:r>
     </w:p>
     <w:p>
@@ -38691,6 +38764,26 @@
     </w:p>
     <w:p>
       <w:pPr>
+        <w:pStyle w:val="ListParagraph"/>
+        <w:rPr>
+          <w:i/>
+          <w:iCs/>
+        </w:rPr>
+      </w:pPr>
+    </w:p>
+    <w:p>
+      <w:pPr>
+        <w:pStyle w:val="BodyText"/>
+        <w:spacing w:line="280" w:lineRule="auto"/>
+        <w:ind w:left="2160"/>
+        <w:rPr>
+          <w:i/>
+          <w:iCs/>
+        </w:rPr>
+      </w:pPr>
+    </w:p>
+    <w:p>
+      <w:pPr>
         <w:pStyle w:val="BodyText"/>
         <w:spacing w:line="280" w:lineRule="auto"/>
         <w:ind w:left="1440"/>
@@ -38778,7 +38871,6 @@
           <w:b/>
           <w:bCs/>
         </w:rPr>
-        <w:lastRenderedPageBreak/>
         <w:t xml:space="preserve">Technical &amp; Operations Consulting: </w:t>
       </w:r>
       <w:r>
@@ -39027,6 +39119,13 @@
         <w:pStyle w:val="BodyText"/>
         <w:spacing w:line="280" w:lineRule="auto"/>
         <w:ind w:left="1440"/>
+      </w:pPr>
+    </w:p>
+    <w:p>
+      <w:pPr>
+        <w:pStyle w:val="BodyText"/>
+        <w:spacing w:line="280" w:lineRule="auto"/>
+        <w:ind w:left="1440"/>
         <w:rPr>
           <w:b/>
           <w:bCs/>
@@ -39037,6 +39136,7 @@
           <w:b/>
           <w:bCs/>
         </w:rPr>
+        <w:lastRenderedPageBreak/>
         <w:t>Federal Screening Answer Mapping</w:t>
       </w:r>
     </w:p>
@@ -39165,15 +39265,7 @@
                 <w:b/>
                 <w:bCs/>
               </w:rPr>
-              <w:t xml:space="preserve">Experience conducting </w:t>
-            </w:r>
-            <w:r>
-              <w:rPr>
-                <w:b/>
-                <w:bCs/>
-              </w:rPr>
-              <w:lastRenderedPageBreak/>
-              <w:t>investigations and gathering evidence</w:t>
+              <w:t>Experience conducting investigations and gathering evidence</w:t>
             </w:r>
           </w:p>
         </w:tc>
@@ -39187,12 +39279,7 @@
               <w:spacing w:line="280" w:lineRule="auto"/>
             </w:pPr>
             <w:r>
-              <w:lastRenderedPageBreak/>
-              <w:t xml:space="preserve">"In my current role as a By-law </w:t>
-            </w:r>
-            <w:r>
-              <w:lastRenderedPageBreak/>
-              <w:t>Enforcement Officer, I conduct formal field investigations into regulatory infractions. I interview witnesses, collect physical evidence, document scenes with photography and detailed logbook entries, and compile formal prosecution packages for legal proceedings."</w:t>
+              <w:t>"In my current role as a By-law Enforcement Officer, I conduct formal field investigations into regulatory infractions. I interview witnesses, collect physical evidence, document scenes with photography and detailed logbook entries, and compile formal prosecution packages for legal proceedings."</w:t>
             </w:r>
           </w:p>
         </w:tc>
@@ -39216,7 +39303,6 @@
                 <w:b/>
                 <w:bCs/>
               </w:rPr>
-              <w:lastRenderedPageBreak/>
               <w:t>Experience in public contact and conflict resolution</w:t>
             </w:r>
           </w:p>
@@ -39311,6 +39397,7 @@
           <w:b/>
           <w:bCs/>
         </w:rPr>
+        <w:lastRenderedPageBreak/>
         <w:t>Screening Answer: Enforcement &amp; Regulatory Experience</w:t>
       </w:r>
     </w:p>
@@ -39503,15 +39590,7 @@
           <w:i/>
           <w:iCs/>
         </w:rPr>
-        <w:t xml:space="preserve"> I independently execute routine and targeted field inspections across municipal properties, roadways, and private sites to monitor adherence to local and provincial </w:t>
-      </w:r>
-      <w:r>
-        <w:rPr>
-          <w:i/>
-          <w:iCs/>
-        </w:rPr>
-        <w:lastRenderedPageBreak/>
-        <w:t>legislation.</w:t>
+        <w:t xml:space="preserve"> I independently execute routine and targeted field inspections across municipal properties, roadways, and private sites to monitor adherence to local and provincial legislation.</w:t>
       </w:r>
     </w:p>
     <w:p>
@@ -39643,6 +39722,41 @@
     <w:p>
       <w:pPr>
         <w:pStyle w:val="BodyText"/>
+        <w:spacing w:line="280" w:lineRule="auto"/>
+        <w:ind w:left="720"/>
+      </w:pPr>
+    </w:p>
+    <w:p>
+      <w:pPr>
+        <w:pStyle w:val="BodyText"/>
+        <w:spacing w:line="280" w:lineRule="auto"/>
+        <w:ind w:left="720"/>
+      </w:pPr>
+    </w:p>
+    <w:p>
+      <w:pPr>
+        <w:pStyle w:val="BodyText"/>
+        <w:spacing w:line="280" w:lineRule="auto"/>
+        <w:ind w:left="720"/>
+      </w:pPr>
+    </w:p>
+    <w:p>
+      <w:pPr>
+        <w:pStyle w:val="BodyText"/>
+        <w:spacing w:line="280" w:lineRule="auto"/>
+        <w:ind w:left="720"/>
+      </w:pPr>
+    </w:p>
+    <w:p>
+      <w:pPr>
+        <w:pStyle w:val="BodyText"/>
+        <w:spacing w:line="280" w:lineRule="auto"/>
+        <w:ind w:left="720"/>
+      </w:pPr>
+    </w:p>
+    <w:p>
+      <w:pPr>
+        <w:pStyle w:val="BodyText"/>
         <w:numPr>
           <w:ilvl w:val="0"/>
           <w:numId w:val="51"/>
@@ -39658,6 +39772,7 @@
           <w:b/>
           <w:bCs/>
         </w:rPr>
+        <w:lastRenderedPageBreak/>
         <w:t>Screening Answer: Conflict Resolution &amp; De-escalation Experience</w:t>
       </w:r>
     </w:p>
@@ -39808,23 +39923,7 @@
           <w:iCs/>
           <w:lang w:val="en-CA"/>
         </w:rPr>
-        <w:t xml:space="preserve">I interact daily with residents, property owners, and visitors in </w:t>
-      </w:r>
-      <w:r>
-        <w:rPr>
-          <w:i/>
-          <w:iCs/>
-          <w:lang w:val="en-CA"/>
-        </w:rPr>
-        <w:t>high stress</w:t>
-      </w:r>
-      <w:r>
-        <w:rPr>
-          <w:i/>
-          <w:iCs/>
-          <w:lang w:val="en-CA"/>
-        </w:rPr>
-        <w:t>, emotionally charged, and potentially hostile environments.</w:t>
+        <w:t>I interact daily with residents, property owners, and visitors in high stress, emotionally charged, and potentially hostile environments.</w:t>
       </w:r>
     </w:p>
     <w:p>
@@ -39902,51 +40001,6 @@
         </w:rPr>
         <w:t>I frequently respond to active property disputes, noise complaints, and illegal land-use reports where property owners or alleged offenders display frustration or hostility. I utilize active listening, calm vocal modulation, and professional assertiveness to de-escalate tension safety and prevent verbal conflicts from escalating into physical safety risks.</w:t>
       </w:r>
-    </w:p>
-    <w:p>
-      <w:pPr>
-        <w:pStyle w:val="BodyText"/>
-        <w:spacing w:line="280" w:lineRule="auto"/>
-        <w:ind w:left="1440"/>
-        <w:rPr>
-          <w:b/>
-          <w:bCs/>
-        </w:rPr>
-      </w:pPr>
-    </w:p>
-    <w:p>
-      <w:pPr>
-        <w:pStyle w:val="BodyText"/>
-        <w:spacing w:line="280" w:lineRule="auto"/>
-        <w:ind w:left="1440"/>
-        <w:rPr>
-          <w:b/>
-          <w:bCs/>
-        </w:rPr>
-      </w:pPr>
-    </w:p>
-    <w:p>
-      <w:pPr>
-        <w:pStyle w:val="BodyText"/>
-        <w:spacing w:line="280" w:lineRule="auto"/>
-        <w:ind w:left="1440"/>
-        <w:rPr>
-          <w:b/>
-          <w:bCs/>
-        </w:rPr>
-      </w:pPr>
-    </w:p>
-    <w:p>
-      <w:pPr>
-        <w:pStyle w:val="BodyText"/>
-        <w:spacing w:line="280" w:lineRule="auto"/>
-        <w:ind w:left="1440"/>
-        <w:rPr>
-          <w:i/>
-          <w:iCs/>
-          <w:lang w:val="en-CA"/>
-        </w:rPr>
-      </w:pPr>
     </w:p>
     <w:p>
       <w:pPr>
@@ -47049,6 +47103,7 @@
   <w:style w:type="character" w:default="1" w:styleId="DefaultParagraphFont">
     <w:name w:val="Default Paragraph Font"/>
     <w:uiPriority w:val="1"/>
+    <w:semiHidden/>
     <w:unhideWhenUsed/>
   </w:style>
   <w:style w:type="table" w:default="1" w:styleId="TableNormal">
